--- a/dissertation/build/uz/Dissertation_uz.docx
+++ b/dissertation/build/uz/Dissertation_uz.docx
@@ -208,7 +208,7 @@
         <w:pStyle w:val="Annotation"/>
       </w:pPr>
       <w:r>
-        <w:t xml:space="preserve">Al bilan filtrlangan dastalar uchun IM SpekPy yordamida hisoblangan yarim susaytirish qatlamini 5 % dan, DEFni esa 2 % dan oshmaydigan farq bilan takrorlaydi. Filtrlanmagan spektrda 8,0–8,9 keV dagi Cu K chiziqlari ustunlik qiladi (fotonlarning 68,5 % qismi), shu sababli massa bo‘yicha 1 % Ag uchun DEF atigi 1,20 ga teng bo‘lib, anod burchagi, trubka kuchlanishi yoki berilliy oyna o‘zgartirilganda 1,19–1,21 oralig‘ida qoladi. Qo‘shimcha filtrlash hal qiluvchi parametr hisoblanadi: 1 mm Al DEFni 1,48 ± 0,02 (k = 1) gacha, 2 mm Al 1,62 gacha, 0,2 mm Cu esa 1,80 gacha oshiradi, bunda havodagi kerma 120–1300 marta kamayadi. O‘tkazish koeffitsiyenti bir xil bo‘lganda yengil va o‘rtacha Z li filtrlar (Al, Ti) optimal hisoblanadi, K-chegaralari 20–30 keV da joylashgan filtrlar (Mo, Ag, Sn) esa kuchli filtrlashda eng kam samarali bo‘ladi. DEF chuqurlik ortishi bilan ortadi (dastaning qattiqlashishi) va Ag ko‘p kiritilgan soha ichida kamayadi (o‘z-o‘zini ekranlash); Monte-Karlo hisoblari bu qiymatlarni 1–10 % doirasida tasdiqlaydi. Massa birligiga nisbatan olinganda Ag Au, Pt, Bi yoki Gdga qaraganda kuchsizroq fizik sensibilizator bo‘lib, yod bilan taqqoslanarli. Yengil elementlar uchun xraylib 4.3.0 kutubxonasidagi energiya yutilish ma’lumotlari 37 % gacha past baholanganligi aniqlandi, bu esa DEFning oshirib baholanishiga olib kelgan bo‘lar edi. Olingan natijalar Ag saqlovchi radiosensibilizatorlar bilan o‘tkaziladigan tajribalar uchun filtrlash va ekspozitsiya sharoitlarini tanlashga asos bo‘ladi.</w:t>
+        <w:t xml:space="preserve">1 mm Al bilan filtrlangan dastalar uchun IM SpekPy yordamida hisoblangan yarim susaytirish qatlamini 5 % dan oshmaydigan farq bilan, Al filtrlar bilan esa DEFni 2 % dan oshmaydigan farq bilan takrorlaydi. Filtrlanmagan spektrda 8,0–8,9 keV dagi Cu K chiziqlari ustunlik qiladi (fotonlarning 68,5 % qismi), shu sababli massa bo‘yicha 1 % Ag uchun DEF atigi 1,20 ga teng bo‘lib, anod burchagi, trubka kuchlanishi yoki berilliy oyna o‘zgartirilganda 1,19–1,21 oralig‘ida qoladi. Qo‘shimcha filtrlash hal qiluvchi parametr hisoblanadi: 1 mm Al DEFni 1,48 ± 0,02 (k = 1) gacha, 2 mm Al 1,62 gacha, 0,2 mm Cu esa 1,80 gacha oshiradi, bunda havodagi kerma 120–1300 marta kamayadi. O‘tkazish koeffitsiyenti bir xil bo‘lganda yengil va o‘rtacha Z li filtrlar (Al, Ti) optimal hisoblanadi, K-chegaralari 20–30 keV da joylashgan filtrlar (Mo, Ag, Sn) esa kuchli filtrlashda eng kam samarali bo‘ladi. DEF chuqurlik ortishi bilan ortadi (dastaning qattiqlashishi) va Ag ko‘p kiritilgan soha ichida kamayadi (o‘z-o‘zini ekranlash); Monte-Karlo hisoblari bu qiymatlarni 1–10 % doirasida tasdiqlaydi. Massa birligiga nisbatan olinganda Ag Au, Pt, Bi yoki Gdga qaraganda kuchsizroq fizik sensibilizator bo‘lib, yod bilan taqqoslanarli. Yengil elementlar uchun xraylib 4.3.0 kutubxonasidagi energiya yutilish ma’lumotlarining 56 % gacha past baholanganligi aniqlandi, bu esa DEFning oshirib baholanishiga olib kelgan bo‘lar edi. Olingan natijalar Ag saqlovchi radiosensibilizatorlar bilan o‘tkaziladigan tajribalar uchun filtrlash va ekspozitsiya sharoitlarini tanlashga asos bo‘ladi.</w:t>
       </w:r>
     </w:p>
     <w:p>
@@ -242,7 +242,7 @@
         <w:pStyle w:val="Annotation"/>
       </w:pPr>
       <w:r>
-        <w:t xml:space="preserve">Эффективность противоопухолевой лучевой терапии по-прежнему ограничена толерантностью здоровых тканей, и одной из стратегий оптимизации дозы, подводимой при дистанционной лучевой терапии, является применение радиосенсибилизаторов. В работе исследуется эффект радиоусиления, обусловленный серебром (Ag), в биологической среде, облучаемой киловольтным рентгеновским излучением, и проводится его количественная оценка с помощью коэффициента усиления дозы (DEF). Необходимый для расчёта DEF спектр рентгеновской трубки с медным анодом, работающей при напряжении 45 кВ, моделируется в зависимости от конструкции трубки, её технических параметров и фильтров. С этой целью создана полуаналитическая модель толстой мишени с одним подгоночным параметром — разработанная модель (РМ), — и выполнена её валидация путём сравнения со SpekPy v2. DEF рассчитан в приближении кермы с использованием массовых коэффициентов поглощения энергии NIST и верифицирован моделированием переноса фотонов методом Монте-Карло.</w:t>
+        <w:t xml:space="preserve">Эффективность противоопухолевой лучевой терапии по-прежнему ограничена толерантностью здоровых тканей, и одной из стратегий оптимизации дозы, подводимой при дистанционной лучевой терапии, является применение радиосенсибилизаторов. В работе исследуется эффект радиоусиления, обусловленный серебром (Ag), в биологической среде, облучаемой киловольтным рентгеновским излучением, и проводится его количественная оценка с помощью коэффициента усиления дозы (DEF). Необходимый для расчёта DEF спектр рентгеновской трубки с медным анодом, работающей при напряжении 45 кВ, моделируется в зависимости от конструкции трубки, её технических параметров и фильтров. С этой целью создана полуаналитическая модель толстой мишени с одним подгоночным параметром — разработанная модель (РМ) — и выполнена её валидация путём сравнения со SpekPy v2. DEF рассчитан в приближении кермы с использованием массовых коэффициентов поглощения энергии NIST и верифицирован моделированием переноса фотонов методом Монте-Карло.</w:t>
       </w:r>
     </w:p>
     <w:p>
@@ -250,7 +250,7 @@
         <w:pStyle w:val="Annotation"/>
       </w:pPr>
       <w:r>
-        <w:t xml:space="preserve">Для пучков с алюминиевым фильтром РМ воспроизводит слой половинного ослабления, рассчитанный SpekPy, с точностью до 5 %, а DEF — с точностью до 2 %. В нефильтрованном спектре преобладают K-линии Cu с энергиями 8,0–8,9 кэВ (68,5 % фотонов), поэтому DEF при массовой доле Ag 1 % составляет лишь 1,20 и остаётся в пределах 1,19–1,21 при изменении угла анода, напряжения на трубке или бериллиевого окна. Решающим параметром является дополнительная фильтрация: фильтр 1 мм Al повышает DEF до 1,48 ± 0,02 (k = 1), 2 мм Al — до 1,62 и 0,2 мм Cu — до 1,80, при этом воздушная керма уменьшается в 120–1300 раз. При одинаковом пропускании оптимальны фильтры из лёгких элементов и элементов со средним Z (Al, Ti), тогда как фильтры с K-краями в области 20–30 кэВ (Mo, Ag, Sn) при сильной фильтрации наименее эффективны. DEF возрастает с глубиной (ужесточение пучка) и уменьшается внутри области с высоким содержанием серебра (самоэкранирование); расчёты методом Монте-Карло подтверждают эти значения в пределах 1–10 %. В расчёте на единицу массы Ag является более слабым физическим сенсибилизатором, чем Au, Pt, Bi или Gd, и сопоставимо с йодом. Установлено, что данные xraylib 4.3.0 о поглощении энергии для лёгких элементов занижены на величину до 37 %, что привело бы к завышению DEF. Полученные результаты служат обоснованием выбора фильтрации и условий облучения в экспериментах с серебросодержащими радиосенсибилизаторами.</w:t>
+        <w:t xml:space="preserve">Для пучков, отфильтрованных 1 мм Al, РМ воспроизводит слой половинного ослабления, рассчитанный SpekPy, с точностью до 5 %, а для пучков с алюминиевыми фильтрами — DEF с точностью до 2 %. В нефильтрованном спектре преобладают K-линии Cu с энергиями 8,0–8,9 кэВ (68,5 % фотонов), поэтому DEF при массовой доле Ag 1 % составляет лишь 1,20 и остаётся в пределах 1,19–1,21 при изменении угла анода, напряжения на трубке или бериллиевого окна. Решающим параметром является дополнительная фильтрация: фильтр 1 мм Al повышает DEF до 1,48 ± 0,02 (k = 1), 2 мм Al — до 1,62 и 0,2 мм Cu — до 1,80, при этом воздушная керма уменьшается в 120–1300 раз. При одинаковом пропускании оптимальны фильтры из лёгких элементов и элементов со средним Z (Al, Ti), тогда как фильтры с K-краями в области 20–30 кэВ (Mo, Ag, Sn) при сильной фильтрации наименее эффективны. DEF возрастает с глубиной (ужесточение пучка) и уменьшается внутри области с высоким содержанием серебра (самоэкранирование); расчёты методом Монте-Карло подтверждают эти значения в пределах 1–10 %. В расчёте на единицу массы Ag является более слабым физическим сенсибилизатором, чем Au, Pt, Bi или Gd, и сопоставимо с йодом. Установлено, что данные xraylib 4.3.0 о поглощении энергии для лёгких элементов занижены на величину до 56 %, что привело бы к завышению DEF. Полученные результаты служат обоснованием выбора фильтрации и условий облучения в экспериментах с серебросодержащими радиосенсибилизаторами.</w:t>
       </w:r>
     </w:p>
     <w:p>
@@ -292,7 +292,7 @@
         <w:pStyle w:val="Annotation"/>
       </w:pPr>
       <w:r>
-        <w:t xml:space="preserve">For Al-filtered beams, the DM reproduces the SpekPy half-value layer within 5 % and the DEF within 2 %. The unfiltered spectrum is dominated by the Cu K lines at 8.0–8.9 keV (68.5 % of the photons), so the DEF for 1 % Ag by mass is only 1.20 and remains within 1.19–1.21 when the anode angle, tube voltage or beryllium window is changed. Added filtration is the decisive parameter: 1 mm Al raises the DEF to 1.48 ± 0.02 (k = 1), 2 mm Al to 1.62 and 0.2 mm Cu to 1.80, while the air kerma decreases 120–1300-fold. At equal transmission, light and medium-Z filters (Al, Ti) are optimal, whereas filters with K-edges at 20–30 keV (Mo, Ag, Sn) are the least effective at strong filtration. The DEF increases with depth (beam hardening) and decreases inside a heavily loaded region (self-shielding); Monte Carlo calculations confirm these values within 1–10 %. Per unit mass, Ag is a weaker physical sensitizer than Au, Pt, Bi or Gd and is comparable to iodine. The xraylib 4.3.0 energy-absorption data for light elements were found to be up to 37 % too low, which would overestimate the DEF. The results support the choice of filtration and exposure conditions for experiments with Ag-containing radiosensitizers.</w:t>
+        <w:t xml:space="preserve">For beams filtered with 1 mm Al, the DM reproduces the SpekPy half-value layer within 5 %, and with Al filters the DEF within 2 %. The unfiltered spectrum is dominated by the Cu K lines at 8.0–8.9 keV (68.5 % of the photons), so the DEF for 1 % Ag by mass is only 1.20 and remains within 1.19–1.21 when the anode angle, tube voltage or beryllium window is changed. Added filtration is the decisive parameter: 1 mm Al raises the DEF to 1.48 ± 0.02 (k = 1), 2 mm Al to 1.62 and 0.2 mm Cu to 1.80, while the air kerma decreases 120–1300-fold. At equal transmission, light and medium-Z filters (Al, Ti) are optimal, whereas filters with K-edges at 20–30 keV (Mo, Ag, Sn) are the least effective at strong filtration. The DEF increases with depth (beam hardening) and decreases inside a heavily loaded region (self-shielding); Monte Carlo calculations confirm these values within 1–10 %. Per unit mass, Ag is a weaker physical sensitizer than Au, Pt, Bi or Gd and is comparable to iodine. The xraylib 4.3.0 energy-absorption data for light elements were found to be up to 56 % too low, which would overestimate the DEF. The results support the choice of filtration and exposure conditions for experiments with Ag-containing radiosensitizers.</w:t>
       </w:r>
     </w:p>
     <w:p>
@@ -439,7 +439,7 @@
       </w:r>
       <w:r>
         <w:tab/>
-        <w:t>24</w:t>
+        <w:t>23</w:t>
       </w:r>
     </w:p>
     <w:p>
@@ -471,7 +471,7 @@
       </w:r>
       <w:r>
         <w:tab/>
-        <w:t>29</w:t>
+        <w:t>28</w:t>
       </w:r>
     </w:p>
     <w:p>
@@ -490,7 +490,7 @@
       </w:r>
       <w:r>
         <w:tab/>
-        <w:t>31</w:t>
+        <w:t>30</w:t>
       </w:r>
     </w:p>
     <w:p>
@@ -506,7 +506,7 @@
       </w:r>
       <w:r>
         <w:tab/>
-        <w:t>31</w:t>
+        <w:t>30</w:t>
       </w:r>
     </w:p>
     <w:p>
@@ -522,7 +522,7 @@
       </w:r>
       <w:r>
         <w:tab/>
-        <w:t>33</w:t>
+        <w:t>32</w:t>
       </w:r>
     </w:p>
     <w:p>
@@ -538,7 +538,7 @@
       </w:r>
       <w:r>
         <w:tab/>
-        <w:t>35</w:t>
+        <w:t>34</w:t>
       </w:r>
     </w:p>
     <w:p>
@@ -554,7 +554,7 @@
       </w:r>
       <w:r>
         <w:tab/>
-        <w:t>37</w:t>
+        <w:t>36</w:t>
       </w:r>
     </w:p>
     <w:p>
@@ -570,7 +570,7 @@
       </w:r>
       <w:r>
         <w:tab/>
-        <w:t>40</w:t>
+        <w:t>39</w:t>
       </w:r>
     </w:p>
     <w:p>
@@ -586,7 +586,7 @@
       </w:r>
       <w:r>
         <w:tab/>
-        <w:t>42</w:t>
+        <w:t>41</w:t>
       </w:r>
     </w:p>
     <w:p>
@@ -602,7 +602,7 @@
       </w:r>
       <w:r>
         <w:tab/>
-        <w:t>45</w:t>
+        <w:t>44</w:t>
       </w:r>
     </w:p>
     <w:p>
@@ -618,7 +618,7 @@
       </w:r>
       <w:r>
         <w:tab/>
-        <w:t>47</w:t>
+        <w:t>46</w:t>
       </w:r>
     </w:p>
     <w:p>
@@ -634,7 +634,7 @@
       </w:r>
       <w:r>
         <w:tab/>
-        <w:t>49</w:t>
+        <w:t>47</w:t>
       </w:r>
     </w:p>
     <w:p>
@@ -650,7 +650,7 @@
       </w:r>
       <w:r>
         <w:tab/>
-        <w:t>50</w:t>
+        <w:t>48</w:t>
       </w:r>
     </w:p>
     <w:p>
@@ -669,7 +669,7 @@
       </w:r>
       <w:r>
         <w:tab/>
-        <w:t>52</w:t>
+        <w:t>50</w:t>
       </w:r>
     </w:p>
     <w:p>
@@ -685,7 +685,7 @@
       </w:r>
       <w:r>
         <w:tab/>
-        <w:t>52</w:t>
+        <w:t>50</w:t>
       </w:r>
     </w:p>
     <w:p>
@@ -701,7 +701,7 @@
       </w:r>
       <w:r>
         <w:tab/>
-        <w:t>56</w:t>
+        <w:t>54</w:t>
       </w:r>
     </w:p>
     <w:p>
@@ -717,7 +717,7 @@
       </w:r>
       <w:r>
         <w:tab/>
-        <w:t>58</w:t>
+        <w:t>56</w:t>
       </w:r>
     </w:p>
     <w:p>
@@ -733,7 +733,7 @@
       </w:r>
       <w:r>
         <w:tab/>
-        <w:t>61</w:t>
+        <w:t>59</w:t>
       </w:r>
     </w:p>
     <w:p>
@@ -749,7 +749,7 @@
       </w:r>
       <w:r>
         <w:tab/>
-        <w:t>64</w:t>
+        <w:t>62</w:t>
       </w:r>
     </w:p>
     <w:p>
@@ -765,7 +765,7 @@
       </w:r>
       <w:r>
         <w:tab/>
-        <w:t>67</w:t>
+        <w:t>65</w:t>
       </w:r>
     </w:p>
     <w:p>
@@ -781,7 +781,7 @@
       </w:r>
       <w:r>
         <w:tab/>
-        <w:t>71</w:t>
+        <w:t>69</w:t>
       </w:r>
     </w:p>
     <w:p>
@@ -797,7 +797,7 @@
       </w:r>
       <w:r>
         <w:tab/>
-        <w:t>74</w:t>
+        <w:t>71</w:t>
       </w:r>
     </w:p>
     <w:p>
@@ -813,7 +813,7 @@
       </w:r>
       <w:r>
         <w:tab/>
-        <w:t>76</w:t>
+        <w:t>74</w:t>
       </w:r>
     </w:p>
     <w:p>
@@ -829,7 +829,7 @@
       </w:r>
       <w:r>
         <w:tab/>
-        <w:t>78</w:t>
+        <w:t>75</w:t>
       </w:r>
     </w:p>
     <w:p>
@@ -845,7 +845,7 @@
       </w:r>
       <w:r>
         <w:tab/>
-        <w:t>80</w:t>
+        <w:t>77</w:t>
       </w:r>
     </w:p>
     <w:p>
@@ -861,7 +861,7 @@
       </w:r>
       <w:r>
         <w:tab/>
-        <w:t>83</w:t>
+        <w:t>80</w:t>
       </w:r>
     </w:p>
     <w:p>
@@ -880,7 +880,7 @@
       </w:r>
       <w:r>
         <w:tab/>
-        <w:t>83</w:t>
+        <w:t>80</w:t>
       </w:r>
     </w:p>
     <w:p>
@@ -896,7 +896,7 @@
       </w:r>
       <w:r>
         <w:tab/>
-        <w:t>86</w:t>
+        <w:t>83</w:t>
       </w:r>
     </w:p>
     <w:p>
@@ -912,7 +912,7 @@
       </w:r>
       <w:r>
         <w:tab/>
-        <w:t>86</w:t>
+        <w:t>83</w:t>
       </w:r>
     </w:p>
     <w:p>
@@ -931,7 +931,7 @@
       </w:r>
       <w:r>
         <w:tab/>
-        <w:t>87</w:t>
+        <w:t>85</w:t>
       </w:r>
     </w:p>
     <w:p>
@@ -950,7 +950,7 @@
       </w:r>
       <w:r>
         <w:tab/>
-        <w:t>95</w:t>
+        <w:t>93</w:t>
       </w:r>
     </w:p>
     <w:p>
@@ -966,7 +966,7 @@
       </w:r>
       <w:r>
         <w:tab/>
-        <w:t>95</w:t>
+        <w:t>93</w:t>
       </w:r>
     </w:p>
     <w:p>
@@ -982,7 +982,7 @@
       </w:r>
       <w:r>
         <w:tab/>
-        <w:t>97</w:t>
+        <w:t>95</w:t>
       </w:r>
     </w:p>
     <w:p>
@@ -2051,21 +2051,9 @@
                 <m:sub>
                   <m:r>
                     <m:rPr>
-                      <m:sty m:val="p"/>
+                      <m:nor/>
                     </m:rPr>
-                    <m:t>a</m:t>
-                  </m:r>
-                  <m:r>
-                    <m:rPr>
-                      <m:sty m:val="p"/>
-                    </m:rPr>
-                    <m:t>i</m:t>
-                  </m:r>
-                  <m:r>
-                    <m:rPr>
-                      <m:sty m:val="p"/>
-                    </m:rPr>
-                    <m:t>r</m:t>
+                    <m:t>air</m:t>
                   </m:r>
                 </m:sub>
               </m:sSub>
@@ -3104,7 +3092,7 @@
         <w:t xml:space="preserve"> </w:t>
       </w:r>
       <w:r>
-        <w:t xml:space="preserve">Saraton butun dunyoda kasallanish va o‘limning asosiy sabablaridan biri hisoblanadi [1], onkologik bemorlarning qariyb yarmida nur terapiyasi uchun ko‘rsatma mavjud [2], nur terapiyasining samaradorligi esa sog‘lom to‘qimalarning chidamliligi bilan cheklanadi [3, 4]. Terapevtik intervalni radiosensibilizatorlar yordamida kengaytirish mumkin [5], ular orasida hozirgi vaqtda og‘ir metallarning birikmalari va nanozarrachalari jadal o‘rganilmoqda [6, 7]. Atom raqami</w:t>
+        <w:t xml:space="preserve">Saraton butun dunyoda kasallanish va o‘limning asosiy sabablaridan biri hisoblanadi [1], bemorlarning qariyb yarmida nur terapiyasi uchun ko‘rsatma mavjud [2], nur terapiyasining samaradorligi esa sog‘lom to‘qimalarning chidamliligi bilan cheklanadi [3, 4]. Terapevtik intervalni radiosensibilizatorlar [5], xususan, hozirgi vaqtda jadal o‘rganilayotgan og‘ir metallarning birikmalari va nanozarrachalari yordamida kengaytirish mumkin [6, 7]. Atom raqami</w:t>
       </w:r>
       <w:r>
         <w:t xml:space="preserve"> </w:t>
@@ -3126,7 +3114,7 @@
         <w:pStyle w:val="BodyText"/>
       </w:pPr>
       <w:r>
-        <w:t xml:space="preserve">Fizik ta’sir dozani kuchaytirish koeffitsiyenti (DEF) bilan miqdoriy tavsiflanadi; u kumush saqlovchi va kumushsiz to‘qimadagi yutilgan dozalarning nisbatidir. Kumush va yumshoq to‘qimaning massaviy energiya yutilish koeffitsiyentlari nisbati 8–25 keV da atigi 21–32 ni, Ag K-chegarasida taxminan 76 ni, 30–45 keV da esa 100–139 ni tashkil etadi, shu sababli DEF fotonlar energiya flyuensining chegaradan yuqorida joylashgan ulushiga bog‘liq bo‘ladi [10, 13]. Kilovoltli dastalarni odatda tavsiflaydigan trubka kuchlanishi va yarim susaytirish qatlami (YSQ) [14] chegara atrofidagi spektrni bir qiymatli aniqlamaydi, shuning uchun bu spektrni modellashtirish zarur [15]. Volfram anodli trubkalardan [16, 17] farqli ravishda, 45 kV li mis anodli trubka filtrlanmagan dasta fotonlarining asosiy qismini Ag K-chegarasidan ancha pastda joylashgan 8,0–8,9 keV dagi Cu K chiziqlarida chiqaradi. Bunday trubkaning spektri va, demak, DEF ham anod burchagi, trubka kuchlanishi, berilliy oyna va filtrlarga bog‘liq bo‘lgani sababli, spektrni modellashtirish tibbiy fizikaning dolzarb masalasi hisoblanadi.</w:t>
+        <w:t xml:space="preserve">Fizik ta’sir dozani kuchaytirish koeffitsiyenti (DEF) bilan miqdoriy tavsiflanadi; u kumush saqlovchi va kumushsiz to‘qimadagi yutilgan dozalarning nisbatidir. Kumush va to‘qimaning massaviy energiya yutilish koeffitsiyentlari nisbati 8–25 keV da atigi 21–32 ni, Ag K-chegarasida taxminan 76 ni, 30–45 keV da esa 103–139 ni tashkil etadi, shu sababli DEF fotonlar energiya flyuensining chegaradan yuqorida joylashgan ulushiga bog‘liq bo‘ladi [10, 13]. Kilovoltli dastalarni odatda tavsiflaydigan trubka kuchlanishi va yarim susaytirish qatlami (YSQ) [14] chegara atrofidagi spektrni bir qiymatli aniqlamaydi, shuning uchun bu spektrni modellashtirish zarur [15]. Volfram anodli trubkalardan [16, 17] farqli ravishda, 45 kV li mis anodli trubka filtrlanmagan dasta fotonlarining asosiy qismini Ag K-chegarasidan ancha pastda joylashgan 8,0–8,9 keV dagi Cu K chiziqlarida chiqaradi. Bu spektr va, demak, DEF ham trubka konstruksiyasi va filtrlanishiga bog‘liq bo‘lgani sababli, spektrni modellashtirish tibbiy fizikaning dolzarb masalasi hisoblanadi.</w:t>
       </w:r>
     </w:p>
     <w:p>
@@ -3144,7 +3132,7 @@
         <w:t xml:space="preserve"> </w:t>
       </w:r>
       <w:r>
-        <w:t xml:space="preserve">Yuqori Z li muhitlar yaqinida dozaning kuchayishi masalasi Spiersning nurlantirilgan suyak yaqinida energiya yutilishiga oid tahliliga borib taqaladi [18]; keyinchalik yod tufayli dozaning kuchayishi kilovoltli dastalar uchun hisoblangan [19, 20] va modifikatsiyalangan kompyuter tomografi yordamida bosh miya metastazlarini davolashda qo‘llanilgan [21]. Oltin nanozarrachalari hujayralarda va Monte-Karlo (MK) modellashtirish yordamida o‘rganilgan [22–25], ularning ta’sir mexanizmlari sharh maqolalarda umumlashtirilgan [26–28], elementlar esa foton energiyasiga bog‘liq holda taqqoslangan [13, 29]; nanozarrachalar atrofida dozaning kuchayishi yuqori darajada lokallashgan [30], energiyaning bunday nanomiqyosda yutilishi esa dozaning makroskopik kuchayishi doirasidan chiqadigan biologik effektlarni tushuntirib bera oladi [31]. Kumushga kelsak, AgNZ yordamidagi radiosensibilizatsiya saraton hujayralarida [32], gliomada [33, 34], sut bezi saratoni hujayralarida [35] va kolorektal saratonda [36] ko‘rsatilgan. AgNZning o‘zi sitotoksik xususiyatga ega bo‘lib, kislorodning faol shakllari hosil bo‘lishini va dezoksiribonuklein kislota (DNK) shikastlanishini keltirib chiqaradi [37], shu sababli AgNZ ta’sirining bir qismi kimyoviy yoki biologik tabiatga ega bo‘lishi mumkin. Kumush dozimetriyasi MK usulida braxiterapiya uchun [38], kumush kiritilgan o‘sma atrofidagi to‘qimalar uchun [39] va teri uchun [40], shuningdek dozimetrik gellarda [41] o‘rganilgan; ortovoltli dastalarda doza kuchayishining chuqurlikka bog‘liqligi MK usulida fantomda tadqiq etilgan [42].</w:t>
+        <w:t xml:space="preserve">Yuqori Z li muhitlar yaqinida dozaning kuchayishi masalasi Spiersning nurlantirilgan suyak yaqinida energiya yutilishiga oid tahliliga borib taqaladi [18]; keyinchalik yod tufayli dozaning kuchayishi kilovoltli dastalar uchun hisoblangan [19, 20] va modifikatsiyalangan kompyuter tomografi yordamida bosh miya metastazlarini davolashda qo‘llanilgan [21]. Oltin nanozarrachalari hujayralarda va Monte-Karlo (MK) modellashtirish yordamida o‘rganilgan [22–25], ularning ta’sir mexanizmlari sharh maqolalarda umumlashtirilgan [26–28], elementlar esa turli foton energiyalarida taqqoslangan [13, 29]; nanozarrachalar atrofida dozaning kuchayishi yuqori darajada lokallashgan [30], bu esa dozaning makroskopik kuchayishi doirasidan chiqadigan biologik effektlarni tushuntirib bera oladi [31]. AgNZ yordamidagi radiosensibilizatsiya saraton hujayralarida [32], gliomada [33, 34], sut bezi saratoni hujayralarida [35] va kolorektal saratonda [36] ko‘rsatilgan. AgNZning o‘zi sitotoksik va genotoksik xususiyatga ega bo‘lib, kislorodning faol shakllari hosil bo‘lishini keltirib chiqaradi [37], shu sababli AgNZ ta’sirining bir qismi kimyoviy yoki biologik tabiatga ega bo‘lishi mumkin. Kumush dozimetriyasi MK usulida braxiterapiya uchun [38], kumush kiritilgan o‘sma atrofidagi to‘qimalar uchun [39] va teri uchun [40], shuningdek dozimetrik gellarda [41] o‘rganilgan; ortovoltli dastalarda doza kuchayishining chuqurlikka bog‘liqligi MK usulida fantomda tadqiq etilgan [42].</w:t>
       </w:r>
     </w:p>
     <w:p>
@@ -3152,7 +3140,7 @@
         <w:pStyle w:val="BodyText"/>
       </w:pPr>
       <w:r>
-        <w:t xml:space="preserve">Spektr modellari empirik [43] va yarim empirik [44, 45] modellardan tortib fizikaga asoslangan deterministik [46–48] va MK modellarigacha [49, 50] bo‘lgan doirani qamrab oladi va asosan volfram anodlar uchun ishlab chiqilgan; o‘lchovlar bilan solishtirib validatsiya qilingan SpekPy [51] o‘zining 2-versiyasida mis anodni qo‘llab-quvvatlaydi [15]. Mis anodli trubkalar asosan rentgen-struktur tahlilida qo‘llaniladi, bunda nikel filtr Cu Kα chizig‘ini ajratib oladi [52], kumush uchun esa uning K-chegarasidan yuqori energiyali fotonlar zarur. Shu sababli bunday trubkaning konstruksiyasi va filtrlanishi uning spektrini hamda kumush kiritilgan to‘qimaning DEF qiymatini qanday belgilashi ko‘rib chiqilgan adabiyotlarda miqdoriy jihatdan baholanmagan, bu esa ushbu ishni bajarishga turtki bo‘ldi.</w:t>
+        <w:t xml:space="preserve">Spektr modellari empirik [43] va yarim empirik [44, 45] modellardan tortib fizikaga asoslangan deterministik [46–48] va MK modellarigacha [49, 50] bo‘lgan doirani qamrab oladi va asosan volfram anodlar uchun ishlab chiqilgan; o‘lchovlar bilan solishtirib validatsiya qilingan SpekPy [51] o‘zining 2-versiyasida mis anodni qo‘llab-quvvatlaydi [15]. Mis anodli trubkalar asosan rentgen-struktur tahlilida qo‘llaniladi, bunda nikel filtr Cu Kα chizig‘ini ajratib oladi [52], kumush uchun esa uning K-chegarasidan yuqori energiyali fotonlar zarur. Shu sababli bunday trubkaning konstruksiyasi va filtrlanishi uning spektrini hamda kumush kiritilgan to‘qimaning DEF qiymatini qanday belgilashi ko‘rib chiqilgan adabiyotlarda miqdoriy jihatdan baholanmagan.</w:t>
       </w:r>
     </w:p>
     <w:p>
@@ -3170,7 +3158,7 @@
         <w:t xml:space="preserve"> </w:t>
       </w:r>
       <w:r>
-        <w:t xml:space="preserve">Ishning maqsadi 45 kV li mis anodli rentgen trubkasi spektrini uning konstruktiv parametrlari va filtrlanishiga bog‘liq holda modellashtirish va shu asosda kumush saqlovchi yumshoq to‘qimaning DEF qiymatini hamda maqbul doza quvvatida uni eng katta qiymatga yetkazadigan filtrlashni aniqlashdan iborat.</w:t>
+        <w:t xml:space="preserve">Ishning maqsadi 45 kV li mis anodli rentgen trubkasi spektrini uning konstruktiv parametrlari va filtrlanishiga bog‘liq holda modellashtirish va shu tariqa kumush saqlovchi yumshoq to‘qimaning DEF qiymatini hamda maqbul doza quvvatida uni eng katta qiymatga yetkazadigan filtrlashni aniqlashdan iborat.</w:t>
       </w:r>
     </w:p>
     <w:p>
@@ -3200,7 +3188,7 @@
         <w:pStyle w:val="Compact"/>
       </w:pPr>
       <w:r>
-        <w:t xml:space="preserve">Yuqori Z li elementlar, ayniqsa kumush yordamida radiosensibilizatsiya hamda spektrni modellashtirishga oid adabiyotlarni sharhlash.</w:t>
+        <w:t xml:space="preserve">Yuqori Z li elementlar, ayniqsa kumush yordamidagi radiosensibilizatsiya hamda spektrni modellashtirishga oid adabiyotlarni sharhlash.</w:t>
       </w:r>
     </w:p>
     <w:p>
@@ -3212,7 +3200,7 @@
         <w:pStyle w:val="Compact"/>
       </w:pPr>
       <w:r>
-        <w:t xml:space="preserve">Elektronlarning sekinlashishi, tormozlanish nurlanishi, bevosita hosil bo‘ladigan va tormozlanish nurlanishi ta’sirida hosil bo‘ladigan K nurlanish hamda anod, oyna, havo va filtrlarda susayishni hisobga oluvchi mis anodli trubka spektrining qalin nishon uchun yarim analitik modelini ishlab chiqish.</w:t>
+        <w:t xml:space="preserve">Elektronlarning sekinlashishi, tormozlanish nurlanishi, bevosita hosil bo‘ladigan va tormozlanish nurlanishi ta’sirida hosil bo‘ladigan K nurlanish, anodda o‘z-o‘zini yutish va filtrlashni hisobga oluvchi mis anodli trubka spektrining qalin nishon uchun yarim analitik modelini ishlab chiqish.</w:t>
       </w:r>
     </w:p>
     <w:p>
@@ -3260,7 +3248,7 @@
         <w:pStyle w:val="Compact"/>
       </w:pPr>
       <w:r>
-        <w:t xml:space="preserve">DEFning chuqurlikka bog‘liqligini va o‘z-o‘zini ekranlashni o‘rganish hamda ularni mustaqil MK hisobi yordamida verifikatsiya qilish.</w:t>
+        <w:t xml:space="preserve">DEFning chuqurlikka bog‘liqligini va o‘z-o‘zini ekranlashni mustaqil MK verifikatsiyasi bilan o‘rganish.</w:t>
       </w:r>
     </w:p>
     <w:p>
@@ -3308,7 +3296,7 @@
         <w:t xml:space="preserve"> </w:t>
       </w:r>
       <w:r>
-        <w:t xml:space="preserve">Tadqiqot predmeti spektrning shakllanishi, uning trubka konstruksiyasi va filtrlanishiga bog‘liqligi hamda buning natijasida hosil bo‘ladigan DEF qiymatidir.</w:t>
+        <w:t xml:space="preserve">Tadqiqot predmeti spektr shakllanishi, uning trubka konstruksiyasi va filtrlanishiga bog‘liqligi hamda buning natijasida hosil bo‘ladigan DEF qiymatidir.</w:t>
       </w:r>
     </w:p>
     <w:p>
@@ -3344,7 +3332,7 @@
         <w:t xml:space="preserve"> </w:t>
       </w:r>
       <w:r>
-        <w:t xml:space="preserve">Ishning ilmiy yangiligi quyidagilardan iborat:</w:t>
+        <w:t xml:space="preserve">Ilmiy yangilik quyidagilardan iborat:</w:t>
       </w:r>
     </w:p>
     <w:p>
@@ -3356,7 +3344,7 @@
         <w:pStyle w:val="Compact"/>
       </w:pPr>
       <w:r>
-        <w:t xml:space="preserve">Qaytaruvchi nishonli mis anodli trubka spektrining yarim analitik modeli ishlab chiqildi; unda yagona moslashtiriladigan parametr — elektronlarning chuqurlik koeffitsiyenti</w:t>
+        <w:t xml:space="preserve">Qaytaruvchi nishonli mis anodli trubka spektrining yarim analitik modeli ishlab chiqildi; unda bitta moslashtiriladigan parametr (elektronlarning chuqurlik koeffitsiyenti</w:t>
       </w:r>
       <w:r>
         <w:t xml:space="preserve"> </w:t>
@@ -3367,10 +3355,7 @@
         </m:r>
       </m:oMath>
       <w:r>
-        <w:t xml:space="preserve"> </w:t>
-      </w:r>
-      <w:r>
-        <w:t xml:space="preserve">qo‘llaniladi, tormozlanish nurlanishi ta’sirida hosil bo‘ladigan K nurlanish esa yopiq ko‘rinishda tavsiflanadi.</w:t>
+        <w:t xml:space="preserve">) qo‘llaniladi, tormozlanish nurlanishi ta’sirida hosil bo‘ladigan K nurlanish esa yopiq ko‘rinishda tavsiflanadi.</w:t>
       </w:r>
       <w:r>
         <w:t xml:space="preserve"> </w:t>
@@ -3468,7 +3453,7 @@
         <w:t xml:space="preserve"> </w:t>
       </w:r>
       <w:r>
-        <w:t xml:space="preserve">IM dasturiy ta’minoti kumush bilan radiobiologik tajribalarni rejalashtirish uchun past kuchlanishli mis anodli trubkalarning spektri, havodagi kermasi va dasta sifatini hisoblab beradi. 45 kV li trubka uchun 1–2 mm qalinlikdagi alyuminiy filtr (yoki 0,1–0,3 mm titan) tavsiya etiladi; alyuminiy filtr qo‘llanganda namuna sirtida (fokusdan 10 sm masofada, 40 mA) 2 Gr to‘qima kermasiga taxminan 15–33 s ichida erishiladi. xraylib 4.3.0 kutubxonasining CS_Energy funksiyasi 15–45 keV da yengil elementlarning massaviy energiya yutilish koeffitsiyentlarini 37 % gacha (30 keV da kislorod uchun) kamaytirib ko‘rsatadi, bu esa DEFning oshirib baholanishiga olib kelgan bo‘lar edi (1 % kumush va 1 mm Al uchun 1,48 o‘rniga 1,72), shu sababli NIST jadvallaridan foydalanish lozim.</w:t>
+        <w:t xml:space="preserve">IM dasturiy ta’minoti kumush bilan radiobiologik tajribalarni rejalashtirish uchun past kuchlanishli mis anodli trubkalarning spektri, havodagi kermasi va dasta sifatini hisoblab beradi. 45 kV li trubka uchun 1–2 mm qalinlikdagi alyuminiy filtr (yoki 0,1–0,3 mm titan) tavsiya etiladi; alyuminiy filtr qo‘llanganda namuna sirtida (fokusdan 10 sm masofada, 40 mA) 2 Gr to‘qima kermasiga taxminan 15–33 s ichida erishiladi. xraylib 4.3.0 kutubxonasining CS_Energy funksiyasi 15–45 keV da yengil elementlarning massaviy energiya yutilish koeffitsiyentlarini 56 % gacha (15 keV da uglerod uchun; kislorod uchun 30 keV da 37 %) kamaytirib ko‘rsatadi, bu esa DEFning oshirib baholanishiga olib kelgan bo‘lar edi (1 % kumush va 1 mm Al uchun 1,48 o‘rniga 1,62), shu sababli NIST jadvallaridan foydalanish lozim.</w:t>
       </w:r>
     </w:p>
     <w:p>
@@ -3569,7 +3554,7 @@
         <w:t xml:space="preserve"> </w:t>
       </w:r>
       <w:r>
-        <w:t xml:space="preserve">Dissertatsiya annotatsiyalar, qisqartmalar ro‘yxati, kirish, uch bob, xulosa, foydalanilgan adabiyotlar ro‘yxati va ilovalardan iborat: 97 bet, 23 ta rasm, 17 ta jadval va 121 ta adabiyot manbasi. I bobda adabiyotlar sharhi berilgan, II bobda usullar, III bobda esa natijalar va ularning muhokamasi bayon etilgan.</w:t>
+        <w:t xml:space="preserve">Dissertatsiya annotatsiyalar, qisqartmalar ro‘yxati, kirish, uch bob, xulosa, foydalanilgan adabiyotlar ro‘yxati va ilovalardan iborat: 95 bet, 23 ta rasm, 17 ta jadval va 121 ta adabiyot manbasi. I bobda adabiyotlar sharhi berilgan, II bobda usullar, III bobda esa natijalar va muhokama bayon etilgan.</w:t>
       </w:r>
     </w:p>
     <w:p>
@@ -3593,7 +3578,7 @@
         <w:pStyle w:val="FirstParagraph"/>
       </w:pPr>
       <w:r>
-        <w:t xml:space="preserve">Saraton kasalligining global yuki fonida [1] nur terapiyasi (RT) davolashning asosiy usullaridan biri bo‘lib [4], undan foydalanishning dalillarga asoslangan optimal ulushi taxminan 52 % ni tashkil etadi [2]. RT hujayra dezoksiribonuklein kislotasini (DNK) bevosita ikkilamchi elektronlar orqali yoki bilvosita suv radiolizida hosil bo‘ladigan erkin radikallar orqali shikastlaydi [3], biroq energiyaning ajralishi tanlab sodir bo‘lmagani sababli dasta o‘tadigan sog‘lom to‘qimalar ham shikastlanadi va o‘smaga beriladigan dozani cheklaydi [3, 4]. O‘smani nazorat qilish va normal to‘qimalarda asoratlar yuzaga kelishining sigmasimon</w:t>
+        <w:t xml:space="preserve">Saraton kasalligining global yuki fonida [1] nur terapiyasi (RT) davolashning asosiy usullaridan biri bo‘lib [4], undan foydalanishning dalillarga asoslangan optimal ulushi taxminan 52 % ni tashkil etadi [2]. RT hujayra dezoksiribonuklein kislotasini (DNK) bevosita ikkilamchi elektronlar orqali yoki bilvosita suv radiolizida hosil bo‘ladigan erkin radikallar orqali shikastlaydi [3], biroq energiyaning ajralishi tanlab sodir bo‘lmaydi, shu sababli dasta yo‘lidagi sog‘lom to‘qimalar ham shikastlanadi. O‘smani nazorat qilish va normal to‘qimalarda asoratlar yuzaga kelishining sigmasimon</w:t>
       </w:r>
       <w:r>
         <w:t xml:space="preserve"> </w:t>
@@ -3619,7 +3604,7 @@
         <w:pStyle w:val="BodyText"/>
       </w:pPr>
       <w:r>
-        <w:t xml:space="preserve">Fraksiyalash [3] hamda intensivligi modulyatsiyalangan RT kabi tasvir nazorati ostidagi konformal usullar [17] normal to‘qimani asraydi, biroq dastaning bir xil sohasida joylashgan o‘sma va normal hujayralarda massa birligiga to‘g‘ri keladigan yutilgan energiyalar nisbatini o‘zgartirmaydi. Nurlanishning o‘sma hujayralariga ta’sirini normal hujayralarga ta’siriga qaraganda ko‘proq kuchaytiradigan radiosensibilizatorlar qatoriga nitroimidazollar kabi kislorod mimetiklari [5] hamda kimyoviy va biologik faollikni og‘ir atomlar bilan birlashtiruvchi o‘tish metallarining (platina, oltin, ruteniy) birikmalari kiradi [6]. Atom raqami</w:t>
+        <w:t xml:space="preserve">Fraksiyalash [3] hamda intensivligi modulyatsiyalangan RT kabi tasvir nazorati ostidagi konformal usullar [17] normal to‘qimani asraydi, biroq dastaning bir xil sohasidagi o‘sma va normal hujayralarda massa birligiga to‘g‘ri keladigan yutilgan energiyalar nisbatini o‘zgartirmaydi. O‘sma hujayralariga normal hujayralarga qaraganda kuchliroq ta’sir ko‘rsatadigan radiosensibilizatorlar qatoriga nitroimidazollar kabi kislorod mimetiklari [5] hamda kimyoviy va biologik faollikni og‘ir atomlar bilan birlashtiruvchi o‘tish metallarining (platina, oltin, ruteniy) birikmalari kiradi [6]. Atom raqami</w:t>
       </w:r>
       <w:r>
         <w:t xml:space="preserve"> </w:t>
@@ -3633,7 +3618,7 @@
         <w:t xml:space="preserve"> </w:t>
       </w:r>
       <w:r>
-        <w:t xml:space="preserve">yuqori bo‘lgan elementlar (yuqori Z li elementlar) mohiyatan fizik tamoyil asosida ta’sir ko‘rsatadi: o‘smada to‘plangan bunday elementlar massa birligiga hisoblaganda yumshoq to‘qimaga qaraganda ko‘proq foton energiyasini yutadi, natijada o‘smadagi doza ortadi, elementni saqlamaydigan atrofdagi to‘qimadagi doza esa amalda o‘zgarmay qoladi [7, 9]. Bu samara dozani kuchaytirish koeffitsiyenti (DEF), ya’ni vositani saqlovchi va saqlamaydigan to‘qimada yutilgan dozalarning nisbati bilan ifodalanadi (2.6-bo‘lim); kimyoviy sensibilizatsiyadan farqli ravishda, uni nurlanish maydoni ma’lum bo‘lganda o‘zaro ta’sir ma’lumotlari asosida hisoblash mumkin.</w:t>
+        <w:t xml:space="preserve">yuqori bo‘lgan elementlar (yuqori Z li elementlar) fizik yo‘l bilan ta’sir ko‘rsatadi: o‘smada to‘plangan bunday elementlar massa birligiga hisoblaganda yumshoq to‘qimaga qaraganda ko‘proq foton energiyasini yutadi va o‘smadagi dozani oshiradi, elementni saqlamaydigan atrofdagi to‘qimadagi dozani esa oshirmaydi [7, 9]. Bu samara dozani kuchaytirish koeffitsiyenti (DEF), ya’ni vositani saqlovchi va saqlamaydigan to‘qimadagi dozalarning nisbati bilan ifodalanadi (2.6-bo‘lim); kimyoviy sensibilizatsiyadan farqli ravishda, uni nurlanish maydoni ma’lum bo‘lganda o‘zaro ta’sir ma’lumotlari asosida hisoblash mumkin.</w:t>
       </w:r>
     </w:p>
     <w:p>
@@ -3641,7 +3626,7 @@
         <w:pStyle w:val="BodyText"/>
       </w:pPr>
       <w:r>
-        <w:t xml:space="preserve">Oltin nanozarrachalari uchun bajarilgan Monte-Karlo (MK) hisoblari dozaning makroskopik kuchayishi kilovoltli dastalarda megavoltli dastalardagiga qaraganda ancha katta ekanligini ko‘rsatgan [10], chunki Zga kuchli bog‘liq bo‘lgan fotoeffekt faqat past energiyalarda ustunlik qiladi (1.2-bo‘lim). Kilovoltli dastalar yuza va ortovoltli terapiyada qo‘llaniladi [17], ularning dozimetriya protokollarida esa dasta sifati yarim susaytirish qatlami (YSQ) orqali belgilanadi [14, 70]. Shu sababli biror vositaning DEF qiymatini rentgen spektrini ko‘rsatmasdan keltirib bo‘lmaydi, spektr esa trubka konstruksiyasi va filtrlashga bog‘liq; ushbu ishda bu masala kumush va mis anodli 45 kV li trubka uchun ko‘rib chiqiladi.</w:t>
+        <w:t xml:space="preserve">Oltin nanozarrachalari uchun bajarilgan Monte-Karlo (MK) hisoblari dozaning makroskopik kuchayishi kilovoltli dastalarda megavoltli dastalardagiga qaraganda ancha katta ekanligini ko‘rsatgan [10], chunki Zga kuchli bog‘liq bo‘lgan fotoeffekt faqat past energiyalarda ustunlik qiladi (1.2-bo‘lim). Kilovoltli dastalar yuza va ortovoltli terapiyada qo‘llaniladi [17], ularning dozimetriya protokollarida esa dasta sifati yarim susaytirish qatlami (YSQ) orqali belgilanadi [14, 70]. Shu sababli DEF qiymatini rentgen spektrini ko‘rsatmasdan keltirib bo‘lmaydi, spektr esa trubka konstruksiyasi va filtrlashga bog‘liq; ushbu ishda bu masala kumush va mis anodli 45 kV li trubka uchun ko‘rib chiqiladi.</w:t>
       </w:r>
     </w:p>
     <w:p>
@@ -3807,21 +3792,9 @@
                       <m:sub>
                         <m:r>
                           <m:rPr>
-                            <m:sty m:val="p"/>
+                            <m:nor/>
                           </m:rPr>
-                          <m:t>c</m:t>
-                        </m:r>
-                        <m:r>
-                          <m:rPr>
-                            <m:sty m:val="p"/>
-                          </m:rPr>
-                          <m:t>o</m:t>
-                        </m:r>
-                        <m:r>
-                          <m:rPr>
-                            <m:sty m:val="p"/>
-                          </m:rPr>
-                          <m:t>h</m:t>
+                          <m:t>coh</m:t>
                         </m:r>
                       </m:sub>
                     </m:sSub>
@@ -3852,21 +3825,9 @@
                       <m:sub>
                         <m:r>
                           <m:rPr>
-                            <m:sty m:val="p"/>
+                            <m:nor/>
                           </m:rPr>
-                          <m:t>i</m:t>
-                        </m:r>
-                        <m:r>
-                          <m:rPr>
-                            <m:sty m:val="p"/>
-                          </m:rPr>
-                          <m:t>n</m:t>
-                        </m:r>
-                        <m:r>
-                          <m:rPr>
-                            <m:sty m:val="p"/>
-                          </m:rPr>
-                          <m:t>c</m:t>
+                          <m:t>inc</m:t>
                         </m:r>
                       </m:sub>
                     </m:sSub>
@@ -3970,21 +3931,9 @@
           <m:sub>
             <m:r>
               <m:rPr>
-                <m:sty m:val="p"/>
+                <m:nor/>
               </m:rPr>
-              <m:t>c</m:t>
-            </m:r>
-            <m:r>
-              <m:rPr>
-                <m:sty m:val="p"/>
-              </m:rPr>
-              <m:t>o</m:t>
-            </m:r>
-            <m:r>
-              <m:rPr>
-                <m:sty m:val="p"/>
-              </m:rPr>
-              <m:t>h</m:t>
+              <m:t>coh</m:t>
             </m:r>
           </m:sub>
         </m:sSub>
@@ -4017,21 +3966,9 @@
           <m:sub>
             <m:r>
               <m:rPr>
-                <m:sty m:val="p"/>
+                <m:nor/>
               </m:rPr>
-              <m:t>i</m:t>
-            </m:r>
-            <m:r>
-              <m:rPr>
-                <m:sty m:val="p"/>
-              </m:rPr>
-              <m:t>n</m:t>
-            </m:r>
-            <m:r>
-              <m:rPr>
-                <m:sty m:val="p"/>
-              </m:rPr>
-              <m:t>c</m:t>
+              <m:t>inc</m:t>
             </m:r>
           </m:sub>
         </m:sSub>
@@ -4049,7 +3986,7 @@
         <w:t xml:space="preserve"> </w:t>
       </w:r>
       <w:r>
-        <w:t xml:space="preserve">esa mos ravishda fotoelektrik yutilish, kogerent va nokogerent sochilishning massaviy koeffitsiyentlari (sm²/g). Yumshoq to‘qima kabi aralashmalar uchun elementlarning koeffitsiyentlari massa ulushlari bilan tortilgan holda qo‘shiladi [62]; bunda Standartlar va texnologiyalar milliy instituti (NIST) tomonidan jadval ko‘rinishida e’lon qilingan ma’lumotlardan foydalaniladi [59, 72]. Fotoyutilishda bog‘langan elektron, asosan energetik jihatdan mumkin bo‘lgan eng ichki qobiqdagi elektron, foton energiyasi</w:t>
+        <w:t xml:space="preserve">esa mos ravishda fotoelektrik yutilish, kogerent va nokogerent sochilishning massaviy koeffitsiyentlari (sm²/g). Aralashmalarning koeffitsiyentlari elementlar koeffitsiyentlarining massa ulushlari bilan tortilgan yig‘indisiga teng [62], bu koeffitsiyentlar Standartlar va texnologiyalar milliy instituti (NIST) jadvallaridan olinadi [59, 72]. Fotoyutilishda bog‘langan elektron, asosan energetik jihatdan mumkin bo‘lgan eng ichki qobiqdagi elektron, foton energiyasi</w:t>
       </w:r>
       <w:r>
         <w:t xml:space="preserve"> </w:t>
@@ -4316,7 +4253,7 @@
         <w:pStyle w:val="BodyText"/>
       </w:pPr>
       <w:r>
-        <w:t xml:space="preserve">Bu energiyalarda kompton sochilishida foton o‘z energiyasining katta qismini saqlab qoladi [8, 62], elektronlarning bog‘langanligi esa past energiyalarda va kichik burchaklarda Kleyn–Nishina kesimini kamaytiradi, bu nokogerent sochilish funksiyasi</w:t>
+        <w:t xml:space="preserve">Bu energiyalarda kompton sochilishida foton o‘z energiyasining katta qismini saqlab qoladi [8, 62], nokogerent sochilish funksiyasi</w:t>
       </w:r>
       <w:r>
         <w:t xml:space="preserve"> </w:t>
@@ -4348,18 +4285,7 @@
         <w:t xml:space="preserve"> </w:t>
       </w:r>
       <w:r>
-        <w:t xml:space="preserve">bilan tavsiflanadi (</w:t>
-      </w:r>
-      <m:oMath>
-        <m:r>
-          <m:t>x</m:t>
-        </m:r>
-      </m:oMath>
-      <w:r>
-        <w:t xml:space="preserve"> </w:t>
-      </w:r>
-      <w:r>
-        <w:t xml:space="preserve">— impuls uzatish o‘zgaruvchisi); reley sochilishi fotonni faqat og‘diradi va atom form-faktori</w:t>
+        <w:t xml:space="preserve">bilan tavsiflanadigan elektronlarning bog‘langanligi esa past energiyalarda va kichik burchaklarda Kleyn–Nishina kesimini kamaytiradi; atom form-faktori</w:t>
       </w:r>
       <w:r>
         <w:t xml:space="preserve"> </w:t>
@@ -4391,7 +4317,18 @@
         <w:t xml:space="preserve"> </w:t>
       </w:r>
       <w:r>
-        <w:t xml:space="preserve">bilan tavsiflanadi [64]. Yumshoq to‘qimada oraliqning yuqori qismida nokogerent sochilish fotoyutilishdan ustun kela boshlaydi, kumushda esa butun oraliq bo‘ylab fotoyutilish ustunlik qiladi [8, 72]. Massaviy energiya yutilish koeffitsiyenti faqat zaryadli zarralarga uzatilgan va tormozlanish nurlanishi ko‘rinishida qayta chiqarilmagan energiyani hisobga oladi [62, 75]:</w:t>
+        <w:t xml:space="preserve">(</w:t>
+      </w:r>
+      <m:oMath>
+        <m:r>
+          <m:t>x</m:t>
+        </m:r>
+      </m:oMath>
+      <w:r>
+        <w:t xml:space="preserve"> </w:t>
+      </w:r>
+      <w:r>
+        <w:t xml:space="preserve">— impuls uzatish o‘zgaruvchisi) bilan tavsiflanadigan reley sochilishi esa fotonni faqat og‘diradi [64]. Yumshoq to‘qimada oraliqning yuqori qismida nokogerent sochilish fotoyutilishdan ustun kela boshlaydi, kumushda esa butun oraliq bo‘ylab fotoyutilish ustunlik qiladi [8, 72]. NIST tomonidan Seltzer hisoblari asosida jadvallashtirilgan massaviy energiya yutilish koeffitsiyenti [59, 75] faqat zaryadli zarralarga uzatilgan va tormozlanish nurlanishi ko‘rinishida qayta chiqarilmagan energiyani hisobga oladi [62]:</w:t>
       </w:r>
     </w:p>
     <w:tbl>
@@ -4539,21 +4476,9 @@
                           <m:sub>
                             <m:r>
                               <m:rPr>
-                                <m:sty m:val="p"/>
+                                <m:nor/>
                               </m:rPr>
-                              <m:t>i</m:t>
-                            </m:r>
-                            <m:r>
-                              <m:rPr>
-                                <m:sty m:val="p"/>
-                              </m:rPr>
-                              <m:t>n</m:t>
-                            </m:r>
-                            <m:r>
-                              <m:rPr>
-                                <m:sty m:val="p"/>
-                              </m:rPr>
-                              <m:t>c</m:t>
+                              <m:t>inc</m:t>
                             </m:r>
                           </m:sub>
                         </m:sSub>
@@ -4588,21 +4513,9 @@
                           <m:sub>
                             <m:r>
                               <m:rPr>
-                                <m:sty m:val="p"/>
+                                <m:nor/>
                               </m:rPr>
-                              <m:t>i</m:t>
-                            </m:r>
-                            <m:r>
-                              <m:rPr>
-                                <m:sty m:val="p"/>
-                              </m:rPr>
-                              <m:t>n</m:t>
-                            </m:r>
-                            <m:r>
-                              <m:rPr>
-                                <m:sty m:val="p"/>
-                              </m:rPr>
-                              <m:t>c</m:t>
+                              <m:t>inc</m:t>
                             </m:r>
                           </m:sub>
                         </m:sSub>
@@ -4706,21 +4619,9 @@
           <m:sub>
             <m:r>
               <m:rPr>
-                <m:sty m:val="p"/>
+                <m:nor/>
               </m:rPr>
-              <m:t>i</m:t>
-            </m:r>
-            <m:r>
-              <m:rPr>
-                <m:sty m:val="p"/>
-              </m:rPr>
-              <m:t>n</m:t>
-            </m:r>
-            <m:r>
-              <m:rPr>
-                <m:sty m:val="p"/>
-              </m:rPr>
-              <m:t>c</m:t>
+              <m:t>inc</m:t>
             </m:r>
           </m:sub>
         </m:sSub>
@@ -4750,42 +4651,7 @@
         <w:t xml:space="preserve"> </w:t>
       </w:r>
       <w:r>
-        <w:t xml:space="preserve">— ikkilamchi elektronlar kinetik energiyasining tormozlanish nurlanishiga aylanadigan o‘rtacha ulushi (bu yerda e’tiborsiz darajada kichik); qolgan belgilar (1.1) formuladagi kabi [62]. Ushbu ishda foydalanilgan</w:t>
-      </w:r>
-      <w:r>
-        <w:t xml:space="preserve"> </w:t>
-      </w:r>
-      <m:oMath>
-        <m:sSub>
-          <m:e>
-            <m:r>
-              <m:t>μ</m:t>
-            </m:r>
-          </m:e>
-          <m:sub>
-            <m:r>
-              <m:t>e</m:t>
-            </m:r>
-            <m:r>
-              <m:t>n</m:t>
-            </m:r>
-          </m:sub>
-        </m:sSub>
-        <m:r>
-          <m:rPr>
-            <m:sty m:val="p"/>
-          </m:rPr>
-          <m:t>/</m:t>
-        </m:r>
-        <m:r>
-          <m:t>ρ</m:t>
-        </m:r>
-      </m:oMath>
-      <w:r>
-        <w:t xml:space="preserve"> </w:t>
-      </w:r>
-      <w:r>
-        <w:t xml:space="preserve">ning NIST qiymatlari Seltzer hisoblariga asoslangan [59, 75].</w:t>
+        <w:t xml:space="preserve">— ikkilamchi elektronlar kinetik energiyasining tormozlanish nurlanishiga aylanadigan o‘rtacha ulushi (bu holda e’tiborsiz darajada kichik); qolgan belgilar (1.1) formuladagi kabi [62].</w:t>
       </w:r>
     </w:p>
     <w:p>
@@ -4822,21 +4688,9 @@
           <m:sub>
             <m:r>
               <m:rPr>
-                <m:sty m:val="p"/>
+                <m:nor/>
               </m:rPr>
-              <m:t>c</m:t>
-            </m:r>
-            <m:r>
-              <m:rPr>
-                <m:sty m:val="p"/>
-              </m:rPr>
-              <m:t>o</m:t>
-            </m:r>
-            <m:r>
-              <m:rPr>
-                <m:sty m:val="p"/>
-              </m:rPr>
-              <m:t>l</m:t>
+              <m:t>col</m:t>
             </m:r>
           </m:sub>
         </m:sSub>
@@ -4915,21 +4769,9 @@
                   <m:sub>
                     <m:r>
                       <m:rPr>
-                        <m:sty m:val="p"/>
+                        <m:nor/>
                       </m:rPr>
-                      <m:t>c</m:t>
-                    </m:r>
-                    <m:r>
-                      <m:rPr>
-                        <m:sty m:val="p"/>
-                      </m:rPr>
-                      <m:t>o</m:t>
-                    </m:r>
-                    <m:r>
-                      <m:rPr>
-                        <m:sty m:val="p"/>
-                      </m:rPr>
-                      <m:t>l</m:t>
+                      <m:t>col</m:t>
                     </m:r>
                   </m:sub>
                 </m:sSub>
@@ -5099,7 +4941,7 @@
         <w:pStyle w:val="BodyText"/>
       </w:pPr>
       <w:r>
-        <w:t xml:space="preserve">1.1-rasmda kumush va ICRU-44 yumshoq to‘qimasining [61] NIST jadvallaridan [59] olingan koeffitsiyentlari taqqoslangan. L-chegaralardan yuqorida kumushning ikkala koeffitsiyenti ham to‘qimanikidan bir tartibdan ko‘proq katta,</w:t>
+        <w:t xml:space="preserve">1.1-rasmda NIST jadvallari [59] bo‘yicha kumush va ICRU-44 yumshoq to‘qimasining [61] koeffitsiyentlari taqqoslangan. L-chegaralardan yuqorida kumushning ikkala koeffitsiyenti ham to‘qimanikidan bir tartibdan ko‘proq katta,</w:t>
       </w:r>
       <w:r>
         <w:t xml:space="preserve"> </w:t>
@@ -5134,7 +4976,7 @@
         <w:t xml:space="preserve"> </w:t>
       </w:r>
       <w:r>
-        <w:t xml:space="preserve">qiymatlarining nisbati esa 8 keV dagi 21,0 dan 25 keV dagi 31,8 gacha ortadi. K-chegarada kumushning</w:t>
+        <w:t xml:space="preserve">qiymatlarining nisbati esa 8 keV dagi 21,1 dan 25 keV dagi 31,9 gacha ortadi. K-chegarada kumushning</w:t>
       </w:r>
       <w:r>
         <w:t xml:space="preserve"> </w:t>
@@ -5192,7 +5034,7 @@
         <w:t xml:space="preserve"> </w:t>
       </w:r>
       <w:r>
-        <w:t xml:space="preserve">koeffitsiyenti esa atigi 2,4 marta (8,54 dan 20,3 sm²/g gacha) ortadi. Buning sababi K-qobiq flyuoressensiyasidir: K-qobiqdagi fotoyutilishlarning aksariyatidan so‘ng chiqariladigan K rentgen nurlanishining energiyasi o‘zaro ta’sir joyini tark etadi va</w:t>
+        <w:t xml:space="preserve">koeffitsiyenti esa atigi 2,4 marta (8,53 dan 20,3 sm²/g gacha) ortadi. Buning sababi K-qobiq flyuoressensiyasidir: K-qobiqdagi fotoyutilishlarning aksariyatidan so‘ng K rentgen nurlanishining energiyasi o‘zaro ta’sir joyini tark etadi va</w:t>
       </w:r>
       <w:r>
         <w:t xml:space="preserve"> </w:t>
@@ -5239,7 +5081,7 @@
           <wp:inline>
             <wp:extent cx="4859999" cy="2888295"/>
             <wp:effectExtent b="0" l="0" r="0" t="0"/>
-            <wp:docPr descr="1.1-rasm. Kumush va ICRU-44 yumshoq to‘qimasining 1–50 keV dagi massaviy susayish (tutash chiziqlar) va massaviy energiya yutilish (shtrix chiziqlar) koeffitsiyentlari (NIST ma’lumotlari). Vertikal shtrix chiziq 25,51 keV dagi Ag K-chegarasini ko‘rsatadi; strelka Ag L-qobiqcha chegaralarini ko‘rsatadi." title="" id="21" name="Picture"/>
+            <wp:docPr descr="1.1-rasm. Kumush va ICRU-44 yumshoq to‘qimasining 1–50 keV dagi massaviy susayish (tutash chiziqlar) va massaviy energiya yutilish (shtrix chiziqlar) koeffitsiyentlari (NIST ma’lumotlari). Vertikal shtrix chiziq 25,51 keV dagi Ag K-chegarasini, strelka esa Ag L-qobiqcha chegaralarini ko‘rsatadi." title="" id="21" name="Picture"/>
             <a:graphic>
               <a:graphicData uri="http://schemas.openxmlformats.org/drawingml/2006/picture">
                 <pic:pic>
@@ -5282,7 +5124,7 @@
         <w:pStyle w:val="ImageCaption"/>
       </w:pPr>
       <w:r>
-        <w:t xml:space="preserve">1.1-rasm. Kumush va ICRU-44 yumshoq to‘qimasining 1–50 keV dagi massaviy susayish (tutash chiziqlar) va massaviy energiya yutilish (shtrix chiziqlar) koeffitsiyentlari (NIST ma’lumotlari). Vertikal shtrix chiziq 25,51 keV dagi Ag K-chegarasini ko‘rsatadi; strelka Ag L-qobiqcha chegaralarini ko‘rsatadi.</w:t>
+        <w:t xml:space="preserve">1.1-rasm. Kumush va ICRU-44 yumshoq to‘qimasining 1–50 keV dagi massaviy susayish (tutash chiziqlar) va massaviy energiya yutilish (shtrix chiziqlar) koeffitsiyentlari (NIST ma’lumotlari). Vertikal shtrix chiziq 25,51 keV dagi Ag K-chegarasini, strelka esa Ag L-qobiqcha chegaralarini ko‘rsatadi.</w:t>
       </w:r>
     </w:p>
     <w:p>
@@ -5348,7 +5190,7 @@
         <w:t xml:space="preserve"> </w:t>
       </w:r>
       <w:r>
-        <w:t xml:space="preserve">koeffitsiyentiga qaraganda sekinroq kamayadi, chunki flyuoressensiyaning o‘zgarmas energiyasi foton energiyasining kichikroq ulushini tashkil eta boradi; u to‘qimanikiga qaraganda ham sekinroq kamayadi. Shu sababli kumush va to‘qima koeffitsiyentlarining nisbati chegarada taxminan 32 dan taxminan 76 gacha sakrab ortganidan so‘ng ortishda davom etadi: u 30 keV da 102,7 ga, 35 keV da 120,0 ga yetadi va 40–45 keV da taxminan 139 ga teng maksimumga erishadi. Demak, energiya flyuensining Ag K-chegarasidan yuqoridagi ulushi kumush uchun dastaning asosiy xarakteristikasi hisoblanadi, uni mis anodli trubka uchun aniqlash esa ushbu ishning markaziy vazifalaridan biridir.</w:t>
+        <w:t xml:space="preserve">koeffitsiyentiga qaraganda sekinroq kamayadi, chunki flyuoressensiyaning o‘zgarmas energiyasi foton energiyasining kichikroq ulushini tashkil eta boradi; u to‘qimanikiga qaraganda ham sekinroq kamayadi. Shu sababli kumush va to‘qima koeffitsiyentlarining nisbati chegarada taxminan 32 dan taxminan 76 gacha sakrab ortganidan so‘ng ortishda davom etadi: u 30 keV da 102,8 ga, 35 keV da 120,1 ga yetadi va 40–45 keV da taxminan 139 ga teng maksimumga erishadi. Demak, energiya flyuensining Ag K-chegarasidan yuqoridagi ulushi kumush uchun dastaning asosiy xarakteristikasi hisoblanadi.</w:t>
       </w:r>
     </w:p>
     <w:p>
@@ -5364,7 +5206,7 @@
         <w:pStyle w:val="FirstParagraph"/>
       </w:pPr>
       <w:r>
-        <w:t xml:space="preserve">Spiers birinchi bo‘lib suyakda energiya yutilishining ortishi va ikkilamchi elektronlarning yugurish yo‘llari suyak ichidagi va uning yaqinidagi yumshoq to‘qima dozasini qanday belgilashini tahlil qilgan [18], Das va Chopra esa kilovoltli dastalarda to‘qima va yuqori Z li material orasidagi bo‘linish chegaralarida teskari sochilish tufayli dozaning g‘alayonlanishini miqdoriy baholagan [78]. Dastlabki tizimli tadqiqotlarda yodli kontrast moddalardan foydalanilgan; ular kulturada o‘stirilgan sutemizuvchilar hujayralarining rentgen nurlanishiga sezgirligini oshirgan, gamma-nurlanishga sezgirligini esa oshirmagan [79], bu esa yodning fotonlarni yutishiga ishora qiladi. Yod kiritilgan o‘smalarda dozaning kuchayishi kilovoltli rentgen nurlari uchun [19] va bosh miya o‘smalarini davolash uchun [20] hisoblangan, terapiya uchun modifikatsiyalangan kompyuter tomografi yordamida esa odam bosh miyasi metastazlarini shu tarzda davolash ilk bor amalga oshirilgan [21]. Monoxromatik sinxrotron dastalari yod kiritilgan F98 gliomasi bo‘lgan kalamushlarni davolashda [80] va hujayralarda yodli birikmalar uchun optimal energiyani aniqlashda [81] qo‘llanilgan; kontrast modda bilan kuchaytirilgan kilovoltli RT MK usulida tahlil qilingan [82], modifikatsiyalangan megavoltli dastalar esa yodli va gadoliniyli kontrast moddalar bilan birgalikda ishlatilgan [83].</w:t>
+        <w:t xml:space="preserve">Spiers birinchi bo‘lib suyakda energiya yutilishining ortishi va ikkilamchi elektronlarning yugurish yo‘llari suyak ichidagi va uning yaqinidagi yumshoq to‘qima dozasini qanday belgilashini tahlil qilgan [18], Das va Chopra esa kilovoltli dastalarda to‘qima va yuqori Z li material orasidagi bo‘linish chegaralarida teskari sochilish tufayli dozaning g‘alayonlanishini miqdoriy baholagan [78]. Tizimli o‘rganilgan dastlabki vositalar bo‘lgan yodli kontrast moddalar kulturada o‘stirilgan sutemizuvchilar hujayralarining rentgen nurlanishiga sezgirligini oshirgan, gamma-nurlanishga sezgirligini esa oshirmagan [79], bu esa sabab yod tomonidan fotoyutilish ekanligiga ishora qiladi. Yod kiritilgan o‘smalarda dozaning kuchayishi kilovoltli rentgen nurlari uchun [19] va bosh miya o‘smalarini davolash uchun [20] hisoblangan, terapiya uchun modifikatsiyalangan kompyuter tomografi yordamida esa odam bosh miyasi metastazlarini shu tarzda davolash ilk bor amalga oshirilgan [21]. Monoxromatik sinxrotron dastalari yod kiritilgan F98 gliomasi bo‘lgan kalamushlarni davolashda [80] va hujayralarda yodli birikmalar uchun optimal energiyani aniqlashda [81] qo‘llanilgan; kontrast modda bilan kuchaytirilgan kilovoltli RT MK usulida tahlil qilingan [82], modifikatsiyalangan megavoltli dastalar esa yodli va gadoliniyli kontrast moddalar bilan birgalikda ishlatilgan [83]. Platina preparatlari kimyoterapevtik vositaga yuqori Z li atomni qo‘shadi: platinaning K-chegaradagi fotoaktivatsiyasidan foydalanuvchi monoxromatik sinxrotron rentgen nurlari bilan birgalikda qo‘llanilgan sisplatin radiorezistent F98 gliomasi bo‘lgan kalamushlarning tuzalishiga olib kelgan [84]. Pignol va hammualliflar galogenlangan dezoksiuridinlar, platina tuzlari va gadoliniy porfirinlari yordamida radiosensibilizatsiyada ichki qobiqlar ionizatsiyasi va Oje kaskadlarini tahlil qilgan [85]; og‘ir atom DNK ichida yoki uning yaqinida joylashganda, qisqa yugurish yo‘lli Oje elektronlari o‘z energiyasini ushbu kritik nishonda qoldiradi, shu sababli yuqori Z li atomning nafaqat konsentratsiyasi, balki hujayra ichidagi joylashuvi ham muhim ahamiyatga ega.</w:t>
       </w:r>
     </w:p>
     <w:p>
@@ -5372,7 +5214,22 @@
         <w:pStyle w:val="BodyText"/>
       </w:pPr>
       <w:r>
-        <w:t xml:space="preserve">Platina preparatlari kimyoterapevtik vositaga yuqori Z li atomni qo‘shadi: platinaning K-chegaradagi fotoaktivatsiyasidan foydalanuvchi monoxromatik sinxrotron rentgen nurlari bilan birgalikda qo‘llanilgan sisplatin radiorezistent F98 gliomasi bo‘lgan kalamushlarning tuzalishiga olib kelgan [84]. Pignol va hammualliflar yoddezoksiuridin, bromdezoksiuridin, platina tuzlari va gadoliniy porfirinlari yordamida radiosensibilizatsiyada ichki qobiqlar ionizatsiyasi va Oje kaskadlarini tahlil qilgan [85]; og‘ir atom DNK ichida yoki uning yaqinida joylashganda, qisqa yugurish yo‘lli Oje elektronlari o‘z energiyasini ushbu kritik nishonda qoldiradi. Shu sababli yuqori Z li atomning nafaqat konsentratsiyasi, balki hujayra ichidagi joylashuvi ham muhim ahamiyatga ega.</w:t>
+        <w:t xml:space="preserve">Zamonaviy bosqich diametri 1,9 nm bo‘lgan oltin nanozarrachalari (AuNZ) 250 kVp (kilovolt-pik) rentgen nurlari bilan nurlantirilgan, o‘smasi bor sichqonlarning bir yillik yashab qolish ko‘rsatkichini sezilarli darajada yaxshilaganidan boshlangan [9]; shundan buyon samaradorlikning asosiy parametrlari (material, o‘lcham, qoplama, foton energiyasi) tizimli tahlil qilingan [86]. In vitro sharoitda AuNZ yordamida radiosensibilizatsiya yuza va ortovoltli terapiya dastalari [23, 87] hamda monoenergetik sinxrotron dastalari [88] bilan namoyish etilgan; zarrachalarning hujayralar tomonidan o‘zlashtirilishi va radiosensibilizatsiya zarrachalar o‘lchamiga bog‘liq [22], DNK bilan o‘tkazilgan tajribalar esa foton energiyasi, o‘lcham va konsentratsiyani hal qiluvchi parametrlar sifatida aniqlagan [89]. Bu natijalar sharh maqolalarda [90–94] hamda klinik</w:t>
+      </w:r>
+      <w:r>
+        <w:t xml:space="preserve"> </w:t>
+      </w:r>
+      <w:r>
+        <w:t xml:space="preserve">“</w:t>
+      </w:r>
+      <w:r>
+        <w:t xml:space="preserve">yo‘l xaritasi</w:t>
+      </w:r>
+      <w:r>
+        <w:t xml:space="preserve">”</w:t>
+      </w:r>
+      <w:r>
+        <w:t xml:space="preserve">da [28] umumlashtirilgan.</w:t>
       </w:r>
     </w:p>
     <w:p>
@@ -5380,22 +5237,7 @@
         <w:pStyle w:val="BodyText"/>
       </w:pPr>
       <w:r>
-        <w:t xml:space="preserve">Zamonaviy bosqich diametri 1,9 nm bo‘lgan oltin nanozarrachalari (AuNZ) 250 kVp (kilovolt-pik) rentgen nurlari bilan nurlantirilgan, o‘smasi bor sichqonlarning bir yillik yashab qolish ko‘rsatkichini sezilarli darajada yaxshilaganidan boshlangan [9]; shundan buyon samaradorlikning asosiy parametrlari (material, o‘lcham, qoplama, foton energiyasi) tizimli tahlil qilingan [86]. In vitro sharoitda AuNZ yordamida radiosensibilizatsiya yuza terapiyasining kilovoltli dastalari [23], ortovoltli va yuza terapiyasi dastalari [87] hamda monoenergetik sinxrotron dastalari [88] bilan namoyish etilgan; zarrachalarning hujayralar tomonidan o‘zlashtirilishi va radiosensibilizatsiya zarrachalar o‘lchamiga bog‘liq [22], DNK bilan o‘tkazilgan tajribalar esa foton energiyasi, o‘lcham va konsentratsiyani hal qiluvchi parametrlar sifatida aniqlagan [89]. Bu natijalar sharh maqolalarda [90–94] hamda klinik qo‘llashga olib boruvchi</w:t>
-      </w:r>
-      <w:r>
-        <w:t xml:space="preserve"> </w:t>
-      </w:r>
-      <w:r>
-        <w:t xml:space="preserve">“</w:t>
-      </w:r>
-      <w:r>
-        <w:t xml:space="preserve">yo‘l xaritasi</w:t>
-      </w:r>
-      <w:r>
-        <w:t xml:space="preserve">”</w:t>
-      </w:r>
-      <w:r>
-        <w:t xml:space="preserve">da [28] umumlashtirilgan.</w:t>
+        <w:t xml:space="preserve">Bu hodisaning fizikasi asosan MK modellashtirish orqali o‘rganilgan [10]: o‘smada tanlab kuchayish turli foton manbalari [24] va terapevtik dastalar [95] uchun miqdoriy baholangan, AuNZ bilan kuchaytirilgan yoysimon terapiya uchun esa kilovoltli energiyalar optimal ekanligi aniqlangan [96]. Radiosensibilizatsiya nanozarrachalarning joylashuviga ham bog‘liq [97]; mikroskopik miqyosda kuchayish yuqori darajada lokallashgan [30], Geant4 yordamida bajarilgan modellashtirish esa ikkilamchi elektronlarning fazoviy taqsimotini tavsiflagan [25]. Biroq radiokuchayish shunchaki dozaning ortishidan iborat emas: u fizik bosqich (fotonlarning qo‘shimcha yutilishi; fotoelektronlar, Oje elektronlari va flyuoressent nurlanish chiqarilishi), kimyoviy bosqich (kislorodning faol shakllari — KFSh — hosil bo‘lishi) va biologik bosqichni (oksidlovchi stress, hujayra siklining buzilishi, DNK reparatsiyasining ingibirlanishi) o‘z ichiga oladi [7, 26, 27, 98]. McMahon va hammualliflar lokal effekt modeli yordamida og‘ir atomli nanozarrachalar yaqinida energiyaning nanomiqyosda o‘ta notekis ajralishi hujayralarda makroskopik DEFdan ortiq bo‘lgan sensibilizatsiya koeffitsiyentini (SER) tushuntirishi mumkinligini ko‘rsatgan [31]; shunga qaramay, makroskopik DEF fizik hissani kimyoviy va biologik hissalardan ajratish uchun bazaviy daraja bo‘lib qolaveradi.</w:t>
       </w:r>
     </w:p>
     <w:p>
@@ -5403,28 +5245,47 @@
         <w:pStyle w:val="BodyText"/>
       </w:pPr>
       <w:r>
-        <w:t xml:space="preserve">Bu hodisaning fizikasi asosan MK modellashtirish orqali o‘rganilgan: makroskopik kuchayishning ilk bahosidan [10] so‘ng o‘smada tanlab kuchayish turli foton manbalari [24] va terapevtik dastalar [95] uchun miqdoriy baholangan, AuNZ bilan kuchaytirilgan yoysimon terapiya uchun esa kilovoltli energiyalar optimal ekanligi aniqlangan [96]. Radiosensibilizatsiya foton energiyasiga hamda nanozarrachalarning o‘lchami, konsentratsiyasi va joylashuviga bog‘liq [97]; mikroskopik miqyosda kuchayish yuqori darajada lokallashgan [30], ikkilamchi elektronlarning fazoviy taqsimoti esa Geant4 yordamida tavsiflangan [25]. Energiyaga bunday kuchli bog‘liqlik tushayotgan spektrning ishonchli tavsifini dozaning kuchayishini har qanday hisoblashning zaruriy shartiga aylantiradi.</w:t>
-      </w:r>
-    </w:p>
-    <w:p>
-      <w:pPr>
-        <w:pStyle w:val="BodyText"/>
-      </w:pPr>
-      <w:r>
-        <w:t xml:space="preserve">Biroq biologik ta’sirni faqat o‘rtacha dozaning ortishi bilan tushuntirib bo‘lmaydi. Radiokuchayish fizik bosqich (fotonlarning qo‘shimcha yutilishi; fotoelektronlar, Oje elektronlari va flyuoressent nurlanish chiqarilishi), kimyoviy bosqich (kislorodning faol shakllari — KFSh — qo‘shimcha hosil bo‘lishi) va biologik bosqichni (oksidlovchi stress, hujayra siklining buzilishi, DNK reparatsiyasining ingibirlanishi) o‘z ichiga oladi [7, 26, 27, 98]. McMahon va hammualliflar lokal effekt modeli yordamida og‘ir atomli nanozarrachalar yaqinida energiyaning nanomiqyosda o‘ta notekis ajralishi makroskopik doza kuchayishidan ortiq bo‘lgan effektlarni tushuntirishi mumkinligini ko‘rsatgan [31], shu sababli hujayralarda o‘lchanadigan sensibilizatsiya koeffitsiyenti (SER) makroskopik DEFdan katta bo‘lishi mumkin; shunga qaramay, makroskopik DEF fizik hissani kimyoviy va biologik hissalardan ajratish uchun bazaviy daraja bo‘lib qolaveradi.</w:t>
-      </w:r>
-    </w:p>
-    <w:p>
-      <w:pPr>
-        <w:pStyle w:val="BodyText"/>
-      </w:pPr>
-      <w:r>
-        <w:t xml:space="preserve">Adabiyotlarda oltin ustunlik qilsa-da, eng yaxshi element o‘z-o‘zidan ravshan emas va u foton energiyasi bo‘yicha kermaga asoslangan taqqoslashlar [13] hamda fizik modellashtirish [29] orqali izlangan. Kerma yaqinlashuvida taqqoslash elementning massaviy energiya yutilish koeffitsiyentining to‘qimanikiga nisbati</w:t>
+        <w:t xml:space="preserve">Adabiyotlarda oltin ustunlik qilsa-da, optimal element foton energiyasi bo‘yicha kermaga asoslangan taqqoslashlar [13] hamda fizik modellashtirish [29] orqali izlangan. Kerma yaqinlashuvida taqqoslash elementning</w:t>
       </w:r>
       <w:r>
         <w:t xml:space="preserve"> </w:t>
       </w:r>
       <m:oMath>
+        <m:sSub>
+          <m:e>
+            <m:r>
+              <m:t>μ</m:t>
+            </m:r>
+          </m:e>
+          <m:sub>
+            <m:r>
+              <m:t>e</m:t>
+            </m:r>
+            <m:r>
+              <m:t>n</m:t>
+            </m:r>
+          </m:sub>
+        </m:sSub>
+        <m:r>
+          <m:rPr>
+            <m:sty m:val="p"/>
+          </m:rPr>
+          <m:t>/</m:t>
+        </m:r>
+        <m:r>
+          <m:t>ρ</m:t>
+        </m:r>
+      </m:oMath>
+      <w:r>
+        <w:t xml:space="preserve"> </w:t>
+      </w:r>
+      <w:r>
+        <w:t xml:space="preserve">qiymatining to‘qimanikiga nisbati</w:t>
+      </w:r>
+      <w:r>
+        <w:t xml:space="preserve"> </w:t>
+      </w:r>
+      <m:oMath>
         <m:r>
           <m:t>R</m:t>
         </m:r>
@@ -5456,7 +5317,7 @@
         <w:t xml:space="preserve"> </w:t>
       </w:r>
       <w:r>
-        <w:t xml:space="preserve">ga teng bo‘lgan va energiyasi</w:t>
+        <w:t xml:space="preserve">ga teng bo‘lgan to‘qimaning foton energiyasi</w:t>
       </w:r>
       <w:r>
         <w:t xml:space="preserve"> </w:t>
@@ -5470,7 +5331,7 @@
         <w:t xml:space="preserve"> </w:t>
       </w:r>
       <w:r>
-        <w:t xml:space="preserve">bo‘lgan monoenergetik fotonlar bilan nurlantirilgan to‘qimaning DEF qiymati</w:t>
+        <w:t xml:space="preserve">dagi DEF qiymati</w:t>
       </w:r>
       <w:r>
         <w:t xml:space="preserve"> </w:t>
@@ -5613,7 +5474,7 @@
         <w:pStyle w:val="BodyText"/>
       </w:pPr>
       <w:r>
-        <w:t xml:space="preserve">Taxminan 12 keV dan past energiyalarda kumush, platina, oltin va vismut uchun nisbatlar bir-biriga yaqin, yod uchun esa biroz yuqoriroq. Gadoliniy o‘zining L-chegaralaridan (7,2–8,4 keV) yuqorida va taxminan 13 keV gacha yetakchilik qiladi, bunda taxminan 8,0 keV dagi Cu Kα chiziqlarini ayniqsa samarali yutadi. Platina, oltin va vismutning taxminan 12–16 keV dagi L-chegaralari ularning nisbatlarini bir necha baravar oshiradi, natijada taxminan 12 dan 25,5 keV gacha bo‘lgan oraliqda oltita element orasida eng past nisbat kumushga to‘g‘ri keladi. Kumush o‘zining K-chegarasidan yuqorida avval gadoliniyga (K-chegarasi 50,239 keV, bu fotonlarning maksimal energiyasidan yuqori) tenglashadi, so‘ngra undan oshib ketadi, yodning 33,169 keV dagi K-chegarasigacha esa yoddan ham ustun turadi. 40–45 keV da yod, platina va kumush taqqoslanarli bo‘ladi, oltin va vismut esa eng yuqori bo‘lib qolaveradi.</w:t>
+        <w:t xml:space="preserve">Taxminan 12 keV dan past energiyalarda kumush, platina, oltin va vismut uchun nisbatlar bir-biriga yaqin, yod uchun esa biroz yuqoriroq. Gadoliniy o‘zining L-chegaralaridan (7,2–8,4 keV) yuqorida va taxminan 13 keV gacha yetakchilik qiladi, bunda taxminan 8,0 keV dagi Cu Kα chiziqlarini ayniqsa samarali yutadi. Platina, oltin va vismutning taxminan 12–16 keV dagi L-chegaralari ularning nisbatlarini bir necha baravar oshiradi, natijada taxminan 12 dan 25,5 keV gacha bo‘lgan oraliqda oltita element orasida eng past nisbat kumushga to‘g‘ri keladi. Kumush o‘zining K-chegarasidan yuqorida avval gadoliniyga (K-chegarasi 50,239 keV, bu fotonlarning maksimal energiyasidan yuqori) tenglashadi, so‘ngra undan oshib ketadi; yoddan esa taxminan 42 keV gacha ustun turadi, biroq yodning K-chegarasidan (33,169 keV) yuqorida faqat biroz ustun bo‘ladi. 40–45 keV da yod, platina va kumush taqqoslanarli bo‘ladi, oltin va vismut esa eng yuqori bo‘lib qolaveradi.</w:t>
       </w:r>
     </w:p>
     <w:p>
@@ -5621,7 +5482,7 @@
         <w:pStyle w:val="BodyText"/>
       </w:pPr>
       <w:r>
-        <w:t xml:space="preserve">Bundan ikki xulosa kelib chiqadi. Birinchidan, massa birligiga hisoblaganda kumush platina, oltin va vismutga qaraganda kuchsizroq fizik sensibilizator bo‘lishi kerak, yod va gadoliniydan esa faqat o‘z K-chegarasidan yuqorida ustun turadi, shu sababli uning elementlar qatoridagi o‘rni spektrga bog‘liq. Ikkinchidan, kumushning to‘qimaga nisbati 8 keV dan chegaragacha bo‘lgan oraliqdagi (u 8,0–8,9 keV dagi Cu K chiziqlarini ham o‘z ichiga oladi) 21–32 dan chegaradan yuqoridagi 76–139 gacha ortgani sababli, energiya flyuensini 25,514 keV ga nisbatan qayta taqsimlaydigan trubkaning konstruktiv parametrlari va, ayniqsa, filtrlash DEF uchun hal qiluvchi ahamiyatga ega bo‘lishi kutiladi; bu III bobda tekshiriladi. Shunga qaramay, kumush foydasiga keltiriladigan dalillar 1.4-bo‘limda ko‘rib chiqiladi.</w:t>
+        <w:t xml:space="preserve">Bundan ikki xulosa kelib chiqadi. Birinchidan, massa birligiga hisoblaganda kumush platina, oltin va vismutga qaraganda kuchsizroq fizik sensibilizator bo‘lishi kerak, yoddan faqat o‘z K-chegarasidan yuqorida, gadoliniydan esa faqat o‘z K-chegarasidan yuqorida va gadoliniyning L3 chegarasidan (7,2 keV) pastda ustun turadi, shu sababli uning elementlar qatoridagi o‘rni spektrga bog‘liq. Ikkinchidan, kumushning to‘qimaga nisbati 8 keV dan chegaragacha bo‘lgan oraliqdagi (u 8,0–8,9 keV dagi Cu K chiziqlarini ham o‘z ichiga oladi) 21–32 dan chegaradan yuqoridagi 76–139 gacha ortgani sababli, energiya flyuensini 25,514 keV ga nisbatan qayta taqsimlaydigan trubkaning konstruktiv parametrlari va, ayniqsa, filtrlash DEF uchun hal qiluvchi ahamiyatga ega bo‘lishi kutiladi; bu III bobda tekshiriladi.</w:t>
       </w:r>
     </w:p>
     <w:p>
@@ -5689,7 +5550,7 @@
         <w:t xml:space="preserve"> </w:t>
       </w:r>
       <w:r>
-        <w:t xml:space="preserve">sintez usulida, masalan, tuxum oqida olish mumkin [101]. Nur terapiyasi uchun kumushning ikki xossasi muhim: uning biologik faolligi va K-chegarasining bir necha o‘n kilovolt kuchlanishda ishlaydigan rentgen trubkalari spektrlari ichida joylashganligi.</w:t>
+        <w:t xml:space="preserve">sintez usulida, masalan, tuxum oqida olish mumkin [101]. Nur terapiyasi uchun kumushning ikki xossasi muhim: uning biologik faolligi va K-chegarasining kilovoltli trubkalar spektrlari ichida joylashganligi. Ulardan birinchisi toksiklik bilan bog‘liq: AgNZ inson hujayralarida sitotoksik va genotoksik bo‘lib, mitoxondriyalar ishtirokida KFSh hosil bo‘lishini, DNK shikastlanishini va hujayra siklining to‘xtashini qo‘zg‘atadi [37]. Bunday ta’sirlar radiokuchayishning kimyoviy va biologik bosqichlariga (1.3-bo‘lim) taalluqli [7, 98], shu sababli AgNZ hujayralarning nurlanishga sezgirligini fizik doza kuchayishi ta’minlay oladigan darajadan ortiqroq oshirishi mumkin. Biroq ularning sitotoksikligi o‘smada tanlab to‘planishni terapiyaning zaruriy shartiga aylantiradi, doza kuchayishining sog‘lom to‘qimalarga ta’sirini esa baholash zarur [39].</w:t>
       </w:r>
     </w:p>
     <w:p>
@@ -5697,15 +5558,7 @@
         <w:pStyle w:val="BodyText"/>
       </w:pPr>
       <w:r>
-        <w:t xml:space="preserve">AgNZning biologik faolligi ularning toksikligi bilan bog‘liq: ular inson hujayralarida sitotoksik va genotoksik bo‘lib, mitoxondriyalar ishtirokida KFSh hosil bo‘lishini, DNK shikastlanishini va hujayra siklining to‘xtashini qo‘zg‘atadi [37]. Bunday ta’sirlar radiokuchayishning kimyoviy va biologik bosqichlariga (1.3-bo‘lim) taalluqli bo‘lib, bu bosqichlarda KFSh, oksidlovchi stress va DNK reparatsiyasining ingibirlanishi fizik shikastlanishni kuchaytiradi [7, 98], shu sababli AgNZ hujayralarning nurlanishga sezgirligini fizik doza kuchayishi ta’minlay oladigan darajadan ortiqroq oshirishi mumkin. Biroq ularning sitotoksikligi o‘smada tanlab to‘planishni terapiyaning zaruriy shartiga aylantiradi, o‘smadagi doza kuchayishining sog‘lom to‘qimalarga ta’sirini esa baholash zarur [39].</w:t>
-      </w:r>
-    </w:p>
-    <w:p>
-      <w:pPr>
-        <w:pStyle w:val="BodyText"/>
-      </w:pPr>
-      <w:r>
-        <w:t xml:space="preserve">Eksperimental dalillar 1.1-jadvalda umumlashtirilgan. Xu va hammualliflarning dastlabki ishidan [32] buyon eng ko‘p o‘rganilgan model glioma bo‘lib kelmoqda [11, 12, 33, 34], jumladan, gipoksik hujayralar ham tadqiq qilingan, ular kislorod effekti tufayli nurlanishga kamroq sezgir [3]; sut bezi [35] va kolorektal [36] saraton modellaridan ham foydalanilgan. Tadqiqotlar zarrachalar, qoplamalar, biologik modellar va nurlantirish sharoitlari bo‘yicha farq qiladi va ularni miqdoriy jihatdan taqqoslab bo‘lmaydi. Bundan tashqari, fizik doza kuchayishi spektrga kuchli bog‘liq bo‘lgani uchun (1.3-bo‘lim), spektr ko‘rsatilmagan holda keltirilgan kuchayish koeffitsiyentini fizik va nofizik qismlarga ajratib bo‘lmaydi.</w:t>
+        <w:t xml:space="preserve">Eksperimental dalillar 1.1-jadvalda umumlashtirilgan: Xu va hammualliflarning dastlabki ishidan [32] buyon eng ko‘p o‘rganilgan model glioma bo‘lib kelmoqda [11, 12, 33, 34], jumladan, radiorezistent gipoksik hujayralar ham tadqiq qilingan [3]; sut bezi [35] va kolorektal [36] saraton modellaridan ham foydalanilgan. Tadqiqotlar zarrachalar, qoplamalar, biologik modellar va nurlantirish sharoitlari bo‘yicha farq qiladi va ularni miqdoriy jihatdan taqqoslab bo‘lmaydi. Fizik doza kuchayishi spektrga kuchli bog‘liq bo‘lgani uchun (1.3-bo‘lim), spektr ko‘rsatilmagan holda keltirilgan kuchayish koeffitsiyentini fizik va nofizik qismlarga ajratib bo‘lmaydi.</w:t>
       </w:r>
     </w:p>
     <w:p>
@@ -6264,7 +6117,7 @@
         <w:pStyle w:val="BodyText"/>
       </w:pPr>
       <w:r>
-        <w:t xml:space="preserve">AgNZning AuNZdan ustunligi [12] ibratlidir. Massa birligiga hisoblaganda, taxminan 12 keV dan past energiyalarda kumush va oltin foton energiyasini taqqoslanarli darajada yutadi, biroq taxminan 12 dan 45 keV gacha bo‘lgan oraliqda oltin kuchliroq yutadi (1.2-rasm), megavoltli dastalarda esa makroskopik kuchayish hatto oltin uchun ham ancha kichik [10], chunki u yerda massaviy koeffitsiyenti</w:t>
+        <w:t xml:space="preserve">AgNZning AuNZdan qayd etilgan ustunligi [12] ibratlidir. Massa birligiga hisoblaganda, taxminan 12 keV dan past energiyalarda kumush va oltin foton energiyasini taqqoslanarli darajada yutadi, biroq taxminan 12 dan 45 keV gacha bo‘lgan oraliqda oltin kuchliroq yutadi (1.2-rasm), megavoltli dastalarda esa makroskopik kuchayish hatto oltin uchun ham ancha kichik [10], chunki u yerda massaviy koeffitsiyenti</w:t>
       </w:r>
       <w:r>
         <w:t xml:space="preserve"> </w:t>
@@ -6286,7 +6139,7 @@
         <w:pStyle w:val="BodyText"/>
       </w:pPr>
       <w:r>
-        <w:t xml:space="preserve">Kumushga oid dozimetrik tadqiqotlar biologik tadqiqotlarga qaraganda kamroq. MK modellashtirish yordamida braxiterapiya vaqtida bosh miya o‘smasidagi AgNZ [38], ularning atrofdagi sog‘lom to‘qimalarga ta’siri [39] hamda qatlamli terida kumush va oltinni taqqoslash [40] masalalari ko‘rib chiqilgan; doza kuchayishi AgNZ bilan boyitilgan dozimetrik gellarda ham o‘lchangan [41], uning ortovoltli dastalardagi chuqurlikka bog‘liqligi esa nanozarrachalar uchun o‘rganilgan [42]. Kilovoltli trubka konstruksiyasi va filtrlash kumush kiritilgan to‘qimaning DEF qiymatini qanday belgilashining tizimli tahlili ko‘rib chiqilgan adabiyotlarda topilmadi.</w:t>
+        <w:t xml:space="preserve">Kumushga oid dozimetrik tadqiqotlar biologik tadqiqotlarga qaraganda kamroq: MK modellashtirish yordamida braxiterapiya vaqtida bosh miya o‘smasidagi AgNZ [38], atrofdagi sog‘lom to‘qimalar [39] hamda qatlamli terida kumush va oltinni taqqoslash [40] masalalari ko‘rib chiqilgan; doza kuchayishi AgNZ bilan boyitilgan dozimetrik gellarda ham o‘lchangan [41], uning ortovoltli dastalardagi chuqurlikka bog‘liqligi esa nanozarrachalar uchun o‘rganilgan [42]. Kilovoltli trubka konstruksiyasi va filtrlash kumush kiritilgan to‘qimaning DEF qiymatini qanday belgilashining tizimli tahlili ko‘rib chiqilgan adabiyotlarda topilmadi.</w:t>
       </w:r>
     </w:p>
     <w:p>
@@ -6335,7 +6188,7 @@
         <w:t xml:space="preserve"> </w:t>
       </w:r>
       <w:r>
-        <w:t xml:space="preserve">bo‘lgani uchun K vakansiyalarining faqat 17 % ga yaqini energiyasini atom yaqinida qoldiradigan Oje o‘tishlari orqali relaksatsiyalanadi [73, 74]; qolgan 83 % i esa, asosan, energiyani olib ketadigan Kα fotonlarini chiqaradi (1.2-bo‘lim). Shunga qaramay, kumush va to‘qimaning</w:t>
+        <w:t xml:space="preserve">bo‘lgani uchun K vakansiyalarining faqat 17 % ga yaqini energiyasini joyida qoldiradigan Oje o‘tishlari orqali relaksatsiyalanadi [73, 74]; qolgan 83 % i esa, asosan, energiyani olib ketadigan Kα fotonlarini chiqaradi (1.2-bo‘lim). Shunga qaramay, kumush va to‘qimaning</w:t>
       </w:r>
       <w:r>
         <w:t xml:space="preserve"> </w:t>
@@ -6386,7 +6239,7 @@
         <w:pStyle w:val="FirstParagraph"/>
       </w:pPr>
       <w:r>
-        <w:t xml:space="preserve">DEF uchun zarur bo‘lgan spektrni yarimo‘tkazgichli detektorlar yordamida o‘lchash [44] detektor javobiga tuzatishlar kiritishni talab qiladi va har bir konfiguratsiya uchun amalda bajarib bo‘lmaydi, shuning uchun parametrik tadqiqotlarda hisoblangan spektrlardan foydalaniladi; usullarning to‘rt guruhi 1.2-jadvalda taqqoslangan. Empirik TASMIP modeli (interpolyatsion polinomlardan foydalanadigan volfram anodning spektral modeli) 30 dan 140 kV gacha bo‘lgan o‘lchangan volfram anodli spektrlarni interpolyatsiyalaydi [43], spektr 3.0 vositasi esa shunga o‘xshash interpolyatsion modelni amalga oshiradi [102]. Bunday modellar tez ishlaydi va o‘z ma’lumotlari diapazoni doirasida aniq natija beradi, biroq o‘lchangan trubkalarning anod materiali, burchagi va xususiy filtrlashiga bog‘lab qo‘yilgan: qo‘shimcha filtrlashni susayish sifatida modellashtirish mumkin, ushbu ishda o‘rganilayotgan anod materiali va burchagini esa modellashtirib bo‘lmaydi.</w:t>
+        <w:t xml:space="preserve">DEF uchun zarur bo‘lgan spektrni yarimo‘tkazgichli detektorlar yordamida o‘lchash [44] detektor javobiga tuzatishlar kiritishni talab qiladi va har bir konfiguratsiya uchun amalda bajarib bo‘lmaydi, shuning uchun parametrik tadqiqotlarda hisoblangan spektrlardan foydalaniladi; usullarning to‘rt guruhi 1.2-jadvalda taqqoslangan. Empirik TASMIP modeli (interpolyatsion polinomlardan foydalanadigan volfram anodning spektral modeli) 30 dan 140 kV gacha bo‘lgan o‘lchangan volfram anodli spektrlarni interpolyatsiyalaydi [43], spektr 3.0 vositasi esa shunga o‘xshash interpolyatsion modelni amalga oshiradi [102]. Bunday modellar o‘lchangan trubkalarning anod materiali, burchagi va xususiy filtrlashiga bog‘lab qo‘yilgan: qo‘shimcha filtrlashni susayish sifatida modellashtirish mumkin, ushbu ishda o‘rganilayotgan anod materiali va burchagini esa modellashtirib bo‘lmaydi.</w:t>
       </w:r>
     </w:p>
     <w:p>
@@ -6394,7 +6247,7 @@
         <w:pStyle w:val="BodyText"/>
       </w:pPr>
       <w:r>
-        <w:t xml:space="preserve">Yarim empirik modellar Kramers nazariyasiga borib taqaladi; unga ko‘ra qalin nishondan foton energiyasining birlik intervaliga to‘g‘ri keladigan chiqariladigan energiya</w:t>
+        <w:t xml:space="preserve">Yarim empirik modellar Kramers nazariyasiga borib taqaladi; unga ko‘ra qalin nishon chiqaradigan, foton energiyasining birlik intervaliga to‘g‘ri keladigan energiya</w:t>
       </w:r>
       <w:r>
         <w:t xml:space="preserve"> </w:t>
@@ -6486,7 +6339,7 @@
         <w:t xml:space="preserve"> </w:t>
       </w:r>
       <w:r>
-        <w:t xml:space="preserve">— foton energiyasi [8, 103]. Birch va Marshall o‘z modelini Ge(Li) detektori yordamida o‘tkazilgan o‘lchashlar bilan taqqoslagan [44], Tucker, Barnes va Chakraborty esa volfram uchun TBC modelini taklif qilgan [45]. Bunday modellar tormozlanish nurlanishining soddalashtirilgan kesimini elektronlarning kirib borishi va nishonda o‘z-o‘zini yutishning taqribiy tavsifi bilan birlashtiradi hamda ayrim parametrlarni eksperimentga moslashtiradi; ular hisoblash jihatidan arzon va kuchlanish, anod burchagi hamda filtrlashga bog‘liqlikni oshkor ko‘rsatadi, biroq ularning aniqligi soddalashtirilgan fizika bilan cheklangan, parametrlari esa nishonga, odatda volframga xosdir.</w:t>
+        <w:t xml:space="preserve">— foton energiyasi [8, 103]. Birch va Marshall o‘z modelini Ge(Li) detektori yordamida o‘tkazilgan o‘lchashlar bilan taqqoslagan [44], Tucker, Barnes va Chakraborty esa volfram uchun TBC modelini taklif qilgan [45]. Bunday modellar tormozlanish nurlanishining soddalashtirilgan kesimini elektronlarning kirib borishi va nishonda o‘z-o‘zini yutishning taqribiy tavsifi bilan birlashtiradi; ular kuchlanish, anod burchagi hamda filtrlashga bog‘liqlikni oshkor ko‘rsatadi, biroq ularning moslashtirilgan parametrlari nishonga, odatda volframga xosdir.</w:t>
       </w:r>
     </w:p>
     <w:p>
@@ -6494,7 +6347,7 @@
         <w:pStyle w:val="BodyText"/>
       </w:pPr>
       <w:r>
-        <w:t xml:space="preserve">Fizikaga asoslangan deterministik modellar empirik parametrlarning aksariyatini nazariy yoki MK hisoblashlaridan olingan ma’lumotlar bilan almashtiradi. MK modellashtirishdan olingan elektronlarning kirib borish xarakteristikalari [46] nishon ichida rentgen nurlanishining hosil bo‘lishi va filtrlanishini hisoblashda qo‘llanilgan [47] va volfram uchun SpekCalc dasturida amalga oshirilgan [48]. Uning vorisi SpekPy v2 bir nechta fizik modelni, jumladan, ushbu ishda qo‘llanilgan casim modelini, hamda bir nechta anodni, shu jumladan misni taklif etadi [15]; mis anod 2.5.4 versiyasida [58] 10–50 kV uchun mavjud. U K va L nurlanish modellariga [104] hamda tormozlanish nurlanishining energetik va burchak taqsimotlari modellariga [105] tayanadi va 20 dan 300 kV gacha oraliqda [106] hamda o‘lchangan spektrlar va YSQ qiymatlari bilan solishtirib [51] validatsiya qilingan. Bunday modellar tez ishlaydi va fizik jihatdan asoslangan, biroq oldindan hisoblangan ko‘chish ma’lumotlari mavjud bo‘lgan anodlar va kuchlanishlar bilan cheklangan.</w:t>
+        <w:t xml:space="preserve">Fizikaga asoslangan deterministik modellar empirik parametrlarning aksariyatini nazariy yoki MK hisoblashlaridan olingan ma’lumotlar bilan almashtiradi. MK modellashtirishdan olingan elektronlarning kirib borish xarakteristikalari [46] nishon ichida rentgen nurlanishining hosil bo‘lishi va filtrlanishini hisoblashda qo‘llanilgan [47] va volfram uchun SpekCalc dasturida amalga oshirilgan [48]. Uning vorisi SpekPy v2 bir nechta fizik modelni, jumladan, ushbu ishda qo‘llanilgan casim modelini, hamda bir nechta anodni, shu jumladan misni taklif etadi [15]; mis anod 2.5.4 versiyasida [58] 10–50 kV uchun mavjud. U K va L nurlanish modellariga [104] hamda tormozlanish nurlanishining energetik va burchak taqsimotlari modellariga [105] tayanadi va 20 dan 300 kV gacha oraliqda [106] hamda o‘lchangan spektrlar va YSQ qiymatlari bilan solishtirib [51] validatsiya qilingan.</w:t>
       </w:r>
     </w:p>
     <w:p>
@@ -6502,7 +6355,7 @@
         <w:pStyle w:val="BodyText"/>
       </w:pPr>
       <w:r>
-        <w:t xml:space="preserve">Eng to‘liq tavsifni trubkada elektronlar va fotonlarning bog‘langan ko‘chishini MK modellashtirish beradi, masalan, diagnostik va mammografik spektrlar uchun MCNP4C [50] yoki nur terapiyasida qo‘llaniladigan kilovoltli qurilmalar uchun EGS4/BEAM [49]; boshqa umumiy maqsadli dasturlar qatoriga EGSnrc [107], Geant4 [108] va PENELOPE [109] kiradi. Bu usul elektronlarning teskari sochilishini, tormozlanish nurlanishining burchak taqsimotini va trubkaning real geometriyasini hisobga oladi. Biroq u batafsil geometrik ma’lumotlarni va uzoq hisoblash vaqtini talab qiladi, shuning uchun keng ko‘lamli parametrik tadqiqotlardan ko‘ra etalon hisoblashlar uchun ko‘proq mos keladi.</w:t>
+        <w:t xml:space="preserve">Eng to‘liq tavsifni trubkada elektronlar va fotonlarning bog‘langan ko‘chishini MK modellashtirish beradi, masalan, diagnostik va mammografik spektrlar uchun MCNP4C [50] yoki nur terapiyasida qo‘llaniladigan kilovoltli qurilmalar uchun EGS4/BEAM [49]; boshqa umumiy maqsadli dasturlar qatoriga EGSnrc [107], Geant4 [108] va PENELOPE [109] kiradi. Bu usul elektronlarning teskari sochilishini, tormozlanish nurlanishining burchak taqsimotini va trubkaning real geometriyasini hisobga oladi, biroq u sekin ishlaydi va batafsil geometrik ma’lumotlarni talab qiladi, shuning uchun keng ko‘lamli parametrik tadqiqotlardan ko‘ra etalon hisoblashlar uchun ko‘proq mos keladi.</w:t>
       </w:r>
     </w:p>
     <w:p>
@@ -6900,7 +6753,7 @@
         <w:pStyle w:val="BodyText"/>
       </w:pPr>
       <w:r>
-        <w:t xml:space="preserve">Hisoblangan spektr o‘lchanadigan kattaliklar bilan bog‘lanishi kerak. Kilovoltli dozimetriyada dasta sifati trubka kuchlanishi bilan birga YSQ orqali belgilanadi [110]; Amerika tibbiyot fiziklari assotsiatsiyasining 40–300 kV dastalar uchun protokolida (AAPM TG-61) [14], Atom energiyasi bo‘yicha xalqaro agentlikning (IAEA) TRS-398 amaliy qo‘llanmasida [70] va Xalqaro elektrotexnika komissiyasining standart nurlanish sifatlarida (IEC 61267) [111] shunday qilingan. Demak, YSQ modellarni o‘zaro va o‘lchashlar bilan taqqoslash uchun tabiiy kattalik hisoblanadi. Biroq u energiya flyuensining Ag K-chegarasidan yuqoridagi ulushini bir qiymatli belgilamaydi, shuning uchun YSQ qiymatlari yaqin bo‘lgan dastalar kumush uchun turli DEF qiymatlarini berishi mumkin; III bobda bu yutilish chegaralariga ega filtrlar misolida ko‘rsatiladi (3.5-jadval).</w:t>
+        <w:t xml:space="preserve">Kilovoltli dozimetriyada dasta sifati trubka kuchlanishi bilan birga YSQ orqali belgilanadi [110]; Amerika tibbiyot fiziklari assotsiatsiyasining 40–300 kV dastalar uchun protokolida (AAPM TG-61) [14], Atom energiyasi bo‘yicha xalqaro agentlikning (IAEA) TRS-398 amaliy qo‘llanmasida [70] va Xalqaro elektrotexnika komissiyasining standart nurlanish sifatlarida (IEC 61267) [111] shunday qilingan. Demak, YSQ modellar va o‘lchashlarni taqqoslash uchun tabiiy kattalik hisoblanadi. Biroq u energiya flyuensining Ag K-chegarasidan yuqoridagi ulushini bir qiymatli belgilamaydi, shuning uchun YSQ qiymatlari yaqin bo‘lgan dastalar kumush uchun turli DEF qiymatlarini berishi mumkin; III bobda bu yutilish chegaralariga ega filtrlar misolida ko‘rsatiladi (3.5-jadval).</w:t>
       </w:r>
     </w:p>
     <w:p>
@@ -6908,7 +6761,7 @@
         <w:pStyle w:val="BodyText"/>
       </w:pPr>
       <w:r>
-        <w:t xml:space="preserve">Ushbu modellarning aksariyati tibbiy trubkalarning odatiy nishoni bo‘lgan volfram uchun ishlab chiqilgan [16]. Mis anodli trubkalar asosan rentgen-struktur tahlilida qo‘llaniladi; unda Cu Kα ishchi chiziq bo‘lib xizmat qiladi, Kβ nikel filtr bilan bostiriladi [52], tormozlanish nurlanishining uzluksiz spektri esa istalmagan fon hisoblanadi. Kumush bilan doza kuchayishi uchun esa, aksincha, uzluksiz spektr foydali qism hisoblanadi, chunki faqat tormozlanish nurlanishi fotonlarining energiyasi Ag K-chegarasidan oshishi mumkin; shunga qaramay, mis anodli trubkalarning to‘liq spektri va uning trubka parametrlariga bog‘liqligiga ancha kam e’tibor qaratilgan. Shu sababli ushbu ishda mis anodli trubkaning fizikaga asoslangan yarim analitik modeli — ishlab chiqilgan model (IM) yaratildi; u uzluksiz sekinlashish yaqinlashuvidagi (CSDA) Bete ionizatsion tormozlanish qobiliyatini [53, 68], Elvert ko‘paytuvchisi kiritilgan norelyativistik Bete–Gaytler tormozlanish nurlanishi kesimini [54–56] va Grizinskiy K-qobiq ionizatsiyasi kesimini [57] yagona moslashtiriladigan parametr — elektronlarning chuqurlik koeffitsiyenti bilan birlashtiradi (II bob). Trubka parametrlariga barcha bog‘liqliklar oshkor ko‘rinishda saqlanadi, SpekPy v2 esa validatsiya uchun tayanch model bo‘lib xizmat qiladi.</w:t>
+        <w:t xml:space="preserve">Ushbu modellarning aksariyati tibbiy trubkalarning odatiy nishoni bo‘lgan volfram uchun ishlab chiqilgan [16]. Mis anodli trubkalar asosan rentgen-struktur tahlilida qo‘llaniladi; unda Cu Kα ishchi chiziq bo‘lib xizmat qiladi, Kβ nikel filtr bilan bostiriladi [52], tormozlanish nurlanishining uzluksiz spektri esa istalmagan fon hisoblanadi. Kumush bilan doza kuchayishi uchun esa, aksincha, uzluksiz spektr foydali qism hisoblanadi, chunki faqat tormozlanish nurlanishi fotonlarining energiyasi Ag K-chegarasidan oshishi mumkin; shunga qaramay, mis anodli trubkalarning to‘liq spektri va uning trubka parametrlariga bog‘liqligiga ancha kam e’tibor qaratilgan. Shu sababli ushbu ishda mis anodli trubkaning fizikaga asoslangan yarim analitik modeli — ishlab chiqilgan model (IM) yaratildi; u uzluksiz sekinlashish yaqinlashuvidagi (CSDA) Bete ionizatsion tormozlanish qobiliyatini [53, 68], Elvert ko‘paytuvchisi kiritilgan norelyativistik Bete–Gaytler tormozlanish nurlanishi kesimini [54–56] va Grizinskiy K-qobiq ionizatsiyasi kesimini [57] yagona moslashtiriladigan parametr — elektronlarning chuqurlik koeffitsiyenti bilan birlashtiradi (II bob). Trubka parametrlariga barcha bog‘liqliklar oshkor ko‘rinishda saqlanadi.</w:t>
       </w:r>
     </w:p>
     <w:p>
@@ -6932,7 +6785,7 @@
         <w:pStyle w:val="BodyText"/>
       </w:pPr>
       <w:r>
-        <w:t xml:space="preserve">Spektr modellari volfram anodlar uchun yaxshi ishlab chiqilgan, mis anodli trubkalarning to‘liq spektri uchun esa ancha kam ishlab chiqilgan. Shu sababli ushbu ishda 45 kV li mis anodli trubka spektrining yarim analitik modeli ishlab chiqiladi, SpekPy v2 bilan solishtirib validatsiya qilinadi va har ikkala model spektrni trubka konstruksiyasi va filtrlashga bog‘liq holda hamda kumush kiritilgan yumshoq to‘qimaning DEF qiymatini konsentratsiya, chuqurlik va filtrlashga bog‘liq holda hisoblash uchun qo‘llaniladi. Natijalar MK modellashtirish yordamida verifikatsiya qilinadi, kumush yuqori Z li boshqa elementlar bilan taqqoslanadi, DEFning noaniqligi esa amaliy tavsiyalar uchun asos sifatida baholanadi.</w:t>
+        <w:t xml:space="preserve">Spektr modellari asosan volfram anodlar uchun ishlab chiqilgan. Shu sababli ushbu ishda 45 kV li mis anodli trubka spektrining yarim analitik modeli ishlab chiqiladi, SpekPy v2 bilan solishtirib validatsiya qilinadi va har ikkala model spektrni trubka konstruksiyasi va filtrlashga bog‘liq holda hamda kumush kiritilgan yumshoq to‘qimaning DEF qiymatini konsentratsiya, chuqurlik va filtrlashga bog‘liq holda hisoblash uchun qo‘llaniladi. Natijalar MK modellashtirish yordamida verifikatsiya qilinadi, kumush yuqori Z li boshqa elementlar bilan taqqoslanadi, DEFning noaniqligi esa amaliy tavsiyalar uchun asos sifatida baholanadi.</w:t>
       </w:r>
     </w:p>
     <w:p>
@@ -6948,7 +6801,7 @@
         <w:pStyle w:val="FirstParagraph"/>
       </w:pPr>
       <w:r>
-        <w:t xml:space="preserve">Ushbu bobda mazkur ishdagi yarim analitik spektr modeli — ishlab chiqilgan model (IM), shuningdek, dozani kuchaytirish koeffitsiyentini (DEF) hisoblash va uni Monte-Karlo (MK) usulida modellashtirish orqali verifikatsiya qilish usullari bayon etiladi. Formulalar dasturda (A ilova) amalga oshirilgan ko‘rinishda keltirilgan; agar boshqacha ko‘rsatilmagan bo‘lsa, energiyalar keV da, uzunliklar esa sm da ifodalanadi.</w:t>
+        <w:t xml:space="preserve">Ushbu bobda spektrning yarim analitik ishlab chiqilgan modeli (IM), shuningdek, dozani kuchaytirish koeffitsiyentini (DEF) hisoblash va uni Monte-Karlo (MK) usulida verifikatsiya qilish usullari dasturda (A ilova) amalga oshirilgan ko‘rinishda bayon etiladi; agar boshqacha ko‘rsatilmagan bo‘lsa, energiyalar keV da, uzunliklar esa sm da ifodalanadi.</w:t>
       </w:r>
     </w:p>
     <w:p>
@@ -6964,7 +6817,7 @@
         <w:pStyle w:val="FirstParagraph"/>
       </w:pPr>
       <w:r>
-        <w:t xml:space="preserve">Qizdirilgan katod chiqargan elektronlar anodning fokus dog‘iga fokuslanadi va unga</w:t>
+        <w:t xml:space="preserve">Qizdirilgan katoddan chiqqan elektronlar anodning fokus dog‘iga fokuslanadi va unga</w:t>
       </w:r>
       <w:r>
         <w:t xml:space="preserve"> </w:t>
@@ -7027,7 +6880,7 @@
         <w:t xml:space="preserve"> </w:t>
       </w:r>
       <w:r>
-        <w:t xml:space="preserve">— elementar zaryad (bazaviy konfiguratsiyada 45 keV); bu energiyaning faqat kichik ulushi rentgen nurlanishi ko‘rinishida chiqariladi [8, 16]. Fotonlar soni trubka toki bilan ekspozitsiya vaqtining ko‘paytmasiga (mA·s) proporsional, spektr shakli esa tokka bog‘liq emas, shu sababli barcha spektrlar 1 mA·s ga normallashtirilgan. Modellashtirilgan qaytaruvchi nishonli trubkada (2.1-rasm) dasta qalin anodning elektronlar tushadigan sirti orqali chiqadi. Anod burchagi</w:t>
+        <w:t xml:space="preserve">— elementar zaryad (bazaviy konfiguratsiyada 45 keV); bu energiyaning faqat kichik ulushi rentgen nurlanishi ko‘rinishida chiqariladi [8, 16]. Fotonlar soni trubka toki va vaqtning ko‘paytmasiga (mA·s) proporsional, spektr shakli esa tokka bog‘liq emas, shu sababli barcha spektrlar 1 mA·s ga normallashtirilgan. Modellashtirilgan qaytaruvchi nishonli trubkada (2.1-rasm) dasta qalin anodning elektronlar bilan nurlantiriladigan sirti orqali chiqadi. Shu tariqa anod sirti bilan elektronlar dastasiga perpendikulyar bo‘lgan markaziy nur orasidagi anod burchagi</w:t>
       </w:r>
       <w:r>
         <w:t xml:space="preserve"> </w:t>
@@ -7041,7 +6894,7 @@
         <w:t xml:space="preserve"> </w:t>
       </w:r>
       <w:r>
-        <w:t xml:space="preserve">— anod sirti bilan elektronlar dastasiga perpendikulyar bo‘lgan markaziy nur orasidagi burchak, shu sababli elektronlar sirt normaliga nisbatan</w:t>
+        <w:t xml:space="preserve">elektronlarning sirt normaliga nisbatan tushish burchagi ham, fotonlarning chiqish burchagi ham hisoblanadi. Kichik</w:t>
       </w:r>
       <w:r>
         <w:t xml:space="preserve"> </w:t>
@@ -7055,34 +6908,6 @@
         <w:t xml:space="preserve"> </w:t>
       </w:r>
       <w:r>
-        <w:t xml:space="preserve">burchak ostida tushadi, markaziy nurdagi fotonlar esa sirtni</w:t>
-      </w:r>
-      <w:r>
-        <w:t xml:space="preserve"> </w:t>
-      </w:r>
-      <m:oMath>
-        <m:r>
-          <m:t>θ</m:t>
-        </m:r>
-      </m:oMath>
-      <w:r>
-        <w:t xml:space="preserve"> </w:t>
-      </w:r>
-      <w:r>
-        <w:t xml:space="preserve">chiqish burchagi ostida tark etadi. Kichik</w:t>
-      </w:r>
-      <w:r>
-        <w:t xml:space="preserve"> </w:t>
-      </w:r>
-      <m:oMath>
-        <m:r>
-          <m:t>θ</m:t>
-        </m:r>
-      </m:oMath>
-      <w:r>
-        <w:t xml:space="preserve"> </w:t>
-      </w:r>
-      <w:r>
         <w:t xml:space="preserve">fokus dog‘ining effektiv o‘lchamini kamaytiradi, biroq anod tomonidagi dastani kuchsizroq va qattiqroq qiladi (</w:t>
       </w:r>
       <w:r>
@@ -7098,7 +6923,7 @@
         <w:t xml:space="preserve"> </w:t>
       </w:r>
       <w:r>
-        <w:t xml:space="preserve">effekti) [16]; IM faqat markaziy nurni ko‘rib chiqadi. Berilliy oyna va anoddagi o‘z-o‘zini yutish xususiy filtrlashni hosil qiladi, qo‘shimcha metall filtrlar esa spektrning yumshoq qismini olib tashlaydi va dastani qattiqlashtiradi [17]; shundan so‘ng fotonlar havo qatlamini kesib o‘tib, fokus–namuna masofasi</w:t>
+        <w:t xml:space="preserve">effekti) [16]; IM faqat markaziy nurni ko‘rib chiqadi. Berilliy oyna va anoddagi o‘z-o‘zini yutish xususiy filtrlashni hosil qiladi; qo‘shimcha metall filtrlar spektrning yumshoq qismini olib tashlaydi va dastani qattiqlashtiradi [17], shundan so‘ng fotonlar havo qatlamini kesib o‘tib, fokus–namuna masofasi</w:t>
       </w:r>
       <w:r>
         <w:t xml:space="preserve"> </w:t>
@@ -7124,7 +6949,7 @@
           <wp:inline>
             <wp:extent cx="4859999" cy="2557894"/>
             <wp:effectExtent b="0" l="0" r="0" t="0"/>
-            <wp:docPr descr="2.1-rasm. Modellashtirilgan mis anodli qaytaruvchi nishonli trubkaning va nurlantirish geometriyasining sxemasi: anod burchagi θ ostida markaziy nur bo‘ylab chiqarilgan fotonlar berilliy oyna, qo‘shimcha filtr va havo qatlami (fokus–namuna masofasi d, matnda r bilan belgilangan) orqali Ag saqlovchi to‘qima namunasiga yetib boradi." title="" id="27" name="Picture"/>
+            <wp:docPr descr="2.1-rasm. Modellashtirilgan mis anodli qaytaruvchi nishonli trubka va nurlantirish geometriyasi: anod burchagi θ ostida chiqarilgan markaziy nur fotonlari berilliy oyna, qo‘shimcha filtr va havo qatlami (fokus–namuna masofasi d, matnda r bilan belgilangan) orqali Ag saqlovchi to‘qima namunasiga yetib boradi." title="" id="27" name="Picture"/>
             <a:graphic>
               <a:graphicData uri="http://schemas.openxmlformats.org/drawingml/2006/picture">
                 <pic:pic>
@@ -7167,7 +6992,7 @@
         <w:pStyle w:val="ImageCaption"/>
       </w:pPr>
       <w:r>
-        <w:t xml:space="preserve">2.1-rasm. Modellashtirilgan mis anodli qaytaruvchi nishonli trubkaning va nurlantirish geometriyasining sxemasi: anod burchagi θ ostida markaziy nur bo‘ylab chiqarilgan fotonlar berilliy oyna, qo‘shimcha filtr va havo qatlami (fokus–namuna masofasi d, matnda r bilan belgilangan) orqali Ag saqlovchi to‘qima namunasiga yetib boradi.</w:t>
+        <w:t xml:space="preserve">2.1-rasm. Modellashtirilgan mis anodli qaytaruvchi nishonli trubka va nurlantirish geometriyasi: anod burchagi θ ostida chiqarilgan markaziy nur fotonlari berilliy oyna, qo‘shimcha filtr va havo qatlami (fokus–namuna masofasi d, matnda r bilan belgilangan) orqali Ag saqlovchi to‘qima namunasiga yetib boradi.</w:t>
       </w:r>
     </w:p>
     <w:p>
@@ -7175,7 +7000,7 @@
         <w:pStyle w:val="BodyText"/>
       </w:pPr>
       <w:r>
-        <w:t xml:space="preserve">Mis anodli trubkalar rentgen-struktur tahlilining standart manbalari hisoblanadi; unda intensiv Cu Kα chizig‘idan foydalaniladi, Kβ chizig‘i esa K-chegarasi bu ikki chiziq orasida joylashgan nikel filtr yordamida bostiriladi [52]. Kumush ishtirokidagi nurlantirishlarda esa foydali fotonlar 25,514 keV dagi Ag K-chegarasidan yuqorida (1.4-bo‘lim), rentgen-struktur tahlilida shunchaki fon hisoblanadigan uzluksiz spektrda joylashgan, shu sababli butun spektrni modellashtirish va filtrlash yordamida shakllantirish zarur; spektr modellarining aksariyati volfram anodlar uchun ishlab chiqilgani sababli (1.5-bo‘lim), mis anodli trubka uchun maxsus model talab etiladi. 2.1-jadvalda trubka parametrlari, ularning bazaviy qiymatlari va III bobda o‘rganilgan oraliqlar keltirilgan; kuchlanish, anod, anod burchagi, oyna va filtrlar spektr shaklini o‘zgartiradi, masofa esa teskari kvadratlar qonuni va havodagi susayish orqali ta’sir ko‘rsatadi. O‘zgarmas kuchlanish faraz qilinadi, shu sababli barcha elektronlar</w:t>
+        <w:t xml:space="preserve">Mis anodli trubkalar rentgen-struktur tahlilining standart manbalari bo‘lib, ularda intensiv Cu Kα chizig‘idan foydalaniladi, Kβ esa K-chegarasi bu ikki chiziq orasida joylashgan nikel filtr yordamida bostiriladi [52]. Kumush ishtirokidagi nurlantirishlarda esa foydali fotonlar 25,514 keV dagi Ag K-chegarasidan yuqorida (1.4-bo‘lim), rentgen-struktur tahlilida fon sifatida qaraladigan uzluksiz spektrda joylashgan, shu sababli butun spektrni modellashtirish va filtrlash yordamida shakllantirish zarur; spektr modellarining aksariyati volfram anodlar uchun ishlab chiqilgani sababli (1.5-bo‘lim), mis anodli trubka uchun maxsus model talab etiladi. 2.1-jadvalda trubka parametrlari, ularning bazaviy qiymatlari va III bobda o‘rganilgan oraliqlar keltirilgan; kuchlanish, anod, anod burchagi, oyna va filtrlar spektr shaklini o‘zgartiradi, masofa esa teskari kvadratlar qonuni va havodagi susayish orqali ta’sir ko‘rsatadi. O‘zgarmas kuchlanish faraz qilinadi, shu sababli barcha elektronlar</w:t>
       </w:r>
       <w:r>
         <w:t xml:space="preserve"> </w:t>
@@ -7867,7 +7692,7 @@
                   <m:e>
                     <m:r>
                       <m:rPr>
-                        <m:sty m:val="p"/>
+                        <m:nor/>
                       </m:rPr>
                       <m:t>ln</m:t>
                     </m:r>
@@ -8614,7 +8439,7 @@
                     </m:r>
                     <m:r>
                       <m:rPr>
-                        <m:sty m:val="p"/>
+                        <m:nor/>
                       </m:rPr>
                       <m:t>ln</m:t>
                     </m:r>
@@ -8696,7 +8521,7 @@
         <w:t xml:space="preserve"> </w:t>
       </w:r>
       <w:r>
-        <w:t xml:space="preserve">= 322 eV; zichlik effekti uchun tuzatma (100 keV dan past energiyalarda e’tiborga olmaslik mumkin) va qobiq tuzatmalari (faqat eng past energiyalarda ahamiyatli) tushirib qoldiriladi; suv uchun dastur Standartlar va texnologiyalar milliy institutining (NIST) ESTAR bazasidagi tormozlanish qobiliyatini takrorlaydi [69] (2.8-bo‘lim). Sekinlashish davomida</w:t>
+        <w:t xml:space="preserve">= 322 eV; zichlik effekti uchun tuzatma (100 keV dan past energiyalarda e’tiborga olmaslik mumkin) va qobiq tuzatmalari (faqat eng past energiyalarda ahamiyatli) tushirib qoldiriladi; suv uchun dastur Standartlar va texnologiyalar milliy institutining (NIST) ESTAR bazasidagi tormozlanish qobiliyatini takrorlaydi [69] (2.8-bo‘lim).</w:t>
       </w:r>
       <w:r>
         <w:t xml:space="preserve"> </w:t>
@@ -8823,7 +8648,7 @@
                       <m:num>
                         <m:r>
                           <m:rPr>
-                            <m:sty m:val="p"/>
+                            <m:nor/>
                           </m:rPr>
                           <m:t>d</m:t>
                         </m:r>
@@ -8925,7 +8750,7 @@
           <m:sub>
             <m:r>
               <m:rPr>
-                <m:sty m:val="p"/>
+                <m:nor/>
               </m:rPr>
               <m:t>min</m:t>
             </m:r>
@@ -9088,7 +8913,7 @@
         <w:t xml:space="preserve"> </w:t>
       </w:r>
       <w:r>
-        <w:t xml:space="preserve">munosabatni, ya’ni empirik Tomson–Uiddington qonunini beradi [112]. Ko‘p karrali elastik sochilish elektronlarning nishon ichiga diffuziyalanishiga olib kelgani sababli CSDA yo‘li fotonlar hosil bo‘ladigan chuqurlikka teng emas. IMda Poludniowski va Evansning MK modellashtirishdan olingan kirib borish taqsimotlari [46] o‘rniga har bir elektron energiyasi uchun bitta o‘rtacha chuqurlik — kirish chuqurligi (proyektiv chuqurlik) qo‘llaniladi:</w:t>
+        <w:t xml:space="preserve">munosabatni, ya’ni empirik Tomson–Uiddington qonunini beradi [112]. Ko‘p karrali elastik sochilish elektronlarning diffuziyalanishiga olib kelgani sababli CSDA yo‘li fotonlar hosil bo‘ladigan chuqurlikka teng emas; IMda Poludniowski va Evansning MK modellashtirishdan olingan kirib borish taqsimotlari [46] o‘rniga har bir elektron energiyasi uchun bitta o‘rtacha chuqurlik — kirish chuqurligi (proyektiv chuqurlik) qo‘llaniladi:</w:t>
       </w:r>
     </w:p>
     <w:tbl>
@@ -9164,7 +8989,7 @@
                 </m:r>
                 <m:r>
                   <m:rPr>
-                    <m:sty m:val="p"/>
+                    <m:nor/>
                   </m:rPr>
                   <m:t>cos</m:t>
                 </m:r>
@@ -9238,7 +9063,7 @@
         <w:t xml:space="preserve"> </w:t>
       </w:r>
       <w:r>
-        <w:t xml:space="preserve">energiyagacha sekinlashadigan, anod sirtidan normal bo‘ylab o‘lchanadigan chuqurlik,</w:t>
+        <w:t xml:space="preserve">energiyagacha sekinlashadigan chuqurlik (normal bo‘ylab),</w:t>
       </w:r>
       <w:r>
         <w:t xml:space="preserve"> </w:t>
@@ -9306,7 +9131,7 @@
         <w:t xml:space="preserve"> </w:t>
       </w:r>
       <w:r>
-        <w:t xml:space="preserve">esa normaldan hisoblangan tushish burchagiga teng. IMning bu yagona moslashtiriladigan parametri SpekPy [15] beradigan tormozlanish nurlanishi spektrining shakliga moslashtirildi (2.8-bo‘lim); natijada</w:t>
+        <w:t xml:space="preserve">esa tushish burchagi. IMning bu yagona moslashtiriladigan parametri SpekPy [15] beradigan tormozlanish nurlanishi spektrining shakliga moslashtirildi (2.8-bo‘lim); natijada</w:t>
       </w:r>
       <w:r>
         <w:t xml:space="preserve"> </w:t>
@@ -9369,7 +9194,7 @@
           <wp:inline>
             <wp:extent cx="4859999" cy="2236887"/>
             <wp:effectExtent b="0" l="0" r="0" t="0"/>
-            <wp:docPr descr="2.2-rasm. Mis anodda elektronlarning sekinlashishi va K-qobiq ionizatsiyasi: (a) Bete ionizatsion tormozlanish qobiliyati (tutash chiziq, chap o‘q) va η = 0,40 hamda θ = 12° da 45 keV energiyali elektron T energiyagacha sekinlashadigan kirish chuqurligi (shtrix chiziq, o‘ng o‘q); (b) misning K-qobiq ionizatsiyasi Grizinskiy kesimi." title="" id="30" name="Picture"/>
+            <wp:docPr descr="2.2-rasm. Mis anodda elektronlarning sekinlashishi va K-qobiq ionizatsiyasi: (a) Bete ionizatsion tormozlanish qobiliyati (tutash chiziq, chap o‘q) va η = 0,40 hamda θ = 12° da 45 keV energiyali elektron T gacha sekinlashadigan kirish chuqurligi (shtrix chiziq, o‘ng o‘q); (b) K-qobiq ionizatsiyasining Grizinskiy kesimi." title="" id="30" name="Picture"/>
             <a:graphic>
               <a:graphicData uri="http://schemas.openxmlformats.org/drawingml/2006/picture">
                 <pic:pic>
@@ -9412,7 +9237,7 @@
         <w:pStyle w:val="ImageCaption"/>
       </w:pPr>
       <w:r>
-        <w:t xml:space="preserve">2.2-rasm. Mis anodda elektronlarning sekinlashishi va K-qobiq ionizatsiyasi: (a) Bete ionizatsion tormozlanish qobiliyati (tutash chiziq, chap o‘q) va η = 0,40 hamda θ = 12° da 45 keV energiyali elektron T energiyagacha sekinlashadigan kirish chuqurligi (shtrix chiziq, o‘ng o‘q); (b) misning K-qobiq ionizatsiyasi Grizinskiy kesimi.</w:t>
+        <w:t xml:space="preserve">2.2-rasm. Mis anodda elektronlarning sekinlashishi va K-qobiq ionizatsiyasi: (a) Bete ionizatsion tormozlanish qobiliyati (tutash chiziq, chap o‘q) va η = 0,40 hamda θ = 12° da 45 keV energiyali elektron T gacha sekinlashadigan kirish chuqurligi (shtrix chiziq, o‘ng o‘q); (b) K-qobiq ionizatsiyasining Grizinskiy kesimi.</w:t>
       </w:r>
     </w:p>
     <w:p>
@@ -9473,7 +9298,7 @@
                   <m:num>
                     <m:r>
                       <m:rPr>
-                        <m:sty m:val="p"/>
+                        <m:nor/>
                       </m:rPr>
                       <m:t>d</m:t>
                     </m:r>
@@ -9486,15 +9311,9 @@
                       <m:sub>
                         <m:r>
                           <m:rPr>
-                            <m:sty m:val="p"/>
+                            <m:nor/>
                           </m:rPr>
-                          <m:t>K</m:t>
-                        </m:r>
-                        <m:r>
-                          <m:rPr>
-                            <m:sty m:val="p"/>
-                          </m:rPr>
-                          <m:t>r</m:t>
+                          <m:t>Kr</m:t>
                         </m:r>
                       </m:sub>
                     </m:sSub>
@@ -9502,7 +9321,7 @@
                   <m:den>
                     <m:r>
                       <m:rPr>
-                        <m:sty m:val="p"/>
+                        <m:nor/>
                       </m:rPr>
                       <m:t>d</m:t>
                     </m:r>
@@ -9651,7 +9470,7 @@
       <m:oMath>
         <m:r>
           <m:rPr>
-            <m:sty m:val="p"/>
+            <m:nor/>
           </m:rPr>
           <m:t>d</m:t>
         </m:r>
@@ -9664,15 +9483,9 @@
           <m:sub>
             <m:r>
               <m:rPr>
-                <m:sty m:val="p"/>
+                <m:nor/>
               </m:rPr>
-              <m:t>K</m:t>
-            </m:r>
-            <m:r>
-              <m:rPr>
-                <m:sty m:val="p"/>
-              </m:rPr>
-              <m:t>r</m:t>
+              <m:t>Kr</m:t>
             </m:r>
           </m:sub>
         </m:sSub>
@@ -9684,7 +9497,7 @@
         </m:r>
         <m:r>
           <m:rPr>
-            <m:sty m:val="p"/>
+            <m:nor/>
           </m:rPr>
           <m:t>d</m:t>
         </m:r>
@@ -9925,7 +9738,7 @@
                   <m:num>
                     <m:r>
                       <m:rPr>
-                        <m:sty m:val="p"/>
+                        <m:nor/>
                       </m:rPr>
                       <m:t>d</m:t>
                     </m:r>
@@ -9938,7 +9751,7 @@
                       <m:sub>
                         <m:r>
                           <m:rPr>
-                            <m:sty m:val="p"/>
+                            <m:nor/>
                           </m:rPr>
                           <m:t>B</m:t>
                         </m:r>
@@ -9948,7 +9761,7 @@
                   <m:den>
                     <m:r>
                       <m:rPr>
-                        <m:sty m:val="p"/>
+                        <m:nor/>
                       </m:rPr>
                       <m:t>d</m:t>
                     </m:r>
@@ -10050,7 +9863,7 @@
                 </m:r>
                 <m:r>
                   <m:rPr>
-                    <m:sty m:val="p"/>
+                    <m:nor/>
                   </m:rPr>
                   <m:t>ln</m:t>
                 </m:r>
@@ -10599,7 +10412,7 @@
                     </m:r>
                     <m:r>
                       <m:rPr>
-                        <m:sty m:val="p"/>
+                        <m:nor/>
                       </m:rPr>
                       <m:t>exp</m:t>
                     </m:r>
@@ -10658,7 +10471,7 @@
                     </m:r>
                     <m:r>
                       <m:rPr>
-                        <m:sty m:val="p"/>
+                        <m:nor/>
                       </m:rPr>
                       <m:t>exp</m:t>
                     </m:r>
@@ -10735,7 +10548,7 @@
       <m:oMath>
         <m:r>
           <m:rPr>
-            <m:sty m:val="p"/>
+            <m:nor/>
           </m:rPr>
           <m:t>d</m:t>
         </m:r>
@@ -10750,7 +10563,7 @@
         </m:r>
         <m:r>
           <m:rPr>
-            <m:sty m:val="p"/>
+            <m:nor/>
           </m:rPr>
           <m:t>d</m:t>
         </m:r>
@@ -10780,7 +10593,7 @@
         </m:r>
         <m:r>
           <m:rPr>
-            <m:sty m:val="p"/>
+            <m:nor/>
           </m:rPr>
           <m:t>d</m:t>
         </m:r>
@@ -10793,7 +10606,7 @@
           <m:sub>
             <m:r>
               <m:rPr>
-                <m:sty m:val="p"/>
+                <m:nor/>
               </m:rPr>
               <m:t>B</m:t>
             </m:r>
@@ -10807,7 +10620,7 @@
         </m:r>
         <m:r>
           <m:rPr>
-            <m:sty m:val="p"/>
+            <m:nor/>
           </m:rPr>
           <m:t>d</m:t>
         </m:r>
@@ -10918,7 +10731,7 @@
       <m:oMath>
         <m:r>
           <m:rPr>
-            <m:sty m:val="p"/>
+            <m:nor/>
           </m:rPr>
           <m:t>d</m:t>
         </m:r>
@@ -10953,7 +10766,7 @@
         </m:r>
         <m:r>
           <m:rPr>
-            <m:sty m:val="p"/>
+            <m:nor/>
           </m:rPr>
           <m:t>d</m:t>
         </m:r>
@@ -11032,7 +10845,7 @@
         </m:r>
         <m:r>
           <m:rPr>
-            <m:sty m:val="p"/>
+            <m:nor/>
           </m:rPr>
           <m:t>sin</m:t>
         </m:r>
@@ -11199,7 +11012,7 @@
                   <m:num>
                     <m:r>
                       <m:rPr>
-                        <m:sty m:val="p"/>
+                        <m:nor/>
                       </m:rPr>
                       <m:t>d</m:t>
                     </m:r>
@@ -11210,7 +11023,7 @@
                   <m:den>
                     <m:r>
                       <m:rPr>
-                        <m:sty m:val="p"/>
+                        <m:nor/>
                       </m:rPr>
                       <m:t>d</m:t>
                     </m:r>
@@ -11242,7 +11055,7 @@
                 </m:r>
                 <m:r>
                   <m:rPr>
-                    <m:sty m:val="p"/>
+                    <m:nor/>
                   </m:rPr>
                   <m:t>exp</m:t>
                 </m:r>
@@ -11296,7 +11109,7 @@
                       <m:den>
                         <m:r>
                           <m:rPr>
-                            <m:sty m:val="p"/>
+                            <m:nor/>
                           </m:rPr>
                           <m:t>sin</m:t>
                         </m:r>
@@ -11309,7 +11122,7 @@
                 </m:d>
                 <m:r>
                   <m:rPr>
-                    <m:sty m:val="p"/>
+                    <m:nor/>
                   </m:rPr>
                   <m:t>d</m:t>
                 </m:r>
@@ -11407,7 +11220,7 @@
       <m:oMath>
         <m:r>
           <m:rPr>
-            <m:sty m:val="p"/>
+            <m:nor/>
           </m:rPr>
           <m:t>d</m:t>
         </m:r>
@@ -11422,7 +11235,7 @@
         </m:r>
         <m:r>
           <m:rPr>
-            <m:sty m:val="p"/>
+            <m:nor/>
           </m:rPr>
           <m:t>d</m:t>
         </m:r>
@@ -11483,7 +11296,7 @@
         <w:t xml:space="preserve"> </w:t>
       </w:r>
       <w:r>
-        <w:t xml:space="preserve">ko‘paytuvchisiz bu integral hosil bo‘lgan spektr</w:t>
+        <w:t xml:space="preserve">ko‘paytuvchisiz bu ifoda barcha yo‘nalishlarda chiqariladigan hosil bo‘lgan spektr</w:t>
       </w:r>
       <w:r>
         <w:t xml:space="preserve"> </w:t>
@@ -11515,7 +11328,7 @@
         <w:t xml:space="preserve"> </w:t>
       </w:r>
       <w:r>
-        <w:t xml:space="preserve">ni (barcha yo‘nalishlarda chiqarilgan fotonlarni) beradi. Integrallar trapetsiyalar usulida 0,05 keV kenglikdagi foton energiyasi intervallarida hisoblanadi; elektronlarning kirib borishi bo‘yicha MK usulida olingan ma’lumotlardan foydalanadigan shunga o‘xshash ifoda SpekCalc dasturining asosini tashkil etadi [46, 47]. (2.8) ifodadagi eksponensial ko‘paytuvchi o‘z-o‘zini yutishni tavsiflaydi; o‘z-o‘zini yutish</w:t>
+        <w:t xml:space="preserve">ni beradi. Integrallar trapetsiyalar usulida 0,05 keV kenglikdagi foton energiyasi intervallarida hisoblanadi; elektronlarning kirib borishi bo‘yicha MK usulida olingan ma’lumotlardan foydalanadigan shunga o‘xshash ifoda SpekCalc dasturining asosini tashkil etadi [46, 47]. O‘z-o‘zini yutish</w:t>
       </w:r>
       <w:r>
         <w:t xml:space="preserve"> </w:t>
@@ -11753,7 +11566,7 @@
         <w:t xml:space="preserve"> </w:t>
       </w:r>
       <w:r>
-        <w:t xml:space="preserve">dan yuqori energiyali tormozlanish nurlanishi fotonlarining yutilishi natijasida hosil bo‘ladi. K-qobiq ionizatsiyasining kesimi Grizinskiy binar to‘qnashuvlar formulasi [57] bilan beriladi:</w:t>
+        <w:t xml:space="preserve">dan yuqori energiyali tormozlanish nurlanishi fotonlarining yutilishi natijasida hosil bo‘ladi. K-qobiq ionizatsiyasining kesimi Grizinskiyning binar to‘qnashuvlar formulasi [57] bilan beriladi:</w:t>
       </w:r>
     </w:p>
     <w:tbl>
@@ -12057,7 +11870,7 @@
                     </m:d>
                     <m:r>
                       <m:rPr>
-                        <m:sty m:val="p"/>
+                        <m:nor/>
                       </m:rPr>
                       <m:t>ln</m:t>
                     </m:r>
@@ -12402,7 +12215,7 @@
         <w:t xml:space="preserve"> </w:t>
       </w:r>
       <w:r>
-        <w:t xml:space="preserve">ni sekinlashish bo‘yicha integrallash esa har bir tushayotgan 45 keV energiyali elektronga 0,0159 ta K ionizatsiyani beradi. Grizinskiy formulasi bo‘sag‘a yaqinida juda sekin ortgani sababli IM Cu K chiziqlarining intensivligini SpekPyga nisbatan taxminan 25–43 % ga kam baholaydi; SpekPyning K va L nurlanish modeli [104] buzilgan to‘lqinlar Born yaqinlashuvidagi hisoblashlarga [114] tayanadi, ular esa Llovet va hammualliflar tomonidan eksperimental ma’lumotlar bilan birga sharhlangan [115]; bu kamomad past trubka kuchlanishlarida eng katta bo‘ladi (3.1-bo‘lim). Yutilish chegaralari va chiziqlarning energiyalari, flyuoressensiya chiqishlari va nurlanish o‘tishlari ehtimolliklari xraylib kutubxonasidan [60] olingan (flyuoressensiya chiqishlari Krause [74], o‘tish energiyalari esa Deslattes va hammualliflar [116] tomonidan jamlangan) va anod, oyna, filtr materiallari hamda yuqori Z li bir nechta radiosensibilizatorlar uchun 2.2-jadvalda keltirilgan. K-chegaralari Ag K-chegarasiga yaqin bo‘lgan Mo, Ag va Sn filtrlari kumush yordamida dozani kuchaytirish uchun eng samarali bo‘lgan fotonlarni kuchli yutadi (3.4-bo‘lim).</w:t>
+        <w:t xml:space="preserve">ni sekinlashish bo‘yicha integrallash esa har bir tushayotgan 45 keV energiyali elektronga 0,0159 ta K ionizatsiyani beradi. Grizinskiy formulasi bo‘sag‘a yaqinida juda sekin ortgani sababli IM Cu K chiziqlarining intensivligini SpekPyga nisbatan taxminan 26–43 % ga kam baholaydi; SpekPyning K va L nurlanish modeli [104] buzilgan to‘lqinlar Born yaqinlashuvidagi hisoblashlarga [114] tayanadi, ular esa Llovet va hammualliflar tomonidan eksperimental ma’lumotlar bilan birga sharhlangan [115]; bu kamomad past trubka kuchlanishlarida eng katta bo‘ladi (3.1-bo‘lim). Yutilish chegaralari va chiziqlarning energiyalari, flyuoressensiya chiqishlari va nurlanish o‘tishlari ehtimolliklari xraylib kutubxonasidan [60] olingan (o‘tish energiyalari Deslattes va hammualliflar [116] ma’lumotlariga ko‘ra) va anod, oyna va filtr materiallari hamda yuqori Z li bir nechta radiosensibilizatorlar uchun 2.2-jadvalda keltirilgan. K-chegaralari Ag K-chegarasiga yaqin bo‘lgan Mo, Ag va Sn filtrlari dozani kuchaytirish uchun eng samarali bo‘lgan fotonlarni kuchli yutadi (3.4-bo‘lim).</w:t>
       </w:r>
     </w:p>
     <w:p>
@@ -13847,21 +13660,9 @@
                   <m:sup>
                     <m:r>
                       <m:rPr>
-                        <m:sty m:val="p"/>
+                        <m:nor/>
                       </m:rPr>
-                      <m:t>d</m:t>
-                    </m:r>
-                    <m:r>
-                      <m:rPr>
-                        <m:sty m:val="p"/>
-                      </m:rPr>
-                      <m:t>i</m:t>
-                    </m:r>
-                    <m:r>
-                      <m:rPr>
-                        <m:sty m:val="p"/>
-                      </m:rPr>
-                      <m:t>r</m:t>
+                      <m:t>dir</m:t>
                     </m:r>
                   </m:sup>
                 </m:sSubSup>
@@ -14013,7 +13814,7 @@
                 </m:r>
                 <m:r>
                   <m:rPr>
-                    <m:sty m:val="p"/>
+                    <m:nor/>
                   </m:rPr>
                   <m:t>exp</m:t>
                 </m:r>
@@ -14067,7 +13868,7 @@
                       <m:den>
                         <m:r>
                           <m:rPr>
-                            <m:sty m:val="p"/>
+                            <m:nor/>
                           </m:rPr>
                           <m:t>sin</m:t>
                         </m:r>
@@ -14080,7 +13881,7 @@
                 </m:d>
                 <m:r>
                   <m:rPr>
-                    <m:sty m:val="p"/>
+                    <m:nor/>
                   </m:rPr>
                   <m:t>d</m:t>
                 </m:r>
@@ -14117,7 +13918,30 @@
         <w:pStyle w:val="BodyText"/>
       </w:pPr>
       <w:r>
-        <w:t xml:space="preserve">bu yerda</w:t>
+        <w:t xml:space="preserve">bu yerda chiziq energiyasi</w:t>
+      </w:r>
+      <w:r>
+        <w:t xml:space="preserve"> </w:t>
+      </w:r>
+      <m:oMath>
+        <m:sSub>
+          <m:e>
+            <m:r>
+              <m:t>E</m:t>
+            </m:r>
+          </m:e>
+          <m:sub>
+            <m:r>
+              <m:t>j</m:t>
+            </m:r>
+          </m:sub>
+        </m:sSub>
+      </m:oMath>
+      <w:r>
+        <w:t xml:space="preserve"> </w:t>
+      </w:r>
+      <w:r>
+        <w:t xml:space="preserve">da</w:t>
       </w:r>
       <w:r>
         <w:t xml:space="preserve"> </w:t>
@@ -14164,40 +13988,92 @@
         </m:r>
       </m:oMath>
       <w:r>
-        <w:t xml:space="preserve"> </w:t>
-      </w:r>
-      <w:r>
-        <w:t xml:space="preserve">— chiziq energiyasi</w:t>
+        <w:t xml:space="preserve">, qolgan belgilar esa (2.8) ifodadagi kabi; misning K-chegarasidan pastda joylashgani sababli chiziqlar anodda kuchsiz yutiladi va o‘zlari K-qobiqni ionlashtira olmaydi. Bilvosita flyuoressensiyani hisoblashda elektronlar faqat bir necha mikrometrga, ya’ni K-chegaradan yuqori energiyalardagi susayish uzunliklaridan kichikroq chuqurlikka kirib borgani sababli, tormozlanish nurlanishi anod sirtidagi izotrop nuqtaviy manba bilan ifodalanadi (sirtiy manba yaqinlashuvi). U holda</w:t>
       </w:r>
       <w:r>
         <w:t xml:space="preserve"> </w:t>
       </w:r>
       <m:oMath>
-        <m:sSub>
-          <m:e>
-            <m:r>
-              <m:t>E</m:t>
-            </m:r>
-          </m:e>
-          <m:sub>
-            <m:r>
-              <m:t>j</m:t>
-            </m:r>
-          </m:sub>
-        </m:sSub>
+        <m:r>
+          <m:t>u</m:t>
+        </m:r>
+        <m:r>
+          <m:rPr>
+            <m:sty m:val="p"/>
+          </m:rPr>
+          <m:t>=</m:t>
+        </m:r>
+        <m:r>
+          <m:rPr>
+            <m:nor/>
+          </m:rPr>
+          <m:t>cos</m:t>
+        </m:r>
+        <m:r>
+          <m:t>ϑ</m:t>
+        </m:r>
       </m:oMath>
       <w:r>
         <w:t xml:space="preserve"> </w:t>
       </w:r>
       <w:r>
-        <w:t xml:space="preserve">da anodning chiziqli susayish koeffitsiyenti, qolgan belgilar esa (2.8) ifodadagi kabi; misning K-chegarasidan pastda joylashgani sababli chiziqlar anodda kuchsiz yutiladi va o‘zlari K-qobiqni ionlashtira olmaydi. Bilvosita flyuoressensiya</w:t>
-      </w:r>
-      <w:r>
-        <w:t xml:space="preserve"> </w:t>
+        <w:t xml:space="preserve">kattalik (</w:t>
       </w:r>
       <m:oMath>
         <m:r>
-          <m:t>E</m:t>
+          <m:t>ϑ</m:t>
+        </m:r>
+      </m:oMath>
+      <w:r>
+        <w:t xml:space="preserve"> </w:t>
+      </w:r>
+      <w:r>
+        <w:t xml:space="preserve">— foton yo‘nalishi bilan ichkariga yo‘nalgan normal orasidagi burchak)</w:t>
+      </w:r>
+      <w:r>
+        <w:t xml:space="preserve"> </w:t>
+      </w:r>
+      <m:oMath>
+        <m:r>
+          <m:rPr>
+            <m:sty m:val="p"/>
+          </m:rPr>
+          <m:t>−</m:t>
+        </m:r>
+        <m:r>
+          <m:t>1</m:t>
+        </m:r>
+        <m:r>
+          <m:rPr>
+            <m:sty m:val="p"/>
+          </m:rPr>
+          <m:t>≤</m:t>
+        </m:r>
+        <m:r>
+          <m:t>u</m:t>
+        </m:r>
+        <m:r>
+          <m:rPr>
+            <m:sty m:val="p"/>
+          </m:rPr>
+          <m:t>≤</m:t>
+        </m:r>
+        <m:r>
+          <m:t>1</m:t>
+        </m:r>
+      </m:oMath>
+      <w:r>
+        <w:t xml:space="preserve"> </w:t>
+      </w:r>
+      <w:r>
+        <w:t xml:space="preserve">oraliqda 1/2 ga teng ehtimollik zichligiga ega,</w:t>
+      </w:r>
+      <w:r>
+        <w:t xml:space="preserve"> </w:t>
+      </w:r>
+      <m:oMath>
+        <m:r>
+          <m:t>u</m:t>
         </m:r>
         <m:r>
           <m:rPr>
@@ -14205,31 +14081,139 @@
           </m:rPr>
           <m:t>&gt;</m:t>
         </m:r>
-        <m:sSub>
-          <m:e>
-            <m:r>
-              <m:t>E</m:t>
-            </m:r>
-          </m:e>
-          <m:sub>
-            <m:r>
-              <m:t>K</m:t>
-            </m:r>
-          </m:sub>
-        </m:sSub>
+        <m:r>
+          <m:t>0</m:t>
+        </m:r>
       </m:oMath>
       <w:r>
         <w:t xml:space="preserve"> </w:t>
       </w:r>
       <w:r>
-        <w:t xml:space="preserve">energiyali tormozlanish nurlanishi fotonlarining K-qobiqda fotoyutilishi natijasida yuzaga keladi. Elektronlar faqat bir necha mikrometrga, ya’ni K-chegaradan yuqori energiyalardagi susayish uzunliklaridan kichikroq chuqurlikka kirib borgani sababli, tormozlanish nurlanishi anod sirtidagi izotrop nuqtaviy manba bilan ifodalanadi (sirtiy manba yaqinlashuvi). U holda</w:t>
+        <w:t xml:space="preserve">bo‘lgan foton esa</w:t>
       </w:r>
       <w:r>
         <w:t xml:space="preserve"> </w:t>
       </w:r>
       <m:oMath>
         <m:r>
+          <m:t>z</m:t>
+        </m:r>
+      </m:oMath>
+      <w:r>
+        <w:t xml:space="preserve"> </w:t>
+      </w:r>
+      <w:r>
+        <w:t xml:space="preserve">dan</w:t>
+      </w:r>
+      <w:r>
+        <w:t xml:space="preserve"> </w:t>
+      </w:r>
+      <m:oMath>
+        <m:r>
+          <m:t>z</m:t>
+        </m:r>
+        <m:r>
+          <m:rPr>
+            <m:sty m:val="p"/>
+          </m:rPr>
+          <m:t>+</m:t>
+        </m:r>
+        <m:r>
+          <m:rPr>
+            <m:nor/>
+          </m:rPr>
+          <m:t>d</m:t>
+        </m:r>
+        <m:r>
+          <m:t>z</m:t>
+        </m:r>
+      </m:oMath>
+      <w:r>
+        <w:t xml:space="preserve"> </w:t>
+      </w:r>
+      <w:r>
+        <w:t xml:space="preserve">gacha chuqurliklarda</w:t>
+      </w:r>
+      <w:r>
+        <w:t xml:space="preserve"> </w:t>
+      </w:r>
+      <m:oMath>
+        <m:r>
+          <m:t>(</m:t>
+        </m:r>
+        <m:r>
+          <m:t>μ</m:t>
+        </m:r>
+        <m:r>
+          <m:rPr>
+            <m:sty m:val="p"/>
+          </m:rPr>
+          <m:t>/</m:t>
+        </m:r>
+        <m:r>
           <m:t>u</m:t>
+        </m:r>
+        <m:r>
+          <m:t>)</m:t>
+        </m:r>
+        <m:r>
+          <m:rPr>
+            <m:nor/>
+          </m:rPr>
+          <m:t>exp</m:t>
+        </m:r>
+        <m:r>
+          <m:t>(</m:t>
+        </m:r>
+        <m:r>
+          <m:rPr>
+            <m:sty m:val="p"/>
+          </m:rPr>
+          <m:t>−</m:t>
+        </m:r>
+        <m:r>
+          <m:t>μ</m:t>
+        </m:r>
+        <m:r>
+          <m:t>z</m:t>
+        </m:r>
+        <m:r>
+          <m:rPr>
+            <m:sty m:val="p"/>
+          </m:rPr>
+          <m:t>/</m:t>
+        </m:r>
+        <m:r>
+          <m:t>u</m:t>
+        </m:r>
+        <m:r>
+          <m:t>)</m:t>
+        </m:r>
+        <m:r>
+          <m:t> </m:t>
+        </m:r>
+        <m:r>
+          <m:rPr>
+            <m:nor/>
+          </m:rPr>
+          <m:t>d</m:t>
+        </m:r>
+        <m:r>
+          <m:t>z</m:t>
+        </m:r>
+      </m:oMath>
+      <w:r>
+        <w:t xml:space="preserve"> </w:t>
+      </w:r>
+      <w:r>
+        <w:t xml:space="preserve">ehtimollik bilan o‘zaro ta’sirlashadi, bu yerda</w:t>
+      </w:r>
+      <w:r>
+        <w:t xml:space="preserve"> </w:t>
+      </w:r>
+      <m:oMath>
+        <m:r>
+          <m:t>μ</m:t>
         </m:r>
         <m:r>
           <m:rPr>
@@ -14238,241 +14222,20 @@
           <m:t>=</m:t>
         </m:r>
         <m:r>
-          <m:rPr>
-            <m:sty m:val="p"/>
-          </m:rPr>
-          <m:t>cos</m:t>
-        </m:r>
-        <m:r>
-          <m:t>ϑ</m:t>
+          <m:t>μ</m:t>
+        </m:r>
+        <m:r>
+          <m:t>(</m:t>
+        </m:r>
+        <m:r>
+          <m:t>E</m:t>
+        </m:r>
+        <m:r>
+          <m:t>)</m:t>
         </m:r>
       </m:oMath>
       <w:r>
-        <w:t xml:space="preserve"> </w:t>
-      </w:r>
-      <w:r>
-        <w:t xml:space="preserve">kattalik, bu yerda</w:t>
-      </w:r>
-      <w:r>
-        <w:t xml:space="preserve"> </w:t>
-      </w:r>
-      <m:oMath>
-        <m:r>
-          <m:t>ϑ</m:t>
-        </m:r>
-      </m:oMath>
-      <w:r>
-        <w:t xml:space="preserve"> </w:t>
-      </w:r>
-      <w:r>
-        <w:t xml:space="preserve">— foton yo‘nalishi bilan ichkariga yo‘nalgan normal orasidagi burchak,</w:t>
-      </w:r>
-      <w:r>
-        <w:t xml:space="preserve"> </w:t>
-      </w:r>
-      <m:oMath>
-        <m:r>
-          <m:rPr>
-            <m:sty m:val="p"/>
-          </m:rPr>
-          <m:t>−</m:t>
-        </m:r>
-        <m:r>
-          <m:t>1</m:t>
-        </m:r>
-        <m:r>
-          <m:rPr>
-            <m:sty m:val="p"/>
-          </m:rPr>
-          <m:t>≤</m:t>
-        </m:r>
-        <m:r>
-          <m:t>u</m:t>
-        </m:r>
-        <m:r>
-          <m:rPr>
-            <m:sty m:val="p"/>
-          </m:rPr>
-          <m:t>≤</m:t>
-        </m:r>
-        <m:r>
-          <m:t>1</m:t>
-        </m:r>
-      </m:oMath>
-      <w:r>
-        <w:t xml:space="preserve"> </w:t>
-      </w:r>
-      <w:r>
-        <w:t xml:space="preserve">oraliqda 1/2 ga teng ehtimollik zichligiga ega,</w:t>
-      </w:r>
-      <w:r>
-        <w:t xml:space="preserve"> </w:t>
-      </w:r>
-      <m:oMath>
-        <m:r>
-          <m:t>u</m:t>
-        </m:r>
-        <m:r>
-          <m:rPr>
-            <m:sty m:val="p"/>
-          </m:rPr>
-          <m:t>&gt;</m:t>
-        </m:r>
-        <m:r>
-          <m:t>0</m:t>
-        </m:r>
-      </m:oMath>
-      <w:r>
-        <w:t xml:space="preserve"> </w:t>
-      </w:r>
-      <w:r>
-        <w:t xml:space="preserve">bo‘lgan foton esa</w:t>
-      </w:r>
-      <w:r>
-        <w:t xml:space="preserve"> </w:t>
-      </w:r>
-      <m:oMath>
-        <m:r>
-          <m:t>z</m:t>
-        </m:r>
-      </m:oMath>
-      <w:r>
-        <w:t xml:space="preserve"> </w:t>
-      </w:r>
-      <w:r>
-        <w:t xml:space="preserve">va</w:t>
-      </w:r>
-      <w:r>
-        <w:t xml:space="preserve"> </w:t>
-      </w:r>
-      <m:oMath>
-        <m:r>
-          <m:t>z</m:t>
-        </m:r>
-        <m:r>
-          <m:rPr>
-            <m:sty m:val="p"/>
-          </m:rPr>
-          <m:t>+</m:t>
-        </m:r>
-        <m:r>
-          <m:rPr>
-            <m:sty m:val="p"/>
-          </m:rPr>
-          <m:t>d</m:t>
-        </m:r>
-        <m:r>
-          <m:t>z</m:t>
-        </m:r>
-      </m:oMath>
-      <w:r>
-        <w:t xml:space="preserve"> </w:t>
-      </w:r>
-      <w:r>
-        <w:t xml:space="preserve">chuqurliklar orasida</w:t>
-      </w:r>
-      <w:r>
-        <w:t xml:space="preserve"> </w:t>
-      </w:r>
-      <m:oMath>
-        <m:r>
-          <m:t>(</m:t>
-        </m:r>
-        <m:r>
-          <m:t>μ</m:t>
-        </m:r>
-        <m:r>
-          <m:rPr>
-            <m:sty m:val="p"/>
-          </m:rPr>
-          <m:t>/</m:t>
-        </m:r>
-        <m:r>
-          <m:t>u</m:t>
-        </m:r>
-        <m:r>
-          <m:t>)</m:t>
-        </m:r>
-        <m:r>
-          <m:rPr>
-            <m:sty m:val="p"/>
-          </m:rPr>
-          <m:t>exp</m:t>
-        </m:r>
-        <m:r>
-          <m:t>(</m:t>
-        </m:r>
-        <m:r>
-          <m:rPr>
-            <m:sty m:val="p"/>
-          </m:rPr>
-          <m:t>−</m:t>
-        </m:r>
-        <m:r>
-          <m:t>μ</m:t>
-        </m:r>
-        <m:r>
-          <m:t>z</m:t>
-        </m:r>
-        <m:r>
-          <m:rPr>
-            <m:sty m:val="p"/>
-          </m:rPr>
-          <m:t>/</m:t>
-        </m:r>
-        <m:r>
-          <m:t>u</m:t>
-        </m:r>
-        <m:r>
-          <m:t>)</m:t>
-        </m:r>
-        <m:r>
-          <m:t> </m:t>
-        </m:r>
-        <m:r>
-          <m:rPr>
-            <m:sty m:val="p"/>
-          </m:rPr>
-          <m:t>d</m:t>
-        </m:r>
-        <m:r>
-          <m:t>z</m:t>
-        </m:r>
-      </m:oMath>
-      <w:r>
-        <w:t xml:space="preserve"> </w:t>
-      </w:r>
-      <w:r>
-        <w:t xml:space="preserve">ehtimollik bilan o‘zaro ta’sirlashadi, bu yerda</w:t>
-      </w:r>
-      <w:r>
-        <w:t xml:space="preserve"> </w:t>
-      </w:r>
-      <m:oMath>
-        <m:r>
-          <m:t>μ</m:t>
-        </m:r>
-        <m:r>
-          <m:rPr>
-            <m:sty m:val="p"/>
-          </m:rPr>
-          <m:t>=</m:t>
-        </m:r>
-        <m:r>
-          <m:t>μ</m:t>
-        </m:r>
-        <m:r>
-          <m:t>(</m:t>
-        </m:r>
-        <m:r>
-          <m:t>E</m:t>
-        </m:r>
-        <m:r>
-          <m:t>)</m:t>
-        </m:r>
-      </m:oMath>
-      <w:r>
-        <w:t xml:space="preserve">; demak, bitta chiqarilgan fotonga to‘g‘ri keladigan o‘zaro ta’sir chuqurligining ehtimollik zichligi quyidagiga teng:</w:t>
+        <w:t xml:space="preserve">, shu sababli bitta chiqarilgan fotonga to‘g‘ri keladigan o‘zaro ta’sir chuqurligi zichligi quyidagiga teng:</w:t>
       </w:r>
     </w:p>
     <w:tbl>
@@ -14585,7 +14348,7 @@
                   <m:e>
                     <m:r>
                       <m:rPr>
-                        <m:sty m:val="p"/>
+                        <m:nor/>
                       </m:rPr>
                       <m:t>e</m:t>
                     </m:r>
@@ -14619,7 +14382,7 @@
                 </m:r>
                 <m:r>
                   <m:rPr>
-                    <m:sty m:val="p"/>
+                    <m:nor/>
                   </m:rPr>
                   <m:t>d</m:t>
                 </m:r>
@@ -14654,7 +14417,7 @@
                   <m:e>
                     <m:r>
                       <m:rPr>
-                        <m:sty m:val="p"/>
+                        <m:nor/>
                       </m:rPr>
                       <m:t>E</m:t>
                     </m:r>
@@ -14749,7 +14512,7 @@
           <m:e>
             <m:r>
               <m:rPr>
-                <m:sty m:val="p"/>
+                <m:nor/>
               </m:rPr>
               <m:t>E</m:t>
             </m:r>
@@ -14820,7 +14583,7 @@
           <m:e>
             <m:r>
               <m:rPr>
-                <m:sty m:val="p"/>
+                <m:nor/>
               </m:rPr>
               <m:t>e</m:t>
             </m:r>
@@ -14845,7 +14608,7 @@
         </m:r>
         <m:r>
           <m:rPr>
-            <m:sty m:val="p"/>
+            <m:nor/>
           </m:rPr>
           <m:t>d</m:t>
         </m:r>
@@ -14939,30 +14702,7 @@
         <w:t xml:space="preserve"> </w:t>
       </w:r>
       <w:r>
-        <w:t xml:space="preserve">— misning K-qobiq uchun chiziqli fotoelektrik koeffitsiyenti (xraylib kutubxonasidan),</w:t>
-      </w:r>
-      <w:r>
-        <w:t xml:space="preserve"> </w:t>
-      </w:r>
-      <m:oMath>
-        <m:r>
-          <m:t>μ</m:t>
-        </m:r>
-        <m:r>
-          <m:t>(</m:t>
-        </m:r>
-        <m:r>
-          <m:t>E</m:t>
-        </m:r>
-        <m:r>
-          <m:t>)</m:t>
-        </m:r>
-      </m:oMath>
-      <w:r>
-        <w:t xml:space="preserve"> </w:t>
-      </w:r>
-      <w:r>
-        <w:t xml:space="preserve">esa to‘liq chiziqli susayish koeffitsiyenti. Har bir vakansiya</w:t>
+        <w:t xml:space="preserve">— misning K-qobiq uchun chiziqli fotoelektrik koeffitsiyenti (xraylib kutubxonasidan). Har bir vakansiyaga</w:t>
       </w:r>
       <w:r>
         <w:t xml:space="preserve"> </w:t>
@@ -14997,7 +14737,7 @@
         <w:t xml:space="preserve"> </w:t>
       </w:r>
       <w:r>
-        <w:t xml:space="preserve">ehtimollik bilan</w:t>
+        <w:t xml:space="preserve">ehtimollik bilan chiqariladigan</w:t>
       </w:r>
       <w:r>
         <w:t xml:space="preserve"> </w:t>
@@ -15011,7 +14751,7 @@
         <w:t xml:space="preserve"> </w:t>
       </w:r>
       <w:r>
-        <w:t xml:space="preserve">chiziq fotonini hosil qiladi; bu foton markaziy nur bo‘ylab chiqishda</w:t>
+        <w:t xml:space="preserve">chiziq fotoni markaziy nur bo‘ylab</w:t>
       </w:r>
       <w:r>
         <w:t xml:space="preserve"> </w:t>
@@ -15019,7 +14759,7 @@
       <m:oMath>
         <m:r>
           <m:rPr>
-            <m:sty m:val="p"/>
+            <m:nor/>
           </m:rPr>
           <m:t>exp</m:t>
         </m:r>
@@ -15099,7 +14839,7 @@
         </m:r>
         <m:r>
           <m:rPr>
-            <m:sty m:val="p"/>
+            <m:nor/>
           </m:rPr>
           <m:t>sin</m:t>
         </m:r>
@@ -15330,7 +15070,7 @@
                   <m:e>
                     <m:r>
                       <m:rPr>
-                        <m:sty m:val="p"/>
+                        <m:nor/>
                       </m:rPr>
                       <m:t>e</m:t>
                     </m:r>
@@ -15364,7 +15104,7 @@
                 </m:r>
                 <m:r>
                   <m:rPr>
-                    <m:sty m:val="p"/>
+                    <m:nor/>
                   </m:rPr>
                   <m:t>d</m:t>
                 </m:r>
@@ -15480,7 +15220,7 @@
                       <m:e>
                         <m:r>
                           <m:rPr>
-                            <m:sty m:val="p"/>
+                            <m:nor/>
                           </m:rPr>
                           <m:t>E</m:t>
                         </m:r>
@@ -15512,7 +15252,7 @@
                   <m:e>
                     <m:r>
                       <m:rPr>
-                        <m:sty m:val="p"/>
+                        <m:nor/>
                       </m:rPr>
                       <m:t>e</m:t>
                     </m:r>
@@ -15546,7 +15286,7 @@
                 </m:r>
                 <m:r>
                   <m:rPr>
-                    <m:sty m:val="p"/>
+                    <m:nor/>
                   </m:rPr>
                   <m:t>d</m:t>
                 </m:r>
@@ -15583,7 +15323,7 @@
         <w:pStyle w:val="BodyText"/>
       </w:pPr>
       <w:r>
-        <w:t xml:space="preserve">Integral eksponensial funksiyaning qolgan Laplas almashtirishi integrallash tartibini almashtirish orqali topiladi,</w:t>
+        <w:t xml:space="preserve">Integrallash tartibini almashtirish orqali</w:t>
       </w:r>
       <w:r>
         <w:t xml:space="preserve"> </w:t>
@@ -15614,7 +15354,7 @@
               <m:e>
                 <m:r>
                   <m:rPr>
-                    <m:sty m:val="p"/>
+                    <m:nor/>
                   </m:rPr>
                   <m:t>E</m:t>
                 </m:r>
@@ -15643,7 +15383,7 @@
           <m:e>
             <m:r>
               <m:rPr>
-                <m:sty m:val="p"/>
+                <m:nor/>
               </m:rPr>
               <m:t>e</m:t>
             </m:r>
@@ -15668,7 +15408,7 @@
         </m:r>
         <m:r>
           <m:rPr>
-            <m:sty m:val="p"/>
+            <m:nor/>
           </m:rPr>
           <m:t>d</m:t>
         </m:r>
@@ -15704,7 +15444,7 @@
           <m:e>
             <m:r>
               <m:rPr>
-                <m:sty m:val="p"/>
+                <m:nor/>
               </m:rPr>
               <m:t>d</m:t>
             </m:r>
@@ -15758,7 +15498,7 @@
         </m:r>
         <m:r>
           <m:rPr>
-            <m:sty m:val="p"/>
+            <m:nor/>
           </m:rPr>
           <m:t>ln</m:t>
         </m:r>
@@ -15791,7 +15531,10 @@
         </m:r>
       </m:oMath>
       <w:r>
-        <w:t xml:space="preserve">, bunda</w:t>
+        <w:t xml:space="preserve"> </w:t>
+      </w:r>
+      <w:r>
+        <w:t xml:space="preserve">Laplas almashtirishi olinadi, bunda</w:t>
       </w:r>
       <w:r>
         <w:t xml:space="preserve"> </w:t>
@@ -15918,7 +15661,7 @@
                       <m:e>
                         <m:r>
                           <m:rPr>
-                            <m:sty m:val="p"/>
+                            <m:nor/>
                           </m:rPr>
                           <m:t>E</m:t>
                         </m:r>
@@ -15950,7 +15693,7 @@
                   <m:e>
                     <m:r>
                       <m:rPr>
-                        <m:sty m:val="p"/>
+                        <m:nor/>
                       </m:rPr>
                       <m:t>e</m:t>
                     </m:r>
@@ -15984,7 +15727,7 @@
                 </m:r>
                 <m:r>
                   <m:rPr>
-                    <m:sty m:val="p"/>
+                    <m:nor/>
                   </m:rPr>
                   <m:t>d</m:t>
                 </m:r>
@@ -16023,7 +15766,7 @@
                 </m:f>
                 <m:r>
                   <m:rPr>
-                    <m:sty m:val="p"/>
+                    <m:nor/>
                   </m:rPr>
                   <m:t>ln</m:t>
                 </m:r>
@@ -16210,21 +15953,9 @@
                   <m:sup>
                     <m:r>
                       <m:rPr>
-                        <m:sty m:val="p"/>
+                        <m:nor/>
                       </m:rPr>
-                      <m:t>i</m:t>
-                    </m:r>
-                    <m:r>
-                      <m:rPr>
-                        <m:sty m:val="p"/>
-                      </m:rPr>
-                      <m:t>n</m:t>
-                    </m:r>
-                    <m:r>
-                      <m:rPr>
-                        <m:sty m:val="p"/>
-                      </m:rPr>
-                      <m:t>d</m:t>
+                      <m:t>ind</m:t>
                     </m:r>
                   </m:sup>
                 </m:sSubSup>
@@ -16391,7 +16122,7 @@
                 </m:r>
                 <m:r>
                   <m:rPr>
-                    <m:sty m:val="p"/>
+                    <m:nor/>
                   </m:rPr>
                   <m:t>ln</m:t>
                 </m:r>
@@ -16449,7 +16180,7 @@
                 </m:d>
                 <m:r>
                   <m:rPr>
-                    <m:sty m:val="p"/>
+                    <m:nor/>
                   </m:rPr>
                   <m:t>d</m:t>
                 </m:r>
@@ -16532,21 +16263,9 @@
           <m:sup>
             <m:r>
               <m:rPr>
-                <m:sty m:val="p"/>
+                <m:nor/>
               </m:rPr>
-              <m:t>d</m:t>
-            </m:r>
-            <m:r>
-              <m:rPr>
-                <m:sty m:val="p"/>
-              </m:rPr>
-              <m:t>i</m:t>
-            </m:r>
-            <m:r>
-              <m:rPr>
-                <m:sty m:val="p"/>
-              </m:rPr>
-              <m:t>r</m:t>
+              <m:t>dir</m:t>
             </m:r>
           </m:sup>
         </m:sSubSup>
@@ -16570,21 +16289,9 @@
           <m:sup>
             <m:r>
               <m:rPr>
-                <m:sty m:val="p"/>
+                <m:nor/>
               </m:rPr>
-              <m:t>i</m:t>
-            </m:r>
-            <m:r>
-              <m:rPr>
-                <m:sty m:val="p"/>
-              </m:rPr>
-              <m:t>n</m:t>
-            </m:r>
-            <m:r>
-              <m:rPr>
-                <m:sty m:val="p"/>
-              </m:rPr>
-              <m:t>d</m:t>
+              <m:t>ind</m:t>
             </m:r>
           </m:sup>
         </m:sSubSup>
@@ -16593,7 +16300,7 @@
         <w:t xml:space="preserve"> </w:t>
       </w:r>
       <w:r>
-        <w:t xml:space="preserve">ga teng. Bazaviy trubka uchun bilvosita hissa Kα intensivligining 4,5 % ini va Kβ intensivligining 4,8 % ini tashkil etadi; Kβ uchun u biroz kattaroq, chunki bilvosita vakansiyalar o‘rtacha chuqurroqda joylashadi, Kβ fotonlari esa kamroq susayadi. Bu hissa kichik bo‘lgani sababli sirtiy manba yaqinlashuvi va sochilgan fotonlarning hisobga olinmasligi chiziqlar intensivliklariga kam ta’sir ko‘rsatadi.</w:t>
+        <w:t xml:space="preserve">ga teng. Bazaviy trubka uchun bilvosita hissa Kα intensivligining 4,5 % ini va Kβ intensivligining 4,8 % ini tashkil etadi; Kβ uchun u biroz kattaroq, chunki bilvosita vakansiyalar o‘rtacha chuqurroqda joylashadi, Kβ fotonlari esa kamroq susayadi. Shu sababli sirtiy manba yaqinlashuvi va sochilgan fotonlarning hisobga olinmasligi chiziqlar intensivliklariga kam ta’sir ko‘rsatadi.</w:t>
       </w:r>
     </w:p>
     <w:p>
@@ -16609,7 +16316,7 @@
         <w:pStyle w:val="FirstParagraph"/>
       </w:pPr>
       <w:r>
-        <w:t xml:space="preserve">Oyna, qo‘shimcha filtrlar va havoda susayish tor dasta geometriyasi uchun Ber–Lambert qonuniga bo‘ysunadi (sochilgan fotonlar qaralayotgan nuqtaga yetib bormaydi):</w:t>
+        <w:t xml:space="preserve">Oyna, qo‘shimcha filtrlar va havodagi susayish sochilgan fotonlarni hisobga olmaydigan, tor dasta uchun Ber–Lambert qonuniga bo‘ysunadi:</w:t>
       </w:r>
     </w:p>
     <w:tbl>
@@ -16649,7 +16356,7 @@
               <m:oMath>
                 <m:r>
                   <m:rPr>
-                    <m:sty m:val="p"/>
+                    <m:nor/>
                     <m:scr m:val="script"/>
                   </m:rPr>
                   <m:t>T</m:t>
@@ -16671,7 +16378,7 @@
                 </m:r>
                 <m:r>
                   <m:rPr>
-                    <m:sty m:val="p"/>
+                    <m:nor/>
                   </m:rPr>
                   <m:t>exp</m:t>
                 </m:r>
@@ -16698,15 +16405,9 @@
                       <m:sub>
                         <m:r>
                           <m:rPr>
-                            <m:sty m:val="p"/>
+                            <m:nor/>
                           </m:rPr>
-                          <m:t>B</m:t>
-                        </m:r>
-                        <m:r>
-                          <m:rPr>
-                            <m:sty m:val="p"/>
-                          </m:rPr>
-                          <m:t>e</m:t>
+                          <m:t>Be</m:t>
                         </m:r>
                       </m:sub>
                     </m:sSub>
@@ -16731,15 +16432,9 @@
                       <m:sub>
                         <m:r>
                           <m:rPr>
-                            <m:sty m:val="p"/>
+                            <m:nor/>
                           </m:rPr>
-                          <m:t>B</m:t>
-                        </m:r>
-                        <m:r>
-                          <m:rPr>
-                            <m:sty m:val="p"/>
-                          </m:rPr>
-                          <m:t>e</m:t>
+                          <m:t>Be</m:t>
                         </m:r>
                       </m:sub>
                     </m:sSub>
@@ -16820,21 +16515,9 @@
                       <m:sub>
                         <m:r>
                           <m:rPr>
-                            <m:sty m:val="p"/>
+                            <m:nor/>
                           </m:rPr>
-                          <m:t>a</m:t>
-                        </m:r>
-                        <m:r>
-                          <m:rPr>
-                            <m:sty m:val="p"/>
-                          </m:rPr>
-                          <m:t>i</m:t>
-                        </m:r>
-                        <m:r>
-                          <m:rPr>
-                            <m:sty m:val="p"/>
-                          </m:rPr>
-                          <m:t>r</m:t>
+                          <m:t>air</m:t>
                         </m:r>
                       </m:sub>
                     </m:sSub>
@@ -16893,7 +16576,7 @@
       <m:oMath>
         <m:r>
           <m:rPr>
-            <m:sty m:val="p"/>
+            <m:nor/>
             <m:scr m:val="script"/>
           </m:rPr>
           <m:t>T</m:t>
@@ -16927,15 +16610,9 @@
           <m:sub>
             <m:r>
               <m:rPr>
-                <m:sty m:val="p"/>
+                <m:nor/>
               </m:rPr>
-              <m:t>B</m:t>
-            </m:r>
-            <m:r>
-              <m:rPr>
-                <m:sty m:val="p"/>
-              </m:rPr>
-              <m:t>e</m:t>
+              <m:t>Be</m:t>
             </m:r>
           </m:sub>
         </m:sSub>
@@ -16979,21 +16656,9 @@
           <m:sub>
             <m:r>
               <m:rPr>
-                <m:sty m:val="p"/>
+                <m:nor/>
               </m:rPr>
-              <m:t>a</m:t>
-            </m:r>
-            <m:r>
-              <m:rPr>
-                <m:sty m:val="p"/>
-              </m:rPr>
-              <m:t>i</m:t>
-            </m:r>
-            <m:r>
-              <m:rPr>
-                <m:sty m:val="p"/>
-              </m:rPr>
-              <m:t>r</m:t>
+              <m:t>air</m:t>
             </m:r>
           </m:sub>
         </m:sSub>
@@ -17028,15 +16693,9 @@
           <m:sub>
             <m:r>
               <m:rPr>
-                <m:sty m:val="p"/>
+                <m:nor/>
               </m:rPr>
-              <m:t>B</m:t>
-            </m:r>
-            <m:r>
-              <m:rPr>
-                <m:sty m:val="p"/>
-              </m:rPr>
-              <m:t>e</m:t>
+              <m:t>Be</m:t>
             </m:r>
           </m:sub>
         </m:sSub>
@@ -17229,7 +16888,7 @@
                 </m:r>
                 <m:r>
                   <m:rPr>
-                    <m:sty m:val="p"/>
+                    <m:nor/>
                     <m:scr m:val="script"/>
                   </m:rPr>
                   <m:t>T</m:t>
@@ -17712,21 +17371,9 @@
                   <m:sub>
                     <m:r>
                       <m:rPr>
-                        <m:sty m:val="p"/>
+                        <m:nor/>
                       </m:rPr>
-                      <m:t>a</m:t>
-                    </m:r>
-                    <m:r>
-                      <m:rPr>
-                        <m:sty m:val="p"/>
-                      </m:rPr>
-                      <m:t>i</m:t>
-                    </m:r>
-                    <m:r>
-                      <m:rPr>
-                        <m:sty m:val="p"/>
-                      </m:rPr>
-                      <m:t>r</m:t>
+                      <m:t>air</m:t>
                     </m:r>
                   </m:sub>
                 </m:sSub>
@@ -17826,27 +17473,15 @@
                   <m:sub>
                     <m:r>
                       <m:rPr>
-                        <m:sty m:val="p"/>
+                        <m:nor/>
                       </m:rPr>
-                      <m:t>a</m:t>
-                    </m:r>
-                    <m:r>
-                      <m:rPr>
-                        <m:sty m:val="p"/>
-                      </m:rPr>
-                      <m:t>i</m:t>
-                    </m:r>
-                    <m:r>
-                      <m:rPr>
-                        <m:sty m:val="p"/>
-                      </m:rPr>
-                      <m:t>r</m:t>
+                      <m:t>air</m:t>
                     </m:r>
                   </m:sub>
                 </m:sSub>
                 <m:r>
                   <m:rPr>
-                    <m:sty m:val="p"/>
+                    <m:nor/>
                   </m:rPr>
                   <m:t>d</m:t>
                 </m:r>
@@ -17925,21 +17560,9 @@
           <m:sub>
             <m:r>
               <m:rPr>
-                <m:sty m:val="p"/>
+                <m:nor/>
               </m:rPr>
-              <m:t>a</m:t>
-            </m:r>
-            <m:r>
-              <m:rPr>
-                <m:sty m:val="p"/>
-              </m:rPr>
-              <m:t>i</m:t>
-            </m:r>
-            <m:r>
-              <m:rPr>
-                <m:sty m:val="p"/>
-              </m:rPr>
-              <m:t>r</m:t>
+              <m:t>air</m:t>
             </m:r>
           </m:sub>
         </m:sSub>
@@ -17995,7 +17618,7 @@
         <w:t xml:space="preserve"> </w:t>
       </w:r>
       <w:r>
-        <w:t xml:space="preserve">Gr. Qat’iy aytganda, (2.17) ifoda to‘qnashuv kermasini beradi; havoda kilovoltli fotonlar uchun u amalda to‘liq kermaga teng [62]. Havo o‘rniga ICRU-44 yumshoq to‘qimasi [61] olinsa, bu ifoda namuna sirtida teskari sochilishni hisobga olmagan holdagi to‘qima kermasini beradi; u 3.6-bo‘limda ekspozitsiya vaqtlarini baholash uchun qo‘llaniladi. SpekPy o‘zining susayish ma’lumotlari bilan filtrlaydigan SpekPy spektrlari uchun SpekPy hisoblagan havodagi kerma qo‘llaniladi, mis anodli barcha spektrlarning yarim susaytirish qatlamlari (YSQ) va o‘rtacha energiyalari esa ikkala model uchun bir xil protseduralar bilan hisoblanadi.</w:t>
+        <w:t xml:space="preserve">Gr. Qat’iy aytganda, (2.17) ifoda to‘qnashuv kermasini beradi; havoda kilovoltli fotonlar uchun u amalda to‘liq kermaga teng [62]. Havo o‘rniga ICRU-44 yumshoq to‘qimasi [61] olinsa, bu ifoda namuna sirtida teskari sochilishni hisobga olmagan holdagi to‘qima kermasini beradi; u 3.6-bo‘limda ekspozitsiya vaqtlarini baholash uchun qo‘llaniladi. SpekPyning o‘z susayish ma’lumotlari bilan filtrlangan SpekPy spektrlari uchun SpekPy hisoblagan havodagi kerma qo‘llaniladi, mis anodli barcha spektrlarning yarim susaytirish qatlamlari (YSQ) va o‘rtacha energiyalari esa ikkala model uchun bir xil usulda hisoblanadi.</w:t>
       </w:r>
     </w:p>
     <w:p>
@@ -18003,7 +17626,7 @@
         <w:pStyle w:val="BodyText"/>
       </w:pPr>
       <w:r>
-        <w:t xml:space="preserve">Kilovoltli dastalarning sifati asosan birinchi YSQ bilan belgilanadi; u tor dastaning havodagi kermasini ikki baravar kamaytiradigan tayanch yutkichning (odatda alyuminiy yoki misning) qalinligidir [14, 17, 70, 111]. Alyuminiyda YSQ1 =</w:t>
+        <w:t xml:space="preserve">Kilovoltli dastalarning sifati asosan birinchi YSQ bilan belgilanadi; u tor dastaning havodagi kermasini ikki baravar kamaytiradigan tayanch yutkichning (odatda alyuminiy yoki misning) qalinligidir [14, 70, 111]. Alyuminiyda YSQ1 =</w:t>
       </w:r>
       <w:r>
         <w:t xml:space="preserve"> </w:t>
@@ -18154,27 +17777,15 @@
                   <m:sub>
                     <m:r>
                       <m:rPr>
-                        <m:sty m:val="p"/>
+                        <m:nor/>
                       </m:rPr>
-                      <m:t>a</m:t>
-                    </m:r>
-                    <m:r>
-                      <m:rPr>
-                        <m:sty m:val="p"/>
-                      </m:rPr>
-                      <m:t>i</m:t>
-                    </m:r>
-                    <m:r>
-                      <m:rPr>
-                        <m:sty m:val="p"/>
-                      </m:rPr>
-                      <m:t>r</m:t>
+                      <m:t>air</m:t>
                     </m:r>
                   </m:sub>
                 </m:sSub>
                 <m:r>
                   <m:rPr>
-                    <m:sty m:val="p"/>
+                    <m:nor/>
                   </m:rPr>
                   <m:t>exp</m:t>
                 </m:r>
@@ -18201,15 +17812,9 @@
                       <m:sub>
                         <m:r>
                           <m:rPr>
-                            <m:sty m:val="p"/>
+                            <m:nor/>
                           </m:rPr>
-                          <m:t>A</m:t>
-                        </m:r>
-                        <m:r>
-                          <m:rPr>
-                            <m:sty m:val="p"/>
-                          </m:rPr>
-                          <m:t>l</m:t>
+                          <m:t>Al</m:t>
                         </m:r>
                       </m:sub>
                     </m:sSub>
@@ -18241,7 +17846,7 @@
                 </m:d>
                 <m:r>
                   <m:rPr>
-                    <m:sty m:val="p"/>
+                    <m:nor/>
                   </m:rPr>
                   <m:t>d</m:t>
                 </m:r>
@@ -18281,21 +17886,9 @@
                   <m:sub>
                     <m:r>
                       <m:rPr>
-                        <m:sty m:val="p"/>
+                        <m:nor/>
                       </m:rPr>
-                      <m:t>a</m:t>
-                    </m:r>
-                    <m:r>
-                      <m:rPr>
-                        <m:sty m:val="p"/>
-                      </m:rPr>
-                      <m:t>i</m:t>
-                    </m:r>
-                    <m:r>
-                      <m:rPr>
-                        <m:sty m:val="p"/>
-                      </m:rPr>
-                      <m:t>r</m:t>
+                      <m:t>air</m:t>
                     </m:r>
                   </m:sub>
                 </m:sSub>
@@ -18344,15 +17937,9 @@
           <m:sub>
             <m:r>
               <m:rPr>
-                <m:sty m:val="p"/>
+                <m:nor/>
               </m:rPr>
-              <m:t>A</m:t>
-            </m:r>
-            <m:r>
-              <m:rPr>
-                <m:sty m:val="p"/>
-              </m:rPr>
-              <m:t>l</m:t>
+              <m:t>Al</m:t>
             </m:r>
           </m:sub>
         </m:sSub>
@@ -18463,21 +18050,9 @@
           <m:sub>
             <m:r>
               <m:rPr>
-                <m:sty m:val="p"/>
+                <m:nor/>
               </m:rPr>
-              <m:t>e</m:t>
-            </m:r>
-            <m:r>
-              <m:rPr>
-                <m:sty m:val="p"/>
-              </m:rPr>
-              <m:t>f</m:t>
-            </m:r>
-            <m:r>
-              <m:rPr>
-                <m:sty m:val="p"/>
-              </m:rPr>
-              <m:t>f</m:t>
+              <m:t>eff</m:t>
             </m:r>
           </m:sub>
         </m:sSub>
@@ -18498,15 +18073,9 @@
           <m:sub>
             <m:r>
               <m:rPr>
-                <m:sty m:val="p"/>
+                <m:nor/>
               </m:rPr>
-              <m:t>A</m:t>
-            </m:r>
-            <m:r>
-              <m:rPr>
-                <m:sty m:val="p"/>
-              </m:rPr>
-              <m:t>l</m:t>
+              <m:t>Al</m:t>
             </m:r>
           </m:sub>
         </m:sSub>
@@ -18522,21 +18091,9 @@
           <m:sub>
             <m:r>
               <m:rPr>
-                <m:sty m:val="p"/>
+                <m:nor/>
               </m:rPr>
-              <m:t>e</m:t>
-            </m:r>
-            <m:r>
-              <m:rPr>
-                <m:sty m:val="p"/>
-              </m:rPr>
-              <m:t>f</m:t>
-            </m:r>
-            <m:r>
-              <m:rPr>
-                <m:sty m:val="p"/>
-              </m:rPr>
-              <m:t>f</m:t>
+              <m:t>eff</m:t>
             </m:r>
           </m:sub>
         </m:sSub>
@@ -18551,7 +18108,7 @@
         </m:r>
         <m:r>
           <m:rPr>
-            <m:sty m:val="p"/>
+            <m:nor/>
           </m:rPr>
           <m:t>ln</m:t>
         </m:r>
@@ -18566,21 +18123,9 @@
         </m:r>
         <m:r>
           <m:rPr>
-            <m:sty m:val="p"/>
+            <m:nor/>
           </m:rPr>
-          <m:t>Y</m:t>
-        </m:r>
-        <m:r>
-          <m:rPr>
-            <m:sty m:val="p"/>
-          </m:rPr>
-          <m:t>S</m:t>
-        </m:r>
-        <m:r>
-          <m:rPr>
-            <m:sty m:val="p"/>
-          </m:rPr>
-          <m:t>Q</m:t>
+          <m:t>YSQ</m:t>
         </m:r>
         <m:r>
           <m:rPr>
@@ -18704,7 +18249,7 @@
                     </m:r>
                     <m:r>
                       <m:rPr>
-                        <m:sty m:val="p"/>
+                        <m:nor/>
                       </m:rPr>
                       <m:t>d</m:t>
                     </m:r>
@@ -18759,7 +18304,7 @@
                     </m:r>
                     <m:r>
                       <m:rPr>
-                        <m:sty m:val="p"/>
+                        <m:nor/>
                       </m:rPr>
                       <m:t>d</m:t>
                     </m:r>
@@ -18813,15 +18358,9 @@
           <m:sub>
             <m:r>
               <m:rPr>
-                <m:sty m:val="p"/>
+                <m:nor/>
               </m:rPr>
-              <m:t>A</m:t>
-            </m:r>
-            <m:r>
-              <m:rPr>
-                <m:sty m:val="p"/>
-              </m:rPr>
-              <m:t>g</m:t>
+              <m:t>Ag</m:t>
             </m:r>
           </m:sub>
         </m:sSub>
@@ -18857,15 +18396,9 @@
                 </m:r>
                 <m:r>
                   <m:rPr>
-                    <m:sty m:val="p"/>
+                    <m:nor/>
                   </m:rPr>
-                  <m:t>A</m:t>
-                </m:r>
-                <m:r>
-                  <m:rPr>
-                    <m:sty m:val="p"/>
-                  </m:rPr>
-                  <m:t>g</m:t>
+                  <m:t>Ag</m:t>
                 </m:r>
               </m:sub>
             </m:sSub>
@@ -18904,7 +18437,7 @@
         </m:r>
         <m:r>
           <m:rPr>
-            <m:sty m:val="p"/>
+            <m:nor/>
           </m:rPr>
           <m:t>d</m:t>
         </m:r>
@@ -18963,7 +18496,7 @@
         </m:r>
         <m:r>
           <m:rPr>
-            <m:sty m:val="p"/>
+            <m:nor/>
           </m:rPr>
           <m:t>d</m:t>
         </m:r>
@@ -18996,15 +18529,9 @@
             </m:r>
             <m:r>
               <m:rPr>
-                <m:sty m:val="p"/>
+                <m:nor/>
               </m:rPr>
-              <m:t>A</m:t>
-            </m:r>
-            <m:r>
-              <m:rPr>
-                <m:sty m:val="p"/>
-              </m:rPr>
-              <m:t>g</m:t>
+              <m:t>Ag</m:t>
             </m:r>
           </m:sub>
         </m:sSub>
@@ -19013,7 +18540,7 @@
         <w:t xml:space="preserve"> </w:t>
       </w:r>
       <w:r>
-        <w:t xml:space="preserve">= 25,514 keV, hamda energiya flyuensining tegishli ulushi spektrning kumush to‘qimaga nisbatan eng kuchli yutadigan qismini tavsiflaydi (1.2- va 1.3-bo‘limlar). DEF kabi YSQlar va o‘rtacha energiya ham faqat spektr shakliga bog‘liq bo‘lib, absolyut nurlanish chiqishidagi xatoliklarga sezgir emas.</w:t>
+        <w:t xml:space="preserve">= 25,514 keV, hamda energiya flyuensining tegishli ulushi spektrning kumush to‘qimaga nisbatan eng kuchli yutadigan qismini tavsiflaydi (1.2- va 1.3-bo‘limlar). DEF kabi, YSQlar va o‘rtacha energiya ham absolyut nurlanish chiqishiga emas, balki faqat spektr shakliga bog‘liq.</w:t>
       </w:r>
     </w:p>
     <w:p>
@@ -19029,7 +18556,7 @@
         <w:pStyle w:val="FirstParagraph"/>
       </w:pPr>
       <w:r>
-        <w:t xml:space="preserve">Fizik radiokuchayish DEF, ya’ni bir xil nurlantirish sharoitida ayni bir nuqtadagi kumushli va kumushsiz holatdagi yutilgan dozalar nisbati bilan miqdoriy baholanadi:</w:t>
+        <w:t xml:space="preserve">Fizik radiokuchayish DEF, ya’ni bir xil nurlantirish sharoitida bir nuqtadagi kumushli va kumushsiz holatdagi yutilgan dozalar nisbati bilan miqdoriy baholanadi:</w:t>
       </w:r>
     </w:p>
     <w:tbl>
@@ -19069,21 +18596,9 @@
               <m:oMath>
                 <m:r>
                   <m:rPr>
-                    <m:sty m:val="p"/>
+                    <m:nor/>
                   </m:rPr>
-                  <m:t>D</m:t>
-                </m:r>
-                <m:r>
-                  <m:rPr>
-                    <m:sty m:val="p"/>
-                  </m:rPr>
-                  <m:t>E</m:t>
-                </m:r>
-                <m:r>
-                  <m:rPr>
-                    <m:sty m:val="p"/>
-                  </m:rPr>
-                  <m:t>F</m:t>
+                  <m:t>DEF</m:t>
                 </m:r>
                 <m:r>
                   <m:rPr>
@@ -19114,15 +18629,9 @@
                         </m:r>
                         <m:r>
                           <m:rPr>
-                            <m:sty m:val="p"/>
+                            <m:nor/>
                           </m:rPr>
-                          <m:t>A</m:t>
-                        </m:r>
-                        <m:r>
-                          <m:rPr>
-                            <m:sty m:val="p"/>
-                          </m:rPr>
-                          <m:t>g</m:t>
+                          <m:t>Ag</m:t>
                         </m:r>
                       </m:sub>
                     </m:sSub>
@@ -19196,15 +18705,9 @@
             </m:r>
             <m:r>
               <m:rPr>
-                <m:sty m:val="p"/>
+                <m:nor/>
               </m:rPr>
-              <m:t>A</m:t>
-            </m:r>
-            <m:r>
-              <m:rPr>
-                <m:sty m:val="p"/>
-              </m:rPr>
-              <m:t>g</m:t>
+              <m:t>Ag</m:t>
             </m:r>
           </m:sub>
         </m:sSub>
@@ -19236,7 +18739,7 @@
         <w:t xml:space="preserve"> </w:t>
       </w:r>
       <w:r>
-        <w:t xml:space="preserve">— mos ravishda kumush kiritilgan va kiritilmagan (tayanch) to‘qimadagi yutilgan dozalar. Ushbu makroskopik DEF kumushning bir jinsli taqsimlanganligini va dozalarning hujayra o‘lchamidan hamda elektronlarning yugurish yo‘llaridan ancha katta hajmlar bo‘yicha o‘rtachalanganligini nazarda tutadi; u radiokuchayishning faqat fizik bosqichini tavsiflaydi.</w:t>
+        <w:t xml:space="preserve">— mos ravishda kumush kiritilgan va kiritilmagan (tayanch) to‘qimadagi yutilgan dozalar. Ushbu makroskopik DEF kumushning bir jinsli taqsimlanganligini va dozalarning hujayralar o‘lchamidan hamda elektronlarning yugurish yo‘llaridan ancha katta hajmlar bo‘yicha o‘rtachalanganligini nazarda tutadi.</w:t>
       </w:r>
     </w:p>
     <w:p>
@@ -19244,7 +18747,7 @@
         <w:pStyle w:val="BodyText"/>
       </w:pPr>
       <w:r>
-        <w:t xml:space="preserve">50 keV dan past energiyalarda ikkilamchi elektronlarning to‘qimadagi yugurish yo‘llari millimetrdan kichik (1.2-bo‘lim), shu sababli bo‘linish chegaralari yaqinidan tashqari zaryadli zarralar muvozanati (ZZM) qaror topadi [62, 71] va doza to‘qnashuv kermasiga (1.4), amalda esa kermaga teng bo‘ladi, chunki past Z li muhitlarda radiatsion yo‘qotishlar ahamiyatsiz darajada kichik [76]. (2.17) ifodaga o‘xshash ravishda:</w:t>
+        <w:t xml:space="preserve">50 keV dan past energiyalarda ikkilamchi elektronlarning to‘qimadagi yugurish yo‘llari millimetrdan kichik, shu sababli bo‘linish chegaralari yaqinidan tashqari zaryadli zarralar muvozanati (ZZM) qaror topadi [62, 71] va doza to‘qnashuv kermasiga (1.4), past Z li muhitlarda esa amalda kermaga teng bo‘ladi [76]. (2.17) ifodaga o‘xshash ravishda:</w:t>
       </w:r>
     </w:p>
     <w:tbl>
@@ -19376,7 +18879,7 @@
                 </m:r>
                 <m:r>
                   <m:rPr>
-                    <m:sty m:val="p"/>
+                    <m:nor/>
                   </m:rPr>
                   <m:t>d</m:t>
                 </m:r>
@@ -19611,7 +19114,7 @@
         </m:r>
       </m:oMath>
       <w:r>
-        <w:t xml:space="preserve">) chiqib ketadi deb faraz qilinadi, bu 2.7-bo‘limda tekshiriladi. Kumushning massa ulushi</w:t>
+        <w:t xml:space="preserve">) chiqib ketadi deb faraz qilinadi. Kumushning massa ulushi</w:t>
       </w:r>
       <w:r>
         <w:t xml:space="preserve"> </w:t>
@@ -19715,15 +19218,9 @@
                     </m:r>
                     <m:r>
                       <m:rPr>
-                        <m:sty m:val="p"/>
+                        <m:nor/>
                       </m:rPr>
-                      <m:t>A</m:t>
-                    </m:r>
-                    <m:r>
-                      <m:rPr>
-                        <m:sty m:val="p"/>
-                      </m:rPr>
-                      <m:t>g</m:t>
+                      <m:t>Ag</m:t>
                     </m:r>
                   </m:sub>
                 </m:sSub>
@@ -19849,15 +19346,9 @@
                   <m:sub>
                     <m:r>
                       <m:rPr>
-                        <m:sty m:val="p"/>
+                        <m:nor/>
                       </m:rPr>
-                      <m:t>A</m:t>
-                    </m:r>
-                    <m:r>
-                      <m:rPr>
-                        <m:sty m:val="p"/>
-                      </m:rPr>
-                      <m:t>g</m:t>
+                      <m:t>Ag</m:t>
                     </m:r>
                   </m:sub>
                 </m:sSub>
@@ -19905,7 +19396,7 @@
         <w:t xml:space="preserve"> </w:t>
       </w:r>
       <w:r>
-        <w:t xml:space="preserve">va Ag indekslari to‘qima va kumushni bildiradi; xuddi shu qoida to‘qima, suv va havoning koeffitsiyentlarini elementlar bo‘yicha ma’lumotlardan beradi (2.8-bo‘lim). 0,1 dan 2 % gacha massa ulushlari ko‘rib chiqiladi. (2.21) va (2.22) ifodalarni (2.20) formulaga qo‘yib, sirtdagi DEF topiladi:</w:t>
+        <w:t xml:space="preserve">va Ag indekslari to‘qima va kumushni bildiradi; 0,1–2 % massa ulushlari ko‘rib chiqiladi. (2.21) va (2.22) ifodalarni (2.20) formulaga qo‘yib, sirtdagi DEF topiladi:</w:t>
       </w:r>
     </w:p>
     <w:tbl>
@@ -19945,21 +19436,9 @@
               <m:oMath>
                 <m:r>
                   <m:rPr>
-                    <m:sty m:val="p"/>
+                    <m:nor/>
                   </m:rPr>
-                  <m:t>D</m:t>
-                </m:r>
-                <m:r>
-                  <m:rPr>
-                    <m:sty m:val="p"/>
-                  </m:rPr>
-                  <m:t>E</m:t>
-                </m:r>
-                <m:r>
-                  <m:rPr>
-                    <m:sty m:val="p"/>
-                  </m:rPr>
-                  <m:t>F</m:t>
+                  <m:t>DEF</m:t>
                 </m:r>
                 <m:r>
                   <m:rPr>
@@ -20114,15 +19593,9 @@
                           <m:sub>
                             <m:r>
                               <m:rPr>
-                                <m:sty m:val="p"/>
+                                <m:nor/>
                               </m:rPr>
-                              <m:t>A</m:t>
-                            </m:r>
-                            <m:r>
-                              <m:rPr>
-                                <m:sty m:val="p"/>
-                              </m:rPr>
-                              <m:t>g</m:t>
+                              <m:t>Ag</m:t>
                             </m:r>
                           </m:sub>
                         </m:sSub>
@@ -20130,7 +19603,7 @@
                     </m:d>
                     <m:r>
                       <m:rPr>
-                        <m:sty m:val="p"/>
+                        <m:nor/>
                       </m:rPr>
                       <m:t>d</m:t>
                     </m:r>
@@ -20205,7 +19678,7 @@
                     </m:sSub>
                     <m:r>
                       <m:rPr>
-                        <m:sty m:val="p"/>
+                        <m:nor/>
                       </m:rPr>
                       <m:t>d</m:t>
                     </m:r>
@@ -20244,37 +19717,7 @@
         <w:pStyle w:val="BodyText"/>
       </w:pPr>
       <w:r>
-        <w:t xml:space="preserve">Flyuensning normallashtirilishi qisqarib ketadi, shuning uchun DEF faqat spektr shakliga bog‘liq va IM spektrlarining absolyut nurlanish chiqishi kamroq aniq bo‘lsa-da (3.1-bo‘lim), ulardan foydalanish mumkin;</w:t>
-      </w:r>
-      <w:r>
-        <w:t xml:space="preserve"> </w:t>
-      </w:r>
-      <w:r>
-        <w:rPr>
-          <w:rStyle w:val="VerbatimChar"/>
-        </w:rPr>
-        <w:t xml:space="preserve">xspec.py</w:t>
-      </w:r>
-      <w:r>
-        <w:t xml:space="preserve"> </w:t>
-      </w:r>
-      <w:r>
-        <w:t xml:space="preserve">modulidagi</w:t>
-      </w:r>
-      <w:r>
-        <w:t xml:space="preserve"> </w:t>
-      </w:r>
-      <w:r>
-        <w:rPr>
-          <w:rStyle w:val="VerbatimChar"/>
-        </w:rPr>
-        <w:t xml:space="preserve">def_factor</w:t>
-      </w:r>
-      <w:r>
-        <w:t xml:space="preserve"> </w:t>
-      </w:r>
-      <w:r>
-        <w:t xml:space="preserve">funksiyasi 0,05 keV li intervallar bo‘yicha yig‘indi oladi. Surat</w:t>
+        <w:t xml:space="preserve">Flyuensning normallashtirilishi qisqarib ketadi, shuning uchun DEF faqat spektr shakliga bog‘liq va IM spektrlarining absolyut nurlanish chiqishi kamroq aniq bo‘lsa-da (3.1-bo‘lim), ulardan foydalanish mumkin. Surat</w:t>
       </w:r>
       <w:r>
         <w:t xml:space="preserve"> </w:t>
@@ -20328,21 +19771,9 @@
               <m:oMath>
                 <m:r>
                   <m:rPr>
-                    <m:sty m:val="p"/>
+                    <m:nor/>
                   </m:rPr>
-                  <m:t>D</m:t>
-                </m:r>
-                <m:r>
-                  <m:rPr>
-                    <m:sty m:val="p"/>
-                  </m:rPr>
-                  <m:t>E</m:t>
-                </m:r>
-                <m:r>
-                  <m:rPr>
-                    <m:sty m:val="p"/>
-                  </m:rPr>
-                  <m:t>F</m:t>
+                  <m:t>DEF</m:t>
                 </m:r>
                 <m:r>
                   <m:rPr>
@@ -20547,21 +19978,15 @@
                       <m:sub>
                         <m:r>
                           <m:rPr>
-                            <m:sty m:val="p"/>
+                            <m:nor/>
                           </m:rPr>
-                          <m:t>A</m:t>
-                        </m:r>
-                        <m:r>
-                          <m:rPr>
-                            <m:sty m:val="p"/>
-                          </m:rPr>
-                          <m:t>g</m:t>
+                          <m:t>Ag</m:t>
                         </m:r>
                       </m:sub>
                     </m:sSub>
                     <m:r>
                       <m:rPr>
-                        <m:sty m:val="p"/>
+                        <m:nor/>
                       </m:rPr>
                       <m:t>d</m:t>
                     </m:r>
@@ -20636,7 +20061,7 @@
                     </m:sSub>
                     <m:r>
                       <m:rPr>
-                        <m:sty m:val="p"/>
+                        <m:nor/>
                       </m:rPr>
                       <m:t>d</m:t>
                     </m:r>
@@ -20703,7 +20128,7 @@
                     </m:r>
                     <m:r>
                       <m:rPr>
-                        <m:sty m:val="p"/>
+                        <m:nor/>
                       </m:rPr>
                       <m:t>d</m:t>
                     </m:r>
@@ -20744,7 +20169,7 @@
                     </m:r>
                     <m:r>
                       <m:rPr>
-                        <m:sty m:val="p"/>
+                        <m:nor/>
                       </m:rPr>
                       <m:t>d</m:t>
                     </m:r>
@@ -20843,15 +20268,9 @@
           <m:sub>
             <m:r>
               <m:rPr>
-                <m:sty m:val="p"/>
+                <m:nor/>
               </m:rPr>
-              <m:t>A</m:t>
-            </m:r>
-            <m:r>
-              <m:rPr>
-                <m:sty m:val="p"/>
-              </m:rPr>
-              <m:t>g</m:t>
+              <m:t>Ag</m:t>
             </m:r>
           </m:sub>
         </m:sSub>
@@ -21001,6 +20420,29 @@
       </w:r>
       <m:oMath>
         <m:r>
+          <m:t>R</m:t>
+        </m:r>
+        <m:r>
+          <m:t>(</m:t>
+        </m:r>
+        <m:r>
+          <m:t>E</m:t>
+        </m:r>
+        <m:r>
+          <m:t>)</m:t>
+        </m:r>
+      </m:oMath>
+      <w:r>
+        <w:t xml:space="preserve"> </w:t>
+      </w:r>
+      <w:r>
+        <w:t xml:space="preserve">ning doza bilan tortilgan o‘rtacha qiymati bo‘lgan</w:t>
+      </w:r>
+      <w:r>
+        <w:t xml:space="preserve"> </w:t>
+      </w:r>
+      <m:oMath>
+        <m:r>
           <m:rPr>
             <m:sty m:val="p"/>
           </m:rPr>
@@ -21020,7 +20462,7 @@
         <w:t xml:space="preserve"> </w:t>
       </w:r>
       <w:r>
-        <w:t xml:space="preserve">—</w:t>
+        <w:t xml:space="preserve">faqat spektrga bog‘liq. ICRU-44 to‘qimasi uchun</w:t>
       </w:r>
       <w:r>
         <w:t xml:space="preserve"> </w:t>
@@ -21043,7 +20485,7 @@
         <w:t xml:space="preserve"> </w:t>
       </w:r>
       <w:r>
-        <w:t xml:space="preserve">ning doza bilan tortilgan o‘rtacha qiymati,</w:t>
+        <w:t xml:space="preserve">Ag K-chegarasida (25,514 keV) taxminan 32 dan 76 gacha sakraydi va 40–45 keV da taxminan 139 ga yetadi. Shu sababli doza spektrining K-chegaradan yuqoriga siljishi</w:t>
       </w:r>
       <w:r>
         <w:t xml:space="preserve"> </w:t>
@@ -21064,44 +20506,12 @@
           </m:rPr>
           <m:t>⟩</m:t>
         </m:r>
-        <m:r>
-          <m:rPr>
-            <m:sty m:val="p"/>
-          </m:rPr>
-          <m:t>−</m:t>
-        </m:r>
-        <m:r>
-          <m:t>1</m:t>
-        </m:r>
       </m:oMath>
       <w:r>
         <w:t xml:space="preserve"> </w:t>
       </w:r>
       <w:r>
-        <w:t xml:space="preserve">qiyalik esa faqat spektrga bog‘liq. ICRU-44 to‘qimasi uchun</w:t>
-      </w:r>
-      <w:r>
-        <w:t xml:space="preserve"> </w:t>
-      </w:r>
-      <m:oMath>
-        <m:r>
-          <m:t>R</m:t>
-        </m:r>
-        <m:r>
-          <m:t>(</m:t>
-        </m:r>
-        <m:r>
-          <m:t>E</m:t>
-        </m:r>
-        <m:r>
-          <m:t>)</m:t>
-        </m:r>
-      </m:oMath>
-      <w:r>
-        <w:t xml:space="preserve"> </w:t>
-      </w:r>
-      <w:r>
-        <w:t xml:space="preserve">Ag K-chegarasida (25,514 keV) taxminan 32 dan 76 gacha sakraydi va 40–45 keV da taxminan 139 ga yetadi (1.2-bo‘lim). Shu sababli doza spektrining K-chegaradan yuqoriga siljishi qiyalikni oshiradi, bu esa III bobdagi filtrni optimallashtirishning asosidir.</w:t>
+        <w:t xml:space="preserve">ni va qiyalikni oshiradi, bu esa III bobdagi filtrni optimallashtirishning asosidir.</w:t>
       </w:r>
     </w:p>
     <w:p>
@@ -21109,7 +20519,7 @@
         <w:pStyle w:val="BodyText"/>
       </w:pPr>
       <w:r>
-        <w:t xml:space="preserve">Chuqurlik ortishi bilan spektr qattiqlashadi; kumush faqat</w:t>
+        <w:t xml:space="preserve">Kumush faqat</w:t>
       </w:r>
       <w:r>
         <w:t xml:space="preserve"> </w:t>
@@ -21163,21 +20573,9 @@
               <m:oMath>
                 <m:r>
                   <m:rPr>
-                    <m:sty m:val="p"/>
+                    <m:nor/>
                   </m:rPr>
-                  <m:t>D</m:t>
-                </m:r>
-                <m:r>
-                  <m:rPr>
-                    <m:sty m:val="p"/>
-                  </m:rPr>
-                  <m:t>E</m:t>
-                </m:r>
-                <m:r>
-                  <m:rPr>
-                    <m:sty m:val="p"/>
-                  </m:rPr>
-                  <m:t>F</m:t>
+                  <m:t>DEF</m:t>
                 </m:r>
                 <m:r>
                   <m:t>(</m:t>
@@ -21386,15 +20784,9 @@
                           <m:sub>
                             <m:r>
                               <m:rPr>
-                                <m:sty m:val="p"/>
+                                <m:nor/>
                               </m:rPr>
-                              <m:t>A</m:t>
-                            </m:r>
-                            <m:r>
-                              <m:rPr>
-                                <m:sty m:val="p"/>
-                              </m:rPr>
-                              <m:t>g</m:t>
+                              <m:t>Ag</m:t>
                             </m:r>
                           </m:sub>
                         </m:sSub>
@@ -21402,7 +20794,7 @@
                     </m:d>
                     <m:r>
                       <m:rPr>
-                        <m:sty m:val="p"/>
+                        <m:nor/>
                       </m:rPr>
                       <m:t>d</m:t>
                     </m:r>
@@ -21522,7 +20914,7 @@
                     </m:sSub>
                     <m:r>
                       <m:rPr>
-                        <m:sty m:val="p"/>
+                        <m:nor/>
                       </m:rPr>
                       <m:t>d</m:t>
                     </m:r>
@@ -21742,7 +21134,7 @@
         <w:t xml:space="preserve"> </w:t>
       </w:r>
       <w:r>
-        <w:t xml:space="preserve">kichik bo‘lgan past energiyali fotonlarni chiqarib tashlaydi, shuning uchun DEF chuqurlik ortishi bilan ortadi. Nuqtadan yuqoridagi butun sohani to‘ldirgan kumush dastani ham susaytiradi; susayish uning</w:t>
+        <w:t xml:space="preserve">kichik bo‘lgan past energiyali fotonlarni chiqarib tashlaydi, shuning uchun DEF chuqurlik ortishi bilan ortadi. Nuqtadan yuqoridagi sohani to‘ldirgan kumush dastani ham susaytiradi; susayish uning</w:t>
       </w:r>
       <w:r>
         <w:t xml:space="preserve"> </w:t>
@@ -21821,47 +21213,17 @@
                   <m:e>
                     <m:r>
                       <m:rPr>
-                        <m:sty m:val="p"/>
+                        <m:nor/>
                       </m:rPr>
-                      <m:t>D</m:t>
-                    </m:r>
-                    <m:r>
-                      <m:rPr>
-                        <m:sty m:val="p"/>
-                      </m:rPr>
-                      <m:t>E</m:t>
-                    </m:r>
-                    <m:r>
-                      <m:rPr>
-                        <m:sty m:val="p"/>
-                      </m:rPr>
-                      <m:t>F</m:t>
+                      <m:t>DEF</m:t>
                     </m:r>
                   </m:e>
                   <m:sub>
                     <m:r>
                       <m:rPr>
-                        <m:sty m:val="p"/>
+                        <m:nor/>
                       </m:rPr>
-                      <m:t>s</m:t>
-                    </m:r>
-                    <m:r>
-                      <m:rPr>
-                        <m:sty m:val="p"/>
-                      </m:rPr>
-                      <m:t>l</m:t>
-                    </m:r>
-                    <m:r>
-                      <m:rPr>
-                        <m:sty m:val="p"/>
-                      </m:rPr>
-                      <m:t>a</m:t>
-                    </m:r>
-                    <m:r>
-                      <m:rPr>
-                        <m:sty m:val="p"/>
-                      </m:rPr>
-                      <m:t>b</m:t>
+                      <m:t>slab</m:t>
                     </m:r>
                   </m:sub>
                 </m:sSub>
@@ -21937,15 +21299,9 @@
                             </m:r>
                             <m:r>
                               <m:rPr>
-                                <m:sty m:val="p"/>
+                                <m:nor/>
                               </m:rPr>
-                              <m:t>A</m:t>
-                            </m:r>
-                            <m:r>
-                              <m:rPr>
-                                <m:sty m:val="p"/>
-                              </m:rPr>
-                              <m:t>g</m:t>
+                              <m:t>Ag</m:t>
                             </m:r>
                           </m:sub>
                         </m:sSub>
@@ -22090,15 +21446,9 @@
                           <m:sub>
                             <m:r>
                               <m:rPr>
-                                <m:sty m:val="p"/>
+                                <m:nor/>
                               </m:rPr>
-                              <m:t>A</m:t>
-                            </m:r>
-                            <m:r>
-                              <m:rPr>
-                                <m:sty m:val="p"/>
-                              </m:rPr>
-                              <m:t>g</m:t>
+                              <m:t>Ag</m:t>
                             </m:r>
                           </m:sub>
                         </m:sSub>
@@ -22106,7 +21456,7 @@
                     </m:d>
                     <m:r>
                       <m:rPr>
-                        <m:sty m:val="p"/>
+                        <m:nor/>
                       </m:rPr>
                       <m:t>d</m:t>
                     </m:r>
@@ -22226,7 +21576,7 @@
                     </m:sSub>
                     <m:r>
                       <m:rPr>
-                        <m:sty m:val="p"/>
+                        <m:nor/>
                       </m:rPr>
                       <m:t>d</m:t>
                     </m:r>
@@ -22289,15 +21639,9 @@
             </m:r>
             <m:r>
               <m:rPr>
-                <m:sty m:val="p"/>
+                <m:nor/>
               </m:rPr>
-              <m:t>A</m:t>
-            </m:r>
-            <m:r>
-              <m:rPr>
-                <m:sty m:val="p"/>
-              </m:rPr>
-              <m:t>g</m:t>
+              <m:t>Ag</m:t>
             </m:r>
           </m:sub>
         </m:sSub>
@@ -22417,15 +21761,9 @@
               <m:sub>
                 <m:r>
                   <m:rPr>
-                    <m:sty m:val="p"/>
+                    <m:nor/>
                   </m:rPr>
-                  <m:t>A</m:t>
-                </m:r>
-                <m:r>
-                  <m:rPr>
-                    <m:sty m:val="p"/>
-                  </m:rPr>
-                  <m:t>g</m:t>
+                  <m:t>Ag</m:t>
                 </m:r>
               </m:sub>
             </m:sSub>
@@ -22459,7 +21797,7 @@
         <w:t xml:space="preserve"> </w:t>
       </w:r>
       <w:r>
-        <w:t xml:space="preserve">ga teng deb olinadi), maxraj esa kumushsiz to‘qimaga tegishli. Qo‘shimcha susayish dastadan asosan eng samarali fotonlarni chiqarib tashlaydi, shuning uchun</w:t>
+        <w:t xml:space="preserve">ga teng deb olinadi). Qo‘shimcha susayish dastadan asosan eng samarali fotonlarni chiqarib tashlaydi, shuning uchun</w:t>
       </w:r>
       <w:r>
         <w:t xml:space="preserve"> </w:t>
@@ -22469,47 +21807,17 @@
           <m:e>
             <m:r>
               <m:rPr>
-                <m:sty m:val="p"/>
+                <m:nor/>
               </m:rPr>
-              <m:t>D</m:t>
-            </m:r>
-            <m:r>
-              <m:rPr>
-                <m:sty m:val="p"/>
-              </m:rPr>
-              <m:t>E</m:t>
-            </m:r>
-            <m:r>
-              <m:rPr>
-                <m:sty m:val="p"/>
-              </m:rPr>
-              <m:t>F</m:t>
+              <m:t>DEF</m:t>
             </m:r>
           </m:e>
           <m:sub>
             <m:r>
               <m:rPr>
-                <m:sty m:val="p"/>
+                <m:nor/>
               </m:rPr>
-              <m:t>s</m:t>
-            </m:r>
-            <m:r>
-              <m:rPr>
-                <m:sty m:val="p"/>
-              </m:rPr>
-              <m:t>l</m:t>
-            </m:r>
-            <m:r>
-              <m:rPr>
-                <m:sty m:val="p"/>
-              </m:rPr>
-              <m:t>a</m:t>
-            </m:r>
-            <m:r>
-              <m:rPr>
-                <m:sty m:val="p"/>
-              </m:rPr>
-              <m:t>b</m:t>
+              <m:t>slab</m:t>
             </m:r>
           </m:sub>
         </m:sSub>
@@ -22554,7 +21862,7 @@
         <w:pStyle w:val="BodyText"/>
       </w:pPr>
       <w:r>
-        <w:t xml:space="preserve">Tayanch muhit — ICRU-44 yumshoq to‘qimasi (massa bo‘yicha H 10,2, C 14,3, N 3,4, O 70,8, Na 0,2, P 0,3, S 0,3, Cl 0,2 va K 0,3 %; 1,06 g/sm³) [61], muqobillari — suv va ICRUning to‘rt komponentli to‘qimasi; bu tanlov DEFga ta’sir qiladi (3.10-bo‘lim) va ko‘rsatilishi shart. DEF ajrata olmaydigan hujayra ichi miqyosida qisqa yugurish yo‘lli fotoelektronlar va Oje elektronlari o‘z energiyasining katta qismini nanozarrachalar yaqinida qoldiradi [30]; bu makroskopik kuchayish doirasidan tashqariga chiqadigan biologik ta’sirlarni yuzaga keltirishi mumkin (lokal effekt modeli) [31], ular esa foton energiyasiga hamda zarrachalarning o‘lchami, konsentratsiyasi va joylashuviga bog‘liq [97]. Shunday qilib, ushbu ishda hisoblangan DEF kimyoviy, biologik va nanomiqyosdagi hissalarni ajratib ko‘rsatish uchun fizik bazaviy daraja bo‘lib xizmat qiladi.</w:t>
+        <w:t xml:space="preserve">Tayanch muhit — ICRU-44 yumshoq to‘qimasi (massa bo‘yicha H 10,2, C 14,3, N 3,4, O 70,8, Na 0,2, P 0,3, S 0,3, Cl 0,2 va K 0,3 %; 1,06 g/sm³) [61], muqobillari — suv va ICRUning to‘rt komponentli to‘qimasi; bu tanlov DEFga ta’sir qiladi (3.10-bo‘lim) va ko‘rsatilishi shart. Hujayra ichi miqyosida qisqa yugurish yo‘lli fotoelektronlar va Oje elektronlari o‘z energiyasining katta qismini nanozarrachalar yaqinida qoldiradi [30]; bu makroskopik kuchayish doirasidan tashqariga chiqadigan biologik ta’sirlarni yuzaga keltirishi mumkin (lokal effekt modeli) [31], ular esa foton energiyasiga hamda zarrachalarning o‘lchami, konsentratsiyasi va joylashuviga bog‘liq [97]. Shunday qilib, hisoblangan DEF kimyoviy, biologik va nanomiqyosdagi hissalarni ajratib ko‘rsatish uchun fizik bazaviy daraja bo‘lib xizmat qiladi.</w:t>
       </w:r>
     </w:p>
     <w:p>
@@ -22570,7 +21878,7 @@
         <w:pStyle w:val="FirstParagraph"/>
       </w:pPr>
       <w:r>
-        <w:t xml:space="preserve">Analitik modelda qabul qilingan Ag K-flyuoressensiyaning chiqib ketishi va sochilishning hisobga olinmasligi farazlari mustaqil MK dasturi (</w:t>
+        <w:t xml:space="preserve">Analitik modeldagi Ag K-flyuoressensiyaning chiqib ketishi va sochilishning hisobga olinmasligi mustaqil MK dasturi (</w:t>
       </w:r>
       <w:r>
         <w:rPr>
@@ -22608,15 +21916,9 @@
           <m:sub>
             <m:r>
               <m:rPr>
-                <m:sty m:val="p"/>
+                <m:nor/>
               </m:rPr>
-              <m:t>A</m:t>
-            </m:r>
-            <m:r>
-              <m:rPr>
-                <m:sty m:val="p"/>
-              </m:rPr>
-              <m:t>g</m:t>
+              <m:t>Ag</m:t>
             </m:r>
           </m:sub>
         </m:sSub>
@@ -22712,7 +22014,7 @@
         <w:t xml:space="preserve"> </w:t>
       </w:r>
       <w:r>
-        <w:t xml:space="preserve">bo‘yicha kuzatib boriladi; energiya 0,25 mm kenglikdagi intervallarda qayd etiladi. 45 kV li trubkaning (θ = 12°, 0,5 mm Be, 10 sm havo) filtrsiz va 1 mm Al filtrli SpekPy spektrlaridan foton energiyalari kumulyativ taqsimotni inversiyalash usuli bilan tanlanadi. Erkin yugurish yo‘llari Vudkok usuli (delta-treking) [63, 117] yordamida</w:t>
+        <w:t xml:space="preserve">bo‘yicha kuzatib boriladi. 45 kV li trubkaning (θ = 12°, 0,5 mm Be, 10 sm havo) filtrsiz va 1 mm Al filtrli SpekPy spektrlaridan foton energiyalari kumulyativ taqsimotni inversiyalash usuli bilan tanlanadi. Erkin yugurish yo‘llari Vudkok usuli (delta-treking) [63, 117] yordamida</w:t>
       </w:r>
       <w:r>
         <w:t xml:space="preserve"> </w:t>
@@ -22727,7 +22029,7 @@
           <m:sub>
             <m:r>
               <m:rPr>
-                <m:sty m:val="p"/>
+                <m:nor/>
               </m:rPr>
               <m:t>max</m:t>
             </m:r>
@@ -22784,15 +22086,9 @@
           <m:sub>
             <m:r>
               <m:rPr>
-                <m:sty m:val="p"/>
+                <m:nor/>
               </m:rPr>
-              <m:t>A</m:t>
-            </m:r>
-            <m:r>
-              <m:rPr>
-                <m:sty m:val="p"/>
-              </m:rPr>
-              <m:t>g</m:t>
+              <m:t>Ag</m:t>
             </m:r>
           </m:sub>
         </m:sSub>
@@ -22825,15 +22121,9 @@
           <m:sub>
             <m:r>
               <m:rPr>
-                <m:sty m:val="p"/>
+                <m:nor/>
               </m:rPr>
-              <m:t>A</m:t>
-            </m:r>
-            <m:r>
-              <m:rPr>
-                <m:sty m:val="p"/>
-              </m:rPr>
-              <m:t>g</m:t>
+              <m:t>Ag</m:t>
             </m:r>
           </m:sub>
         </m:sSub>
@@ -22852,15 +22142,9 @@
           <m:sub>
             <m:r>
               <m:rPr>
-                <m:sty m:val="p"/>
+                <m:nor/>
               </m:rPr>
-              <m:t>A</m:t>
-            </m:r>
-            <m:r>
-              <m:rPr>
-                <m:sty m:val="p"/>
-              </m:rPr>
-              <m:t>g</m:t>
+              <m:t>Ag</m:t>
             </m:r>
           </m:sub>
         </m:sSub>
@@ -22888,15 +22172,9 @@
           <m:sub>
             <m:r>
               <m:rPr>
-                <m:sty m:val="p"/>
+                <m:nor/>
               </m:rPr>
-              <m:t>A</m:t>
-            </m:r>
-            <m:r>
-              <m:rPr>
-                <m:sty m:val="p"/>
-              </m:rPr>
-              <m:t>g</m:t>
+              <m:t>Ag</m:t>
             </m:r>
           </m:sub>
         </m:sSub>
@@ -22962,7 +22240,7 @@
                   <m:num>
                     <m:r>
                       <m:rPr>
-                        <m:sty m:val="p"/>
+                        <m:nor/>
                       </m:rPr>
                       <m:t>ln</m:t>
                     </m:r>
@@ -22989,7 +22267,7 @@
                       <m:sub>
                         <m:r>
                           <m:rPr>
-                            <m:sty m:val="p"/>
+                            <m:nor/>
                           </m:rPr>
                           <m:t>max</m:t>
                         </m:r>
@@ -23149,27 +22427,9 @@
                   <m:sub>
                     <m:r>
                       <m:rPr>
-                        <m:sty m:val="p"/>
+                        <m:nor/>
                       </m:rPr>
-                      <m:t>r</m:t>
-                    </m:r>
-                    <m:r>
-                      <m:rPr>
-                        <m:sty m:val="p"/>
-                      </m:rPr>
-                      <m:t>e</m:t>
-                    </m:r>
-                    <m:r>
-                      <m:rPr>
-                        <m:sty m:val="p"/>
-                      </m:rPr>
-                      <m:t>a</m:t>
-                    </m:r>
-                    <m:r>
-                      <m:rPr>
-                        <m:sty m:val="p"/>
-                      </m:rPr>
-                      <m:t>l</m:t>
+                      <m:t>real</m:t>
                     </m:r>
                   </m:sub>
                 </m:sSub>
@@ -23216,7 +22476,7 @@
                       <m:sub>
                         <m:r>
                           <m:rPr>
-                            <m:sty m:val="p"/>
+                            <m:nor/>
                           </m:rPr>
                           <m:t>max</m:t>
                         </m:r>
@@ -23348,15 +22608,9 @@
           <m:sub>
             <m:r>
               <m:rPr>
-                <m:sty m:val="p"/>
+                <m:nor/>
               </m:rPr>
-              <m:t>A</m:t>
-            </m:r>
-            <m:r>
-              <m:rPr>
-                <m:sty m:val="p"/>
-              </m:rPr>
-              <m:t>g</m:t>
+              <m:t>Ag</m:t>
             </m:r>
           </m:sub>
         </m:sSub>
@@ -23436,7 +22690,7 @@
         <w:t xml:space="preserve"> </w:t>
       </w:r>
       <w:r>
-        <w:t xml:space="preserve">nokogerent sochilish funksiyasiga ko‘paytirilgan Kleyn–Nishina kesimi va atom form-faktorining kvadratiga ko‘paytirilgan Tomson kesimi [64] uchun to‘qima bo‘yicha tuzilgan jadvallardan tanlanadi, chunki kumush sochilishga bor-yo‘g‘i bir necha foiz hissa qo‘shadi. Nokogerent sochilishdan keyin foton energiyasi quyidagiga teng bo‘ladi:</w:t>
+        <w:t xml:space="preserve">nokogerent sochilish funksiyasiga ko‘paytirilgan Kleyn–Nishina kesimi va atom form-faktorining kvadratiga ko‘paytirilgan Tomson kesimining to‘qima uchun tuzilgan jadvallaridan [64] tanlanadi; kumush sochilishga bor-yo‘g‘i bir necha foiz hissa qo‘shadi. Nokogerent sochilishdan keyin foton energiyasi quyidagiga teng bo‘ladi:</w:t>
       </w:r>
     </w:p>
     <w:tbl>
@@ -23558,7 +22812,7 @@
                     </m:r>
                     <m:r>
                       <m:rPr>
-                        <m:sty m:val="p"/>
+                        <m:nor/>
                       </m:rPr>
                       <m:t>cos</m:t>
                     </m:r>
@@ -23669,23 +22923,14 @@
         <w:t xml:space="preserve"> </w:t>
       </w:r>
       <w:r>
-        <w:t xml:space="preserve">= 510,999 keV — elektronning tinchlikdagi energiyasi;</w:t>
+        <w:t xml:space="preserve">= 510,999 keV — elektronning tinchlikdagi energiyasi; yo‘nalish kosinusi</w:t>
       </w:r>
       <w:r>
         <w:t xml:space="preserve"> </w:t>
       </w:r>
       <m:oMath>
         <m:r>
-          <m:t>E</m:t>
-        </m:r>
-        <m:r>
-          <m:rPr>
-            <m:sty m:val="p"/>
-          </m:rPr>
-          <m:t>−</m:t>
-        </m:r>
-        <m:r>
-          <m:t>E</m:t>
+          <m:t>u</m:t>
         </m:r>
         <m:r>
           <m:rPr>
@@ -23693,26 +22938,6 @@
           </m:rPr>
           <m:t>′</m:t>
         </m:r>
-      </m:oMath>
-      <w:r>
-        <w:t xml:space="preserve"> </w:t>
-      </w:r>
-      <w:r>
-        <w:t xml:space="preserve">energiya mahalliy ravishda yutiladi, yo‘nalish kosinusi esa</w:t>
-      </w:r>
-      <w:r>
-        <w:t xml:space="preserve"> </w:t>
-      </w:r>
-      <m:oMath>
-        <m:r>
-          <m:t>u</m:t>
-        </m:r>
-        <m:r>
-          <m:rPr>
-            <m:sty m:val="p"/>
-          </m:rPr>
-          <m:t>′</m:t>
-        </m:r>
         <m:r>
           <m:rPr>
             <m:sty m:val="p"/>
@@ -23724,7 +22949,7 @@
         </m:r>
         <m:r>
           <m:rPr>
-            <m:sty m:val="p"/>
+            <m:nor/>
           </m:rPr>
           <m:t>cos</m:t>
         </m:r>
@@ -23771,7 +22996,7 @@
         </m:r>
         <m:r>
           <m:rPr>
-            <m:sty m:val="p"/>
+            <m:nor/>
           </m:rPr>
           <m:t>sin</m:t>
         </m:r>
@@ -23780,7 +23005,7 @@
         </m:r>
         <m:r>
           <m:rPr>
-            <m:sty m:val="p"/>
+            <m:nor/>
           </m:rPr>
           <m:t>cos</m:t>
         </m:r>
@@ -24137,15 +23362,9 @@
           <m:sub>
             <m:r>
               <m:rPr>
-                <m:sty m:val="p"/>
+                <m:nor/>
               </m:rPr>
-              <m:t>A</m:t>
-            </m:r>
-            <m:r>
-              <m:rPr>
-                <m:sty m:val="p"/>
-              </m:rPr>
-              <m:t>g</m:t>
+              <m:t>Ag</m:t>
             </m:r>
           </m:sub>
         </m:sSub>
@@ -24168,7 +23387,7 @@
         <w:t xml:space="preserve"> </w:t>
       </w:r>
       <w:r>
-        <w:t xml:space="preserve">= 0,25 mm. MK bo‘yicha DEF</w:t>
+        <w:t xml:space="preserve">= 0,25 mm — interval kengligi. MK bo‘yicha DEF</w:t>
       </w:r>
       <w:r>
         <w:t xml:space="preserve"> </w:t>
@@ -24237,7 +23456,7 @@
         <w:t xml:space="preserve"> </w:t>
       </w:r>
       <w:r>
-        <w:t xml:space="preserve">ta foton tarixidan olinadi, seriyalarning tarqoqligi esa standart xatolikni beradi; analitik tayanch model sifatida ichki (ko‘milgan) qatlamga qo‘llanilgan (2.27) ifoda olinadi. Hisoblardan oldin ikkita tekshiruv o‘tkazildi: 30 keV li keng dasta uchun sirtdagi dozaning birlamchi kermaga nisbati maydon o‘lchami va manbagacha masofaga bog‘liq bo‘lgan teskari sochilish [118] hisobiga 1,31 ga teng; xraylib ma’lumotlaridan olingan energiya uzatish koeffitsiyenti 20–40 keV da O, C va H uchun NIST</w:t>
+        <w:t xml:space="preserve">ta foton tarixidan olinadi, seriyalarning tarqoqligi esa standart xatolikni beradi; analitik tayanch qiymatlar ichki (ko‘milgan) qatlamga qo‘llanilgan (2.27) ifoda bo‘yicha hisoblanadi. Hisoblardan oldin ikkita tekshiruv o‘tkazildi: 30 keV li keng dasta uchun sirtdagi dozaning birlamchi kermaga nisbati maydon o‘lchami va manbagacha masofaga bog‘liq bo‘lgan teskari sochilish [118] hisobiga 1,31 ga teng; xraylib ma’lumotlaridan olingan energiya uzatish koeffitsiyenti 20–40 keV da O, C va H uchun NIST</w:t>
       </w:r>
       <w:r>
         <w:t xml:space="preserve"> </w:t>
@@ -24361,7 +23580,7 @@
         <w:t xml:space="preserve"> </w:t>
       </w:r>
       <w:r>
-        <w:t xml:space="preserve">moduli ularni yutilish chegaralari orasidagi har bir segment ichida log–log interpolyatsiya qiladi, bu segmentlarda koeffitsiyentlar taxminan darajali qonunlarga bo‘ysunadi. Elementlarning</w:t>
+        <w:t xml:space="preserve">moduli ularni yutilish chegaralari orasida log–log interpolyatsiya qiladi, bu oraliqlarda koeffitsiyentlar taxminan darajali qonunlarga bo‘ysunadi. Elementlarning</w:t>
       </w:r>
       <w:r>
         <w:t xml:space="preserve"> </w:t>
@@ -24465,7 +23684,7 @@
         <w:t xml:space="preserve"> </w:t>
       </w:r>
       <w:r>
-        <w:t xml:space="preserve">qiymatlarini qaytaradi: kislorod uchun 30 keV da 0,173 sm²/g o‘rniga 0,108 sm²/g (−37 %), uglerod uchun 0,0661 o‘rniga 0,0515 sm²/g, kumush uchun esa NIST bilan mos keladi (16,58 va 16,60 sm²/g). Asosan O, C va Hdan iborat to‘qima uchun bu funksiya (2.23) ifodaning maxrajini kamaytirib ko‘rsatgan va DEFni oshirib baholagan bo‘lar edi: 1 mm Al bilan 1 % Ag uchun 1,48 o‘rniga 1,72. Bu holat xraylib kesimlariga ta’sir qilmaydi (2.7-bo‘lim), biroq</w:t>
+        <w:t xml:space="preserve">qiymatlarini qaytaradi: kislorod uchun 30 keV da 0,173 sm²/g o‘rniga 0,108 sm²/g (−37 %), uglerod uchun 0,0661 o‘rniga 0,0515 sm²/g, kumush uchun esa NIST bilan mos keladi (16,58 va 16,60 sm²/g). Asosan O, C va Hdan iborat to‘qima uchun bu funksiya (2.23) ifodaning maxrajini kamaytirib ko‘rsatgan va DEFni oshirib baholagan bo‘lar edi: 1 mm Al bilan 1 % Ag uchun 1,48 o‘rniga 1,62. Bu holat xraylib kesimlariga ta’sir qilmaydi (2.7-bo‘lim), biroq</w:t>
       </w:r>
       <w:r>
         <w:t xml:space="preserve"> </w:t>
@@ -24503,7 +23722,7 @@
         <w:t xml:space="preserve"> </w:t>
       </w:r>
       <w:r>
-        <w:t xml:space="preserve">fizik modeli, 10–50 kV da mis anodlar); u o‘lchangan spektrlar va YSQ qiymatlari bilan solishtirib validatsiya qilingan [51]; uning spektrlari IMni validatsiya qiladi va DEF uchun asosiy kirish ma’lumotlaridir, IM spektrlari esa taqqoslash uchun qo‘llaniladi. Dastur Python 3.13 tilida NumPy [65], SciPy [66] (minimallashtirish va ildiz topish) va Matplotlib [67] yordamida yozilgan.</w:t>
+        <w:t xml:space="preserve">fizik modeli, 10–50 kV da mis anodlar); u o‘lchangan spektrlar va YSQ qiymatlari bilan solishtirib validatsiya qilingan [51]; uning spektrlari IMni validatsiya qiladi va DEF uchun asosiy kirish ma’lumotlaridir. Dasturda Python 3.13, NumPy [65], SciPy [66] (minimallashtirish va ildiz topish) va Matplotlib [67] qo‘llaniladi.</w:t>
       </w:r>
     </w:p>
     <w:p>
@@ -24525,7 +23744,7 @@
         <w:t xml:space="preserve"> </w:t>
       </w:r>
       <w:r>
-        <w:t xml:space="preserve">— 45 kV, θ = 12° va 0,5 mm Be sharoitida IM va SpekPy tormozlanish nurlanishi spektrlari (chiziqlarsiz) orasidagi o‘rtacha kvadratik chetlanishni minimallashtiradi; spektrlar 3 keV dan yuqori sohada birlik yuzaga normallashtiriladi, chetlanish esa tayanch spektr maksimumiga nisbatan olinadi;</w:t>
+        <w:t xml:space="preserve">— 45 kV, θ = 12° va 0,5 mm Be sharoitida IM va SpekPy tormozlanish nurlanishi spektrlari orasidagi o‘rtacha kvadratik chetlanishni minimallashtiradi; spektrlar 3 keV dan yuqori sohada birlik yuzaga normallashtiriladi, chetlanish esa tayanch spektr maksimumiga nisbatan olinadi;</w:t>
       </w:r>
       <w:r>
         <w:t xml:space="preserve"> </w:t>
@@ -24539,7 +23758,7 @@
         <w:t xml:space="preserve"> </w:t>
       </w:r>
       <w:r>
-        <w:t xml:space="preserve">0,25–0,7 oralig‘ida izlanadi va verguldan keyingi ikki xonagacha yaxlitlanadi, qolgan barcha konfiguratsiyalar esa bashoratlardir. Validatsiya quyidagilarni o‘z ichiga oladi: (i) model komponentlarini tekshirish, masalan, tormozlanish qobiliyatini NIST ESTAR [69] bilan solishtirish (2.2-bo‘lim); (ii) 25–50 kV va 6–30° anod burchaklari uchun, 1 mm Al bilan va usiz, SpekPy bilan taqqoslash, shuningdek volfram anodli trubka uchun tekshiruv; (iii) IM va SpekPy spektrlari uchun DEFni taqqoslash; (iv) MK verifikatsiyasi hamda (v) DEFning sezgirlik tahlili.</w:t>
+        <w:t xml:space="preserve">0,25–0,7 oralig‘ida izlanadi va verguldan keyingi ikki xonagacha yaxlitlanadi, qolgan barcha konfiguratsiyalar esa bashoratlardir. Validatsiya quyidagilarni o‘z ichiga oladi: model komponentlarini tekshirish, masalan, tormozlanish qobiliyatini NIST ESTAR [69] bilan solishtirish (2.2-bo‘lim); 25–50 kV va 6–30° anod burchaklari uchun, 1 mm Al bilan va usiz, SpekPy bilan taqqoslash, shuningdek volfram anodli trubka uchun tekshiruv; IM va SpekPy spektrlari uchun DEFni taqqoslash; MK verifikatsiyasi hamda DEFning sezgirlik tahlili.</w:t>
       </w:r>
     </w:p>
     <w:p>
@@ -24555,7 +23774,7 @@
         <w:pStyle w:val="FirstParagraph"/>
       </w:pPr>
       <w:r>
-        <w:t xml:space="preserve">Mis anodli 45 kV li trubka juda intensiv past energiyali rentgen nurlanishini chiqaradi: 10 sm masofada filtrsiz dastaning havodagi kermasi 383 mGr/(mA·s) ni (III bob), ya’ni 40 mA da 15,3 Gr/s ni tashkil etadi, to‘qima sirti esa 2 Gr dozani 0,12 s da oladi, shu sababli qo‘llarning tasodifan nurlantirilishi bir necha soniya ichida og‘ir mahalliy shikastlanishlarga olib keladi. Birlamchi dasta, namuna va tutqichda sochilgan nurlanish hamda g‘ilofdan sizib chiqadigan nurlanishning barchasi nazorat qilinishi shart. Himoya Radiologik himoya bo‘yicha xalqaro komissiyaning asoslash, optimallashtirish (oqilona erishish mumkin bo‘lgan darajada past, ALARA) va dozani cheklash tamoyillariga [119] asoslanadi; bu tamoyillar Atom energiyasi bo‘yicha xalqaro agentlikning Asosiy xavfsizlik standartlarida [120], O‘zbekiston Respublikasida esa</w:t>
+        <w:t xml:space="preserve">Mis anodli 45 kV li trubka juda intensiv past energiyali rentgen nurlanishini chiqaradi: 10 sm masofada filtrsiz dastaning havodagi kermasi 383 mGr/(mA·s) ni, ya’ni 40 mA da 15,3 Gr/s ni tashkil etadi, to‘qima sirti esa 2 Gr dozani 0,12 s da oladi, shu sababli qo‘llarning tasodifan nurlantirilishi bir necha soniya ichida og‘ir mahalliy shikastlanishlarga olib keladi. Birlamchi dasta, namuna va tutqichda sochilgan nurlanish hamda g‘ilofdan sizib chiqadigan nurlanish nazorat qilinishi shart. Himoya Radiologik himoya bo‘yicha xalqaro komissiyaning asoslash, optimallashtirish (oqilona erishish mumkin bo‘lgan darajada past, ALARA) va dozani cheklash tamoyillariga [119] asoslanadi; bu tamoyillar Atom energiyasi bo‘yicha xalqaro agentlikning Asosiy xavfsizlik standartlarida [120], O‘zbekistonda esa</w:t>
       </w:r>
       <w:r>
         <w:t xml:space="preserve"> </w:t>
@@ -24578,7 +23797,7 @@
         <w:pStyle w:val="BodyText"/>
       </w:pPr>
       <w:r>
-        <w:t xml:space="preserve">Asosiy choralar texnik xususiyatga ega: ekranlangan g‘ilof, eshigidagi blokirovka qurilmalari yuqori kuchlanishni o‘chiradigan yoki zatvorni yopadigan yopiq kamera, ogohlantiruvchi chiroqlar hamda qo‘llarni dastadan tashqarida saqlaydigan qo‘zg‘almas tutqichlar va kollimatorlar. Xodimlarni o‘qitish, ichki qoidalar, shaxsiy dozimetriya va, ayniqsa texnik xizmat ko‘rsatilgandan keyin, doza quvvatini o‘lchash ularni to‘ldiradi. Yuqori kuchlanish generatori qo‘shimcha xavf manbai hisoblanadi, berilliy oynaga esa tegish mumkin emas, chunki berilliy birikmalari zaharli.</w:t>
+        <w:t xml:space="preserve">Asosiy choralar texnik xususiyatga ega: ekranlangan g‘ilof, eshigidagi blokirovka qurilmalari yuqori kuchlanishni o‘chiradigan yoki zatvorni yopadigan kamera, ogohlantiruvchi chiroqlar hamda qo‘llarni dastadan tashqarida saqlaydigan qo‘zg‘almas tutqichlar va kollimatorlar. Xodimlarni o‘qitish, ichki qoidalar, shaxsiy dozimetriya va, ayniqsa texnik xizmat ko‘rsatilgandan keyin, doza quvvatini o‘lchash ularni to‘ldiradi. Yuqori kuchlanish generatori qo‘shimcha xavf manbai hisoblanadi, berilliy oynaga esa tegish mumkin emas (berilliy birikmalari zaharli).</w:t>
       </w:r>
     </w:p>
     <w:p>
@@ -24586,7 +23805,7 @@
         <w:pStyle w:val="BodyText"/>
       </w:pPr>
       <w:r>
-        <w:t xml:space="preserve">Filtrlash xavfsizlikka ham xizmat qiladi. DEFni sezilarli darajada oshiradigan filtrlar (1 mm Al dan 0,2 mm Cu gacha) havodagi kerma quvvatini 120–1300 marta kamaytiradi; 1 mm Al filtr bilan 40 mA da sirtdagi to‘qima kermasi quvvati 16,5 dan 0,137 Gr/s gacha kamayadi, 2 Gr doza uchun zarur vaqt esa 0,12 dan 14,6 s gacha ortadi, bu vaqtni taymer yoki zatvor yordamida nazorat qilish mumkin. Filtr chiqarib tashlaydigan yumshoq komponent yuza qatlamlarda yutilgan bo‘lar edi: 10 mm chuqurlikdagi nisbiy birlamchi doza filtrsiz holda sirtdagi qiymatning 0,009 qismini, 1 mm Al bilan esa 0,44 qismini tashkil etadi. Shunday qilib, dastasini YSQ orqali tavsiflash mumkin bo‘lgan [14], DEFni maksimal darajaga yetkazadigan filtr ALARA ma’nosida teridagi ortiqcha dozani ham kamaytiradi.</w:t>
+        <w:t xml:space="preserve">Filtrlash xavfsizlikka ham xizmat qiladi: DEFni sezilarli darajada oshiradigan filtrlar (1 mm Al dan 0,2 mm Cu gacha) havodagi kerma quvvatini 120–1300 marta kamaytiradi; 1 mm Al filtr bilan 40 mA da sirtdagi to‘qima kermasi quvvati 16,5 dan 0,137 Gr/s gacha kamayadi, 2 Gr doza uchun zarur vaqt esa 0,12 dan 14,6 s gacha ortadi, bu vaqtni taymer yoki zatvor yordamida nazorat qilish mumkin. Filtr chiqarib tashlaydigan yumshoq komponent yuza qatlamlarda yutilgan bo‘lar edi: 10 mm chuqurlikdagi nisbiy birlamchi doza filtrsiz holda sirtdagi qiymatning 0,009 qismini, 1 mm Al bilan esa 0,44 qismini tashkil etadi. Shunday qilib, dastasini YSQ orqali tavsiflash mumkin bo‘lgan [14], DEFni maksimal darajaga yetkazadigan filtr ALARAga muvofiq teridagi ortiqcha dozani ham kamaytiradi.</w:t>
       </w:r>
     </w:p>
     <w:p>
@@ -24606,7 +23825,7 @@
         <w:pStyle w:val="Compact"/>
       </w:pPr>
       <w:r>
-        <w:t xml:space="preserve">Mis anodli qaytaruvchi nishonli rentgen trubkasining qalin nishon uchun yarim analitik modeli (IM) ishlab chiqildi; u elektronlarning Bete bo‘yicha sekinlashishini, Elvert ko‘paytuvchisi kiritilgan norelyativistik Bete–Gaytler tormozlanish nurlanishini, bevosita hosil bo‘ladigan va tormozlanish nurlanishi ta’sirida hosil bo‘ladigan K nurlanishni, anodda o‘z-o‘zini yutishni, oyna, havo va filtrlarda susayishni hamda bitta moslashtiriladigan parametrni (elektronlarning chuqurlik koeffitsiyenti</w:t>
+        <w:t xml:space="preserve">Mis anodli qaytaruvchi nishonli rentgen trubkasining qalin nishon uchun yarim analitik modeli (IM) ishlab chiqildi: elektronlarning Bete bo‘yicha sekinlashishi, Elvert ko‘paytuvchisi kiritilgan norelyativistik Bete–Gaytler tormozlanish nurlanishi, bevosita va tormozlanish nurlanishi ta’sirida hosil bo‘ladigan K nurlanish, anodda o‘z-o‘zini yutish, oyna, havo va filtrlarda susayish hamda bitta moslashtiriladigan parametr — elektronlarning chuqurlik koeffitsiyenti</w:t>
       </w:r>
       <w:r>
         <w:t xml:space="preserve"> </w:t>
@@ -24617,7 +23836,7 @@
         </m:r>
       </m:oMath>
       <w:r>
-        <w:t xml:space="preserve">) o‘z ichiga oladi.</w:t>
+        <w:t xml:space="preserve">.</w:t>
       </w:r>
     </w:p>
     <w:p>
@@ -24629,7 +23848,7 @@
         <w:pStyle w:val="Compact"/>
       </w:pPr>
       <w:r>
-        <w:t xml:space="preserve">Dasta sifati parametrlari (YSQ qiymatlari, bir jinslilik koeffitsiyenti, o‘rtacha va effektiv energiyalar) va havodagi kerma IM va SpekPy spektrlari uchun bir xil usulda hisoblanadi.</w:t>
+        <w:t xml:space="preserve">Havodagi kerma va dasta sifati parametrlari (YSQ qiymatlari, bir jinslilik koeffitsiyenti, o‘rtacha va effektiv energiyalar) flyuens spektrlaridan hisoblanadi, bunda dasta sifati parametrlari IM va SpekPy uchun bir xil usulda aniqlanadi.</w:t>
       </w:r>
     </w:p>
     <w:p>
@@ -24684,21 +23903,9 @@
       <m:oMath>
         <m:r>
           <m:rPr>
-            <m:sty m:val="p"/>
+            <m:nor/>
           </m:rPr>
-          <m:t>D</m:t>
-        </m:r>
-        <m:r>
-          <m:rPr>
-            <m:sty m:val="p"/>
-          </m:rPr>
-          <m:t>E</m:t>
-        </m:r>
-        <m:r>
-          <m:rPr>
-            <m:sty m:val="p"/>
-          </m:rPr>
-          <m:t>F</m:t>
+          <m:t>DEF</m:t>
         </m:r>
         <m:r>
           <m:rPr>
@@ -24796,7 +24003,7 @@
         <w:t xml:space="preserve"> </w:t>
       </w:r>
       <w:r>
-        <w:t xml:space="preserve">funksiyasi yengil elementlar uchun ularni 37 % gacha kamaytirib ko‘rsatadi, bu esa DEFning oshirib baholanishiga olib kelgan bo‘lar edi (1,48 o‘rniga 1,72).</w:t>
+        <w:t xml:space="preserve">funksiyasi yengil elementlar uchun ularni 56 % gacha (kislorod uchun 37 %) kamaytirib ko‘rsatadi, bu esa DEFning oshirib baholanishiga olib kelgan bo‘lar edi (1,48 o‘rniga 1,62).</w:t>
       </w:r>
     </w:p>
     <w:p>
@@ -24863,7 +24070,7 @@
         <w:pStyle w:val="FirstParagraph"/>
       </w:pPr>
       <w:r>
-        <w:t xml:space="preserve">Aynan shu trubkaning o‘lchangan spektri mavjud bo‘lmaganligi sababli IM SpekPy v2 bilan solishtirish orqali validatsiya qilindi; SpekPy v2 — mis anodlarni 10–50 kV oralig‘ida qo‘llab-quvvatlaydigan [15] hamda o‘lchangan spektrlar va yarim susaytirish qatlamlari (YSQ) bilan solishtirib validatsiya qilingan [51, 106], fizik modellarga asoslangan deterministik dastur. IMning yagona moslashtiriladigan parametri — (2.4) ifodadagi elektronlarning chuqurlik koeffitsiyenti</w:t>
+        <w:t xml:space="preserve">Ushbu trubkaning o‘lchangan spektri mavjud bo‘lmagani sababli IM SpekPy v2 bilan solishtirish orqali validatsiya qilindi; SpekPy v2 — mis anodlarni 10–50 kV oralig‘ida qo‘llab-quvvatlaydigan [15] hamda o‘lchangan spektrlar va yarim susaytirish qatlamlari (YSQ) bilan solishtirib validatsiya qilingan [51, 106], fizik modellarga asoslangan deterministik dastur. IMning yagona moslashtiriladigan parametri — (2.4) ifodadagi elektronlarning chuqurlik koeffitsiyenti</w:t>
       </w:r>
       <w:r>
         <w:t xml:space="preserve"> </w:t>
@@ -24947,7 +24154,7 @@
                       <m:e>
                         <m:r>
                           <m:rPr>
-                            <m:sty m:val="p"/>
+                            <m:nor/>
                           </m:rPr>
                           <m:t>max</m:t>
                         </m:r>
@@ -25263,7 +24470,7 @@
           <m:e>
             <m:r>
               <m:rPr>
-                <m:sty m:val="p"/>
+                <m:nor/>
               </m:rPr>
               <m:t>max</m:t>
             </m:r>
@@ -25291,7 +24498,21 @@
         <w:t xml:space="preserve"> </w:t>
       </w:r>
       <w:r>
-        <w:t xml:space="preserve">ko‘paytuvchi esa chetlanishni spektr maksimumining ulushi sifatida ifodalaydi. Moslashtirish natijasida</w:t>
+        <w:t xml:space="preserve">esa</w:t>
+      </w:r>
+      <w:r>
+        <w:t xml:space="preserve"> </w:t>
+      </w:r>
+      <m:oMath>
+        <m:r>
+          <m:t>δ</m:t>
+        </m:r>
+      </m:oMath>
+      <w:r>
+        <w:t xml:space="preserve"> </w:t>
+      </w:r>
+      <w:r>
+        <w:t xml:space="preserve">ni spektr maksimumining ulushi sifatida ifodalaydi. Moslashtirish natijasida</w:t>
       </w:r>
       <w:r>
         <w:t xml:space="preserve"> </w:t>
@@ -25372,39 +24593,7 @@
         </m:r>
       </m:oMath>
       <w:r>
-        <w:t xml:space="preserve">) esa</w:t>
-      </w:r>
-      <w:r>
-        <w:t xml:space="preserve"> </w:t>
-      </w:r>
-      <m:oMath>
-        <m:r>
-          <m:t>δ</m:t>
-        </m:r>
-        <m:r>
-          <m:rPr>
-            <m:sty m:val="p"/>
-          </m:rPr>
-          <m:t>=</m:t>
-        </m:r>
-        <m:r>
-          <m:t>8</m:t>
-        </m:r>
-        <m:r>
-          <m:rPr>
-            <m:sty m:val="p"/>
-          </m:rPr>
-          <m:t>,</m:t>
-        </m:r>
-        <m:r>
-          <m:t>47</m:t>
-        </m:r>
-      </m:oMath>
-      <w:r>
-        <w:t xml:space="preserve"> </w:t>
-      </w:r>
-      <w:r>
-        <w:t xml:space="preserve">% ga teng bo‘ladi. Shunday qilib, ko‘p karrali elastik sochilish tufayli fotonlar uzluksiz sekinlashish yaqinlashuvidagi (CSDA) to‘g‘ri chiziqli yo‘lning yarmidan kamroq chuqurlikda hosil bo‘ladi — misdagi 45 keV energiyali elektronlar uchun 6,481 mkm o‘rniga 2,536 mkm — va yumshoq tormozlanish nurlanishi anodda kamroq o‘z-o‘zini yutishga uchraydi; shu sababli</w:t>
+        <w:t xml:space="preserve">) esa bu qiymat 8,47 % ga teng bo‘ladi. Shunday qilib, ko‘p karrali elastik sochilish tufayli fotonlar uzluksiz sekinlashish yaqinlashuvidagi (CSDA) to‘g‘ri chiziqli yo‘lning yarmidan kamroq chuqurlikda hosil bo‘ladi — misdagi 45 keV energiyali elektronlar uchun 6,339 mkm (CSDA yugurish yo‘li 6,481 mkm × cos 12°) o‘rniga 2,536 mkm — va yumshoq tormozlanish nurlanishi anodda kamroq o‘z-o‘zini yutishga uchraydi; shu sababli</w:t>
       </w:r>
       <w:r>
         <w:t xml:space="preserve"> </w:t>
@@ -25449,7 +24638,7 @@
         <w:pStyle w:val="BodyText"/>
       </w:pPr>
       <w:r>
-        <w:t xml:space="preserve">3.1-jadvalda ikki dastur 25–50 kV va 6–30° uchun havo qatlamisiz taqqoslangan. Cu K chiziqlarini olib tashlaydigan 1 mm Al filtr bilan IMning birinchi YSQsi (2.18) SpekPynikidan 3,5–4,6 % ga kichik. Qo‘shimcha filtrlash bo‘lmaganda YSQ chetlanishi −2,6 % dan −19,4 % gacha bo‘ladi, chunki IM Cu K chiziqlarini taxminan 25–43 % ga past baholaydi, 8 keV li chiziqning kuchsizroq bo‘lishi esa havodagi kermada yumshoqroq 3–8 keV uzluksiz spektrning hissasini oshiradi. Bu kamomad past kuchlanishlarda eng katta bo‘ladi, chunki bunday kuchlanishlarda Grizinskiy kesimi [57] ionizatsiya bo‘sag‘asidan yuqorida buzilgan to‘lqinlar Born yaqinlashuvidagi hisoblarga [114, 115] nisbatan juda sekin ortadi; SpekPyning K chiziqlar modeli [104] aynan shu hisoblarga asoslangan.</w:t>
+        <w:t xml:space="preserve">3.1-jadvalda ikki dastur 25–50 kV va 6–30° uchun havo qatlamisiz taqqoslangan. Cu K chiziqlarini olib tashlaydigan 1 mm Al filtr bilan IMning birinchi YSQsi (2.18) SpekPynikidan 3,5–4,6 % ga kichik. Qo‘shimcha filtrlash bo‘lmaganda chetlanish −2,6 % dan −19,4 % gacha bo‘ladi, chunki IM Cu K chiziqlarini taxminan 26–43 % ga past baholaydi, 8 keV li chiziqning kuchsizroq bo‘lishi esa havodagi kermada yumshoqroq 3–8 keV uzluksiz spektrning hissasini oshiradi. Bu kamomad past kuchlanishlarda eng katta bo‘ladi, chunki bunday kuchlanishlarda Grizinskiy kesimi [57] bo‘sag‘adan yuqorida buzilgan to‘lqinlar Born yaqinlashuvidagi hisoblarga [114, 115] nisbatan juda sekin ortadi; SpekPy [104] aynan shu hisoblardan foydalanadi.</w:t>
       </w:r>
     </w:p>
     <w:p>
@@ -28433,7 +27622,7 @@
         <w:pStyle w:val="BodyText"/>
       </w:pPr>
       <w:r>
-        <w:t xml:space="preserve">10 va 30 keV oralig‘ida ikki modelning spektral shakllari taxminan 10 % aniqlik bilan mos keladi (3.1-rasm). IMning uzluksiz spektrida 10–20 keV oralig‘ida fotonlar biroz ko‘proq, taxminan 25 keV dan yuqorida esa kamroq bo‘lib, spektrlar nisbati 40 keV da 0,80–0,85 gacha pasayadi; spektrning aynan shu kuchsiz yumshashi filtrlangan dastalar uchun YSQning taxminan 4 % ga kichikligini tushuntiradi. Buning ehtimoliy sabablari quyidagilar: Elvert ko‘paytuvchisi kiritilgan norelyativistik Born kesimidan [56] foydalanilgani, bu kesim esa jadvallashtirilgan kesimlarni [113] faqat taqriban ifodalaydi, hamda nurlanish izotrop chiqariladi deb faraz qilingani, holbuki SpekPy tormozlanish nurlanishining burchak taqsimotini modellashtiradi [105].</w:t>
+        <w:t xml:space="preserve">10 va 30 keV oralig‘ida spektral shakllar taxminan 10 % aniqlik bilan mos keladi (3.1-rasm). IMning uzluksiz spektri 10–20 keV oralig‘ida biroz yuqoriroq, taxminan 25 keV dan yuqorida esa pastroq bo‘lib, spektrlar nisbati 40 keV da 0,80–0,85 gacha pasayadi; spektrning bu kuchsiz yumshashi filtrlangan dastalar YSQsining kichikroq bo‘lishini tushuntiradi. Buning ehtimoliy sabablari quyidagilar: Elvert ko‘paytuvchisi kiritilgan norelyativistik Born kesimidan [56] foydalanilgani, bu kesim esa jadvallashtirilgan kesimlarni [113] faqat taqriban ifodalaydi, hamda nurlanish izotrop chiqariladi deb faraz qilingani, holbuki SpekPy tormozlanish nurlanishining burchak taqsimotini modellashtiradi [105].</w:t>
       </w:r>
     </w:p>
     <w:p>
@@ -28542,7 +27731,7 @@
         <w:t xml:space="preserve"> </w:t>
       </w:r>
       <w:r>
-        <w:t xml:space="preserve">ning yagona qiymati Z = 29 va Z = 74 bo‘lgan anodlar uchun yaroqli. IMning asosiy zaif tomoni — Cu K chiziqlari intensivligining past baholanishi bo‘lib, bu filtrlanmagan va Kα chizig‘i ustunlik qiladigan dastalar uchun muhim; shu sababli DEF bo‘yicha asosiy natijalar SpekPy spektrlari yordamida olindi, IM esa mustaqil tekshiruv vositasi sifatida qo‘llanildi.</w:t>
+        <w:t xml:space="preserve">ning yagona qiymati Z = 29 va Z = 74 bo‘lgan anodlar uchun yaroqli. IMning asosiy zaif tomoni — Cu K chiziqlari intensivligining past baholanishi — filtrlanmagan va Kα chizig‘i ustunlik qiladigan dastalar uchun muhim; shu sababli DEF bo‘yicha asosiy natijalar SpekPy spektrlari yordamida olindi, IM esa mustaqil tekshiruv vositasi sifatida qo‘llanildi.</w:t>
       </w:r>
     </w:p>
     <w:p>
@@ -29073,7 +28262,7 @@
         <w:pStyle w:val="FirstParagraph"/>
       </w:pPr>
       <w:r>
-        <w:t xml:space="preserve">Bazaviy spektrda (3.3-rasm) Be oyna va havo qatlami taxminan 3 keV dan past energiyali deyarli barcha fotonlarni olib tashlaydi. Uzluksiz spektr taxminan 7–9 keV da platoga ko‘tariladi va Cu K-chegarasida (8,98 keV) keskin pasayadi; bu chegaradan yuqorida fotonlar anodda ancha kuchli yutiladi, shu sababli anod o‘zi uchun K-chegarali filtr vazifasini bajaradi. So‘ngra spektr tiklanib, 12–13 keV atrofida yassi maksimumga erishadi va 45 keV da nolgacha kamayadi, shu sababli Ag K-chegarasi uning kuchsiz yuqori energiyali qismiga to‘g‘ri keladi. Cu Kα (8,05 keV) va Kβ (8,91 keV) chiziqlari qo‘shni uzluksiz spektrdan ikki tartibdan ko‘proq yuqori.</w:t>
+        <w:t xml:space="preserve">Bazaviy spektrda (3.3-rasm) Be oyna va havo qatlami taxminan 3 keV dan past energiyali deyarli barcha fotonlarni olib tashlaydi. Uzluksiz spektr taxminan 7–9 keV da platoga ko‘tariladi va Cu K-chegarasida (8,98 keV) keskin pasayadi; bu chegaradan yuqorida anod ancha kuchli yutadi va o‘zi uchun K-chegarali filtr vazifasini bajaradi. So‘ngra spektr tiklanib, 12–13 keV atrofida yassi maksimumga erishadi va 45 keV da nolgacha kamayadi, shu sababli Ag K-chegarasi uning kuchsiz yuqori energiyali qismiga to‘g‘ri keladi. Kengligi 0,05 keV bo‘lgan energiya intervallarida Cu Kα chizig‘i (8,05 keV) qo‘shni uzluksiz spektrdan ikki tartibdan ko‘proq, Kβ chizig‘i (8,91 keV) esa 45–80 marta yuqori.</w:t>
       </w:r>
     </w:p>
     <w:p>
@@ -29136,48 +28325,7 @@
         <w:pStyle w:val="BodyText"/>
       </w:pPr>
       <w:r>
-        <w:t xml:space="preserve">SpekPy ma’lumotlariga ko‘ra, xarakteristik fotonlar fotonlar flyuensining 68,5 % qismini tashkil etadi (3.3-jadval), shu sababli filtrlanmagan dasta mohiyatan Cu K nurlanishi manbai hisoblanadi. IMda chiziqlar intensivligi K-qobiq ionizatsiyasining chiqishi (2.4-bo‘lim), flyuoressensiya chiqishi</w:t>
-      </w:r>
-      <w:r>
-        <w:t xml:space="preserve"> </w:t>
-      </w:r>
-      <m:oMath>
-        <m:sSub>
-          <m:e>
-            <m:r>
-              <m:t>ω</m:t>
-            </m:r>
-          </m:e>
-          <m:sub>
-            <m:r>
-              <m:t>K</m:t>
-            </m:r>
-          </m:sub>
-        </m:sSub>
-        <m:r>
-          <m:rPr>
-            <m:sty m:val="p"/>
-          </m:rPr>
-          <m:t>=</m:t>
-        </m:r>
-        <m:r>
-          <m:t>0</m:t>
-        </m:r>
-        <m:r>
-          <m:rPr>
-            <m:sty m:val="p"/>
-          </m:rPr>
-          <m:t>,</m:t>
-        </m:r>
-        <m:r>
-          <m:t>4538</m:t>
-        </m:r>
-      </m:oMath>
-      <w:r>
-        <w:t xml:space="preserve"> </w:t>
-      </w:r>
-      <w:r>
-        <w:t xml:space="preserve">va xraylib kutubxonasidagi nurlanish o‘tishlari ehtimolliklari [60] asosida aniqlanadi. SpekPy bo‘yicha Kβ/Kα flyuenslar nisbati 0,1431 ga teng bo‘lib, nurlanish o‘tishlari ehtimolliklarining nisbatidan (0,134) biroz katta, chunki energiyasi yuqoriroq bo‘lgan Kβ fotonlari anoddan chiqish yo‘lida kamroq susayadi. K-chegarasi (8,333 keV, 2.2-jadval) Kα va Kβ energiyalari orasida joylashgan 20 mkm qalinlikdagi Ni filtr bu nisbatni 0,0023 gacha kamaytiradi va rentgen-struktur tahlilidagi klassik β-filtr vazifasini bajaradi [52].</w:t>
+        <w:t xml:space="preserve">SpekPy ma’lumotlariga ko‘ra, xarakteristik fotonlar fotonlar flyuensining 68,5 % qismini tashkil etadi (3.3-jadval), shu sababli filtrlanmagan dasta mohiyatan Cu K nurlanishi manbai hisoblanadi. SpekPy bo‘yicha Kβ/Kα flyuenslar nisbati 0,1431 ga teng bo‘lib, xraylib bo‘yicha nurlanish o‘tishlari ehtimolliklarining nisbatidan (0,134) [60] biroz katta, chunki energiyasi yuqoriroq bo‘lgan Kβ fotonlari chiqish yo‘lida kamroq susayadi. K-chegarasi (8,333 keV, 2.2-jadval) Kα va Kβ energiyalari orasida joylashgan 20 mkm qalinlikdagi Ni filtr bu nisbatni 0,0023 gacha kamaytiradi va rentgen-struktur tahlilidagi klassik β-filtr vazifasini bajaradi [52].</w:t>
       </w:r>
     </w:p>
     <w:p>
@@ -29221,29 +28369,6 @@
       </w:r>
       <w:r>
         <w:t xml:space="preserve">energiya ortishi bilan keskin kamayadi. Nurlanish chiqishi juda yuqori: 10 sm masofada 383 mGr/(mA·s), ya’ni 40 mA da 15,3 Gr/s.</w:t>
-      </w:r>
-      <w:r>
-        <w:t xml:space="preserve"> </w:t>
-      </w:r>
-      <m:oMath>
-        <m:r>
-          <m:t>R</m:t>
-        </m:r>
-        <m:r>
-          <m:t>(</m:t>
-        </m:r>
-        <m:r>
-          <m:t>E</m:t>
-        </m:r>
-        <m:r>
-          <m:t>)</m:t>
-        </m:r>
-      </m:oMath>
-      <w:r>
-        <w:t xml:space="preserve"> </w:t>
-      </w:r>
-      <w:r>
-        <w:t xml:space="preserve">atigi 21,0 ga teng bo‘lgan 8 keV li fotonlarning ustunligi bilan birgalikda bu filtrlanmagan dasta uchun DEFning uncha katta bo‘lmasligini bashorat qiladi.</w:t>
       </w:r>
     </w:p>
     <w:p>
@@ -30070,7 +29195,7 @@
         </m:r>
         <m:r>
           <m:rPr>
-            <m:sty m:val="p"/>
+            <m:nor/>
           </m:rPr>
           <m:t>sin</m:t>
         </m:r>
@@ -30100,7 +29225,7 @@
         <w:t xml:space="preserve"> </w:t>
       </w:r>
       <w:r>
-        <w:t xml:space="preserve">effektini [16] yuzaga keltiradi; hisoblar markaziy nurga tegishli bo‘lgani uchun bu effekt bu yerda ko‘rib chiqilmaydi. Shunday qilib, kichik anod burchagi fokus dog‘ining effektiv o‘lchamini kichraytiradi, biroq nurlanish chiqishini pasaytiradi va dastani biroz qattiqlashtiradi, DEF esa deyarli o‘zgarmaydi.</w:t>
+        <w:t xml:space="preserve">effektini [16] yuzaga keltiradi; hisoblar markaziy nurga tegishli bo‘lgani uchun bu effekt bu yerda ko‘rib chiqilmaydi. Shunday qilib, kichik anod burchagi fokus dog‘ining effektiv o‘lchamini kichraytiradi, biroq nurlanish chiqishini pasaytiradi va dastani biroz qattiqlashtiradi.</w:t>
       </w:r>
     </w:p>
     <w:p>
@@ -30163,7 +29288,7 @@
         <w:pStyle w:val="BodyText"/>
       </w:pPr>
       <w:r>
-        <w:t xml:space="preserve">Nurlanish chiqishiga trubka kuchlanishi eng kuchli ta’sir ko‘rsatadi: 25 kV dan 50 kV gacha havodagi kerma 163 dan 430 mGr/(mA·s) gacha ortadi; bu asosan Cu K chiziqlari hisobiga yuz beradi, chunki elektronlar K-qobiq ionizatsiyasi kesimi o‘z maksimumiga (taxminan 35 keV da) yaqin bo‘lgan energiyalarda uzunroq yo‘l bosadi. Uzluksiz spektr yuqori energiyalarda kuchli o‘sadi (3.5-rasm), biroq Cu K-chegarasidan bevosita yuqorida deyarli o‘zgarmaydi, chunki bunday fotonlar anodning faqat yupqa sirt qatlamidan chiqa oladi. DEF 25 kV dagi 1,1932 dan 50 kV dagi 1,2027 gacha ortadi, xolos; 25 kV da birorta foton ham Ag K-chegarasiga yetmaydi, ammo DEF allaqachon 1,19 ga teng, demak, filtrlanmagan dasta uchun kuchayish deyarli to‘liq Agning L va M qobiqlaridagi fotoyutilish hisobiga yuzaga keladi, bu sohada esa</w:t>
+        <w:t xml:space="preserve">Nurlanish chiqishiga trubka kuchlanishi eng kuchli ta’sir ko‘rsatadi; chiqish asosan Cu K chiziqlari hisobiga ortadi, chunki elektronlar K-qobiq ionizatsiyasi kesimi o‘z maksimumiga (taxminan 35 keV da) yaqin bo‘lgan energiyalarda uzunroq yo‘l bosadi. Uzluksiz spektr yuqori energiyalarda kuchli o‘sadi (3.5-rasm), biroq Cu K-chegarasidan bevosita yuqorida deyarli o‘zgarmaydi, chunki bunday fotonlar anodning faqat yupqa sirt qatlamidan chiqa oladi. DEF birorta foton ham Ag K-chegarasiga yetmaydigan 25 kV dagi 1,1932 dan 50 kV dagi 1,2027 gacha ortadi, xolos, demak, filtrlanmagan dasta uchun kuchayish deyarli to‘liq Agning L va M qobiqlaridagi fotoyutilish hisobiga yuzaga keladi; bu sohada</w:t>
       </w:r>
       <w:r>
         <w:t xml:space="preserve"> </w:t>
@@ -30186,7 +29311,7 @@
         <w:t xml:space="preserve"> </w:t>
       </w:r>
       <w:r>
-        <w:t xml:space="preserve">21–32 ga teng.</w:t>
+        <w:t xml:space="preserve">32 dan oshmaydi (8–25 keV da 21–32).</w:t>
       </w:r>
     </w:p>
     <w:p>
@@ -30249,7 +29374,7 @@
         <w:pStyle w:val="BodyText"/>
       </w:pPr>
       <w:r>
-        <w:t xml:space="preserve">Be oyna faqat spektrning yumshoq qismiga ta’sir qiladi (3.6-rasm). Berilliy (Z = 4) kuchsiz yutgani sababli oyna qalinligining 0,15 mm dan 2,0 mm gacha ortishi asosan taxminan 6 keV dan past energiyali fotonlarni olib tashlaydi va havodagi kermani 423 dan 271 mGr/(mA·s) gacha kamaytiradi, DEF esa atigi biroz ortadi. Oyna qalinligi trubka konstruksiyasi bilan belgilanadi, biroq uni aniq bilish zarur, chunki u nurlanish chiqishini uchdan bir qismdan ko‘proqqa o‘zgartiradi.</w:t>
+        <w:t xml:space="preserve">Be oyna asosan spektrning yumshoq qismiga ta’sir qiladi (3.6-rasm). Berilliy (Z = 4) kuchsiz yutgani sababli oyna qalinligining 0,15 mm dan 2,0 mm gacha ortishi 6 keV dan past energiyali fotonlarning taxminan to‘rtdan uch qismini, biroq Cu K chiziqlari fotonlarining ham taxminan 30 % qismini olib tashlaydi; havodagi kermaning 423 dan 271 mGr/(mA·s) gacha kamayishining asosiy qismi aynan shu fotonlar hisobiga to‘g‘ri keladi. Trubka konstruksiyasi bilan belgilanadigan oyna qalinligini aniq bilish zarur, chunki u nurlanish chiqishini uchdan bir qismdan ko‘proqqa o‘zgartiradi.</w:t>
       </w:r>
     </w:p>
     <w:p>
@@ -30312,7 +29437,7 @@
         <w:pStyle w:val="BodyText"/>
       </w:pPr>
       <w:r>
-        <w:t xml:space="preserve">Konstruktiv parametrlarning barcha variantlari uchun IM spektrlari SpekPy qiymatlaridan 0,003 dan ko‘p farq qilmaydigan DEF qiymatlarini beradi. Konstruktiv parametrlar nurlanish chiqishini 1,6 (anod burchagi, oyna) va 2,6 (kuchlanish) martagacha o‘zgartirsa-da, 1 % Ag uchun DEF 1,19 va 1,21 oralig‘ida qoladi, chunki har qanday filtrlanmagan dastada to‘qimadagi dozada Cu K chiziqlari va 3–15 keV energiyali fotonlar ustunlik qiladi. Demak, trubka konstruksiyasi DEFni emas, balki doza quvvatini boshqarish vositasi hisoblanadi; DEFni sezilarli darajada oshirish uchun qo‘shimcha filtrlar talab etiladi.</w:t>
+        <w:t xml:space="preserve">Konstruktiv parametrlarning barcha variantlari uchun IM spektrlari SpekPy qiymatlaridan 0,004 dan ko‘p farq qilmaydigan DEF qiymatlarini beradi. Konstruktiv parametrlar nurlanish chiqishini 1,6 (anod burchagi, oyna) va 2,6 (kuchlanish) martagacha o‘zgartirsa-da, 1 % Ag uchun DEF 1,19 va 1,21 oralig‘ida qoladi, chunki har qanday filtrlanmagan dastada to‘qimadagi dozada Cu K chiziqlari va 3–15 keV energiyali fotonlar ustunlik qiladi. Demak, trubka konstruksiyasi DEFni emas, balki doza quvvatini boshqarish vositasi hisoblanadi; DEFni sezilarli darajada oshirish uchun qo‘shimcha filtrlar talab etiladi.</w:t>
       </w:r>
     </w:p>
     <w:p>
@@ -31826,131 +30951,25 @@
         <w:pStyle w:val="FirstParagraph"/>
       </w:pPr>
       <w:r>
-        <w:t xml:space="preserve">Qo‘shimcha filtrlar (2.15) formuladagi</w:t>
+        <w:t xml:space="preserve">Qo‘shimcha filtrlar (2.15) formuladagi Ber–Lambert o‘tkazish koeffitsiyenti bilan tavsiflanadi va uch guruhni tashkil etadi (3.5-jadval): K-chegarasi (1,56 keV) spektrdan pastda joylashgan alyuminiy; K-chegaralari Cu K chiziqlari yaqinida joylashgan nikel va mis; hamda K-chegaralari 20,0; 25,514 va 29,2 keV da joylashgan Mo, Ag va Sn (2.2-jadval). Alyuminiy klassik qattiqlashtiruvchi filtr vazifasini bajaradi (3.7-rasm): uning fotoelektrik kesimi taxminan</w:t>
       </w:r>
       <w:r>
         <w:t xml:space="preserve"> </w:t>
       </w:r>
       <m:oMath>
-        <m:r>
-          <m:rPr>
-            <m:sty m:val="p"/>
-          </m:rPr>
-          <m:t>exp</m:t>
-        </m:r>
-        <m:d>
-          <m:dPr>
-            <m:begChr m:val="["/>
-            <m:endChr m:val="]"/>
-            <m:sepChr m:val=""/>
-            <m:grow/>
-          </m:dPr>
+        <m:sSup>
           <m:e>
+            <m:r>
+              <m:t>E</m:t>
+            </m:r>
+          </m:e>
+          <m:sup>
             <m:r>
               <m:rPr>
                 <m:sty m:val="p"/>
               </m:rPr>
               <m:t>−</m:t>
             </m:r>
-            <m:sSub>
-              <m:e>
-                <m:r>
-                  <m:t>μ</m:t>
-                </m:r>
-              </m:e>
-              <m:sub>
-                <m:r>
-                  <m:t>f</m:t>
-                </m:r>
-              </m:sub>
-            </m:sSub>
-            <m:r>
-              <m:t>(</m:t>
-            </m:r>
-            <m:r>
-              <m:t>E</m:t>
-            </m:r>
-            <m:r>
-              <m:t>)</m:t>
-            </m:r>
-            <m:r>
-              <m:t> </m:t>
-            </m:r>
-            <m:r>
-              <m:t>t</m:t>
-            </m:r>
-          </m:e>
-        </m:d>
-      </m:oMath>
-      <w:r>
-        <w:t xml:space="preserve"> </w:t>
-      </w:r>
-      <w:r>
-        <w:t xml:space="preserve">o‘tkazish koeffitsiyenti orqali spektr shaklini o‘zgartiradi, bu yerda</w:t>
-      </w:r>
-      <w:r>
-        <w:t xml:space="preserve"> </w:t>
-      </w:r>
-      <m:oMath>
-        <m:sSub>
-          <m:e>
-            <m:r>
-              <m:t>μ</m:t>
-            </m:r>
-          </m:e>
-          <m:sub>
-            <m:r>
-              <m:t>f</m:t>
-            </m:r>
-          </m:sub>
-        </m:sSub>
-        <m:r>
-          <m:t>(</m:t>
-        </m:r>
-        <m:r>
-          <m:t>E</m:t>
-        </m:r>
-        <m:r>
-          <m:t>)</m:t>
-        </m:r>
-      </m:oMath>
-      <w:r>
-        <w:t xml:space="preserve"> </w:t>
-      </w:r>
-      <w:r>
-        <w:t xml:space="preserve">va</w:t>
-      </w:r>
-      <w:r>
-        <w:t xml:space="preserve"> </w:t>
-      </w:r>
-      <m:oMath>
-        <m:r>
-          <m:t>t</m:t>
-        </m:r>
-      </m:oMath>
-      <w:r>
-        <w:t xml:space="preserve"> </w:t>
-      </w:r>
-      <w:r>
-        <w:t xml:space="preserve">— mos ravishda filtrning chiziqli susayish koeffitsiyenti va qalinligi. Filtrlarning uch guruhi o‘rganildi (3.5-jadval): K-chegarasi (1,56 keV) spektrdan pastda joylashgan alyuminiy; K-chegaralari Cu K chiziqlari yaqinida joylashgan nikel va mis; hamda K-chegaralari 20,0; 25,514 va 29,2 keV da joylashgan Mo, Ag va Sn (2.2-jadval). Alyuminiy klassik qattiqlashtiruvchi filtr vazifasini bajaradi (3.7-rasm): uning fotoelektrik kesimi taxminan</w:t>
-      </w:r>
-      <w:r>
-        <w:t xml:space="preserve"> </w:t>
-      </w:r>
-      <m:oMath>
-        <m:sSup>
-          <m:e>
-            <m:r>
-              <m:t>E</m:t>
-            </m:r>
-          </m:e>
-          <m:sup>
-            <m:r>
-              <m:rPr>
-                <m:sty m:val="p"/>
-              </m:rPr>
-              <m:t>−</m:t>
-            </m:r>
             <m:r>
               <m:t>3</m:t>
             </m:r>
@@ -31961,7 +30980,7 @@
         <w:t xml:space="preserve"> </w:t>
       </w:r>
       <w:r>
-        <w:t xml:space="preserve">ga proporsional ravishda kamayadi, shu sababli yumshoq uzluksiz spektr va Cu K chiziqlari Ag K-chegarasidan yuqori energiyali fotonlarga qaraganda ancha samarali olib tashlanadi. 1–2 mm Al bilan Kα chizig‘i deyarli yo‘qoladi, fotonlarning 49,8–65,0 % qismi esa Ag K-chegarasidan yuqorida joylashadi. 0,25 mm li filtrdan 0,5 mm li filtrga o‘tilganda YSQ 0,104 dan 0,454 mm Al gacha sakrab ortadi, chunki yupqaroq filtr ortida qolgan Cu K chiziqlari hali ham havodagi kermaning katta qismini tashiydi. Buning evaziga nurlanish chiqishi kamayadi: 1 mm Al doza quvvatini taxminan 120 marta, 2 mm Al esa taxminan 270 marta kamaytiradi.</w:t>
+        <w:t xml:space="preserve">ga proporsional ravishda kamayadi, shu sababli yumshoq uzluksiz spektr va Cu K chiziqlari Ag K-chegarasidan yuqori energiyali fotonlarga qaraganda ancha samarali olib tashlanadi. 1–2 mm Al bilan Kα chizig‘i deyarli yo‘qoladi. 0,25 mm li filtrdan 0,5 mm li filtrga o‘tilganda YSQ 0,104 dan 0,454 mm Al gacha sakrab ortadi, chunki yupqaroq filtr ortida qolgan Cu K chiziqlari hali ham havodagi kermaning katta qismini tashiydi. Buning evaziga nurlanish chiqishi kamayadi: 1 mm Al doza quvvatini taxminan 120 marta, 2 mm Al esa taxminan 270 marta kamaytiradi.</w:t>
       </w:r>
     </w:p>
     <w:p>
@@ -32024,7 +31043,7 @@
         <w:pStyle w:val="BodyText"/>
       </w:pPr>
       <w:r>
-        <w:t xml:space="preserve">Mis filtrlar o‘zini boshqacha tutadi (3.8-rasm). Cu K-chegarasi (8,979 keV) Cu Kα va Kβ energiyalaridan biroz yuqorida joylashgan, shu sababli mis o‘zining K nurlanishi uchun nisbatan shaffof bo‘lib, 9–20 keV uzluksiz spektrni esa juda kuchli yutadi. 0,1 mm Cu bilan o‘rtacha energiya 0,5 mm Al bilan olingan qiymatga yaqin, biroq YSQ 6,5 marta kichik: o‘rtacha energiya flyuens bo‘yicha tortilgan bo‘lib, qattiq uzluksiz spektrni aks ettiradi, YSQ esa havodagi kerma bo‘yicha tortilgan bo‘lib, o‘tib kelgan Kα chizig‘i bilan belgilanadi, bu chiziq uchun esa havoning</w:t>
+        <w:t xml:space="preserve">Mis filtrlar o‘zini boshqacha tutadi (3.8-rasm): K-chegarasi (8,979 keV) Kα va Kβ energiyalaridan biroz yuqorida joylashgani sababli mis o‘zining K nurlanishi uchun nisbatan shaffof, biroq 9–20 keV uzluksiz spektrni juda kuchli yutadi. 0,1 mm Cu bilan o‘rtacha energiya 0,5 mm Al bilan olingan qiymatga yaqin, biroq YSQ 6,5 marta kichik: o‘rtacha energiya flyuens bo‘yicha tortilgan bo‘lib, qattiq uzluksiz spektrni aks ettiradi, YSQ esa havodagi kerma bo‘yicha tortilgan bo‘lib, o‘tib kelgan Kα chizig‘i bilan belgilanadi, bu chiziq uchun esa havoning</w:t>
       </w:r>
       <w:r>
         <w:t xml:space="preserve"> </w:t>
@@ -32059,7 +31078,7 @@
         <w:t xml:space="preserve"> </w:t>
       </w:r>
       <w:r>
-        <w:t xml:space="preserve">koeffitsiyenti ancha katta. Faqat 0,2 mm Cu chiziqlarni yetarli darajada bostiradi, biroq bunda havodagi nisbiy kerma atigi</w:t>
+        <w:t xml:space="preserve">koeffitsiyenti ancha katta. Faqat 0,2 mm Cu chiziqlarni yetarli darajada bostiradi, bunda havodagi nisbiy kerma</w:t>
       </w:r>
       <w:r>
         <w:t xml:space="preserve"> </w:t>
@@ -32106,7 +31125,7 @@
         <w:t xml:space="preserve"> </w:t>
       </w:r>
       <w:r>
-        <w:t xml:space="preserve">ni tashkil etadi. K-chegarasi Kα va Kβ orasida joylashgan 0,02 mm Ni filtr Kαni o‘tkazib, Kβni va 8,33 keV dan bevosita yuqoridagi uzluksiz spektrni olib tashlaydi; natijada hosil bo‘lgan 8 keV li kvazimonoxromatik dasta rentgen-struktur tahlili uchun yaroqli, biroq Ag yordamida dozani kuchaytirish uchun yaroqsiz.</w:t>
+        <w:t xml:space="preserve">ni tashkil etadi. Kβni va 8,33 keV dan bevosita yuqoridagi uzluksiz spektrni olib tashlaydigan 0,02 mm Ni filtr 8 keV li kvazimonoxromatik dastani qoldiradi; bu dasta rentgen-struktur tahlili uchun yaroqli, biroq Ag yordamida dozani kuchaytirish uchun yaroqsiz.</w:t>
       </w:r>
     </w:p>
     <w:p>
@@ -32169,7 +31188,7 @@
         <w:pStyle w:val="BodyText"/>
       </w:pPr>
       <w:r>
-        <w:t xml:space="preserve">Har bir K-chegarali filtr o‘z chegarasidan pastdagi energiya oralig‘ini o‘tkazadi va chegaradan yuqorida flyuensni bir necha marta va undan ham ko‘proq kamaytiradi (3.9-rasm). Shu sababli 0,05 mm Mo filtr bilan fotonlarning atigi 31,5 % qismi Ag K-chegarasidan yuqorida qoladi, 0,05 mm Ag filtr esa aynan Ag yordamida kuchaytirish uchun eng foydali bo‘lgan, 25,5 keV dan yuqori energiyali fotonlarni olib tashlaydi: uning YSQsi 0,5 mm Al filtrnikidan katta bo‘lsa-da, Ag K-chegarasidan yuqorida fotonlarning atigi 20,1 % qismi joylashadi (Al filtr bilan esa 38,2 %). Qalay 25,5–29,2 keV oralig‘ini saqlab qoladi, biroq</w:t>
+        <w:t xml:space="preserve">Har bir K-chegarali filtr o‘z chegarasidan pastdagi energiya oralig‘ini o‘tkazadi va chegaradan yuqorida flyuensni bir necha marta va undan ham ko‘proq kamaytiradi (3.9-rasm). Shu sababli 0,05 mm Ag filtr aynan Ag yordamida kuchaytirish uchun eng foydali bo‘lgan, 25,5 keV dan yuqori energiyali fotonlarni olib tashlaydi: uning YSQsi 0,5 mm Al filtrnikidan katta bo‘lsa-da, Ag K-chegarasidan yuqorida fotonlarning atigi 20,1 % qismi joylashadi (Al filtr bilan esa 38,2 %). Qalay 25,5–29,2 keV oralig‘ini saqlab qoladi, biroq</w:t>
       </w:r>
       <w:r>
         <w:t xml:space="preserve"> </w:t>
@@ -32192,7 +31211,7 @@
         <w:t xml:space="preserve"> </w:t>
       </w:r>
       <w:r>
-        <w:t xml:space="preserve">eng katta bo‘lgan 29,2 keV dan yuqori energiyali fotonlarni olib tashlaydi, shu sababli 0,1 mm Sn 1 mm Al ga qaraganda biroz kattaroq YSQ bersa-da, Ag K-chegarasidan yuqorida kamroq foton qoldiradi (mos ravishda 40,4 % va 49,8 %). Demak, o‘rtacha energiya ham, YSQ ham alohida olinganda spektrning Ag uchun muhim bo‘lgan qismini tavsiflamaydi. DEF Ag K-chegarasidan yuqori energiyali fotonlar ulushiga faqat kermada Cu K chiziqlari ustunlik qilmagan holdagina muvofiq ravishda o‘zgaradi: fotonlarning 55,1 % qismi chegaradan yuqorida bo‘lishiga qaramay, 0,1 mm Cu atigi 1,288 ga teng DEF beradi, chunki to‘qimadagi dozaning katta qismini o‘tib kelgan Kα chizig‘i beradi.</w:t>
+        <w:t xml:space="preserve">eng katta bo‘lgan 29,2 keV dan yuqori energiyali fotonlarni olib tashlaydi, shu sababli 0,1 mm Sn 1 mm Al ga qaraganda biroz kattaroq YSQ bersa-da, Ag K-chegarasidan yuqorida kamroq foton qoldiradi (mos ravishda 40,4 % va 49,8 %). Demak, o‘rtacha energiya ham, YSQ ham alohida olinganda spektrning Ag uchun muhim bo‘lgan sohasini tavsiflamaydi. DEF Ag K-chegarasidan yuqori energiyali fotonlar ulushiga faqat kermada Cu K chiziqlari ustunlik qilmagan holdagina muvofiq ravishda o‘zgaradi: fotonlarning 55,1 % qismi chegaradan yuqorida bo‘lishiga qaramay, 0,1 mm Cu atigi 1,288 ga teng DEF beradi, chunki to‘qimadagi dozaning asosiy qismini o‘tib kelgan Kα chizig‘i beradi.</w:t>
       </w:r>
     </w:p>
     <w:p>
@@ -34124,7 +33143,7 @@
         <w:pStyle w:val="FirstParagraph"/>
       </w:pPr>
       <w:r>
-        <w:t xml:space="preserve">Kerma yaqinlashuvida DEF spektr bilan tortilgan ikki integralning nisbati bo‘lib (2.23), u dozaning integral ostidagi funksiyasi</w:t>
+        <w:t xml:space="preserve">DEF spektr bilan tortilgan ikki integralning nisbati bo‘lib (2.23), u dozaning integral ostidagi funksiyasi</w:t>
       </w:r>
       <w:r>
         <w:t xml:space="preserve"> </w:t>
@@ -34267,7 +33286,7 @@
         <w:t xml:space="preserve"> </w:t>
       </w:r>
       <w:r>
-        <w:t xml:space="preserve">8 keV da atigi 21,0 ga va 15 keV da 26,9 ga teng, shuning uchun 1 % Ag integral ostidagi funksiyani deyarli bir tekis, taxminan 20 % ga oshiradi. 1 mm Al bilan integral ostidagi funksiya 15 va 45 keV oralig‘ida jamlangan, Ag kiritilgan to‘qimaning integral ostidagi funksiyasi sakrab ortadigan Ag K-chegarasidan yuqorida esa</w:t>
+        <w:t xml:space="preserve">8 keV da atigi 21,1 ga va 15 keV da 27,0 ga teng, shuning uchun 1 % Ag integral ostidagi funksiyani deyarli bir tekis, taxminan 20 % ga oshiradi. 1 mm Al bilan integral ostidagi funksiya 15 va 45 keV oralig‘ida jamlangan, Ag kiritilgan to‘qimaning integral ostidagi funksiyasi sakrab ortadigan Ag K-chegarasidan yuqorida esa</w:t>
       </w:r>
       <w:r>
         <w:t xml:space="preserve"> </w:t>
@@ -34290,7 +33309,7 @@
         <w:t xml:space="preserve"> </w:t>
       </w:r>
       <w:r>
-        <w:t xml:space="preserve">25,6 keV dagi 76,2 dan 45 keV dagi 138,8 gacha ortadi. Bu dasta fotonlarining taxminan yarmi chegaradan yuqorida joylashgani sababli kuchayishning katta qismi aynan shu sohaga to‘g‘ri keladi.</w:t>
+        <w:t xml:space="preserve">25,6 keV dagi 76,8 dan 45 keV dagi 138,5 gacha ortadi. Bu dasta fotonlarining taxminan yarmi chegaradan yuqorida joylashgani sababli kuchayishning katta qismi aynan shu sohaga to‘g‘ri keladi.</w:t>
       </w:r>
     </w:p>
     <w:p>
@@ -34428,21 +33447,9 @@
       <m:oMath>
         <m:r>
           <m:rPr>
-            <m:sty m:val="p"/>
+            <m:nor/>
           </m:rPr>
-          <m:t>D</m:t>
-        </m:r>
-        <m:r>
-          <m:rPr>
-            <m:sty m:val="p"/>
-          </m:rPr>
-          <m:t>E</m:t>
-        </m:r>
-        <m:r>
-          <m:rPr>
-            <m:sty m:val="p"/>
-          </m:rPr>
-          <m:t>F</m:t>
+          <m:t>DEF</m:t>
         </m:r>
         <m:r>
           <m:rPr>
@@ -34569,7 +33576,7 @@
         <w:t xml:space="preserve"> </w:t>
       </w:r>
       <w:r>
-        <w:t xml:space="preserve">taxminan 21 dan 81 gacha ortadi. 1 % Ag uchun DEF filtrsiz 1,20 ga, 1 mm Al bilan 1,48 ga, 2 mm Al bilan 1,62 ga va 0,2 mm Cu bilan 1,80 ga teng, 0,1 % Agda (to‘qimaning bir grammiga 1 mg Ag) esa kuchayish atigi 2–8 % ni tashkil etadi. Filtrlarning DEF bo‘yicha tartiblanishi (3.5-jadval) DEF o‘rtacha energiya bilan emas, balki dozaning integral ostidagi funksiyasining Ag K-chegarasidan yuqoridagi ulushi bilan belgilanishini tasdiqlaydi: Ni filtr ortidagi deyarli sof Cu Kα dastasi filtrlanmagan dasta bilan amalda bir xil DEF beradi (mos ravishda 1,208 va 1,202), YSQ qiymatlari yaqin bo‘lganda esa 0,1 mm Sn 1 mm Al ga qaraganda kichikroq DEF beradi (mos ravishda 1,444 va 1,482), chunki u eng qattiq fotonlarni olib tashlaydi. Qat’iy chiziqlilik sirtda o‘rinli; Ag kiritilgan katta soha ichida esa Agning o‘zi tomonidan susaytirish bog‘lanishni nochiziqli qiladi (3.7-bo‘lim).</w:t>
+        <w:t xml:space="preserve">taxminan 21 dan 81 gacha ortadi. 1 % Ag uchun DEF filtrsiz 1,20 ga, 1 mm Al bilan 1,48 ga, 2 mm Al bilan 1,62 ga va 0,2 mm Cu bilan 1,80 ga teng, 0,1 % Agda (to‘qimaning bir grammiga 1 mg Ag) esa kuchayish atigi 2–8 % ni tashkil etadi. Filtrlarning tartiblanishi (3.5-jadval) DEF o‘rtacha energiyaga emas, balki dozaning integral ostidagi funksiyasining Ag K-chegarasidan yuqoridagi ulushiga muvofiq o‘zgarishini tasdiqlaydi: Ni filtr ortidagi deyarli sof Kα dastasi filtrlanmagan dasta bilan amalda bir xil DEF beradi (mos ravishda 1,208 va 1,202), YSQ qiymatlari yaqin bo‘lganda esa 0,1 mm Sn 1 mm Al ga qaraganda kichikroq DEF beradi (mos ravishda 1,444 va 1,482). Qat’iy chiziqlilik sirtda o‘rinli; Ag kiritilgan katta soha ichida esa Agning o‘zi tomonidan susaytirish bog‘lanishni nochiziqli qiladi (3.7-bo‘lim).</w:t>
       </w:r>
     </w:p>
     <w:p>
@@ -34650,7 +33657,7 @@
         <w:t xml:space="preserve"> </w:t>
       </w:r>
       <w:r>
-        <w:t xml:space="preserve">kuchsizroq ekanligiga mos keladi. Qolgan Cu K chiziqlari kermaning katta qismini tashiydigan hollarda IM bo‘yicha DEF yuqoriroq bo‘ladi: 0,25 mm Al uchun 0,5 % ga, 0,1 va 0,2 mm Cu uchun esa taxminan 2 % ga, chunki past baholangan chiziqlar dozani qattiq uzluksiz spektr tomon siljitadi. Bunday farqlar filtrlar orasidagi farqlarga nisbatan kichik, shuning uchun DEF spektr modelini tanlashga nisbatan barqaror. Tayanch muhit sifatida ICRU-44 to‘qimasi o‘rniga suv olinganda filtrlangan dastalar uchun 1 % Agdagi DEF 1,3 % gacha yuqori bo‘ladi (1 mm Al bilan 1,4965 va 0,2 mm Cu bilan 1,8274). ICRU-44 to‘qimasida kislorod suvdagiga qaraganda kamroq bo‘lsa-da, uning tarkibidagi massa bo‘yicha 1,3 % Na, P, S, Cl va K 15–40 keV da uning</w:t>
+        <w:t xml:space="preserve">kuchsizroq ekanligiga mos keladi. Qolgan Cu K chiziqlari kermaning katta qismini tashiydigan hollarda IM bo‘yicha DEF yuqoriroq bo‘ladi: 0,25 mm Al uchun 0,5 % ga, 0,1 va 0,2 mm Cu uchun esa taxminan 2 % ga, chunki past baholangan chiziqlar dozani qattiq uzluksiz spektr tomon siljitadi. Bu farqlar filtrlar orasidagi farqlarga nisbatan kichik, shuning uchun DEF spektr modeliga nisbatan barqaror. Tayanch muhit sifatida ICRU-44 to‘qimasi o‘rniga suv olinganda filtrlangan dastalar uchun 1 % Agdagi DEF 1,3 % gacha yuqori bo‘ladi (1 mm Al bilan 1,4965 va 0,2 mm Cu bilan 1,8274). ICRU-44 to‘qimasida kislorod suvdagiga qaraganda kamroq bo‘lsa-da, uning tarkibidagi massa bo‘yicha 1,3 % Na, P, S, Cl va K 15–40 keV da uning</w:t>
       </w:r>
       <w:r>
         <w:t xml:space="preserve"> </w:t>
@@ -34685,7 +33692,7 @@
         <w:t xml:space="preserve"> </w:t>
       </w:r>
       <w:r>
-        <w:t xml:space="preserve">koeffitsiyentini suvnikidan oshiradi va shu bilan DEFni kamaytiradi; suv va to‘qima uchun DEF qiymatlarini taqqoslashda buni hisobga olish lozim.</w:t>
+        <w:t xml:space="preserve">koeffitsiyentini suvnikidan oshiradi va shu bilan DEFni kamaytiradi.</w:t>
       </w:r>
     </w:p>
     <w:p>
@@ -36591,7 +35598,7 @@
         <w:t xml:space="preserve"> </w:t>
       </w:r>
       <w:r>
-        <w:t xml:space="preserve">gacha bo‘lgan oraliqda eng yuqorida joylashadi, Ni va Cu egri chiziqlari esa Cu Kα chizig‘i filtrdan o‘tishda davom etar ekan, pastda qoladi. K-chegarali filtrlar ortda qoladi: Sn barcha o‘tkazish koeffitsiyentlarida Al va Tidan pastda joylashadi, Mo egri chizig‘i taxminan 1,4 atrofida to‘yinadi, Ag egri chizig‘i esa taxminan 1,35 ga teng maksimumdan o‘tadi.</w:t>
+        <w:t xml:space="preserve">gacha bo‘lgan oraliqda eng yuqorida joylashadi, Ni va Cu egri chiziqlari esa Cu Kα chizig‘i filtrdan o‘tishda davom etar ekan, pastda qoladi. K-chegarali filtrlar ortda qoladi: Sn egri chizig‘i o‘tkazish koeffitsiyenti taxminan 10 % gacha kamayguncha Ti egri chizig‘i bilan amalda ustma-ust tushadi, undan kichik o‘tkazish koeffitsiyentlarida esa Al va Tidan pastda joylashadi, Mo egri chizig‘i 1,4 atrofida to‘yinadi, Ag egri chizig‘i esa taxminan 1,35 ga teng maksimumdan o‘tadi.</w:t>
       </w:r>
     </w:p>
     <w:p>
@@ -36668,7 +35675,7 @@
         <w:t xml:space="preserve"> </w:t>
       </w:r>
       <w:r>
-        <w:t xml:space="preserve">qalinligi havodagi kerma bo‘yicha o‘tkazish koeffitsiyentlarining tengligi shartidan topildi:</w:t>
+        <w:t xml:space="preserve">qalinligi havodagi kerma bo‘yicha o‘tkazish koeffitsiyentlarining tengligi sharti bilan belgilandi:</w:t>
       </w:r>
     </w:p>
     <w:tbl>
@@ -36710,7 +35717,7 @@
                   <m:e>
                     <m:r>
                       <m:rPr>
-                        <m:sty m:val="p"/>
+                        <m:nor/>
                         <m:scr m:val="script"/>
                       </m:rPr>
                       <m:t>T</m:t>
@@ -36837,27 +35844,15 @@
                       <m:sub>
                         <m:r>
                           <m:rPr>
-                            <m:sty m:val="p"/>
+                            <m:nor/>
                           </m:rPr>
-                          <m:t>a</m:t>
-                        </m:r>
-                        <m:r>
-                          <m:rPr>
-                            <m:sty m:val="p"/>
-                          </m:rPr>
-                          <m:t>i</m:t>
-                        </m:r>
-                        <m:r>
-                          <m:rPr>
-                            <m:sty m:val="p"/>
-                          </m:rPr>
-                          <m:t>r</m:t>
+                          <m:t>air</m:t>
                         </m:r>
                       </m:sub>
                     </m:sSub>
                     <m:r>
                       <m:rPr>
-                        <m:sty m:val="p"/>
+                        <m:nor/>
                       </m:rPr>
                       <m:t>exp</m:t>
                     </m:r>
@@ -36906,7 +35901,7 @@
                     </m:d>
                     <m:r>
                       <m:rPr>
-                        <m:sty m:val="p"/>
+                        <m:nor/>
                       </m:rPr>
                       <m:t>d</m:t>
                     </m:r>
@@ -37010,21 +36005,9 @@
                       <m:sub>
                         <m:r>
                           <m:rPr>
-                            <m:sty m:val="p"/>
+                            <m:nor/>
                           </m:rPr>
-                          <m:t>a</m:t>
-                        </m:r>
-                        <m:r>
-                          <m:rPr>
-                            <m:sty m:val="p"/>
-                          </m:rPr>
-                          <m:t>i</m:t>
-                        </m:r>
-                        <m:r>
-                          <m:rPr>
-                            <m:sty m:val="p"/>
-                          </m:rPr>
-                          <m:t>r</m:t>
+                          <m:t>air</m:t>
                         </m:r>
                       </m:sub>
                     </m:sSub>
@@ -37033,7 +36016,7 @@
                     </m:r>
                     <m:r>
                       <m:rPr>
-                        <m:sty m:val="p"/>
+                        <m:nor/>
                       </m:rPr>
                       <m:t>d</m:t>
                     </m:r>
@@ -37082,7 +36065,7 @@
           <m:e>
             <m:r>
               <m:rPr>
-                <m:sty m:val="p"/>
+                <m:nor/>
                 <m:scr m:val="script"/>
               </m:rPr>
               <m:t>T</m:t>
@@ -37182,21 +36165,9 @@
           <m:sub>
             <m:r>
               <m:rPr>
-                <m:sty m:val="p"/>
+                <m:nor/>
               </m:rPr>
-              <m:t>a</m:t>
-            </m:r>
-            <m:r>
-              <m:rPr>
-                <m:sty m:val="p"/>
-              </m:rPr>
-              <m:t>i</m:t>
-            </m:r>
-            <m:r>
-              <m:rPr>
-                <m:sty m:val="p"/>
-              </m:rPr>
-              <m:t>r</m:t>
+              <m:t>air</m:t>
             </m:r>
           </m:sub>
         </m:sSub>
@@ -37270,7 +36241,7 @@
           <m:e>
             <m:r>
               <m:rPr>
-                <m:sty m:val="p"/>
+                <m:nor/>
                 <m:scr m:val="script"/>
               </m:rPr>
               <m:t>T</m:t>
@@ -37295,7 +36266,7 @@
         <w:pStyle w:val="BodyText"/>
       </w:pPr>
       <w:r>
-        <w:t xml:space="preserve">Zga bog‘liqlik yutilish chegaralarining Cu chiziqlari va Ag K-chegarasiga nisbatan joylashuvini aks ettiradi; 10 % o‘tkazish koeffitsiyentida barcha elementlar hali 1,220–1,241 qiymatlarni beradi. K-chegaralari Cu Kα energiyasidan pastda joylashgan Aldan Cogacha bo‘lgan elementlar (Z = 13–27) Cu chiziqlarini kuchli yutadi va 0,1 % da 1,88–1,91 qiymatlarni beradi, Nidan Asgacha bo‘lgan elementlar (Z = 28–33) uchun esa K-chegara Kαdan yuqorida joylashgan, o‘tib kelgan chiziq kermada ustunlik qiladi va bu elementlar 10 % va 1 % da eng yomon filtrlar hisoblanadi. Srdan Aggacha bo‘lgan elementlar (Z = 38–47) Ag K-chegarasidan yuqori energiyali fotonlarni yutadi va 0,1 % da chuqur minimum hosil qiladi, eng past qiymatlar Ag, Pd va Rh uchun olinadi (1,335–1,346); K-chegaralari Ag K-chegarasidan yuqorida joylashgan Cddan Bagacha bo‘lgan elementlar (Z = 48–56) uchun DEF Z ortishi bilan ortadi. Og‘irroq elementlar L-qobiqdagi yutilish orqali ta’sir qiladi: L3 chegarasi (7,243 keV) Kαdan pastda joylashgan Gd yengil yutkichlar kabi o‘zini tutadi, Hfdan Bigacha bo‘lgan elementlar uchun esa L3 chegaralari Kαdan yuqorida joylashgan (Au uchun 11,919 keV, 2.2-jadval), W, Au va Pb esa 1 % da atigi 1,350–1,351 qiymatlarni beradi.</w:t>
+        <w:t xml:space="preserve">Zga bog‘liqlik yutilish chegaralarining Cu chiziqlari va Ag K-chegarasiga nisbatan joylashuvini aks ettiradi; 10 % o‘tkazish koeffitsiyentida barcha elementlar hali 1,220–1,241 qiymatlarni beradi. K-chegaralari Cu Kα energiyasidan pastda joylashgan Aldan Cogacha bo‘lgan elementlar (Z = 13–27) Cu chiziqlarini kuchli yutadi, Nidan Asgacha bo‘lgan elementlar (Z = 28–33) uchun esa K-chegara Kαdan yuqorida joylashgan, o‘tib kelgan chiziq kermada ustunlik qiladi va bu elementlar 10 % va 1 % da eng yomon filtrlar hisoblanadi. Srdan Aggacha bo‘lgan elementlar (Z = 38–47) Ag K-chegarasidan yuqori energiyali fotonlarni yutadi va 0,1 % da chuqur minimum hosil qiladi, eng past qiymatlar Ag, Pd va Rh uchun olinadi (1,335–1,346); K-chegaralari Ag K-chegarasidan yuqorida joylashgan Cddan Bagacha bo‘lgan elementlar (Z = 48–56) uchun DEF Z ortishi bilan ortadi. Og‘irroq elementlar L-qobiqdagi yutilish orqali ta’sir qiladi: L3 chegarasi (7,243 keV) Kαdan pastda joylashgan Gd yengil yutkichlar kabi o‘zini tutadi, Hfdan Bigacha bo‘lgan elementlar uchun esa L3 chegaralari Kαdan yuqorida joylashgan (Au uchun 11,919 keV, 2.2-jadval), W, Au va Pb esa 1 % da atigi 1,350–1,351 qiymatlarni beradi.</w:t>
       </w:r>
     </w:p>
     <w:p>
@@ -39129,7 +38100,7 @@
                     </m:r>
                     <m:r>
                       <m:rPr>
-                        <m:sty m:val="p"/>
+                        <m:nor/>
                       </m:rPr>
                       <m:t>d</m:t>
                     </m:r>
@@ -40203,7 +39174,7 @@
         <w:pStyle w:val="BodyText"/>
       </w:pPr>
       <w:r>
-        <w:t xml:space="preserve">Shunday qilib, mis anodli trubka bilan Ag yordamida dozani kuchaytirishda filtrlash hal qiluvchi konstruktiv vosita hisoblanadi. 1 % Ag uchun DEFni qulay ekspozitsiya vaqtlarida 1,20 dan 1,48–1,62 gacha oshiradigan 1–2 mm qalinlikdagi alyuminiy yoki 0,1–0,3 mm qalinlikdagi titan optimal tanlov hisoblanadi. Chegaralari 20–30 keV da joylashgan K-chegarali filtrlardan (Mo, Ag, Sn) va Cu Kα chizig‘ini o‘tkazadigan filtrlardan (Ni, yupqa Cu) foydalanmaslik kerak.</w:t>
+        <w:t xml:space="preserve">Shunday qilib, mis anodli trubka bilan Ag yordamida dozani kuchaytirishda filtrlash hal qiluvchi konstruktiv vosita hisoblanadi. Qulay ekspozitsiya vaqtlarini ta’minlaydigan 1–2 mm qalinlikdagi alyuminiy yoki 0,1–0,3 mm qalinlikdagi titan optimal tanlov hisoblanadi. Chegaralari 20–30 keV da joylashgan K-chegarali filtrlardan (Mo, Ag, Sn) va Cu Kα chizig‘ini o‘tkazadigan filtrlardan (Ni, yupqa Cu) foydalanmaslik kerak.</w:t>
       </w:r>
     </w:p>
     <w:p>
@@ -40219,7 +39190,7 @@
         <w:pStyle w:val="FirstParagraph"/>
       </w:pPr>
       <w:r>
-        <w:t xml:space="preserve">Namunalar, fantomlar yoki hayvonlarda Ag kiritilgan nishon dastani o‘zgartiruvchi to‘qima ostida joylashadi. SpekPy spektrlari yordamida birlamchi dasta uchun kerma yaqinlashuvida (sochilish 3.9-bo‘limda baholanadi) ikki holat hisoblandi: Ag kiritilmagan to‘qimada</w:t>
+        <w:t xml:space="preserve">Namunalar, fantomlar yoki hayvonlarda Ag kiritilgan nishon to‘qima ostida joylashganligi sababli, SpekPy spektrlari yordamida birlamchi dasta uchun kerma yaqinlashuvida (sochilish 3.9-bo‘limda baholanadi) ikki holat hisoblandi: Ag kiritilmagan to‘qimada</w:t>
       </w:r>
       <w:r>
         <w:t xml:space="preserve"> </w:t>
@@ -40302,7 +39273,7 @@
         <w:t xml:space="preserve"> </w:t>
       </w:r>
       <w:r>
-        <w:t xml:space="preserve">doza ham keltirilgan), chunki to‘qima past energiyali fotonlarni birinchi navbatda yutadi va flyuensni</w:t>
+        <w:t xml:space="preserve">doza ham keltirilgan), chunki to‘qima past energiyali fotonlarni birinchi navbatda yutadi va flyuensni Ag/to‘qima</w:t>
       </w:r>
       <w:r>
         <w:t xml:space="preserve"> </w:t>
@@ -40337,7 +39308,7 @@
         <w:t xml:space="preserve"> </w:t>
       </w:r>
       <w:r>
-        <w:t xml:space="preserve">ning Ag/to‘qima nisbati kattaroq bo‘lgan energiyalar tomon siljitadi. Filtr bo‘lmaganda 1 % Ag uchun DEF 1,20 dan 20 mm chuqurlikda 1,56 gacha ortadi, biroq Cu K chiziqlari va yumshoq tormozlanish nurlanishi yutilishi natijasida doza 10 mm chuqurlikda 0,0090 gacha kamayadi: to‘qima qo‘shimcha filtr vazifasini bajaradi (3.4-bo‘lim). Dastani allaqachon qattiqlashtirgan Al 1 mm filtr bilan DEF 20 mm chuqurlikda bor-yo‘g‘i 1,69 gacha ortadi, doza esa 10 mm chuqurlikda atigi 0,439 gacha kamayadi.</w:t>
+        <w:t xml:space="preserve">nisbati kattaroq bo‘lgan energiyalar tomon siljitadi. Filtr bo‘lmaganda 1 % Ag uchun DEF 1,20 dan 20 mm chuqurlikda 1,56 gacha ortadi, biroq Cu K chiziqlari va yumshoq tormozlanish nurlanishi yutilishi natijasida doza 10 mm chuqurlikda 0,0090 gacha kamayadi: to‘qima qo‘shimcha filtr vazifasini bajaradi (3.4-bo‘lim). Dastani allaqachon qattiqlashtirgan Al 1 mm filtr bilan DEF 20 mm chuqurlikda bor-yo‘g‘i 1,69 gacha ortadi, doza esa 10 mm chuqurlikda atigi 0,439 gacha kamayadi.</w:t>
       </w:r>
     </w:p>
     <w:p>
@@ -41777,7 +40748,7 @@
         <w:pStyle w:val="BodyText"/>
       </w:pPr>
       <w:r>
-        <w:t xml:space="preserve">Cu va Sn ikki chekka holatni ifodalaydi. 0,1 mm Cu bilan filtrlangan dasta Cu Kα chizig‘i va qattiq</w:t>
+        <w:t xml:space="preserve">0,1 mm Cu bilan filtrlangan dasta Cu Kα chizig‘i va qattiq</w:t>
       </w:r>
       <w:r>
         <w:t xml:space="preserve"> </w:t>
@@ -41800,7 +40771,7 @@
         <w:pStyle w:val="BodyText"/>
       </w:pPr>
       <w:r>
-        <w:t xml:space="preserve">Sirtdan boshlab Ag kiritilgan soha ichida tendensiya teskarisiga o‘zgaradi (3.15-rasm): Ag kuchayishni yuzaga keltiradigan, o‘z K-chegarasidan yuqori energiyali fotonlarni kuchli susaytiradi (25,514 keV energiyada uning massaviy susayish koeffitsiyenti 9,53 dan 55,4 sm²/g gacha, ya’ni 5,8 marta ortadi). Al 1 mm bilan DEF 1 % Ag uchun 1,48 dan 10 mm chuqurlikda 1,21 gacha, 2 % Ag uchun esa 1,96 dan 1,27 gacha kamayadi; o‘z-o‘zini ekranlash konsentratsiya ortishi bilan kuchayadi, (2.24) formula bilan ifodalangan chiziqli bog‘lanish esa faqat yupqa qatlamlar uchun o‘rinli. Spektri Ag K-chegarasidan bevosita yuqorida jamlangan, Sn bilan filtrlangan dasta ko‘proq yo‘qotadi (1 % Ag uchun 1,44 dan 10 mm chuqurlikda 1,15 gacha). Shunday qilib, qalinligi bir necha millimetr bo‘lgan, Ag kiritilgan sohada kuchayish notekis bo‘lib, o‘rtacha hisobda sirtdagidan ancha past bo‘ladi.</w:t>
+        <w:t xml:space="preserve">Sirtdan boshlab Ag kiritilgan soha ichida tendensiya teskarisiga o‘zgaradi (3.15-rasm): Ag kuchayishni yuzaga keltiradigan, o‘z K-chegarasidan yuqori energiyali fotonlarni kuchli susaytiradi (25,514 keV energiyada uning massaviy susayish koeffitsiyenti 9,53 dan 55,4 sm²/g gacha, ya’ni 5,8 marta ortadi). Al 1 mm bilan DEF 1 % Ag uchun 1,48 dan 10 mm chuqurlikda 1,21 gacha, 2 % Ag uchun esa 1,96 dan 1,27 gacha kamayadi; o‘z-o‘zini ekranlash konsentratsiya ortishi bilan kuchayadi, (2.24) formula bilan ifodalangan chiziqli bog‘lanish esa faqat yupqa qatlamlar uchun o‘rinli. Spektri Ag K-chegarasidan bevosita yuqorida jamlangan, Sn bilan filtrlangan dasta ko‘proq yo‘qotadi (1 % Ag uchun 1,44 dan 10 mm chuqurlikda 1,15 gacha).</w:t>
       </w:r>
     </w:p>
     <w:p>
@@ -41885,42 +40856,7 @@
         <w:t xml:space="preserve"> </w:t>
       </w:r>
       <w:r>
-        <w:t xml:space="preserve">ga bog‘liqligi (3.16-rasm, 3.10-jadval) SpekPy yordamida uning mis anod uchun qo‘llanish sohasi bo‘lgan 20–50 kV oralig‘ida, 60–80 kV uchun esa IM yordamida hisoblandi. Fotonlarning maksimal energiyasi</w:t>
-      </w:r>
-      <w:r>
-        <w:t xml:space="preserve"> </w:t>
-      </w:r>
-      <m:oMath>
-        <m:sSub>
-          <m:e>
-            <m:r>
-              <m:t>T</m:t>
-            </m:r>
-          </m:e>
-          <m:sub>
-            <m:r>
-              <m:t>0</m:t>
-            </m:r>
-          </m:sub>
-        </m:sSub>
-        <m:r>
-          <m:rPr>
-            <m:sty m:val="p"/>
-          </m:rPr>
-          <m:t>=</m:t>
-        </m:r>
-        <m:r>
-          <m:t>e</m:t>
-        </m:r>
-        <m:r>
-          <m:t>U</m:t>
-        </m:r>
-      </m:oMath>
-      <w:r>
-        <w:t xml:space="preserve"> </w:t>
-      </w:r>
-      <w:r>
-        <w:t xml:space="preserve">ga teng bo‘lganligi sababli (2.1-bo‘lim), Ag K-chegarasidan yuqori energiyali fotonlar faqat 25,5 kV dan yuqori kuchlanishlarda mavjud bo‘ladi, bu kuchlanishdan pastda esa DEF kam o‘zgaradi. Qiyalik 26–27 kV dan boshlab ortadi; 30 va 50 kV oralig‘ida Al 1 mm bilan DEF 1,31 dan 1,52 gacha tobora sekinroq ortadi (45 kV da ±1 kV ga ±0,009, 3.10-bo‘lim), 50 kV dan yuqorida esa o‘sish yanada sekinlashadi, chunki spektr Ag/to‘qima nisbatining 40–45 keV atrofidagi maksimumidan tashqariga chiqadi. 45 kV da IM SpekPyga qaraganda biroz pastroq DEF qiymatlarini berganligi sababli (mos ravishda 1,464 va 1,482), 60–80 kV dagi qiymatlar oshirib emas, balki, aksincha, past baholangan bo‘lishi mumkin, 50 va 60 kV oralig‘idagi yassilanishning bir qismi esa modelning almashinishi bilan bog‘liq.</w:t>
+        <w:t xml:space="preserve">ga bog‘liqligi (3.16-rasm, 3.10-jadval) SpekPy yordamida uning mis anod uchun qo‘llanish sohasi bo‘lgan 20–50 kV oralig‘ida, 60–80 kV uchun esa IM yordamida hisoblandi. Ag K-chegarasidan yuqori energiyali fotonlar faqat 25,5 kV dan yuqori kuchlanishlarda mavjud bo‘ladi, bu kuchlanishdan pastda esa DEF kam o‘zgaradi. Qiyalik 26–27 kV dan boshlab ortadi; 30 va 50 kV oralig‘ida Al 1 mm bilan DEF 1,31 dan 1,52 gacha tobora sekinroq ortadi (45 kV da ±1 kV ga ±0,009, 3.10-bo‘lim), 50 kV dan yuqorida esa o‘sish yanada sekinlashadi, chunki spektr Ag/to‘qima nisbatining 40–45 keV atrofidagi maksimumidan tashqariga chiqadi. 45 kV da IM SpekPyga qaraganda biroz pastroq DEF qiymatlarini berganligi sababli (mos ravishda 1,464 va 1,482), 60–80 kV dagi qiymatlar oshirib emas, balki, aksincha, past baholangan bo‘lishi mumkin, 50 va 60 kV oralig‘idagi yassilanishning bir qismi esa modelning almashinishi bilan bog‘liq.</w:t>
       </w:r>
     </w:p>
     <w:p>
@@ -42869,7 +41805,7 @@
         <w:pStyle w:val="BodyText"/>
       </w:pPr>
       <w:r>
-        <w:t xml:space="preserve">Massa bo‘yicha 1 % I, Gd, Pt, Au yoki Bi saqlovchi to‘qima uchun (3.17-rasm, 3.11-jadval) filtrlanmagan dasta 1,20–1,33 qiymatlarini beradi, chunki doza Cu K chiziqlari va 15 keV dan past energiyali fotonlar hisobiga hosil bo‘ladi, bu sohada esa Pt, Au va Bi (L-chegaralari taxminan 12–16 keV da) massa birligiga Ag bilan deyarli bir xil miqdorda energiya yutadi (1.2-rasm); faqat 7,2–8,4 keV dagi L-chegaralari Cu K chiziqlarini yutadigan Gd (1,33) ajralib turadi. Al 1 mm bilan DEF Pt, Au va Bi uchun 2,13–2,23, Gd uchun esa 1,71 ni tashkil etadi, holbuki Ag uchun u 1,48 ga, I uchun 1,46 ga teng. O‘z L-chegaralaridan yuqorida Pt, Au va Bi butun filtrlangan spektr bo‘ylab, jumladan, Ag faqat L va tashqi qobiqlari hisobiga yutadigan 15–25 keV sohada ham, Agga qaraganda ko‘proq yutadi; Gd (K-chegarasi 50,2 keV, ya’ni spektrdan tashqarida) Agdan faqat Ag K-chegarasidan pastda ustun keladi, bu soha dozaga hamon katta hissa qo‘shadi; yod esa o‘zini Ag kabi tutadi, biroq uning K-chegarasi yuqoriroq (33,2 keV). Sn 0,1 mm filtr Ag/to‘qima nisbati 100–139 ga yetadigan va yodning K-chegarasi joylashgan 29,2 keV dan yuqori sohadagi fotonlarni susaytirib, Ag va I uchun DEFni kamaytiradi (ikkalasi uchun ham 1,44), nisbati kamroq o‘zgaradigan og‘irroq elementlar uchun esa yumshoq fotonlarni kuchliroq bostirish hisobiga uni biroz oshiradi (YSQ 0,83 mm Al ga nisbatan 0,90 mm Al).</w:t>
+        <w:t xml:space="preserve">Massa bo‘yicha 1 % I, Gd, Pt, Au yoki Bi saqlovchi to‘qima uchun (3.17-rasm, 3.11-jadval) filtrlanmagan dasta 1,20–1,33 qiymatlarini beradi, chunki doza Cu K chiziqlari va 15 keV dan past energiyali fotonlar hisobiga hosil bo‘ladi, bu sohada esa Pt, Au va Bi (L-chegaralari taxminan 12–16 keV da) massa birligiga Ag bilan deyarli bir xil miqdorda energiya yutadi (1.2-rasm); faqat 7,2–8,4 keV dagi L-chegaralari Cu K chiziqlarini yutadigan Gd (1,33) ajralib turadi. Al 1 mm bilan farqlar ortadi: o‘z L-chegaralaridan yuqorida Pt, Au va Bi butun filtrlangan spektr bo‘ylab, jumladan, Ag faqat L va tashqi qobiqlari hisobiga yutadigan 15–25 keV sohada ham, Agga qaraganda ko‘proq yutadi; Gd (K-chegarasi 50,2 keV, ya’ni spektrdan tashqarida) Agdan faqat Ag K-chegarasidan pastda ustun keladi, bu soha dozaga hamon katta hissa qo‘shadi; yod esa o‘zini Ag kabi tutadi, biroq uning K-chegarasi yuqoriroq (33,2 keV).</w:t>
       </w:r>
     </w:p>
     <w:p>
@@ -43462,45 +42398,7 @@
         <w:pStyle w:val="BodyText"/>
       </w:pPr>
       <w:r>
-        <w:t xml:space="preserve">Demak, massa birligiga nisbatan olinganda 45 kV da Ag Gd, Pt, Au va Biga qaraganda kuchsizroq fizik sensibilizator bo‘lib, yod bilan taqqoslanarli. Al 1 mm bilan uning</w:t>
-      </w:r>
-      <w:r>
-        <w:t xml:space="preserve"> </w:t>
-      </w:r>
-      <m:oMath>
-        <m:r>
-          <m:rPr>
-            <m:sty m:val="p"/>
-          </m:rPr>
-          <m:t>D</m:t>
-        </m:r>
-        <m:r>
-          <m:rPr>
-            <m:sty m:val="p"/>
-          </m:rPr>
-          <m:t>E</m:t>
-        </m:r>
-        <m:r>
-          <m:rPr>
-            <m:sty m:val="p"/>
-          </m:rPr>
-          <m:t>F</m:t>
-        </m:r>
-        <m:r>
-          <m:rPr>
-            <m:sty m:val="p"/>
-          </m:rPr>
-          <m:t>−</m:t>
-        </m:r>
-        <m:r>
-          <m:t>1</m:t>
-        </m:r>
-      </m:oMath>
-      <w:r>
-        <w:t xml:space="preserve"> </w:t>
-      </w:r>
-      <w:r>
-        <w:t xml:space="preserve">qiymati (0,48) Au uchun olingan qiymatning yarmidan ham kam. Uning afzalliklari boshqa jihatlarda: spektr ichida joylashgan va kuchayishni filtrlash orqali sozlash imkonini beruvchi K-chegara; kislorodning faol shakllarini (KFSh) hosil qiluvchi, biologik faol kumush nanozarrachalari (AgNZ) [37]; hamda oltin yoki platinaga qaraganda arzonroq narx.</w:t>
+        <w:t xml:space="preserve">Sn 0,1 mm filtr Ag/to‘qima nisbati 100–139 ga yetadigan va yodning K-chegarasi joylashgan 29,2 keV dan yuqori sohadagi fotonlarni susaytirib, Ag va I uchun DEFni kamaytiradi (ikkalasi uchun ham 1,44), nisbati kamroq o‘zgaradigan og‘irroq elementlar uchun esa yumshoq fotonlarni kuchliroq bostirish hisobiga uni biroz oshiradi (YSQ 0,83 mm Al ga nisbatan 0,90 mm Al). Demak, massa birligiga nisbatan olinganda 45 kV da Ag Gd, Pt, Au va Biga qaraganda kuchsizroq fizik sensibilizator bo‘lib, yod bilan taqqoslanarli. Uning afzalliklari boshqa jihatlarda: spektr ichida joylashgan va filtrlash orqali sozlash imkonini beruvchi K-chegara; kislorodning faol shakllarini (KFSh) hosil qiluvchi, biologik faol kumush nanozarrachalari (AgNZ) [37]; hamda oltin yoki platinaga qaraganda arzonroq narx.</w:t>
       </w:r>
     </w:p>
     <w:p>
@@ -43516,7 +42414,7 @@
         <w:pStyle w:val="FirstParagraph"/>
       </w:pPr>
       <w:r>
-        <w:t xml:space="preserve">Analitik DEF qiymatlarida sochilish hisobga olinmaydi va Agning</w:t>
+        <w:t xml:space="preserve">Analitik DEF qiymatlarida sochilish hisobga olinmaydi va</w:t>
       </w:r>
       <w:r>
         <w:t xml:space="preserve"> </w:t>
@@ -43551,7 +42449,7 @@
         <w:t xml:space="preserve"> </w:t>
       </w:r>
       <w:r>
-        <w:t xml:space="preserve">koeffitsiyentiga kiritilmagan Ag K-flyuoressensiyasi energiyasi muhitdan chiqib ketadi deb faraz qilinadi. Ikkala faraz ham 2.7-bo‘limda tavsiflangan Monte-Karlo (MK) dasturi va yassi qatlam geometriyasi yordamida tekshirildi (2–12 mm chuqurlikdagi 10 mm qalinlikdagi qatlamda 1 % Ag; filtrlanmagan va Al 1 mm bilan filtrlangan SpekPy spektrlari; beshta seriyada</w:t>
+        <w:t xml:space="preserve">koeffitsiyentiga kiritilmagan Ag K-flyuoressensiyasi energiyasi muhitdan chiqib ketadi deb faraz qilinadi. Ikkala faraz ham 2.7-bo‘limda tavsiflangan Monte-Karlo (MK) dasturi va yassi qatlam geometriyasi yordamida (2–12 mm chuqurlikdagi 10 mm qalinlikdagi qatlamda 1 % Ag; filtrlanmagan va Al 1 mm bilan filtrlangan SpekPy spektrlari; beshta seriyada</w:t>
       </w:r>
       <w:r>
         <w:t xml:space="preserve"> </w:t>
@@ -43583,15 +42481,7 @@
         <w:t xml:space="preserve"> </w:t>
       </w:r>
       <w:r>
-        <w:t xml:space="preserve">ta foton tarixi). Tayanch model sifatida xuddi shu geometriya uchun Ag tomonidan susaytirishni ham hisobga oluvchi birlamchi dastaning kerma modeli olindi.</w:t>
-      </w:r>
-    </w:p>
-    <w:p>
-      <w:pPr>
-        <w:pStyle w:val="BodyText"/>
-      </w:pPr>
-      <w:r>
-        <w:t xml:space="preserve">Ikkala usul ham profilning bir xil shaklini beradi (3.18-rasm; sohalar bo‘yicha o‘rtacha qiymatlar 3.12-jadvalda). Al 1 mm bilan DEF qatlamga kirishda keskin ortadi va o‘z-o‘zini ekranlash tufayli chiqish tomon kamayadi. Filtrlanmagan dasta uchun kirishdagi cho‘qqidan keyin taxminan 3–4 mm da minimum va undan keyingi o‘sish kuzatiladi: kirish yaqinida Ag asosan dozada hali ham ustunlik qilayotgan yumshoq komponentlarni susaytiradi, chuqurroqda esa, ular yutilib bo‘lgach, dastaning qattiqlashishi ustunlik qiladi. Mos kelish kirishda 1,2 % (filtrsiz) va 3,0 % (Al 1 mm), chiqishda esa 6,5 % va 10,1 % doirasida bo‘lib, MK qiymatlari hamma joyda yuqoriroq.</w:t>
+        <w:t xml:space="preserve">ta foton tarixi) xuddi shu geometriya uchun Ag tomonidan susaytirishni ham hisobga oluvchi birlamchi dastaning kerma modeli bilan taqqoslash orqali tekshirildi. Ikkala usul ham profilning bir xil shaklini beradi, bunda MK qiymatlari hamma joyda yuqoriroq (3.18-rasm; sohalar bo‘yicha o‘rtacha qiymatlar 3.12-jadvalda). Al 1 mm bilan DEF qatlamga kirishda keskin ortadi va o‘z-o‘zini ekranlash tufayli chiqish tomon kamayadi. Filtrlanmagan dasta uchun kirishdagi cho‘qqidan keyin taxminan 3–4 mm da minimum va undan keyingi o‘sish kuzatiladi: kirish yaqinida Ag asosan dozada hali ham ustunlik qilayotgan yumshoq komponentlarni susaytiradi, chuqurroqda esa, ular yutilib bo‘lgach, dastaning qattiqlashishi ustunlik qiladi.</w:t>
       </w:r>
     </w:p>
     <w:p>
@@ -44479,7 +43369,7 @@
         <w:pStyle w:val="BodyText"/>
       </w:pPr>
       <w:r>
-        <w:t xml:space="preserve">MK qiymatlarining bu ortiqligini ikki effekt tushuntiradi: Ag K-flyuoressensiyasining (taxminan 22 keV) bir qismi qayta yutiladi, chunki uning to‘qimadagi o‘rtacha erkin yugurish yo‘li (taxminan 1,5 sm) qatlam qalinligi bilan taqqoslanarli, qiya yo‘nalishdagi fotonlar esa ko‘ndalang yo‘nalishda cheksiz qatlam ichida uzun yo‘l bosib o‘tadi; bundan tashqari, sochilgan fotonlar dozaga hissa qo‘shadi. Ikkala effekt ham chuqurlik ortishi bilan to‘planib boradi, shu sababli farq ortadi; shuningdek, qatlamdan orqaga chiqarilgan flyuoressensiya nurlanishi filtrlangan dasta uchun qatlam oldidagi MK DEF qiymatini birdan biroz yuqoriga ko‘taradi. Qatlam ortida doza Ag kiritilmagan holdagi qiymatning 0,80 qismigacha (analitik model bo‘yicha 0,76 qismigacha) kamayadi; bu Ag kiritilgan o‘sma ortidagi normal to‘qimani himoya qiladi, biroq Ag ko‘p kiritilgan soha ortidagi o‘sma qismlarida dozani ham pasaytiradi. Shunday qilib, analitik model qalin Ag kiritilgan sohadagi DEFni konservativ tarzda, 10 % gacha past baholaydi.</w:t>
+        <w:t xml:space="preserve">MK qiymatlarining bu ortiqligini ikki effekt tushuntiradi: Ag K-flyuoressensiyasining (taxminan 22 keV) bir qismi qayta yutiladi, chunki uning to‘qimadagi o‘rtacha erkin yugurish yo‘li (taxminan 1,5 sm) qatlam qalinligi bilan taqqoslanarli, qiya yo‘nalishdagi fotonlar esa ko‘ndalang yo‘nalishda cheksiz qatlam ichida uzun yo‘l bosib o‘tadi; bundan tashqari, sochilgan fotonlar dozaga hissa qo‘shadi. Ikkala effekt ham chuqurlik ortishi bilan to‘planib boradi, shu sababli farq ortadi; shuningdek, qatlamdan orqaga chiqarilgan flyuoressensiya nurlanishi filtrlangan dasta uchun qatlam oldidagi MK DEF qiymatini birlikdan biroz yuqoriga ko‘taradi. Qatlam ortida doza Ag kiritilmagan holdagi qiymatning 0,80 qismigacha (analitik model bo‘yicha 0,76 qismigacha) kamayadi, bu esa Ag kiritilgan o‘sma ortidagi normal to‘qimani himoya qiladi, biroq Ag ko‘p kiritilgan soha ortidagi o‘sma qismlarida dozani ham pasaytiradi. Shunday qilib, analitik model qalin Ag kiritilgan sohadagi DEFni konservativ tarzda, 10 % gacha past baholaydi.</w:t>
       </w:r>
     </w:p>
     <w:p>
@@ -44495,7 +43385,7 @@
         <w:pStyle w:val="FirstParagraph"/>
       </w:pPr>
       <w:r>
-        <w:t xml:space="preserve">Asosiy natija — Al 1 mm bilan 1 % Ag uchun DEF = 1,482 — har bir parametrni navbatma-navbat o‘zining ehtimoliy noaniqligi doirasida o‘zgartirish orqali tekshirildi (3.19-rasm, 3.13-jadval). To‘qima koeffitsiyenti Ag kiritilgan muhitda ham, tayanch muhitda ham birgalikda o‘zgartirildi, shuning uchun u faqat (2.24) formuladagi</w:t>
+        <w:t xml:space="preserve">Asosiy natija — Al 1 mm bilan 1 % Ag uchun DEF = 1,482 — har bir parametrni navbatma-navbat o‘zining ehtimoliy noaniqligi doirasida o‘zgartirish orqali tekshirildi (3.19-rasm, 3.13-jadval). To‘qima koeffitsiyenti Ag kiritilgan muhitda ham, tayanch muhitda ham birgalikda o‘zgartirildi, bunda u faqat (2.24) formuladagi</w:t>
       </w:r>
       <w:r>
         <w:t xml:space="preserve"> </w:t>
@@ -44521,7 +43411,7 @@
         <w:t xml:space="preserve"> </w:t>
       </w:r>
       <w:r>
-        <w:t xml:space="preserve">orqali ta’sir ko‘rsatadi. Spektr modelining ta’siri IM va SpekPy orasidagi farq bilan,</w:t>
+        <w:t xml:space="preserve">orqali ta’sir ko‘rsatadi. Spektr modeli IM va SpekPy orasidagi farq bilan,</w:t>
       </w:r>
       <w:r>
         <w:t xml:space="preserve"> </w:t>
@@ -44535,7 +43425,7 @@
         <w:t xml:space="preserve"> </w:t>
       </w:r>
       <w:r>
-        <w:t xml:space="preserve">ning (±25 %) ta’siri esa IM bergan 1,464 qiymatiga nisbatan o‘zgarishlar bilan ifodalanadi.</w:t>
+        <w:t xml:space="preserve">(±25 %) esa IM bergan 1,464 qiymatiga nisbatan o‘zgarishlar bilan ifodalanadi.</w:t>
       </w:r>
     </w:p>
     <w:p>
@@ -44547,7 +43437,7 @@
           <wp:inline>
             <wp:extent cx="4859999" cy="2900322"/>
             <wp:effectExtent b="0" l="0" r="0" t="0"/>
-            <wp:docPr descr="3.19-rasm. Dozani kuchaytirish koeffitsiyentining (1 % Ag, Al 1,0 mm, DEF = 1,482) har bir o‘zgartirish oralig‘ining ikki chegarasida kirish parametrlariga sezgirligi. Spektr modeli: IM SpekPyga nisbatan; tayanch muhit: ICRU to‘rt komponentli to‘qimasi (kattaroq o‘zgarish) va suv; η: IM qiymatiga nisbatan." title="" id="87" name="Picture"/>
+            <wp:docPr descr="3.19-rasm. Dozani kuchaytirish koeffitsiyentining (1 % Ag, Al 1,0 mm, DEF = 1,482) har bir o‘zgartirish oralig‘ining ikki chegarasida kirish parametrlariga sezgirligi." title="" id="87" name="Picture"/>
             <a:graphic>
               <a:graphicData uri="http://schemas.openxmlformats.org/drawingml/2006/picture">
                 <pic:pic>
@@ -44590,7 +43480,7 @@
         <w:pStyle w:val="ImageCaption"/>
       </w:pPr>
       <w:r>
-        <w:t xml:space="preserve">3.19-rasm. Dozani kuchaytirish koeffitsiyentining (1 % Ag, Al 1,0 mm, DEF = 1,482) har bir o‘zgartirish oralig‘ining ikki chegarasida kirish parametrlariga sezgirligi. Spektr modeli: IM SpekPyga nisbatan; tayanch muhit: ICRU to‘rt komponentli to‘qimasi (kattaroq o‘zgarish) va suv; η: IM qiymatiga nisbatan.</w:t>
+        <w:t xml:space="preserve">3.19-rasm. Dozani kuchaytirish koeffitsiyentining (1 % Ag, Al 1,0 mm, DEF = 1,482) har bir o‘zgartirish oralig‘ining ikki chegarasida kirish parametrlariga sezgirligi.</w:t>
       </w:r>
     </w:p>
     <w:p>
@@ -45389,7 +44279,7 @@
         <w:pStyle w:val="BodyText"/>
       </w:pPr>
       <w:r>
-        <w:t xml:space="preserve">Eng katta o‘zgarish (0,057) tayanch muhit bilan bog‘liq (ICRU to‘rt komponentli to‘qimasi uchun 1,539, suv uchun 1,496): ikkalasida ham ICRU-44 to‘qimasining energiya yutishini oshiradigan Na, P, S, Cl va K mikroelementlari mavjud emas, shu sababli</w:t>
+        <w:t xml:space="preserve">Eng katta o‘zgarish (0,057) tayanch muhit bilan bog‘liq (ICRUning to‘rt komponentli to‘qimasi uchun 1,539, suv uchun 1,496): ikkalasida ham ICRU-44 to‘qimasining energiya yutishini oshiradigan Na, P, S, Cl va K mikroelementlari mavjud emas, shu sababli</w:t>
       </w:r>
       <w:r>
         <w:t xml:space="preserve"> </w:t>
@@ -45415,7 +44305,7 @@
         <w:t xml:space="preserve"> </w:t>
       </w:r>
       <w:r>
-        <w:t xml:space="preserve">va DEF ortadi. Bu ta’rif masalasi bo‘lganligi sababli noaniqlikka kiritilmadi, biroq tayanch muhit har doim ko‘rsatilishi lozim. Qolgan parametrlar orasida spektr modeli ustunlik qiladi (0,018), undan keyin Ag koeffitsiyenti, anod burchagi va trubka kuchlanishi keladi (har biri 0,009–0,010). Anod burchagining kichikroq bo‘lishi kuchliroq o‘z-o‘zini filtrlash hisobiga DEFni oshiradi, Be oyna esa ahamiyatsiz (0,0002), chunki oyna susaytirishi mumkin bo‘lgan fotonlarni Al filtr dastadan chiqarib tashlaydi. Har bir maksimal o‘zgarishni to‘g‘ri burchakli taqsimotning yarim kengligi sifatida, parametrlarni esa o‘zaro korrelyatsiyalanmagan deb qabul qilib, umumiy standart noaniqlik quyidagiga teng:</w:t>
+        <w:t xml:space="preserve">va DEF ortadi. Ta’rif masalasi bo‘lgan bu tanlov noaniqlikka kiritilmadi, biroq u har doim ko‘rsatilishi lozim. Qolgan parametrlar orasida spektr modeli ustunlik qiladi (0,018), undan keyin Ag koeffitsiyenti, anod burchagi va trubka kuchlanishi keladi (har biri 0,009–0,010). Anod burchagining kichikroq bo‘lishi kuchliroq o‘z-o‘zini filtrlash hisobiga DEFni oshiradi, Be oyna esa ahamiyatsiz (0,0002), chunki oyna susaytirishi mumkin bo‘lgan fotonlarni Al filtr dastadan chiqarib tashlaydi. Har bir maksimal o‘zgarishni to‘g‘ri burchakli taqsimotning yarim kengligi sifatida, parametrlarni esa o‘zaro korrelyatsiyalanmagan deb qabul qilib, umumiy standart noaniqlik quyidagiga teng:</w:t>
       </w:r>
     </w:p>
     <w:tbl>
@@ -45470,21 +44360,9 @@
                 </m:r>
                 <m:r>
                   <m:rPr>
-                    <m:sty m:val="p"/>
+                    <m:nor/>
                   </m:rPr>
-                  <m:t>D</m:t>
-                </m:r>
-                <m:r>
-                  <m:rPr>
-                    <m:sty m:val="p"/>
-                  </m:rPr>
-                  <m:t>E</m:t>
-                </m:r>
-                <m:r>
-                  <m:rPr>
-                    <m:sty m:val="p"/>
-                  </m:rPr>
-                  <m:t>F</m:t>
+                  <m:t>DEF</m:t>
                 </m:r>
                 <m:r>
                   <m:t>)</m:t>
@@ -45728,21 +44606,9 @@
       <m:oMath>
         <m:r>
           <m:rPr>
-            <m:sty m:val="p"/>
+            <m:nor/>
           </m:rPr>
-          <m:t>D</m:t>
-        </m:r>
-        <m:r>
-          <m:rPr>
-            <m:sty m:val="p"/>
-          </m:rPr>
-          <m:t>E</m:t>
-        </m:r>
-        <m:r>
-          <m:rPr>
-            <m:sty m:val="p"/>
-          </m:rPr>
-          <m:t>F</m:t>
+          <m:t>DEF</m:t>
         </m:r>
         <m:r>
           <m:rPr>
@@ -45773,7 +44639,7 @@
         </m:r>
       </m:oMath>
       <w:r>
-        <w:t xml:space="preserve">) ham, asosiy filtrlar orasidagi farqlardan ham bir tartibdan ko‘proq kichik, shuning uchun filtrlashga oid xulosalar ishonchli. Noto‘g‘ri o‘zaro ta’sir ma’lumotlari ancha katta ahamiyatga ega bo‘lar edi: xraylib 4.3.0 kutubxonasining CS_Energy funksiyasi 1,48 o‘rniga 1,72 ni bergan bo‘lar edi (2.8-bo‘lim).</w:t>
+        <w:t xml:space="preserve">) bir tartibdan ko‘proq kichik, asosiy filtrlar orasidagi farqlardan (1 mm Al, 2 mm Al va 0,2 mm Cu orasida 0,14–0,32) esa taxminan bir tartibga kichik, shuning uchun filtrlashga oid xulosalar ishonchli. Noto‘g‘ri o‘zaro ta’sir ma’lumotlari ancha katta ahamiyatga ega bo‘lar edi: xraylib 4.3.0 kutubxonasining CS_Energy funksiyasi 1,48 o‘rniga 1,62 ni bergan bo‘lar edi (2.8-bo‘lim).</w:t>
       </w:r>
     </w:p>
     <w:p>
@@ -45789,7 +44655,7 @@
         <w:pStyle w:val="FirstParagraph"/>
       </w:pPr>
       <w:r>
-        <w:t xml:space="preserve">Olingan natijalar avvalgi ishlar bilan muvofiq keladi. Kilovoltli rentgen nurlari ta’sirida yod kiritilgan o‘smalarda kuchayish dastlabki tadqiqotlarda hisoblangan [19, 20]; oltin nanozarrachalari (AuNZ) uchun MK baholashlari makroskopik kuchayish kilovoltli dastalarda megavoltli dastalardagiga qaraganda ancha katta ekanligini ko‘rsatgan [10]; turli elementlarning nanozarrachalari tufayli kuchayish esa foton energiyasining funksiyasi sifatida ushbu ishdagiga o‘xshash kermaga asoslangan yondashuv bilan tavsiflangan [13]. Ortovoltli dastalarda chuqurlikka bog‘liqlik fantomlarda MK usulida o‘rganilgan [42]; Ag uchun esa qalin nishonni sirtdagi yagona qiymat bilan tavsiflab bo‘lmaydi (3.7-bo‘lim). Ushbu ish past kuchlanishli mis anodli trubka holatini qo‘shadi: uning spektrida Ag K-chegarasidan pastdagi chiziqlar ustunlik qiladi, erishish mumkin bo‘lgan DEF esa trubka konstruksiyasi bilan emas, balki filtrlash bilan belgilanadi.</w:t>
+        <w:t xml:space="preserve">Dastlabki tadqiqotlarda kilovoltli rentgen nurlari ta’sirida yod kiritilgan o‘smalarda kuchayish hisoblangan [19, 20]; MK usuli oltin nanozarrachalari (AuNZ) tufayli makroskopik kuchayish kilovoltli dastalarda megavoltli dastalardagiga qaraganda ancha katta ekanligini ko‘rsatgan [10]; turli elementlar uchun nanozarrachalar tufayli kuchayish esa foton energiyasining funksiyasi sifatida o‘xshash, kermaga asoslangan yondashuv bilan tavsiflangan [13]. Ortovoltli dastalarda chuqurlikka bog‘liqlik fantomlarda MK usulida o‘rganilgan [42]; Ag uchun esa qalin nishonni sirtdagi yagona qiymat bilan tavsiflab bo‘lmaydi (3.7-bo‘lim). Ushbu ish past kuchlanishli mis anodli trubka holatini qo‘shadi: uning spektrida Ag K-chegarasidan pastdagi chiziqlar ustunlik qiladi, erishish mumkin bo‘lgan DEF esa trubka konstruksiyasi bilan emas, balki filtrlash bilan belgilanadi. Kumushga oid MK tadqiqotlarida (1.4-bo‘lim) bosh miya o‘smasi braxiterapiyasi [38], o‘sma–sog‘lom to‘qima [39] va qatlamli teri [40] geometriyalaridan foydalanilgan, bu esa faqat sifat jihatidan taqqoslash imkonini beradi: Ag kiritilgan qatlam ortida dozaning taxminan 0,80 qismigacha kamayishi [39] ishidagi sog‘lom to‘qima dozalariga, Au va Agning massa birligiga nisbatan DEF qiymatlari (Al 1 mm bilan mos ravishda 2,16 va 1,48) esa [40] ishidagi taqqoslashga taalluqlidir. AgNZ bilan boyitilgan dozimetrik gellardagi o‘lchovlar [41], agar dasta spektri ko‘rsatilsa, hisoblangan DEFni tekshirish imkonini berishi mumkin.</w:t>
       </w:r>
     </w:p>
     <w:p>
@@ -45797,7 +44663,7 @@
         <w:pStyle w:val="BodyText"/>
       </w:pPr>
       <w:r>
-        <w:t xml:space="preserve">1.4-bo‘limda ko‘rib chiqilgan, kumushga oid MK tadqiqotlarida bosh miya o‘smasi braxiterapiyasi [38], o‘sma–sog‘lom to‘qima [39] va qatlamli teri [40] geometriyalaridan foydalanilgan, bu esa faqat sifat jihatidan taqqoslash imkonini beradi: Ag kiritilgan qatlam ortida dozaning taxminan 0,80 qismigacha kamayishi [39] ishidagi sog‘lom to‘qima dozalariga, Au va Agning massa birligiga nisbatan DEF qiymatlari (Al 1 mm bilan mos ravishda 2,16 va 1,48) esa [40] ishidagi taqqoslashga taalluqlidir. AgNZ bilan boyitilgan dozimetrik gellardagi o‘lchovlar [41], agar dasta spektri ko‘rsatilsa, hisoblangan DEFni tekshirish imkonini berishi mumkin.</w:t>
+        <w:t xml:space="preserve">Radiobiologiya bilan taqqoslaganda nomuvofiqlik yuzaga keladi. Qayd etilishicha, AgNZ saraton hujayralarining ionlashtiruvchi nurlanishga sezgirligini oshiradi [32], glioma uchun radiosensibilizator vazifasini bajaradi [11] va U251 glioma hujayralarida in vitro sharoitda hamda sichqonlarning intrakranial modelida AuNZdan ustun kelgan [12]. Bunday effektlar sensibilizatsiya koeffitsiyenti (SER) bilan miqdoriy baholanadi; u DEFdan farqli ravishda barcha mexanizmlarni aks ettiradi [3]. Makroskopik fizika massa ulushi teng bo‘lganda Ag va Au uchun teskari tartibni, kichik massa ulushlarida esa kichik kuchayishni bashorat qiladi (Al 1 mm bilan 0,1 % Ag uchun DEF 1,048). Biologik effektlar nurlanish sifatiga, konsentratsiyaga va hujayradagi joylashuvga ham bog‘liq bo‘lsa-da, AgNZ tufayli qayd etilgan radiosensibilizatsiya, xususan, ularning AuNZdan ustunligi faqat dozaning makroskopik kuchayishi natijasi bo‘lishi dargumon. Buni ikki mexanizm izohlashi mumkin: AgNZ inson hujayralarida KFSh hosil bo‘lishini, dezoksiribonuklein kislota (DNK) shikastlanishini, hujayra siklining to‘xtashini va mitoxondriyalar funksiyasining buzilishini keltirib chiqaradi [37], oltin nanozarrachalari atrofida dozaning kuchayishi esa yuqori darajada lokallashgan [30], bunda nanomiqyosda energiya ajralishi makroskopik kuchayish doirasidan tashqaridagi effektlarni tushuntiradi [31]. Shunday qilib, makroskopik DEF kimyoviy va biologik bosqichlarga ega bo‘lgan radiokuchayishning faqat fizik bazaviy darajasidir [7].</w:t>
       </w:r>
     </w:p>
     <w:p>
@@ -45805,7 +44671,25 @@
         <w:pStyle w:val="BodyText"/>
       </w:pPr>
       <w:r>
-        <w:t xml:space="preserve">Radiobiologiya bilan taqqoslaganda kattaroq nomuvofiqlik yuzaga keladi. Qayd etilishicha, AgNZ saraton hujayralarining ionlashtiruvchi nurlanishga sezgirligini oshiradi [32], glioma uchun radiosensibilizator vazifasini bajaradi [11] va U251 glioma hujayralarida in vitro sharoitda hamda sichqonlarning intrakranial modelida AuNZdan ustun kelgan [12]. Bunday effektlar sensibilizatsiya koeffitsiyenti (SER) bilan miqdoriy baholanadi; u sensibilizatorsiz va sensibilizator ishtirokida bir xil effektni beruvchi dozalarning nisbati bo‘lib, DEFdan farqli ravishda barcha mexanizmlarni aks ettiradi [3]. Makroskopik fizika massa ulushi teng bo‘lganda Ag va Au uchun teskari tartibni, kichik massa ulushlarida esa kichik kuchayishni bashorat qiladi (Al 1 mm bilan 0,1 % Ag uchun DEF 1,048). Biologik effekt nurlanish sifatiga, konsentratsiyaga va hujayradagi joylashuvga ham bog‘liq bo‘lsa-da, AgNZ tufayli qayd etilgan radiosensibilizatsiyani, xususan, ularning AuNZdan ustunligini faqat dozaning makroskopik kuchayishi bilan tushuntirib bo‘lishi dargumon. Buni ikki mexanizm izohlashi mumkin: AgNZ inson hujayralarida KFSh hosil bo‘lishini, dezoksiribonuklein kislota (DNK) shikastlanishini, hujayra siklining to‘xtashini va mitoxondriyalar funksiyasining buzilishini keltirib chiqaradi [37], oltin nanozarrachalari atrofida dozaning kuchayishi esa kuchli lokallashgan [30], bunda nanomiqyosda energiya ajralishi makroskopik kuchayish doirasidan tashqaridagi effektlarni tushuntiradi [31]. Shunday qilib, makroskopik DEF kimyoviy va biologik bosqichlarga ega bo‘lgan radiokuchayishning faqat fizik bazaviy darajasidir [7].</w:t>
+        <w:t xml:space="preserve">Ishning bir qator cheklovlari mavjud. Kerma yaqinlashuvi dozaning nanomiqyosdagi notekisligini hisobga olmaydi, Ag esa bir jinsli taqsimlangan deb faraz qilindi, holbuki nanozarrachalar tufayli radiosensibilizatsiya ularning o‘lchami, konsentratsiyasi va joylashuviga bog‘liq [97]. IM tormozlanish nurlanishini izotrop deb faraz qiladi va elektronlarning anoddan teskari sochilishini hisobga olmaydi, bu esa taqribiy Born kesimi bilan birgalikda nurlanish chiqishini oshirib baholashga olib keladi (havodagi kerma bo‘yicha IM/SpekPy nisbati 1,08–1,42), biroq DEFni oshirib baholashga olib kelmaydi; IM Cu K chiziqlarini 26–43 % ga past baholaganligi sababli asosiy natijalar SpekPy spektrlari yordamida olingan.</w:t>
+      </w:r>
+      <w:r>
+        <w:t xml:space="preserve"> </w:t>
+      </w:r>
+      <w:r>
+        <w:t xml:space="preserve">“</w:t>
+      </w:r>
+      <w:r>
+        <w:t xml:space="preserve">Tovon</w:t>
+      </w:r>
+      <w:r>
+        <w:t xml:space="preserve">”</w:t>
+      </w:r>
+      <w:r>
+        <w:t xml:space="preserve"> </w:t>
+      </w:r>
+      <w:r>
+        <w:t xml:space="preserve">effekti modellashtirilmadi, chuqurlik bo‘yicha analitik hisoblarda sochilish va flyuoressensiyaning qayta yutilishi hisobga olinmaydi (3.9-bo‘lim), MK geometriyasi esa oddiy yassi qatlamdan iborat. Trubkaning haqiqiy spektri o‘lchanmadi, garchi SpekPy o‘lchangan spektrlar va YSQ qiymatlari bilan solishtirish orqali validatsiya qilingan bo‘lsa-da [51]; biologik javob ham modellashtirilmadi.</w:t>
       </w:r>
     </w:p>
     <w:p>
@@ -45813,33 +44697,7 @@
         <w:pStyle w:val="BodyText"/>
       </w:pPr>
       <w:r>
-        <w:t xml:space="preserve">Ishning bir qator cheklovlari mavjud. Kerma yaqinlashuvi dozaning nanomiqyosdagi notekisligini hisobga olmaydi, Ag esa bir jinsli taqsimlangan deb faraz qilindi, holbuki nanozarrachalar tufayli radiosensibilizatsiya ularning o‘lchami, konsentratsiyasi va joylashuviga bog‘liq [97]. IM tormozlanish nurlanishini izotrop deb faraz qiladi va elektronlarning anoddan teskari sochilishini hisobga olmaydi, bu esa taqribiy Born kesimi bilan birgalikda nurlanish chiqishini oshirib baholashga olib keladi (havodagi kerma bo‘yicha IM/SpekPy nisbati 1,08–1,42), biroq DEFni oshirib baholamaydi; IM Cu K chiziqlarini 25–43 % ga past baholaganligi sababli asosiy natijalar SpekPy spektrlari yordamida olingan.</w:t>
-      </w:r>
-      <w:r>
-        <w:t xml:space="preserve"> </w:t>
-      </w:r>
-      <w:r>
-        <w:t xml:space="preserve">“</w:t>
-      </w:r>
-      <w:r>
-        <w:t xml:space="preserve">Tovon</w:t>
-      </w:r>
-      <w:r>
-        <w:t xml:space="preserve">”</w:t>
-      </w:r>
-      <w:r>
-        <w:t xml:space="preserve"> </w:t>
-      </w:r>
-      <w:r>
-        <w:t xml:space="preserve">effekti modellashtirilmadi, chuqurlik bo‘yicha analitik hisoblarda sochilish va flyuoressensiyaning qayta yutilishi hisobga olinmaydi (3.9-bo‘lim), MK geometriyasi esa oddiy yassi qatlamdan iborat. Trubkaning haqiqiy spektri o‘lchanmadi, garchi SpekPy o‘lchangan spektrlar va YSQ qiymatlari bilan solishtirish orqali validatsiya qilingan bo‘lsa-da [51]; biologik javob ham modellashtirilmadi.</w:t>
-      </w:r>
-    </w:p>
-    <w:p>
-      <w:pPr>
-        <w:pStyle w:val="BodyText"/>
-      </w:pPr>
-      <w:r>
-        <w:t xml:space="preserve">45 kV li mis anodli trubka bilan o‘tkaziladigan tajriba uchun 1–2 mm Al (yoki 0,1–0,3 mm Ti) filtr tavsiya etiladi; Al bilan u 1 % Ag uchun 1,48–1,62 ga teng DEF beradi, 10 sm masofada va 40 mA tokda 2 Gr dozaga esa 14,6–32,5 s da erishiladi (3.8-jadval). Yupqa Cu filtrlardan (0,05–0,1 mm) va K-chegaralari 20–30 keV da joylashgan filtrlardan (Mo, Ag, Sn) foydalanmaslik kerak, 0,2 mm Cu filtr esa eng katta DEF qiymatini (1,80) bersa-da, 2 Gr uchun 158 s talab qiladi. Dasta sifatini YSQni o‘lchash [14] va natijani hisoblangan birinchi YSQ bilan (1 mm Al bilan 0,83 mm Al, 2 mm Al bilan 1,27 mm Al) solishtirish orqali tekshirish lozim. Ag massa ulushi kamida 0,5 % bo‘lishi kerak (1 mm Al bilan DEF 1,24), chunki 0,1 % da kuchayish 5 % dan kam. Qalinligi bir necha millimetrdan ortiq bo‘lgan namunalar uchun DEF haqiqiy chuqurlik va Ag miqdori uchun xraylib CS_Energy koeffitsiyentlari o‘rniga NIST koeffitsiyentlari bilan hisoblanishi hamda har doim spektr (yoki trubka kuchlanishi, filtrlash va YSQ), tayanch muhit va chuqurlik bilan birga keltirilishi lozim.</w:t>
+        <w:t xml:space="preserve">45 kV li mis anodli trubka bilan o‘tkaziladigan tajriba uchun 1–2 mm Al (yoki 0,1–0,3 mm Ti) filtr tavsiya etiladi; Al bilan u 1 % Ag uchun 1,48–1,62 ga teng DEF beradi, 10 sm masofada va 40 mA tokda 2 Gr dozaga esa 14,6–32,5 s da erishiladi (3.8-jadval). Yupqa Cu filtrlardan (0,05–0,1 mm) va K-chegaralari 20–30 keV da joylashgan filtrlardan (Mo, Ag, Sn) foydalanmaslik kerak, 0,2 mm Cu filtr esa eng katta DEF qiymatini (1,80) bersa-da, 2 Gr uchun 158 s talab qiladi. Dasta sifatini YSQni o‘lchash [14] va natijani hisoblangan birinchi YSQ bilan (1 mm Al bilan 0,83 mm Al, 2 mm Al bilan 1,27 mm Al) solishtirish orqali tekshirish lozim. Ag massa ulushi kamida 0,5 % bo‘lishi kerak (1 mm Al bilan DEF 1,24), chunki 0,1 % da kuchayish 5 % dan kam. Qalinligi bir necha millimetrdan ortiq bo‘lgan namunalar uchun DEF haqiqiy chuqurlik va Ag miqdori uchun NIST (xraylib CS_Energy emas) koeffitsiyentlari bilan hisoblanishi hamda spektr (yoki trubka kuchlanishi, filtrlash va YSQ), tayanch muhit va chuqurlik bilan birga keltirilishi lozim.</w:t>
       </w:r>
     </w:p>
     <w:p>
@@ -45888,7 +44746,7 @@
         </m:r>
       </m:oMath>
       <w:r>
-        <w:t xml:space="preserve">) Al bilan filtrlangan dastalar uchun SpekPy bilan YSQ bo‘yicha −3,5 dan −4,6 % gacha, DEF bo‘yicha esa 2 % doirasida mos keladi, biroq Cu K chiziqlarini 25–43 % ga past baholaydi.</w:t>
+        <w:t xml:space="preserve">) SpekPy bilan YSQ bo‘yicha 1 mm Al uchun −3,5 dan −4,6 % gacha, DEF bo‘yicha esa Al filtrlar uchun 2 % doirasida mos keladi, biroq Cu K chiziqlarini 26–43 % ga past baholaydi.</w:t>
       </w:r>
     </w:p>
     <w:p>
@@ -45996,7 +44854,7 @@
         </w:numPr>
       </w:pPr>
       <w:r>
-        <w:t xml:space="preserve">Yuqori Z li elementlar tufayli dozaning kuchayishi megavoltli fotonlarga qaraganda kilovoltli fotonlar uchun ancha katta, kumush nanozarrachalari esa glioma, sut bezi va kolorektal saraton modellarini radiosensibilizatsiya qilishi qayd etilgan. Massaviy energiya yutilish koeffitsiyentlarining Ag/to‘qima nisbati Ag K-chegarasidan (25,514 keV) pastdagi 21–32 dan 30–45 keV da 100–139 gacha ortadi, biroq dozani kuchaytirish koeffitsiyentining (DEF) mis anodli trubkalarning konstruksiyasi va filtrlanishiga bog‘liqligi miqdoriy baholanmagan edi.</w:t>
+        <w:t xml:space="preserve">Yuqori Z li elementlar tufayli dozaning kuchayishi megavoltli fotonlarga qaraganda kilovoltli fotonlar uchun ancha katta, kumush nanozarrachalari esa glioma, sut bezi va kolorektal saraton modellarini radiosensibilizatsiya qilishi qayd etilgan. Massaviy energiya yutilish koeffitsiyentlarining Ag/to‘qima nisbati Ag K-chegarasidan (25,514 keV) pastdagi 21–32 dan 30–45 keV da 103–139 gacha ortadi, biroq dozani kuchaytirish koeffitsiyentining (DEF) mis anodli trubkalarning konstruksiyasi va filtrlanishiga bog‘liqligi miqdoriy baholanmagan edi.</w:t>
       </w:r>
     </w:p>
     <w:p>
@@ -46007,7 +44865,7 @@
         </w:numPr>
       </w:pPr>
       <w:r>
-        <w:t xml:space="preserve">Ishlab chiqilgan model (IM) mis anodli trubka spektrining qalin nishon uchun yarim analitik modeli (Bete tormozlanish qobiliyati, Elvert ko‘paytuvchisi kiritilgan norelyativistik Bete–Gaytler kesimi, Grizinskiy K-qobiq kesimi) bo‘lib, yopiq ko‘rinishda tavsiflangan, tormozlanish nurlanishi ta’sirida hosil bo‘ladigan K flyuoressensiyani (chiziqlar intensivligining 4,5–4,8 %), anodda o‘z-o‘zini yutishni va filtrlashni o‘z ichiga oladi.</w:t>
+        <w:t xml:space="preserve">Ishlab chiqilgan model (IM) mis anodli trubka spektrining qalin nishon uchun yarim analitik modeli (Bete tormozlanish qobiliyati, Elvert ko‘paytuvchisi kiritilgan norelyativistik Bete–Gaytler kesimi, Grizinskiy K-qobiq kesimi) bo‘lib, tormozlanish nurlanishi ta’sirida hosil bo‘ladigan va yopiq ko‘rinishda tavsiflangan K flyuoressensiyani (chiziqlar intensivligining 4,5–4,8 %), anodda o‘z-o‘zini yutishni va filtrlashni o‘z ichiga oladi.</w:t>
       </w:r>
     </w:p>
     <w:p>
@@ -46050,7 +44908,7 @@
         <w:t xml:space="preserve"> </w:t>
       </w:r>
       <w:r>
-        <w:t xml:space="preserve">— 45 kV da SpekPy v2 tormozlanish nurlanishi spektrining shakliga moslashtirildi (o‘rtacha kvadratik chetlanish 2,46 %). Qayta moslashtirishsiz IM 25–50 kV va 6–30° anod burchaklarida 1 mm Al bilan filtrlangan dastalarning yarim susaytirish qatlamini (YSQ) −3,5 dan −4,6 % gacha chetlanish bilan takrorlaydi; Cu K chiziqlarini 25–43 % ga kam, havodagi kermani esa 8–42 % ga ortiq baholaydi, biroq Al filtrlar bilan uning DEF qiymatlari SpekPy bilan 2 % doirasida mos keladi.</w:t>
+        <w:t xml:space="preserve">— 45 kV da SpekPy v2 tormozlanish nurlanishi spektrining shakliga moslashtirildi (o‘rtacha kvadratik chetlanish 2,46 %). Qayta moslashtirishsiz IM 25–50 kV va 6–30° anod burchaklarida 1 mm Al bilan filtrlangan dastalarning yarim susaytirish qatlamini (YSQ) −3,5 dan −4,6 % gacha chetlanish bilan takrorlaydi; Cu K chiziqlarini 26–43 % ga kam, havodagi kermani esa 8–42 % ga ortiq baholaydi, biroq Al filtrlar bilan uning DEF qiymatlari SpekPy bilan 2 % doirasida mos keladi.</w:t>
       </w:r>
     </w:p>
     <w:p>
@@ -46072,7 +44930,7 @@
         </w:numPr>
       </w:pPr>
       <w:r>
-        <w:t xml:space="preserve">Anod burchagi (6–30°), kuchlanish (25–50 kV) va Be oyna (0,15–2 mm) havodagi kermani 163–463 mGr/(mA·s) oralig‘ida, 1 % Ag uchun DEFni esa faqat 1,19–1,21 oralig‘ida o‘zgartiradi, chunki dozani asosan Cu K chiziqlari va 3–15 keV li fotonlar hosil qiladi, ularda Ag/to‘qima nisbati atigi 21–27 ga teng.</w:t>
+        <w:t xml:space="preserve">Anod burchagi (6–30°), kuchlanish (25–50 kV) va Be oyna (0,15–2 mm) havodagi kermani 163–463 mGr/(mA·s) oralig‘ida, 1 % Ag uchun DEFni esa faqat 1,19–1,21 oralig‘ida o‘zgartiradi, chunki doza asosan Cu K chiziqlari va 15 keV dan past energiyali fotonlar hisobiga hosil bo‘ladi, bu sohada esa Ag/to‘qima nisbati 27 dan oshmaydi (Cu K chiziqlarida 21–22).</w:t>
       </w:r>
     </w:p>
     <w:p>
@@ -46094,7 +44952,7 @@
         </w:numPr>
       </w:pPr>
       <w:r>
-        <w:t xml:space="preserve">Havodagi kerma bo‘yicha o‘tkazish koeffitsiyenti bir xil bo‘lganda 9–45 keV da yutilish chegaralari bo‘lmagan yengil va o‘rtacha Z li filtrlar (Al, Si, Ca, Sc, Ti) optimal, K-chegarasi 20–30 keV da bo‘lgan filtrlar (Mo, Ag, Sn) esa kumush eng samarali bo‘lgan sohada yutadi: o‘tkazish koeffitsiyenti 0,1 % bo‘lganda 1 % Ag uchun DEF Ti bilan 1,91 ga, Ag bilan esa 1,34 ga teng.</w:t>
+        <w:t xml:space="preserve">Havodagi kerma bo‘yicha o‘tkazish koeffitsiyenti bir xil bo‘lganda 9–45 keV da yutilish chegaralari bo‘lmagan yengil va o‘rtacha Z li filtrlar (Al, Si, Ca, Sc, Ti) optimal, K-chegaralari 20–30 keV da joylashgan filtrlar (Mo, Ag, Sn) esa kumush eng samarali bo‘lgan energiya sohasida yutadi: o‘tkazish koeffitsiyenti 0,1 % bo‘lganda 1 % Ag uchun DEF Ti bilan 1,91 ga, Ag bilan esa 1,34 ga teng.</w:t>
       </w:r>
     </w:p>
     <w:p>
@@ -46105,7 +44963,7 @@
         </w:numPr>
       </w:pPr>
       <w:r>
-        <w:t xml:space="preserve">1 mm Al va 1 % Ag bo‘lganda kumush kiritilgan yupqa sohadagi DEF sirtdagi 1,48 dan 20 mm chuqurlikda 1,69 gacha ortadi (dastaning qattiqlashishi), biroq sirtdan boshlab bir tekis kumush kiritilgan soha ichida 10 mm chuqurlikda 1,21 gacha kamayadi (o‘z-o‘zini ekranlash). 10 mm li qatlam uchun Monte-Karlo DEF qiymatlari analitik qiymatlardan 1–10 % ga yuqori bo‘ldi (qayta yutilgan Ag K flyuoressensiyasi, sochilgan fotonlar), qatlam ortidagi doza esa kumushsiz qiymatning taxminan 0,80 qismigacha pasaydi.</w:t>
+        <w:t xml:space="preserve">1 mm Al va 1 % Ag bo‘lganda kumush kiritilgan yupqa sohadagi DEF sirtdagi 1,48 dan 20 mm chuqurlikda 1,69 gacha ortadi (dastaning qattiqlashishi), biroq sirtdan boshlab bir tekis kumush kiritilgan soha ichida 10 mm chuqurlikda 1,21 gacha kamayadi (o‘z-o‘zini ekranlash). 10 mm qalinlikdagi qatlam uchun Monte-Karlo usulida olingan DEF qiymatlari analitik qiymatlardan 1–10 % ga yuqori bo‘ldi (qayta yutilgan Ag K flyuoressensiyasi, sochilgan fotonlar), qatlam ortidagi doza esa kumushsiz qiymatning taxminan 0,80 qismigacha pasaydi.</w:t>
       </w:r>
     </w:p>
     <w:p>
@@ -46144,7 +45002,7 @@
         </m:r>
       </m:oMath>
       <w:r>
-        <w:t xml:space="preserve">); tayanch muhit uni 0,057 gacha o‘zgartiradi. xraylib 4.3.0 kutubxonasining CS_Energy funksiyasi 30 keV da kislorodning massaviy energiya yutilish koeffitsiyentini 37 % ga kam baholaydi, bu esa ushbu DEFni 1,72 gacha oshirar edi, shu sababli NIST jadvallaridan foydalanish zarur.</w:t>
+        <w:t xml:space="preserve">); tayanch muhit uni 0,057 gacha o‘zgartiradi. xraylib 4.3.0 kutubxonasining CS_Energy funksiyasi 30 keV da kislorodning massaviy energiya yutilish koeffitsiyentini 37 % ga kam baholaydi, bu esa ushbu DEFni 1,62 gacha oshirar edi, shu sababli NIST jadvallaridan foydalanish zarur.</w:t>
       </w:r>
     </w:p>
     <w:p>
@@ -46188,7 +45046,7 @@
         <w:pStyle w:val="Compact"/>
       </w:pPr>
       <w:r>
-        <w:t xml:space="preserve">Nurlantirishlarni to‘qima kermasi asosida rejalashtirish (10 sm va 40 mA da 2 Gr ga 1 mm Al bilan 14,6 s da, 2 mm Al bilan 32,5 s da erishiladi), nurlanish chiqishini esa dozimetrik tekshirish kerak.</w:t>
+        <w:t xml:space="preserve">Nurlantirishlarni to‘qima kermasi asosida rejalashtirish (10 sm va 40 mA da 2 Gr ga 1 mm Al bilan 14,6 s da, 2 mm Al bilan 32,5 s da erishiladi), nurlanish chiqishini esa dozimetrik usulda tekshirish kerak.</w:t>
       </w:r>
     </w:p>
     <w:p>
@@ -49318,7 +48176,7 @@
         </m:r>
         <m:r>
           <m:rPr>
-            <m:sty m:val="p"/>
+            <m:nor/>
           </m:rPr>
           <m:t>sin</m:t>
         </m:r>
@@ -51325,6 +50183,7 @@
     <w:pPr>
       <w:keepNext w:val="0"/>
       <w:widowControl/>
+      <w:suppressAutoHyphens/>
       <w:spacing w:after="0" w:before="0" w:line="360" w:lineRule="auto"/>
       <w:ind w:firstLine="0" w:left="0"/>
       <w:jc w:val="both"/>
@@ -51345,6 +50204,7 @@
     <w:pPr>
       <w:keepNext/>
       <w:keepLines/>
+      <w:suppressAutoHyphens/>
       <w:spacing w:after="240" w:before="480"/>
       <w:jc w:val="center"/>
     </w:pPr>
@@ -51458,6 +50318,7 @@
       <w:keepLines/>
       <w:pageBreakBefore/>
       <w:widowControl/>
+      <w:suppressAutoHyphens/>
       <w:spacing w:after="240" w:before="0" w:line="360" w:lineRule="auto"/>
       <w:ind w:firstLine="0" w:left="0"/>
       <w:jc w:val="center"/>
@@ -51485,6 +50346,7 @@
       <w:keepNext/>
       <w:keepLines/>
       <w:widowControl/>
+      <w:suppressAutoHyphens/>
       <w:spacing w:after="120" w:before="240" w:line="360" w:lineRule="auto"/>
       <w:ind w:firstLine="709" w:left="0"/>
       <w:jc w:val="left"/>
@@ -51512,6 +50374,7 @@
       <w:keepNext/>
       <w:keepLines/>
       <w:widowControl/>
+      <w:suppressAutoHyphens/>
       <w:spacing w:after="60" w:before="120" w:line="360" w:lineRule="auto"/>
       <w:ind w:firstLine="709" w:left="0"/>
       <w:jc w:val="left"/>
@@ -51538,6 +50401,7 @@
     <w:pPr>
       <w:keepNext/>
       <w:keepLines/>
+      <w:suppressAutoHyphens/>
       <w:spacing w:after="0" w:before="200"/>
       <w:outlineLvl w:val="3"/>
     </w:pPr>
@@ -51561,6 +50425,7 @@
     <w:pPr>
       <w:keepNext/>
       <w:keepLines/>
+      <w:suppressAutoHyphens/>
       <w:spacing w:after="0" w:before="200"/>
       <w:outlineLvl w:val="4"/>
     </w:pPr>
@@ -51583,6 +50448,7 @@
     <w:pPr>
       <w:keepNext/>
       <w:keepLines/>
+      <w:suppressAutoHyphens/>
       <w:spacing w:after="0" w:before="200"/>
       <w:outlineLvl w:val="5"/>
     </w:pPr>
@@ -51604,6 +50470,7 @@
     <w:pPr>
       <w:keepNext/>
       <w:keepLines/>
+      <w:suppressAutoHyphens/>
       <w:spacing w:after="0" w:before="200"/>
       <w:outlineLvl w:val="6"/>
     </w:pPr>
@@ -51625,6 +50492,7 @@
     <w:pPr>
       <w:keepNext/>
       <w:keepLines/>
+      <w:suppressAutoHyphens/>
       <w:spacing w:after="0" w:before="200"/>
       <w:outlineLvl w:val="7"/>
     </w:pPr>
@@ -51646,6 +50514,7 @@
     <w:pPr>
       <w:keepNext/>
       <w:keepLines/>
+      <w:suppressAutoHyphens/>
       <w:spacing w:after="0" w:before="200"/>
       <w:outlineLvl w:val="8"/>
     </w:pPr>
@@ -51753,6 +50622,7 @@
     <w:pPr>
       <w:keepNext w:val="0"/>
       <w:widowControl/>
+      <w:suppressAutoHyphens/>
       <w:spacing w:after="200" w:before="40" w:line="240" w:lineRule="auto"/>
       <w:ind w:firstLine="0" w:left="0"/>
       <w:jc w:val="center"/>
@@ -51771,6 +50641,7 @@
     <w:pPr>
       <w:keepNext/>
       <w:widowControl/>
+      <w:suppressAutoHyphens/>
       <w:spacing w:after="80" w:before="160" w:line="240" w:lineRule="auto"/>
       <w:ind w:firstLine="0" w:left="0"/>
       <w:jc w:val="left"/>
@@ -51789,6 +50660,7 @@
     <w:pPr>
       <w:keepNext w:val="0"/>
       <w:widowControl/>
+      <w:suppressAutoHyphens/>
       <w:spacing w:after="200" w:before="40" w:line="240" w:lineRule="auto"/>
       <w:ind w:firstLine="0" w:left="0"/>
       <w:jc w:val="center"/>
@@ -51821,6 +50693,7 @@
     <w:pPr>
       <w:keepNext/>
       <w:widowControl/>
+      <w:suppressAutoHyphens/>
       <w:spacing w:after="0" w:before="120" w:line="240" w:lineRule="auto"/>
       <w:ind w:firstLine="0" w:left="0"/>
       <w:jc w:val="center"/>
@@ -51877,6 +50750,7 @@
     <w:unhideWhenUsed/>
     <w:qFormat/>
     <w:pPr>
+      <w:suppressAutoHyphens/>
       <w:spacing w:before="240" w:line="259" w:lineRule="auto"/>
       <w:outlineLvl w:val="9"/>
     </w:pPr>
@@ -51894,6 +50768,7 @@
     <w:pPr>
       <w:keepNext w:val="0"/>
       <w:widowControl/>
+      <w:suppressAutoHyphens/>
       <w:spacing w:after="0" w:before="0" w:line="240" w:lineRule="auto"/>
       <w:ind w:firstLine="0" w:left="0"/>
       <w:jc w:val="left"/>
@@ -51912,6 +50787,7 @@
     <w:pPr>
       <w:keepNext w:val="0"/>
       <w:widowControl/>
+      <w:suppressAutoHyphens/>
       <w:spacing w:after="40" w:before="0" w:line="240" w:lineRule="auto"/>
       <w:ind w:hanging="425" w:left="425"/>
       <w:jc w:val="both"/>
@@ -51930,6 +50806,7 @@
     <w:pPr>
       <w:keepNext w:val="0"/>
       <w:widowControl/>
+      <w:suppressAutoHyphens/>
       <w:spacing w:after="0" w:before="0" w:line="276" w:lineRule="auto"/>
       <w:ind w:firstLine="0" w:left="0"/>
       <w:jc w:val="center"/>
@@ -51948,6 +50825,7 @@
     <w:pPr>
       <w:keepNext w:val="0"/>
       <w:widowControl/>
+      <w:suppressAutoHyphens/>
       <w:spacing w:after="0" w:before="0" w:line="276" w:lineRule="auto"/>
       <w:ind w:firstLine="0" w:left="0"/>
       <w:jc w:val="right"/>
@@ -51966,6 +50844,7 @@
     <w:pPr>
       <w:keepNext w:val="0"/>
       <w:widowControl/>
+      <w:suppressAutoHyphens/>
       <w:spacing w:after="0" w:before="0" w:line="276" w:lineRule="auto"/>
       <w:ind w:firstLine="0" w:left="0"/>
       <w:jc w:val="left"/>
@@ -51984,6 +50863,7 @@
     <w:pPr>
       <w:keepNext w:val="0"/>
       <w:widowControl/>
+      <w:suppressAutoHyphens/>
       <w:spacing w:after="0" w:before="0" w:line="276" w:lineRule="auto"/>
       <w:ind w:firstLine="0" w:left="0"/>
       <w:jc w:val="center"/>
@@ -52039,6 +50919,7 @@
     <w:pPr>
       <w:keepNext w:val="0"/>
       <w:widowControl/>
+      <w:suppressAutoHyphens/>
       <w:spacing w:after="40" w:before="0" w:line="276" w:lineRule="auto"/>
       <w:ind w:firstLine="0" w:left="0"/>
       <w:jc w:val="left"/>
@@ -52057,6 +50938,7 @@
     <w:pPr>
       <w:keepNext w:val="0"/>
       <w:widowControl/>
+      <w:suppressAutoHyphens/>
       <w:spacing w:after="40" w:before="0" w:line="276" w:lineRule="auto"/>
       <w:ind w:firstLine="0" w:left="425"/>
       <w:jc w:val="left"/>

--- a/dissertation/build/uz/Dissertation_uz.docx
+++ b/dissertation/build/uz/Dissertation_uz.docx
@@ -23,7 +23,50 @@
         <w:rPr>
           <w:b/>
         </w:rPr>
-        <w:t>[UNIVERSITET NOMI]</w:t>
+        <w:t>MIRZO ULUG‘BEK NOMIDAGI O‘ZBEKISTON MILLIY UNIVERSITETI</w:t>
+      </w:r>
+    </w:p>
+    <w:p>
+      <w:pPr>
+        <w:pStyle w:val="TitleCenter"/>
+        <w:spacing w:after="800"/>
+      </w:pPr>
+      <w:r>
+        <w:rPr>
+          <w:b/>
+        </w:rPr>
+        <w:t>FIZIKA FAKULTETI</w:t>
+      </w:r>
+    </w:p>
+    <w:p>
+      <w:pPr>
+        <w:pStyle w:val="TitleRight"/>
+        <w:spacing w:after="800"/>
+      </w:pPr>
+      <w:r>
+        <w:rPr>
+          <w:b w:val="0"/>
+        </w:rPr>
+        <w:t>Qo‘lyozma huquqida</w:t>
+        <w:br/>
+      </w:r>
+      <w:r>
+        <w:rPr>
+          <w:b w:val="0"/>
+        </w:rPr>
+        <w:t>UDK: 539.12:531.51</w:t>
+      </w:r>
+    </w:p>
+    <w:p>
+      <w:pPr>
+        <w:pStyle w:val="TitleCenter"/>
+        <w:spacing w:after="480"/>
+      </w:pPr>
+      <w:r>
+        <w:rPr>
+          <w:b w:val="0"/>
+        </w:rPr>
+        <w:t>70531201 – Tibbiyot fizikasi</w:t>
       </w:r>
     </w:p>
     <w:p>
@@ -33,52 +76,9 @@
       </w:pPr>
       <w:r>
         <w:rPr>
-          <w:b w:val="0"/>
-        </w:rPr>
-        <w:t>Fakultet: [fakultet nomi]</w:t>
-        <w:br/>
-      </w:r>
-      <w:r>
-        <w:rPr>
-          <w:b w:val="0"/>
-        </w:rPr>
-        <w:t>Kafedra: [kafedra nomi]</w:t>
-      </w:r>
-    </w:p>
-    <w:p>
-      <w:pPr>
-        <w:pStyle w:val="TitleLeft"/>
-        <w:spacing w:after="0"/>
-      </w:pPr>
-      <w:r>
-        <w:rPr>
-          <w:b w:val="0"/>
-        </w:rPr>
-        <w:t>UO‘K 539.12.04:615.849</w:t>
-      </w:r>
-    </w:p>
-    <w:p>
-      <w:pPr>
-        <w:pStyle w:val="TitleRight"/>
-        <w:spacing w:after="800"/>
-      </w:pPr>
-      <w:r>
-        <w:rPr>
-          <w:b w:val="0"/>
-        </w:rPr>
-        <w:t>Qo‘lyozma huquqida</w:t>
-      </w:r>
-    </w:p>
-    <w:p>
-      <w:pPr>
-        <w:pStyle w:val="TitleCenter"/>
-        <w:spacing w:after="600"/>
-      </w:pPr>
-      <w:r>
-        <w:rPr>
           <w:b/>
         </w:rPr>
-        <w:t>[TALABANING FAMILIYASI, ISMI, OTASINING ISMI]</w:t>
+        <w:t>RAYIMOVA MUXLISA BAXROH QIZI</w:t>
       </w:r>
     </w:p>
     <w:p>
@@ -90,86 +90,50 @@
         <w:rPr>
           <w:b/>
         </w:rPr>
-        <w:t>BIOLOGIK MUHITDA Ag BILAN RADIOKUCHAYISHNI TADQIQ QILISH UCHUN RENTGEN NURLANISHI SPEKTRINI MODELLASHTIRISH</w:t>
+        <w:t>BIOLOGIK MUHITDA Ag BILAN RADIOKUCHAYTIRISHNI TADQIQ QILISH UCHUN RENTGEN NURLANISHI SPEKTRINI MODELLASHTIRISH</w:t>
       </w:r>
     </w:p>
     <w:p>
       <w:pPr>
         <w:pStyle w:val="TitleCenter"/>
-        <w:spacing w:after="480"/>
+        <w:spacing w:after="1200"/>
       </w:pPr>
       <w:r>
         <w:rPr>
           <w:b w:val="0"/>
-        </w:rPr>
-        <w:t>Mutaxassislik: [shifr] – [magistratura mutaxassisligi nomi]</w:t>
-      </w:r>
-    </w:p>
-    <w:p>
-      <w:pPr>
-        <w:pStyle w:val="TitleCenter"/>
-        <w:spacing w:after="1000"/>
-      </w:pPr>
-      <w:r>
-        <w:rPr>
-          <w:b/>
         </w:rPr>
         <w:t>Magistr akademik darajasini olish uchun yozilgan</w:t>
         <w:br/>
       </w:r>
       <w:r>
         <w:rPr>
-          <w:b/>
-        </w:rPr>
-        <w:t>MAGISTRLIK DISSERTATSIYASI</w:t>
-      </w:r>
-    </w:p>
-    <w:p>
-      <w:pPr>
-        <w:pStyle w:val="TitleLeft"/>
-        <w:spacing w:after="480"/>
-      </w:pPr>
-      <w:r>
-        <w:rPr>
           <w:b w:val="0"/>
-          <w:sz w:val="26"/>
-        </w:rPr>
-        <w:t>“Himoyaga ruxsat etiladi”</w:t>
-        <w:br/>
-      </w:r>
-      <w:r>
-        <w:rPr>
-          <w:b w:val="0"/>
-          <w:sz w:val="26"/>
-        </w:rPr>
-        <w:t>Kafedra mudiri ____________ [F. I. Sh.]</w:t>
-        <w:br/>
-      </w:r>
-      <w:r>
-        <w:rPr>
-          <w:b w:val="0"/>
-          <w:sz w:val="26"/>
-        </w:rPr>
-        <w:t>“___” ____________ 2026-yil</w:t>
+        </w:rPr>
+        <w:t>DISSERTATSIYA</w:t>
       </w:r>
     </w:p>
     <w:p>
       <w:pPr>
         <w:pStyle w:val="TitleRight"/>
-        <w:spacing w:after="1200"/>
+        <w:spacing w:after="0"/>
       </w:pPr>
       <w:r>
         <w:rPr>
+          <w:b/>
+        </w:rPr>
+        <w:t>Ilmiy rahbar:</w:t>
+      </w:r>
+    </w:p>
+    <w:p>
+      <w:pPr>
+        <w:pStyle w:val="TitleRight"/>
+        <w:spacing w:after="1800"/>
+      </w:pPr>
+      <w:r>
+        <w:rPr>
           <w:b w:val="0"/>
         </w:rPr>
-        <w:t>Ilmiy rahbar:</w:t>
-        <w:br/>
-      </w:r>
-      <w:r>
-        <w:rPr>
-          <w:b w:val="0"/>
-        </w:rPr>
-        <w:t>[ilmiy darajasi, unvoni, F. I. Sh.]</w:t>
+        <w:t>f.-m.f.n. dots. Abdullayeva G.A.</w:t>
       </w:r>
     </w:p>
     <w:p>
@@ -179,9 +143,9 @@
       </w:pPr>
       <w:r>
         <w:rPr>
-          <w:b/>
-        </w:rPr>
-        <w:t>[Shahar] – 2026</w:t>
+          <w:b w:val="0"/>
+        </w:rPr>
+        <w:t>Toshkent – 2026</w:t>
       </w:r>
       <w:r>
         <w:br w:type="page"/>
@@ -200,7 +164,7 @@
         <w:pStyle w:val="Annotation"/>
       </w:pPr>
       <w:r>
-        <w:t xml:space="preserve">Saratonga qarshi nur terapiyasining samaradorligi hanuzgacha sog‘lom to‘qimalarning chidamliligi bilan cheklanib qolmoqda, masofaviy nur terapiyasida beriladigan dozani optimallashtirish strategiyalaridan biri esa radiosensibilizatorlardan foydalanishdir. Ushbu ishda kilovoltli rentgen nurlari bilan nurlantirilgan biologik muhitda kumushning (Ag) radiokuchayish effekti tadqiq qilinadi va u dozani kuchaytirish koeffitsiyenti (DEF) orqali miqdoriy baholanadi. DEFni hisoblash uchun zarur bo‘lgan 45 kV li mis anodli rentgen trubkasining spektri trubka konstruksiyasi, texnik parametrlari va filtrlariga bog‘liq holda modellashtiriladi. Shu maqsadda bitta moslashtirilgan parametrga ega bo‘lgan qalin nishon uchun yarim analitik model — ishlab chiqilgan model (IM) yaratildi va SpekPy v2 bilan solishtirish orqali validatsiya qilindi. DEF kerma yaqinlashuvida NIST massaviy energiya yutilish koeffitsiyentlari yordamida hisoblandi va fotonlar ko‘chishini Monte-Karlo usulida modellashtirish orqali verifikatsiya qilindi.</w:t>
+        <w:t xml:space="preserve">Saratonga qarshi nur terapiyasining samaradorligi hanuzgacha sog‘lom to‘qimalarning chidamliligi bilan cheklanib qolmoqda, masofaviy nur terapiyasida beriladigan dozani optimallashtirish strategiyalaridan biri esa radiosensibilizatorlardan foydalanishdir. Ushbu ishda kilovoltli rentgen nurlari bilan nurlantirilgan biologik muhitda kumushning (Ag) radiokuchaytirish effekti tadqiq qilinadi va u dozani kuchaytirish koeffitsiyenti (DEF) orqali miqdoriy baholanadi. DEFni hisoblash uchun zarur bo‘lgan 45 kV li mis anodli rentgen trubkasining spektri trubka konstruksiyasi, texnik parametrlari va filtrlariga bog‘liq holda modellashtiriladi. Shu maqsadda bitta moslashtirilgan parametrga ega bo‘lgan qalin nishon uchun yarim analitik model — ishlab chiqilgan model (IM) yaratildi va SpekPy v2 bilan solishtirish orqali validatsiya qilindi. DEF kerma yaqinlashuvida NIST massaviy energiya yutilish koeffitsiyentlari yordamida hisoblandi va fotonlar ko‘chishini Monte-Karlo usulida modellashtirish orqali verifikatsiya qilindi.</w:t>
       </w:r>
     </w:p>
     <w:p>
@@ -5237,7 +5201,7 @@
         <w:pStyle w:val="BodyText"/>
       </w:pPr>
       <w:r>
-        <w:t xml:space="preserve">Bu hodisaning fizikasi asosan MK modellashtirish orqali o‘rganilgan [10]: o‘smada tanlab kuchayish turli foton manbalari [24] va terapevtik dastalar [95] uchun miqdoriy baholangan, AuNZ bilan kuchaytirilgan yoysimon terapiya uchun esa kilovoltli energiyalar optimal ekanligi aniqlangan [96]. Radiosensibilizatsiya nanozarrachalarning joylashuviga ham bog‘liq [97]; mikroskopik miqyosda kuchayish yuqori darajada lokallashgan [30], Geant4 yordamida bajarilgan modellashtirish esa ikkilamchi elektronlarning fazoviy taqsimotini tavsiflagan [25]. Biroq radiokuchayish shunchaki dozaning ortishidan iborat emas: u fizik bosqich (fotonlarning qo‘shimcha yutilishi; fotoelektronlar, Oje elektronlari va flyuoressent nurlanish chiqarilishi), kimyoviy bosqich (kislorodning faol shakllari — KFSh — hosil bo‘lishi) va biologik bosqichni (oksidlovchi stress, hujayra siklining buzilishi, DNK reparatsiyasining ingibirlanishi) o‘z ichiga oladi [7, 26, 27, 98]. McMahon va hammualliflar lokal effekt modeli yordamida og‘ir atomli nanozarrachalar yaqinida energiyaning nanomiqyosda o‘ta notekis ajralishi hujayralarda makroskopik DEFdan ortiq bo‘lgan sensibilizatsiya koeffitsiyentini (SER) tushuntirishi mumkinligini ko‘rsatgan [31]; shunga qaramay, makroskopik DEF fizik hissani kimyoviy va biologik hissalardan ajratish uchun bazaviy daraja bo‘lib qolaveradi.</w:t>
+        <w:t xml:space="preserve">Bu hodisaning fizikasi asosan MK modellashtirish orqali o‘rganilgan [10]: o‘smada tanlab kuchayish turli foton manbalari [24] va terapevtik dastalar [95] uchun miqdoriy baholangan, AuNZ bilan kuchaytirilgan yoysimon terapiya uchun esa kilovoltli energiyalar optimal ekanligi aniqlangan [96]. Radiosensibilizatsiya nanozarrachalarning joylashuviga ham bog‘liq [97]; mikroskopik miqyosda kuchayish yuqori darajada lokallashgan [30], Geant4 yordamida bajarilgan modellashtirish esa ikkilamchi elektronlarning fazoviy taqsimotini tavsiflagan [25]. Biroq radiokuchaytirish shunchaki dozaning ortishidan iborat emas: u fizik bosqich (fotonlarning qo‘shimcha yutilishi; fotoelektronlar, Oje elektronlari va flyuoressent nurlanish chiqarilishi), kimyoviy bosqich (kislorodning faol shakllari — KFSh — hosil bo‘lishi) va biologik bosqichni (oksidlovchi stress, hujayra siklining buzilishi, DNK reparatsiyasining ingibirlanishi) o‘z ichiga oladi [7, 26, 27, 98]. McMahon va hammualliflar lokal effekt modeli yordamida og‘ir atomli nanozarrachalar yaqinida energiyaning nanomiqyosda o‘ta notekis ajralishi hujayralarda makroskopik DEFdan ortiq bo‘lgan sensibilizatsiya koeffitsiyentini (SER) tushuntirishi mumkinligini ko‘rsatgan [31]; shunga qaramay, makroskopik DEF fizik hissani kimyoviy va biologik hissalardan ajratish uchun bazaviy daraja bo‘lib qolaveradi.</w:t>
       </w:r>
     </w:p>
     <w:p>
@@ -5550,7 +5514,7 @@
         <w:t xml:space="preserve"> </w:t>
       </w:r>
       <w:r>
-        <w:t xml:space="preserve">sintez usulida, masalan, tuxum oqida olish mumkin [101]. Nur terapiyasi uchun kumushning ikki xossasi muhim: uning biologik faolligi va K-chegarasining kilovoltli trubkalar spektrlari ichida joylashganligi. Ulardan birinchisi toksiklik bilan bog‘liq: AgNZ inson hujayralarida sitotoksik va genotoksik bo‘lib, mitoxondriyalar ishtirokida KFSh hosil bo‘lishini, DNK shikastlanishini va hujayra siklining to‘xtashini qo‘zg‘atadi [37]. Bunday ta’sirlar radiokuchayishning kimyoviy va biologik bosqichlariga (1.3-bo‘lim) taalluqli [7, 98], shu sababli AgNZ hujayralarning nurlanishga sezgirligini fizik doza kuchayishi ta’minlay oladigan darajadan ortiqroq oshirishi mumkin. Biroq ularning sitotoksikligi o‘smada tanlab to‘planishni terapiyaning zaruriy shartiga aylantiradi, doza kuchayishining sog‘lom to‘qimalarga ta’sirini esa baholash zarur [39].</w:t>
+        <w:t xml:space="preserve">sintez usulida, masalan, tuxum oqida olish mumkin [101]. Nur terapiyasi uchun kumushning ikki xossasi muhim: uning biologik faolligi va K-chegarasining kilovoltli trubkalar spektrlari ichida joylashganligi. Ulardan birinchisi toksiklik bilan bog‘liq: AgNZ inson hujayralarida sitotoksik va genotoksik bo‘lib, mitoxondriyalar ishtirokida KFSh hosil bo‘lishini, DNK shikastlanishini va hujayra siklining to‘xtashini qo‘zg‘atadi [37]. Bunday ta’sirlar radiokuchaytirishning kimyoviy va biologik bosqichlariga (1.3-bo‘lim) taalluqli [7, 98], shu sababli AgNZ hujayralarning nurlanishga sezgirligini fizik doza kuchayishi ta’minlay oladigan darajadan ortiqroq oshirishi mumkin. Biroq ularning sitotoksikligi o‘smada tanlab to‘planishni terapiyaning zaruriy shartiga aylantiradi, doza kuchayishining sog‘lom to‘qimalarga ta’sirini esa baholash zarur [39].</w:t>
       </w:r>
     </w:p>
     <w:p>
@@ -18556,7 +18520,7 @@
         <w:pStyle w:val="FirstParagraph"/>
       </w:pPr>
       <w:r>
-        <w:t xml:space="preserve">Fizik radiokuchayish DEF, ya’ni bir xil nurlantirish sharoitida bir nuqtadagi kumushli va kumushsiz holatdagi yutilgan dozalar nisbati bilan miqdoriy baholanadi:</w:t>
+        <w:t xml:space="preserve">Fizik radiokuchaytirish DEF, ya’ni bir xil nurlantirish sharoitida bir nuqtadagi kumushli va kumushsiz holatdagi yutilgan dozalar nisbati bilan miqdoriy baholanadi:</w:t>
       </w:r>
     </w:p>
     <w:tbl>
@@ -44663,7 +44627,7 @@
         <w:pStyle w:val="BodyText"/>
       </w:pPr>
       <w:r>
-        <w:t xml:space="preserve">Radiobiologiya bilan taqqoslaganda nomuvofiqlik yuzaga keladi. Qayd etilishicha, AgNZ saraton hujayralarining ionlashtiruvchi nurlanishga sezgirligini oshiradi [32], glioma uchun radiosensibilizator vazifasini bajaradi [11] va U251 glioma hujayralarida in vitro sharoitda hamda sichqonlarning intrakranial modelida AuNZdan ustun kelgan [12]. Bunday effektlar sensibilizatsiya koeffitsiyenti (SER) bilan miqdoriy baholanadi; u DEFdan farqli ravishda barcha mexanizmlarni aks ettiradi [3]. Makroskopik fizika massa ulushi teng bo‘lganda Ag va Au uchun teskari tartibni, kichik massa ulushlarida esa kichik kuchayishni bashorat qiladi (Al 1 mm bilan 0,1 % Ag uchun DEF 1,048). Biologik effektlar nurlanish sifatiga, konsentratsiyaga va hujayradagi joylashuvga ham bog‘liq bo‘lsa-da, AgNZ tufayli qayd etilgan radiosensibilizatsiya, xususan, ularning AuNZdan ustunligi faqat dozaning makroskopik kuchayishi natijasi bo‘lishi dargumon. Buni ikki mexanizm izohlashi mumkin: AgNZ inson hujayralarida KFSh hosil bo‘lishini, dezoksiribonuklein kislota (DNK) shikastlanishini, hujayra siklining to‘xtashini va mitoxondriyalar funksiyasining buzilishini keltirib chiqaradi [37], oltin nanozarrachalari atrofida dozaning kuchayishi esa yuqori darajada lokallashgan [30], bunda nanomiqyosda energiya ajralishi makroskopik kuchayish doirasidan tashqaridagi effektlarni tushuntiradi [31]. Shunday qilib, makroskopik DEF kimyoviy va biologik bosqichlarga ega bo‘lgan radiokuchayishning faqat fizik bazaviy darajasidir [7].</w:t>
+        <w:t xml:space="preserve">Radiobiologiya bilan taqqoslaganda nomuvofiqlik yuzaga keladi. Qayd etilishicha, AgNZ saraton hujayralarining ionlashtiruvchi nurlanishga sezgirligini oshiradi [32], glioma uchun radiosensibilizator vazifasini bajaradi [11] va U251 glioma hujayralarida in vitro sharoitda hamda sichqonlarning intrakranial modelida AuNZdan ustun kelgan [12]. Bunday effektlar sensibilizatsiya koeffitsiyenti (SER) bilan miqdoriy baholanadi; u DEFdan farqli ravishda barcha mexanizmlarni aks ettiradi [3]. Makroskopik fizika massa ulushi teng bo‘lganda Ag va Au uchun teskari tartibni, kichik massa ulushlarida esa kichik kuchayishni bashorat qiladi (Al 1 mm bilan 0,1 % Ag uchun DEF 1,048). Biologik effektlar nurlanish sifatiga, konsentratsiyaga va hujayradagi joylashuvga ham bog‘liq bo‘lsa-da, AgNZ tufayli qayd etilgan radiosensibilizatsiya, xususan, ularning AuNZdan ustunligi faqat dozaning makroskopik kuchayishi natijasi bo‘lishi dargumon. Buni ikki mexanizm izohlashi mumkin: AgNZ inson hujayralarida KFSh hosil bo‘lishini, dezoksiribonuklein kislota (DNK) shikastlanishini, hujayra siklining to‘xtashini va mitoxondriyalar funksiyasining buzilishini keltirib chiqaradi [37], oltin nanozarrachalari atrofida dozaning kuchayishi esa yuqori darajada lokallashgan [30], bunda nanomiqyosda energiya ajralishi makroskopik kuchayish doirasidan tashqaridagi effektlarni tushuntiradi [31]. Shunday qilib, makroskopik DEF kimyoviy va biologik bosqichlarga ega bo‘lgan radiokuchaytirishning faqat fizik bazaviy darajasidir [7].</w:t>
       </w:r>
     </w:p>
     <w:p>
